--- a/report/Report_MQT_Predictor_rivisto_discorsivo.docx
+++ b/report/Report_MQT_Predictor_rivisto_discorsivo.docx
@@ -982,14 +982,12 @@
         </w:rPr>
         <w:t xml:space="preserve"> Learning (RL). </w:t>
       </w:r>
-      <w:proofErr w:type="gramStart"/>
-      <w:r>
-        <w:rPr>
-          <w:lang w:val="it-IT"/>
-        </w:rPr>
-        <w:t>Infatti</w:t>
-      </w:r>
-      <w:proofErr w:type="gramEnd"/>
+      <w:r>
+        <w:rPr>
+          <w:lang w:val="it-IT"/>
+        </w:rPr>
+        <w:t>Infatti,</w:t>
+      </w:r>
       <w:r>
         <w:rPr>
           <w:lang w:val="it-IT"/>
@@ -1075,7 +1073,13 @@
         <w:rPr>
           <w:lang w:val="it-IT"/>
         </w:rPr>
-        <w:t xml:space="preserve"> è il criterio numerico con cui MQT valuta un circuito compilato. Produce uno score, cioè un valore associato al circuito che ne indica la qualità. </w:t>
+        <w:t xml:space="preserve"> è il criterio numerico con cui MQT valuta un circuito compilato</w:t>
+      </w:r>
+      <w:r>
+        <w:rPr>
+          <w:lang w:val="it-IT"/>
+        </w:rPr>
+        <w:t>, e assegna uno score all’hardware che si è occupato della compilazione.</w:t>
       </w:r>
       <w:r>
         <w:rPr>
@@ -1918,15 +1922,13 @@
               </w:rPr>
               <w:t xml:space="preserve">che tiene conto anche del </w:t>
             </w:r>
-            <w:proofErr w:type="spellStart"/>
             <w:r>
               <w:rPr>
                 <w:sz w:val="18"/>
                 <w:lang w:val="it-IT"/>
               </w:rPr>
-              <w:t>dattore</w:t>
+              <w:t>fattore</w:t>
             </w:r>
-            <w:proofErr w:type="spellEnd"/>
             <w:r>
               <w:rPr>
                 <w:sz w:val="18"/>
@@ -2115,7 +2117,19 @@
         <w:rPr>
           <w:lang w:val="it-IT"/>
         </w:rPr>
-        <w:t>Nel sistema ci sono due processi di apprendimento, con ruoli diversi. Il primo è il training RL del compilatore device-</w:t>
+        <w:t xml:space="preserve">Nel sistema ci sono due processi di apprendimento, con ruoli diversi. Il primo è il training RL del compilatore </w:t>
+      </w:r>
+      <w:r>
+        <w:rPr>
+          <w:lang w:val="it-IT"/>
+        </w:rPr>
+        <w:t>hardware</w:t>
+      </w:r>
+      <w:r>
+        <w:rPr>
+          <w:lang w:val="it-IT"/>
+        </w:rPr>
+        <w:t>-</w:t>
       </w:r>
       <w:proofErr w:type="spellStart"/>
       <w:r>
@@ -2160,7 +2174,19 @@
         <w:rPr>
           <w:lang w:val="it-IT"/>
         </w:rPr>
-        <w:t>Selezione un circuito dal training set</w:t>
+        <w:t>Selezion</w:t>
+      </w:r>
+      <w:r>
+        <w:rPr>
+          <w:lang w:val="it-IT"/>
+        </w:rPr>
+        <w:t>a</w:t>
+      </w:r>
+      <w:r>
+        <w:rPr>
+          <w:lang w:val="it-IT"/>
+        </w:rPr>
+        <w:t xml:space="preserve"> un circuito dal training set</w:t>
       </w:r>
     </w:p>
     <w:p>
@@ -2278,19 +2304,31 @@
         </w:rPr>
         <w:t>cumulativa (</w:t>
       </w:r>
+      <w:r>
+        <w:rPr>
+          <w:lang w:val="it-IT"/>
+        </w:rPr>
+        <w:t xml:space="preserve">che corrisponde </w:t>
+      </w:r>
       <w:proofErr w:type="gramStart"/>
       <w:r>
         <w:rPr>
           <w:lang w:val="it-IT"/>
         </w:rPr>
-        <w:t>la figure</w:t>
+        <w:t xml:space="preserve">a </w:t>
+      </w:r>
+      <w:r>
+        <w:rPr>
+          <w:lang w:val="it-IT"/>
+        </w:rPr>
+        <w:t>la</w:t>
       </w:r>
       <w:proofErr w:type="gramEnd"/>
       <w:r>
         <w:rPr>
           <w:lang w:val="it-IT"/>
         </w:rPr>
-        <w:t xml:space="preserve"> of </w:t>
+        <w:t xml:space="preserve"> figure of </w:t>
       </w:r>
       <w:proofErr w:type="spellStart"/>
       <w:r>
@@ -2310,7 +2348,19 @@
         <w:rPr>
           <w:lang w:val="it-IT"/>
         </w:rPr>
-        <w:t xml:space="preserve"> se il circuito è eseguibile, 0 altrimenti</w:t>
+        <w:t xml:space="preserve"> se il circuito </w:t>
+      </w:r>
+      <w:r>
+        <w:rPr>
+          <w:lang w:val="it-IT"/>
+        </w:rPr>
+        <w:t>diventa</w:t>
+      </w:r>
+      <w:r>
+        <w:rPr>
+          <w:lang w:val="it-IT"/>
+        </w:rPr>
+        <w:t xml:space="preserve"> eseguibile, 0 altrimenti</w:t>
       </w:r>
       <w:r>
         <w:rPr>
@@ -2331,14 +2381,12 @@
         </w:rPr>
         <w:t xml:space="preserve">E così via </w:t>
       </w:r>
-      <w:proofErr w:type="spellStart"/>
-      <w:r>
-        <w:rPr>
-          <w:lang w:val="it-IT"/>
-        </w:rPr>
-        <w:t>finchè</w:t>
-      </w:r>
-      <w:proofErr w:type="spellEnd"/>
+      <w:r>
+        <w:rPr>
+          <w:lang w:val="it-IT"/>
+        </w:rPr>
+        <w:t>finché</w:t>
+      </w:r>
       <w:r>
         <w:rPr>
           <w:lang w:val="it-IT"/>
@@ -3382,7 +3430,7 @@
         <w:rPr>
           <w:lang w:val="it-IT"/>
         </w:rPr>
-        <w:t>Questo vettore di feature è quindi proprio una matrice di numeri che contiene le informazioni riguardanti il circuito logico.</w:t>
+        <w:t>Questo vettore di feature è quindi una matrice di numeri che contiene le informazioni riguardanti il circuito logico.</w:t>
       </w:r>
     </w:p>
     <w:p>
@@ -3423,7 +3471,31 @@
         <w:rPr>
           <w:lang w:val="it-IT"/>
         </w:rPr>
-        <w:t xml:space="preserve">” c’è uno script in </w:t>
+        <w:t>” c</w:t>
+      </w:r>
+      <w:r>
+        <w:rPr>
+          <w:lang w:val="it-IT"/>
+        </w:rPr>
+        <w:t>i sono</w:t>
+      </w:r>
+      <w:r>
+        <w:rPr>
+          <w:lang w:val="it-IT"/>
+        </w:rPr>
+        <w:t xml:space="preserve"> </w:t>
+      </w:r>
+      <w:r>
+        <w:rPr>
+          <w:lang w:val="it-IT"/>
+        </w:rPr>
+        <w:t>due</w:t>
+      </w:r>
+      <w:r>
+        <w:rPr>
+          <w:lang w:val="it-IT"/>
+        </w:rPr>
+        <w:t xml:space="preserve"> script in </w:t>
       </w:r>
       <w:proofErr w:type="spellStart"/>
       <w:r>
@@ -3437,7 +3509,19 @@
         <w:rPr>
           <w:lang w:val="it-IT"/>
         </w:rPr>
-        <w:t xml:space="preserve"> che genera un foglio </w:t>
+        <w:t xml:space="preserve"> che gener</w:t>
+      </w:r>
+      <w:r>
+        <w:rPr>
+          <w:lang w:val="it-IT"/>
+        </w:rPr>
+        <w:t>ano</w:t>
+      </w:r>
+      <w:r>
+        <w:rPr>
+          <w:lang w:val="it-IT"/>
+        </w:rPr>
+        <w:t xml:space="preserve"> un foglio </w:t>
       </w:r>
       <w:proofErr w:type="spellStart"/>
       <w:r>
@@ -4248,7 +4332,19 @@
         <w:rPr>
           <w:lang w:val="it-IT"/>
         </w:rPr>
-        <w:t xml:space="preserve"> che descrive l’output di </w:t>
+        <w:t xml:space="preserve"> </w:t>
+      </w:r>
+      <w:r>
+        <w:rPr>
+          <w:lang w:val="it-IT"/>
+        </w:rPr>
+        <w:t xml:space="preserve">(dentro Tesi/report/) </w:t>
+      </w:r>
+      <w:r>
+        <w:rPr>
+          <w:lang w:val="it-IT"/>
+        </w:rPr>
+        <w:t xml:space="preserve">che descrive l’output di </w:t>
       </w:r>
       <w:proofErr w:type="spellStart"/>
       <w:r>
@@ -4318,7 +4414,31 @@
           <w:lang w:val="it-IT"/>
         </w:rPr>
         <w:br/>
-        <w:t xml:space="preserve">Infine oltre agli script ho aggiunto un altro script che crea una tabella </w:t>
+        <w:t xml:space="preserve">Infine oltre agli script ho aggiunto </w:t>
+      </w:r>
+      <w:r>
+        <w:rPr>
+          <w:lang w:val="it-IT"/>
+        </w:rPr>
+        <w:t>due</w:t>
+      </w:r>
+      <w:r>
+        <w:rPr>
+          <w:lang w:val="it-IT"/>
+        </w:rPr>
+        <w:t xml:space="preserve"> script che crea</w:t>
+      </w:r>
+      <w:r>
+        <w:rPr>
+          <w:lang w:val="it-IT"/>
+        </w:rPr>
+        <w:t xml:space="preserve">no </w:t>
+      </w:r>
+      <w:r>
+        <w:rPr>
+          <w:lang w:val="it-IT"/>
+        </w:rPr>
+        <w:t xml:space="preserve">una tabella </w:t>
       </w:r>
       <w:proofErr w:type="spellStart"/>
       <w:r>
@@ -4353,7 +4473,19 @@
           <w:lang w:val="it-IT"/>
         </w:rPr>
         <w:br/>
-        <w:t xml:space="preserve">(script presente in </w:t>
+        <w:t>(script present</w:t>
+      </w:r>
+      <w:r>
+        <w:rPr>
+          <w:lang w:val="it-IT"/>
+        </w:rPr>
+        <w:t>i</w:t>
+      </w:r>
+      <w:r>
+        <w:rPr>
+          <w:lang w:val="it-IT"/>
+        </w:rPr>
+        <w:t xml:space="preserve"> in </w:t>
       </w:r>
       <w:proofErr w:type="spellStart"/>
       <w:r>
@@ -4381,7 +4513,7 @@
         <w:rPr>
           <w:lang w:val="it-IT"/>
         </w:rPr>
-        <w:t xml:space="preserve">/export_device_selector_dataset.py, il file </w:t>
+        <w:t xml:space="preserve">/, il file </w:t>
       </w:r>
       <w:proofErr w:type="spellStart"/>
       <w:r>
@@ -4455,16 +4587,14 @@
         <w:rPr>
           <w:lang w:val="it-IT"/>
         </w:rPr>
-        <w:t xml:space="preserve"> da 2 a 30 qubit; durante gli episodi il training campiona circuiti compatibili con il </w:t>
-      </w:r>
-      <w:proofErr w:type="gramStart"/>
-      <w:r>
-        <w:rPr>
-          <w:lang w:val="it-IT"/>
-        </w:rPr>
-        <w:t>device</w:t>
-      </w:r>
-      <w:proofErr w:type="gramEnd"/>
+        <w:t xml:space="preserve"> da 2 a 30 qubit; durante gli episodi il training campiona circuiti compatibili con </w:t>
+      </w:r>
+      <w:r>
+        <w:rPr>
+          <w:lang w:val="it-IT"/>
+        </w:rPr>
+        <w:t>l’hardware</w:t>
+      </w:r>
       <w:r>
         <w:rPr>
           <w:lang w:val="it-IT"/>
@@ -4482,21 +4612,70 @@
         <w:rPr>
           <w:lang w:val="it-IT"/>
         </w:rPr>
-        <w:t xml:space="preserve">Il training su CPU può richiedere molto tempo. Per questo ho modificato il flusso sperimentale introducendo checkpoint periodici ogni 2048 step, </w:t>
+        <w:t xml:space="preserve">Ho poi avviato anche il training per ibm_falcon_127 con figure of </w:t>
       </w:r>
       <w:proofErr w:type="spellStart"/>
       <w:r>
         <w:rPr>
           <w:lang w:val="it-IT"/>
         </w:rPr>
-        <w:t>resume</w:t>
+        <w:t>merit</w:t>
       </w:r>
       <w:proofErr w:type="spellEnd"/>
       <w:r>
         <w:rPr>
           <w:lang w:val="it-IT"/>
         </w:rPr>
-        <w:t xml:space="preserve"> da checkpoint e salvataggio di emergenza in caso di interruzione.</w:t>
+        <w:t xml:space="preserve"> “</w:t>
+      </w:r>
+      <w:proofErr w:type="spellStart"/>
+      <w:r>
+        <w:rPr>
+          <w:lang w:val="it-IT"/>
+        </w:rPr>
+        <w:t>expected_fidelity</w:t>
+      </w:r>
+      <w:proofErr w:type="spellEnd"/>
+      <w:r>
+        <w:rPr>
+          <w:lang w:val="it-IT"/>
+        </w:rPr>
+        <w:t>”.</w:t>
+      </w:r>
+      <w:r>
+        <w:rPr>
+          <w:lang w:val="it-IT"/>
+        </w:rPr>
+        <w:br/>
+        <w:t xml:space="preserve">Infine ho avviato e completato il training anche per “ibm_heron_133” con figure of </w:t>
+      </w:r>
+      <w:proofErr w:type="spellStart"/>
+      <w:r>
+        <w:rPr>
+          <w:lang w:val="it-IT"/>
+        </w:rPr>
+        <w:t>merit</w:t>
+      </w:r>
+      <w:proofErr w:type="spellEnd"/>
+      <w:r>
+        <w:rPr>
+          <w:lang w:val="it-IT"/>
+        </w:rPr>
+        <w:t xml:space="preserve"> “</w:t>
+      </w:r>
+      <w:proofErr w:type="spellStart"/>
+      <w:r>
+        <w:rPr>
+          <w:lang w:val="it-IT"/>
+        </w:rPr>
+        <w:t>critical_depth</w:t>
+      </w:r>
+      <w:proofErr w:type="spellEnd"/>
+      <w:r>
+        <w:rPr>
+          <w:lang w:val="it-IT"/>
+        </w:rPr>
+        <w:t>”.</w:t>
       </w:r>
     </w:p>
     <w:p>
@@ -4509,82 +4688,109 @@
         <w:rPr>
           <w:lang w:val="it-IT"/>
         </w:rPr>
-        <w:t xml:space="preserve">Il valore 2048 non è arbitrario: coincide con la dimensione del </w:t>
+        <w:t xml:space="preserve">Il training su CPU può richiedere molto tempo. Per questo ho modificato il flusso sperimentale introducendo checkpoint periodici ogni 2048 step, </w:t>
       </w:r>
       <w:proofErr w:type="spellStart"/>
       <w:r>
         <w:rPr>
           <w:lang w:val="it-IT"/>
         </w:rPr>
-        <w:t>rollout</w:t>
+        <w:t>resume</w:t>
       </w:r>
       <w:proofErr w:type="spellEnd"/>
       <w:r>
         <w:rPr>
           <w:lang w:val="it-IT"/>
         </w:rPr>
-        <w:t xml:space="preserve"> PPO usata nello </w:t>
-      </w:r>
-      <w:r>
-        <w:rPr>
-          <w:lang w:val="it-IT"/>
-        </w:rPr>
-        <w:t>script; quindi,</w:t>
-      </w:r>
-      <w:r>
-        <w:rPr>
-          <w:lang w:val="it-IT"/>
-        </w:rPr>
-        <w:t xml:space="preserve"> i checkpoint cadono in punti naturali del processo di apprendimento.</w:t>
-      </w:r>
-      <w:r>
-        <w:rPr>
-          <w:lang w:val="it-IT"/>
-        </w:rPr>
-        <w:br/>
-      </w:r>
-      <w:r>
-        <w:rPr>
-          <w:lang w:val="it-IT"/>
-        </w:rPr>
-        <w:br/>
-      </w:r>
-      <w:r>
-        <w:rPr>
-          <w:u w:val="single"/>
-          <w:lang w:val="it-IT"/>
-        </w:rPr>
-        <w:t>Digressione</w:t>
-      </w:r>
-      <w:r>
-        <w:rPr>
-          <w:lang w:val="it-IT"/>
-        </w:rPr>
-        <w:t xml:space="preserve">: </w:t>
-      </w:r>
-      <w:r>
-        <w:rPr>
-          <w:lang w:val="it-IT"/>
-        </w:rPr>
-        <w:t xml:space="preserve">Un altro motivo per cui ho aggiunto il checkpoint riguarda il fatto che a priori non sappiamo quanti </w:t>
-      </w:r>
-      <w:proofErr w:type="spellStart"/>
-      <w:r>
-        <w:rPr>
-          <w:lang w:val="it-IT"/>
-        </w:rPr>
-        <w:t>timestep</w:t>
-      </w:r>
-      <w:proofErr w:type="spellEnd"/>
-      <w:r>
-        <w:rPr>
-          <w:lang w:val="it-IT"/>
-        </w:rPr>
-        <w:t xml:space="preserve"> mettere di default, potrei metterne 100, 1000, 10000 e così via, solo che più gli step aumentano, più il tempo di training sarà lungo. Inoltre, una volta arrivati ad una certa soglia di step, il modello migliora molto lentamente; quindi, non vale la pena allenarlo per step maggiori di questa soglia (che è però sconosciuta). Facendo checkpoint regolari si può analizzare quest’ultimi e vedere il tasso di miglioramento del modello, e quindi fermarsi quando tra un checkpoint e l’altro il miglioramento è ininfluente.</w:t>
+        <w:t xml:space="preserve"> da checkpoint e salvataggio di emergenza in caso di interruzione.</w:t>
       </w:r>
     </w:p>
     <w:p>
       <w:pPr>
+        <w:rPr>
+          <w:lang w:val="it-IT"/>
+        </w:rPr>
+      </w:pPr>
+      <w:r>
+        <w:rPr>
+          <w:lang w:val="it-IT"/>
+        </w:rPr>
+        <w:t xml:space="preserve">Il valore 2048 non è arbitrario: coincide con la dimensione del </w:t>
+      </w:r>
+      <w:proofErr w:type="spellStart"/>
+      <w:r>
+        <w:rPr>
+          <w:lang w:val="it-IT"/>
+        </w:rPr>
+        <w:t>rollout</w:t>
+      </w:r>
+      <w:proofErr w:type="spellEnd"/>
+      <w:r>
+        <w:rPr>
+          <w:lang w:val="it-IT"/>
+        </w:rPr>
+        <w:t xml:space="preserve"> PPO usata nello </w:t>
+      </w:r>
+      <w:r>
+        <w:rPr>
+          <w:lang w:val="it-IT"/>
+        </w:rPr>
+        <w:t>script; quindi,</w:t>
+      </w:r>
+      <w:r>
+        <w:rPr>
+          <w:lang w:val="it-IT"/>
+        </w:rPr>
+        <w:t xml:space="preserve"> i checkpoint cadono in punti naturali del processo di apprendimento.</w:t>
+      </w:r>
+      <w:r>
+        <w:rPr>
+          <w:lang w:val="it-IT"/>
+        </w:rPr>
+        <w:br/>
+      </w:r>
+      <w:r>
+        <w:rPr>
+          <w:lang w:val="it-IT"/>
+        </w:rPr>
+        <w:br/>
+      </w:r>
+      <w:r>
+        <w:rPr>
+          <w:u w:val="single"/>
+          <w:lang w:val="it-IT"/>
+        </w:rPr>
+        <w:t>Digressione</w:t>
+      </w:r>
+      <w:r>
+        <w:rPr>
+          <w:lang w:val="it-IT"/>
+        </w:rPr>
+        <w:t xml:space="preserve">: </w:t>
+      </w:r>
+      <w:r>
+        <w:rPr>
+          <w:lang w:val="it-IT"/>
+        </w:rPr>
+        <w:t xml:space="preserve">Un altro motivo per cui ho aggiunto il checkpoint riguarda il fatto che a priori non sappiamo quanti </w:t>
+      </w:r>
+      <w:proofErr w:type="spellStart"/>
+      <w:r>
+        <w:rPr>
+          <w:lang w:val="it-IT"/>
+        </w:rPr>
+        <w:t>timestep</w:t>
+      </w:r>
+      <w:proofErr w:type="spellEnd"/>
+      <w:r>
+        <w:rPr>
+          <w:lang w:val="it-IT"/>
+        </w:rPr>
+        <w:t xml:space="preserve"> mettere di default, potrei metterne 100, 1000, 10000 e così via, solo che più gli step aumentano, più il tempo di training sarà lungo. Inoltre, una volta arrivati ad una certa soglia di step, il modello migliora molto lentamente; quindi, non vale la pena allenarlo per step maggiori di questa soglia (che è però sconosciuta). Facendo checkpoint regolari si può analizzare quest’ultimi e vedere il tasso di miglioramento del modello, e quindi fermarsi quando tra un checkpoint e l’altro il miglioramento è ininfluente.</w:t>
+      </w:r>
+    </w:p>
+    <w:p>
+      <w:pPr>
         <w:pStyle w:val="Titolo2"/>
         <w:spacing w:before="240" w:after="120"/>
         <w:rPr>
@@ -4637,6 +4843,71 @@
         </w:rPr>
         <w:t>, calcola gli score, costruisce le label e addestra la Random Forest del selector.</w:t>
       </w:r>
+      <w:r>
+        <w:rPr>
+          <w:lang w:val="it-IT"/>
+        </w:rPr>
+        <w:br/>
+        <w:t xml:space="preserve">In particolare ho allenato 2 modelli, uno per </w:t>
+      </w:r>
+      <w:proofErr w:type="spellStart"/>
+      <w:r>
+        <w:rPr>
+          <w:i/>
+          <w:iCs/>
+          <w:lang w:val="it-IT"/>
+        </w:rPr>
+        <w:t>expected</w:t>
+      </w:r>
+      <w:proofErr w:type="spellEnd"/>
+      <w:r>
+        <w:rPr>
+          <w:i/>
+          <w:iCs/>
+          <w:lang w:val="it-IT"/>
+        </w:rPr>
+        <w:t xml:space="preserve"> fidelity</w:t>
+      </w:r>
+      <w:r>
+        <w:rPr>
+          <w:lang w:val="it-IT"/>
+        </w:rPr>
+        <w:t xml:space="preserve"> con hardware “ibm_falcon_127” e “quantinuum_h2_56”, e uno per </w:t>
+      </w:r>
+      <w:proofErr w:type="spellStart"/>
+      <w:r>
+        <w:rPr>
+          <w:i/>
+          <w:iCs/>
+          <w:lang w:val="it-IT"/>
+        </w:rPr>
+        <w:t>critical</w:t>
+      </w:r>
+      <w:proofErr w:type="spellEnd"/>
+      <w:r>
+        <w:rPr>
+          <w:i/>
+          <w:iCs/>
+          <w:lang w:val="it-IT"/>
+        </w:rPr>
+        <w:t xml:space="preserve"> </w:t>
+      </w:r>
+      <w:proofErr w:type="spellStart"/>
+      <w:r>
+        <w:rPr>
+          <w:i/>
+          <w:iCs/>
+          <w:lang w:val="it-IT"/>
+        </w:rPr>
+        <w:t>depth</w:t>
+      </w:r>
+      <w:proofErr w:type="spellEnd"/>
+      <w:r>
+        <w:rPr>
+          <w:lang w:val="it-IT"/>
+        </w:rPr>
+        <w:t xml:space="preserve"> con hardware “ibm_heron_133”.</w:t>
+      </w:r>
     </w:p>
     <w:p>
       <w:pPr>
@@ -4675,7 +4946,31 @@
         <w:rPr>
           <w:lang w:val="it-IT"/>
         </w:rPr>
-        <w:t xml:space="preserve">Dopo aver allenato anche il classificatore supervisionato, con figure of </w:t>
+        <w:t>Dopo aver allenato anche i classificator</w:t>
+      </w:r>
+      <w:r>
+        <w:rPr>
+          <w:lang w:val="it-IT"/>
+        </w:rPr>
+        <w:t>i</w:t>
+      </w:r>
+      <w:r>
+        <w:rPr>
+          <w:lang w:val="it-IT"/>
+        </w:rPr>
+        <w:t xml:space="preserve"> supervisionat</w:t>
+      </w:r>
+      <w:r>
+        <w:rPr>
+          <w:lang w:val="it-IT"/>
+        </w:rPr>
+        <w:t>i</w:t>
+      </w:r>
+      <w:r>
+        <w:rPr>
+          <w:lang w:val="it-IT"/>
+        </w:rPr>
+        <w:t xml:space="preserve">, con figure of </w:t>
       </w:r>
       <w:proofErr w:type="spellStart"/>
       <w:r>
@@ -4703,7 +4998,33 @@
         <w:rPr>
           <w:lang w:val="it-IT"/>
         </w:rPr>
-        <w:t xml:space="preserve">”, ho avviato lo script </w:t>
+        <w:t>”</w:t>
+      </w:r>
+      <w:r>
+        <w:rPr>
+          <w:lang w:val="it-IT"/>
+        </w:rPr>
+        <w:t xml:space="preserve"> e “</w:t>
+      </w:r>
+      <w:proofErr w:type="spellStart"/>
+      <w:r>
+        <w:rPr>
+          <w:lang w:val="it-IT"/>
+        </w:rPr>
+        <w:t>critical_depth</w:t>
+      </w:r>
+      <w:proofErr w:type="spellEnd"/>
+      <w:r>
+        <w:rPr>
+          <w:lang w:val="it-IT"/>
+        </w:rPr>
+        <w:t>”</w:t>
+      </w:r>
+      <w:r>
+        <w:rPr>
+          <w:lang w:val="it-IT"/>
+        </w:rPr>
+        <w:t xml:space="preserve">, ho avviato lo script </w:t>
       </w:r>
       <w:r>
         <w:rPr>
@@ -4717,13 +5038,51 @@
         <w:rPr>
           <w:lang w:val="it-IT"/>
         </w:rPr>
-        <w:t xml:space="preserve">, che mi ha generato una tabella </w:t>
+        <w:t xml:space="preserve">, che mi ha generato </w:t>
+      </w:r>
+      <w:r>
+        <w:rPr>
+          <w:lang w:val="it-IT"/>
+        </w:rPr>
+        <w:t xml:space="preserve">i file </w:t>
       </w:r>
       <w:proofErr w:type="spellStart"/>
       <w:r>
         <w:rPr>
           <w:lang w:val="it-IT"/>
         </w:rPr>
+        <w:t>json</w:t>
+      </w:r>
+      <w:proofErr w:type="spellEnd"/>
+      <w:r>
+        <w:rPr>
+          <w:lang w:val="it-IT"/>
+        </w:rPr>
+        <w:t xml:space="preserve"> contenenti i dati del circuito compilato e gli score degli hardware, e poi ho avviato </w:t>
+      </w:r>
+      <w:r>
+        <w:rPr>
+          <w:lang w:val="it-IT"/>
+        </w:rPr>
+        <w:t>build_dataset_workbook.py</w:t>
+      </w:r>
+      <w:r>
+        <w:rPr>
+          <w:lang w:val="it-IT"/>
+        </w:rPr>
+        <w:t xml:space="preserve"> che mi ha generato </w:t>
+      </w:r>
+      <w:r>
+        <w:rPr>
+          <w:lang w:val="it-IT"/>
+        </w:rPr>
+        <w:t xml:space="preserve">una tabella </w:t>
+      </w:r>
+      <w:proofErr w:type="spellStart"/>
+      <w:r>
+        <w:rPr>
+          <w:lang w:val="it-IT"/>
+        </w:rPr>
         <w:t>excel</w:t>
       </w:r>
       <w:proofErr w:type="spellEnd"/>
@@ -4731,7 +5090,33 @@
         <w:rPr>
           <w:lang w:val="it-IT"/>
         </w:rPr>
-        <w:t xml:space="preserve"> contenente le informazioni del dataset usato per allenare il modello. Sono infatti visibili informazioni come il nome del circuito, l’hardware su cui è stato compilato (con il modello RL associato), lo score di quell’hardware e le caratteristiche del circuito. </w:t>
+        <w:t xml:space="preserve"> </w:t>
+      </w:r>
+      <w:r>
+        <w:rPr>
+          <w:lang w:val="it-IT"/>
+        </w:rPr>
+        <w:t xml:space="preserve">basata sui </w:t>
+      </w:r>
+      <w:proofErr w:type="spellStart"/>
+      <w:r>
+        <w:rPr>
+          <w:lang w:val="it-IT"/>
+        </w:rPr>
+        <w:t>json</w:t>
+      </w:r>
+      <w:proofErr w:type="spellEnd"/>
+      <w:r>
+        <w:rPr>
+          <w:lang w:val="it-IT"/>
+        </w:rPr>
+        <w:t xml:space="preserve"> precedentemente creati</w:t>
+      </w:r>
+      <w:r>
+        <w:rPr>
+          <w:lang w:val="it-IT"/>
+        </w:rPr>
+        <w:t xml:space="preserve">. Sono infatti visibili informazioni come il nome del circuito, l’hardware su cui è stato compilato (con il modello RL associato), lo score di quell’hardware e le caratteristiche del circuito. </w:t>
       </w:r>
     </w:p>
     <w:p>
@@ -4758,7 +5143,7 @@
         <w:rPr>
           <w:lang w:val="it-IT"/>
         </w:rPr>
-        <w:t xml:space="preserve">I test eseguiti finora non avevano l'obiettivo di dimostrare che i modelli addestrati fossero già competitivi. L'obiettivo era più concreto: verificare se la pipeline di MQT </w:t>
+        <w:t xml:space="preserve">I test eseguiti finora non avevano l'obiettivo di dimostrare che i modelli addestrati fossero già competitivi. L'obiettivo era verificare se la pipeline di MQT </w:t>
       </w:r>
       <w:proofErr w:type="spellStart"/>
       <w:r>
@@ -4797,7 +5182,7 @@
         <w:rPr>
           <w:lang w:val="it-IT"/>
         </w:rPr>
-        <w:t>Da questo punto di vista il risultato principale è positivo: la pipeline è stata ricostruita end-to-end. Partendo da circuiti QASM target-</w:t>
+        <w:t>Da questo punto di vista il risultato è positivo: la pipeline è stata ricostruita end-to-end. Partendo da circuiti QASM target-</w:t>
       </w:r>
       <w:proofErr w:type="spellStart"/>
       <w:r>
@@ -5282,21 +5667,7 @@
         <w:rPr>
           <w:lang w:val="it-IT"/>
         </w:rPr>
-        <w:t xml:space="preserve">Per rendere il training gestibile sono stati aggiunti checkpoint periodici ogni 2048 step, ripresa da checkpoint e salvataggio di emergenza. Il valore 2048 non è casuale: coincide con la dimensione del </w:t>
-      </w:r>
-      <w:proofErr w:type="spellStart"/>
-      <w:r>
-        <w:rPr>
-          <w:lang w:val="it-IT"/>
-        </w:rPr>
-        <w:t>rollout</w:t>
-      </w:r>
-      <w:proofErr w:type="spellEnd"/>
-      <w:r>
-        <w:rPr>
-          <w:lang w:val="it-IT"/>
-        </w:rPr>
-        <w:t xml:space="preserve"> PPO usata nello script. Salvare a multipli di 2048 permette quindi di controllare il modello in punti naturali del processo di apprendimento.</w:t>
+        <w:t>Per rendere il training gestibile sono stati aggiunti checkpoint periodici ogni 2048 step, ripresa da checkpoint e salvataggio di emergenza.</w:t>
       </w:r>
     </w:p>
     <w:p>
@@ -5309,7 +5680,7 @@
         <w:rPr>
           <w:lang w:val="it-IT"/>
         </w:rPr>
-        <w:t>Un risultato pratico emerso è che non tutti i checkpoint prodotti da un'interruzione manuale sono necessariamente riutilizzabili. Un checkpoint interrotto durante il salvataggio può risultare corrotto, mentre il checkpoint periodico precedente resta caricabile. Per questo lo script è stato rafforzato: ora segnala in modo chiaro i checkpoint non caricabili e salva i checkpoint di emergenza in modo atomico, riducendo il rischio di lasciare un file incompleto.</w:t>
+        <w:t xml:space="preserve">Un risultato pratico emerso è che non tutti i checkpoint prodotti da un'interruzione manuale sono necessariamente riutilizzabili. Un checkpoint interrotto durante il salvataggio può risultare corrotto, mentre il checkpoint periodico precedente resta caricabile. </w:t>
       </w:r>
     </w:p>
     <w:p>
@@ -5327,51 +5698,153 @@
     </w:p>
     <w:p>
       <w:pPr>
-        <w:rPr>
-          <w:lang w:val="it-IT"/>
-        </w:rPr>
-      </w:pPr>
-      <w:r>
-        <w:rPr>
-          <w:u w:val="single"/>
-          <w:lang w:val="it-IT"/>
-        </w:rPr>
-        <w:t>Digressione</w:t>
-      </w:r>
-      <w:r>
-        <w:rPr>
-          <w:lang w:val="it-IT"/>
-        </w:rPr>
-        <w:t xml:space="preserve">: Un altro motivo per cui ho aggiunto il checkpoint riguarda il fatto che a priori non sappiamo quanti </w:t>
-      </w:r>
-      <w:proofErr w:type="spellStart"/>
-      <w:r>
-        <w:rPr>
-          <w:lang w:val="it-IT"/>
-        </w:rPr>
-        <w:t>timestep</w:t>
-      </w:r>
-      <w:proofErr w:type="spellEnd"/>
-      <w:r>
-        <w:rPr>
-          <w:lang w:val="it-IT"/>
-        </w:rPr>
-        <w:t xml:space="preserve"> mettere di default, potrei metterne 100, 1000, 10000 e così via, solo che più gli step aumentano, più il tempo di training sarà lungo. Inoltre, una volta arrivati ad una certa soglia di step, il modello migliora molto lentamente; quindi, non vale la pena allenarlo per step maggiori di questa soglia (che è però sconosciuta). Facendo checkpoint regolari si può analizzare quest’ultimi e vedere il tasso di miglioramento del modello, e quindi fermarsi quando tra un checkpoint e l’altro il miglioramento è ininfluente.</w:t>
+        <w:pStyle w:val="Titolo2"/>
+        <w:rPr>
+          <w:lang w:val="it-IT"/>
+        </w:rPr>
+      </w:pPr>
+      <w:r>
+        <w:rPr>
+          <w:lang w:val="it-IT"/>
+        </w:rPr>
+        <w:t>6.4 Dataset del device selector ed esportazione in Excel</w:t>
       </w:r>
     </w:p>
     <w:p>
       <w:pPr>
-        <w:pStyle w:val="Titolo2"/>
-        <w:rPr>
-          <w:lang w:val="it-IT"/>
-        </w:rPr>
-      </w:pPr>
-      <w:r>
-        <w:rPr>
-          <w:lang w:val="it-IT"/>
-        </w:rPr>
-        <w:lastRenderedPageBreak/>
-        <w:t>6.4 Dataset del device selector ed esportazione in Excel</w:t>
+        <w:rPr>
+          <w:lang w:val="it-IT"/>
+        </w:rPr>
+      </w:pPr>
+      <w:r>
+        <w:rPr>
+          <w:lang w:val="it-IT"/>
+        </w:rPr>
+        <w:t>La parte</w:t>
+      </w:r>
+      <w:r>
+        <w:rPr>
+          <w:lang w:val="it-IT"/>
+        </w:rPr>
+        <w:t xml:space="preserve"> riguardante il classificatore</w:t>
+      </w:r>
+      <w:r>
+        <w:rPr>
+          <w:lang w:val="it-IT"/>
+        </w:rPr>
+        <w:t xml:space="preserve"> supervisionat</w:t>
+      </w:r>
+      <w:r>
+        <w:rPr>
+          <w:lang w:val="it-IT"/>
+        </w:rPr>
+        <w:t>o</w:t>
+      </w:r>
+      <w:r>
+        <w:rPr>
+          <w:lang w:val="it-IT"/>
+        </w:rPr>
+        <w:t xml:space="preserve"> produce un altro risultato importante: i </w:t>
+      </w:r>
+      <w:r>
+        <w:rPr>
+          <w:lang w:val="it-IT"/>
+        </w:rPr>
+        <w:t xml:space="preserve">file. </w:t>
+      </w:r>
+      <w:proofErr w:type="spellStart"/>
+      <w:r>
+        <w:rPr>
+          <w:lang w:val="it-IT"/>
+        </w:rPr>
+        <w:t>npy</w:t>
+      </w:r>
+      <w:proofErr w:type="spellEnd"/>
+      <w:r>
+        <w:rPr>
+          <w:lang w:val="it-IT"/>
+        </w:rPr>
+        <w:t xml:space="preserve"> del dataset del device selector. Questi file contengono i nomi dei circuiti, le coppie (X, y) e gli score ottenuti da</w:t>
+      </w:r>
+      <w:r>
+        <w:rPr>
+          <w:lang w:val="it-IT"/>
+        </w:rPr>
+        <w:t>gli hardware</w:t>
+      </w:r>
+      <w:r>
+        <w:rPr>
+          <w:lang w:val="it-IT"/>
+        </w:rPr>
+        <w:t xml:space="preserve"> candidati rispetto </w:t>
+      </w:r>
+      <w:proofErr w:type="gramStart"/>
+      <w:r>
+        <w:rPr>
+          <w:lang w:val="it-IT"/>
+        </w:rPr>
+        <w:t>alla figure</w:t>
+      </w:r>
+      <w:proofErr w:type="gramEnd"/>
+      <w:r>
+        <w:rPr>
+          <w:lang w:val="it-IT"/>
+        </w:rPr>
+        <w:t xml:space="preserve"> of </w:t>
+      </w:r>
+      <w:proofErr w:type="spellStart"/>
+      <w:r>
+        <w:rPr>
+          <w:lang w:val="it-IT"/>
+        </w:rPr>
+        <w:t>merit</w:t>
+      </w:r>
+      <w:proofErr w:type="spellEnd"/>
+      <w:r>
+        <w:rPr>
+          <w:lang w:val="it-IT"/>
+        </w:rPr>
+        <w:t xml:space="preserve"> scelta. In particolare, X è il feature </w:t>
+      </w:r>
+      <w:proofErr w:type="spellStart"/>
+      <w:r>
+        <w:rPr>
+          <w:lang w:val="it-IT"/>
+        </w:rPr>
+        <w:t>vector</w:t>
+      </w:r>
+      <w:proofErr w:type="spellEnd"/>
+      <w:r>
+        <w:rPr>
+          <w:lang w:val="it-IT"/>
+        </w:rPr>
+        <w:t xml:space="preserve"> del circuito target-</w:t>
+      </w:r>
+      <w:proofErr w:type="spellStart"/>
+      <w:r>
+        <w:rPr>
+          <w:lang w:val="it-IT"/>
+        </w:rPr>
+        <w:t>independent</w:t>
+      </w:r>
+      <w:proofErr w:type="spellEnd"/>
+      <w:r>
+        <w:rPr>
+          <w:lang w:val="it-IT"/>
+        </w:rPr>
+        <w:t xml:space="preserve">, mentre y è </w:t>
+      </w:r>
+      <w:r>
+        <w:rPr>
+          <w:lang w:val="it-IT"/>
+        </w:rPr>
+        <w:t>l’hardware</w:t>
+      </w:r>
+      <w:r>
+        <w:rPr>
+          <w:lang w:val="it-IT"/>
+        </w:rPr>
+        <w:t xml:space="preserve"> che ottiene lo score migliore.</w:t>
       </w:r>
     </w:p>
     <w:p>
@@ -5384,37 +5857,25 @@
         <w:rPr>
           <w:lang w:val="it-IT"/>
         </w:rPr>
-        <w:t>La parte</w:t>
-      </w:r>
-      <w:r>
-        <w:rPr>
-          <w:lang w:val="it-IT"/>
-        </w:rPr>
-        <w:t xml:space="preserve"> riguardante il classificatore</w:t>
-      </w:r>
-      <w:r>
-        <w:rPr>
-          <w:lang w:val="it-IT"/>
-        </w:rPr>
-        <w:t xml:space="preserve"> supervisionat</w:t>
-      </w:r>
-      <w:r>
-        <w:rPr>
-          <w:lang w:val="it-IT"/>
-        </w:rPr>
-        <w:t>o</w:t>
-      </w:r>
-      <w:r>
-        <w:rPr>
-          <w:lang w:val="it-IT"/>
-        </w:rPr>
-        <w:t xml:space="preserve"> produce un altro risultato importante: i </w:t>
-      </w:r>
-      <w:r>
-        <w:rPr>
-          <w:lang w:val="it-IT"/>
-        </w:rPr>
-        <w:t xml:space="preserve">file. </w:t>
+        <w:t xml:space="preserve">Per rendere questo dataset ispezionabile è stato preparato uno script che esporta le informazioni in un file Excel. Il foglio mostra il nome del circuito, </w:t>
+      </w:r>
+      <w:r>
+        <w:rPr>
+          <w:lang w:val="it-IT"/>
+        </w:rPr>
+        <w:t xml:space="preserve">l‘hardware </w:t>
+      </w:r>
+      <w:r>
+        <w:rPr>
+          <w:lang w:val="it-IT"/>
+        </w:rPr>
+        <w:t xml:space="preserve">associato alla label, lo score, il numero di qubit, la profondità, le feature strutturali e i conteggi dei gate. Questo passaggio è utile perché trasforma un artefatto tecnico, salvato in </w:t>
+      </w:r>
+      <w:r>
+        <w:rPr>
+          <w:lang w:val="it-IT"/>
+        </w:rPr>
+        <w:t xml:space="preserve">formato. </w:t>
       </w:r>
       <w:proofErr w:type="spellStart"/>
       <w:r>
@@ -5428,146 +5889,63 @@
         <w:rPr>
           <w:lang w:val="it-IT"/>
         </w:rPr>
-        <w:t xml:space="preserve"> del dataset del device selector. Questi file contengono i nomi dei circuiti, le coppie (X, y) e gli score ottenuti da</w:t>
-      </w:r>
-      <w:r>
-        <w:rPr>
-          <w:lang w:val="it-IT"/>
-        </w:rPr>
-        <w:t>gli hardware</w:t>
-      </w:r>
-      <w:r>
-        <w:rPr>
-          <w:lang w:val="it-IT"/>
-        </w:rPr>
-        <w:t xml:space="preserve"> candidati rispetto </w:t>
-      </w:r>
-      <w:proofErr w:type="gramStart"/>
-      <w:r>
-        <w:rPr>
-          <w:lang w:val="it-IT"/>
-        </w:rPr>
-        <w:t>alla figure</w:t>
-      </w:r>
-      <w:proofErr w:type="gramEnd"/>
-      <w:r>
-        <w:rPr>
-          <w:lang w:val="it-IT"/>
-        </w:rPr>
-        <w:t xml:space="preserve"> of </w:t>
-      </w:r>
-      <w:proofErr w:type="spellStart"/>
-      <w:r>
-        <w:rPr>
-          <w:lang w:val="it-IT"/>
-        </w:rPr>
-        <w:t>merit</w:t>
-      </w:r>
-      <w:proofErr w:type="spellEnd"/>
-      <w:r>
-        <w:rPr>
-          <w:lang w:val="it-IT"/>
-        </w:rPr>
-        <w:t xml:space="preserve"> scelta. In particolare, X è il feature </w:t>
-      </w:r>
-      <w:proofErr w:type="spellStart"/>
-      <w:r>
-        <w:rPr>
-          <w:lang w:val="it-IT"/>
-        </w:rPr>
-        <w:t>vector</w:t>
-      </w:r>
-      <w:proofErr w:type="spellEnd"/>
-      <w:r>
-        <w:rPr>
-          <w:lang w:val="it-IT"/>
-        </w:rPr>
-        <w:t xml:space="preserve"> del circuito target-</w:t>
-      </w:r>
-      <w:proofErr w:type="spellStart"/>
-      <w:r>
-        <w:rPr>
-          <w:lang w:val="it-IT"/>
-        </w:rPr>
-        <w:t>independent</w:t>
-      </w:r>
-      <w:proofErr w:type="spellEnd"/>
-      <w:r>
-        <w:rPr>
-          <w:lang w:val="it-IT"/>
-        </w:rPr>
-        <w:t xml:space="preserve">, mentre y è </w:t>
-      </w:r>
-      <w:r>
-        <w:rPr>
-          <w:lang w:val="it-IT"/>
-        </w:rPr>
-        <w:t>l’hardware</w:t>
-      </w:r>
-      <w:r>
-        <w:rPr>
-          <w:lang w:val="it-IT"/>
-        </w:rPr>
-        <w:t xml:space="preserve"> che ottiene lo score migliore.</w:t>
+        <w:t>, in una tabella leggibile e controllabile.</w:t>
       </w:r>
     </w:p>
     <w:p>
       <w:pPr>
-        <w:rPr>
-          <w:lang w:val="it-IT"/>
-        </w:rPr>
-      </w:pPr>
-      <w:r>
-        <w:rPr>
-          <w:lang w:val="it-IT"/>
-        </w:rPr>
-        <w:t xml:space="preserve">Per rendere questo dataset ispezionabile è stato preparato uno script che esporta le informazioni in un file Excel. Il foglio mostra il nome del circuito, </w:t>
-      </w:r>
-      <w:r>
-        <w:rPr>
-          <w:lang w:val="it-IT"/>
-        </w:rPr>
-        <w:t xml:space="preserve">l‘hardware </w:t>
-      </w:r>
-      <w:r>
-        <w:rPr>
-          <w:lang w:val="it-IT"/>
-        </w:rPr>
-        <w:t xml:space="preserve">associato alla label, lo score, il numero di qubit, la profondità, le feature strutturali e i conteggi dei gate. Questo passaggio è utile perché trasforma un artefatto tecnico, salvato in </w:t>
-      </w:r>
-      <w:r>
-        <w:rPr>
-          <w:lang w:val="it-IT"/>
-        </w:rPr>
-        <w:t xml:space="preserve">formato. </w:t>
-      </w:r>
-      <w:proofErr w:type="spellStart"/>
-      <w:r>
-        <w:rPr>
-          <w:lang w:val="it-IT"/>
-        </w:rPr>
-        <w:t>npy</w:t>
-      </w:r>
-      <w:proofErr w:type="spellEnd"/>
-      <w:r>
-        <w:rPr>
-          <w:lang w:val="it-IT"/>
-        </w:rPr>
-        <w:t>, in una tabella leggibile e controllabile.</w:t>
+        <w:pStyle w:val="Titolo1"/>
+        <w:rPr>
+          <w:lang w:val="it-IT"/>
+        </w:rPr>
+      </w:pPr>
+      <w:r>
+        <w:rPr>
+          <w:lang w:val="it-IT"/>
+        </w:rPr>
+        <w:lastRenderedPageBreak/>
+        <w:t>7. Conclusioni dai risultati</w:t>
       </w:r>
     </w:p>
     <w:p>
       <w:pPr>
-        <w:pStyle w:val="Titolo1"/>
-        <w:rPr>
-          <w:lang w:val="it-IT"/>
-        </w:rPr>
-      </w:pPr>
-      <w:r>
-        <w:rPr>
-          <w:lang w:val="it-IT"/>
-        </w:rPr>
-        <w:t>7. Conclusioni dai risultati</w:t>
+        <w:rPr>
+          <w:lang w:val="it-IT"/>
+        </w:rPr>
+      </w:pPr>
+      <w:r>
+        <w:rPr>
+          <w:lang w:val="it-IT"/>
+        </w:rPr>
+        <w:t xml:space="preserve">Dai test eseguiti emergono due conclusioni principali. La prima è che la pipeline di MQT </w:t>
+      </w:r>
+      <w:proofErr w:type="spellStart"/>
+      <w:r>
+        <w:rPr>
+          <w:lang w:val="it-IT"/>
+        </w:rPr>
+        <w:t>Predictor</w:t>
+      </w:r>
+      <w:proofErr w:type="spellEnd"/>
+      <w:r>
+        <w:rPr>
+          <w:lang w:val="it-IT"/>
+        </w:rPr>
+        <w:t xml:space="preserve"> è stata ricostruita in modo abbastanza chiaro da poter essere usata come base sperimentale. Ora è chiaro quali parti appartengono al device selector, quali al compilatore RL e quali alla valutazione tramite figure of </w:t>
+      </w:r>
+      <w:proofErr w:type="spellStart"/>
+      <w:r>
+        <w:rPr>
+          <w:lang w:val="it-IT"/>
+        </w:rPr>
+        <w:t>merit</w:t>
+      </w:r>
+      <w:proofErr w:type="spellEnd"/>
+      <w:r>
+        <w:rPr>
+          <w:lang w:val="it-IT"/>
+        </w:rPr>
+        <w:t>.</w:t>
       </w:r>
     </w:p>
     <w:p>
@@ -5580,35 +5958,21 @@
         <w:rPr>
           <w:lang w:val="it-IT"/>
         </w:rPr>
-        <w:t xml:space="preserve">Dai test eseguiti emergono due conclusioni principali. La prima è che la pipeline di MQT </w:t>
+        <w:t xml:space="preserve">La seconda conclusione è che i risultati attuali devono essere interpretati come risultati di comprensione e di infrastruttura, non ancora come risultati di qualità del compilatore. Lo smoke test dimostra che il flusso funziona. Il training RL reale dimostra che l'addestramento è avviabile e gestibile tramite checkpoint. L'esportazione del dataset dimostra che le feature e gli score possono essere resi leggibili. Nessuno di questi passaggi, da solo, basta però per sostenere che un modello sia migliore di </w:t>
       </w:r>
       <w:proofErr w:type="spellStart"/>
       <w:r>
         <w:rPr>
           <w:lang w:val="it-IT"/>
         </w:rPr>
-        <w:t>Predictor</w:t>
+        <w:t>Qiskit</w:t>
       </w:r>
       <w:proofErr w:type="spellEnd"/>
       <w:r>
         <w:rPr>
           <w:lang w:val="it-IT"/>
         </w:rPr>
-        <w:t xml:space="preserve"> è stata ricostruita in modo abbastanza chiaro da poter essere usata come base sperimentale. Ora è chiaro quali parti appartengono al device selector, quali al compilatore RL e quali alla valutazione tramite figure of </w:t>
-      </w:r>
-      <w:proofErr w:type="spellStart"/>
-      <w:r>
-        <w:rPr>
-          <w:lang w:val="it-IT"/>
-        </w:rPr>
-        <w:t>merit</w:t>
-      </w:r>
-      <w:proofErr w:type="spellEnd"/>
-      <w:r>
-        <w:rPr>
-          <w:lang w:val="it-IT"/>
-        </w:rPr>
-        <w:t>.</w:t>
+        <w:t>, TKET o di un'altra baseline.</w:t>
       </w:r>
     </w:p>
     <w:p>
@@ -5621,21 +5985,33 @@
         <w:rPr>
           <w:lang w:val="it-IT"/>
         </w:rPr>
-        <w:t xml:space="preserve">La seconda conclusione è che i risultati attuali devono essere interpretati come risultati di comprensione e di infrastruttura, non ancora come risultati di qualità del compilatore. Lo smoke test dimostra che il flusso funziona. Il training RL reale dimostra che l'addestramento è avviabile e gestibile tramite checkpoint. L'esportazione del dataset dimostra che le feature e gli score possono essere resi leggibili. Nessuno di questi passaggi, da solo, basta però per sostenere che un modello sia migliore di </w:t>
+        <w:t xml:space="preserve">Per arrivare a una conclusione scientifica sulla qualità servirà un protocollo sperimentale più rigoroso: stessi circuiti, stessi </w:t>
+      </w:r>
+      <w:r>
+        <w:rPr>
+          <w:lang w:val="it-IT"/>
+        </w:rPr>
+        <w:t>hardware</w:t>
+      </w:r>
+      <w:r>
+        <w:rPr>
+          <w:lang w:val="it-IT"/>
+        </w:rPr>
+        <w:t xml:space="preserve">, stessa figure of </w:t>
       </w:r>
       <w:proofErr w:type="spellStart"/>
       <w:r>
         <w:rPr>
           <w:lang w:val="it-IT"/>
         </w:rPr>
-        <w:t>Qiskit</w:t>
+        <w:t>merit</w:t>
       </w:r>
       <w:proofErr w:type="spellEnd"/>
       <w:r>
         <w:rPr>
           <w:lang w:val="it-IT"/>
         </w:rPr>
-        <w:t>, TKET o di un'altra baseline.</w:t>
+        <w:t>, confronto con baseline e valutazione di checkpoint diversi. Solo in quel momento si potrà dire se una sequenza di pass scelta da PPO, o in futuro da un LLM, produce circuiti migliori.</w:t>
       </w:r>
     </w:p>
     <w:p>
@@ -5648,74 +6024,40 @@
         <w:rPr>
           <w:lang w:val="it-IT"/>
         </w:rPr>
-        <w:t xml:space="preserve">Per arrivare a una conclusione scientifica sulla qualità servirà un protocollo sperimentale più rigoroso: stessi circuiti di </w:t>
-      </w:r>
-      <w:proofErr w:type="spellStart"/>
-      <w:r>
-        <w:rPr>
-          <w:lang w:val="it-IT"/>
-        </w:rPr>
-        <w:t>validation</w:t>
-      </w:r>
-      <w:proofErr w:type="spellEnd"/>
-      <w:r>
-        <w:rPr>
-          <w:lang w:val="it-IT"/>
-        </w:rPr>
-        <w:t xml:space="preserve">, stessi </w:t>
-      </w:r>
-      <w:r>
-        <w:rPr>
-          <w:lang w:val="it-IT"/>
-        </w:rPr>
-        <w:t>hardware</w:t>
-      </w:r>
-      <w:r>
-        <w:rPr>
-          <w:lang w:val="it-IT"/>
-        </w:rPr>
-        <w:t xml:space="preserve">, stessa figure of </w:t>
-      </w:r>
-      <w:proofErr w:type="spellStart"/>
-      <w:r>
-        <w:rPr>
-          <w:lang w:val="it-IT"/>
-        </w:rPr>
-        <w:t>merit</w:t>
-      </w:r>
-      <w:proofErr w:type="spellEnd"/>
-      <w:r>
-        <w:rPr>
-          <w:lang w:val="it-IT"/>
-        </w:rPr>
-        <w:t>, confronto con baseline e valutazione di checkpoint diversi. Solo in quel momento si potrà dire se una sequenza di pass scelta da PPO, o in futuro da un LLM, produce circuiti migliori.</w:t>
+        <w:t>Il valore di questa fase è quindi un altro: ha chiarito quali informazioni bisogna salvare per rendere confrontabile il comportamento dei diversi decisori. Questo è il punto di collegamento diretto con il seguito della tesi.</w:t>
       </w:r>
     </w:p>
     <w:p>
       <w:pPr>
-        <w:rPr>
-          <w:lang w:val="it-IT"/>
-        </w:rPr>
-      </w:pPr>
-      <w:r>
-        <w:rPr>
-          <w:lang w:val="it-IT"/>
-        </w:rPr>
-        <w:t>Il valore di questa fase è quindi un altro: ha chiarito quali informazioni bisogna salvare per rendere confrontabile il comportamento dei diversi decisori. Questo è il punto di collegamento diretto con il seguito della tesi.</w:t>
+        <w:pStyle w:val="Titolo1"/>
+        <w:rPr>
+          <w:lang w:val="it-IT"/>
+        </w:rPr>
+      </w:pPr>
+      <w:r>
+        <w:rPr>
+          <w:lang w:val="it-IT"/>
+        </w:rPr>
+        <w:t>8. Direzione della tesi: costruire un dataset per LLM</w:t>
       </w:r>
     </w:p>
     <w:p>
       <w:pPr>
-        <w:pStyle w:val="Titolo1"/>
-        <w:rPr>
-          <w:lang w:val="it-IT"/>
-        </w:rPr>
-      </w:pPr>
-      <w:r>
-        <w:rPr>
-          <w:lang w:val="it-IT"/>
-        </w:rPr>
-        <w:t>8. Direzione della tesi: costruire un dataset per LLM</w:t>
+        <w:rPr>
+          <w:lang w:val="it-IT"/>
+        </w:rPr>
+      </w:pPr>
+      <w:r>
+        <w:rPr>
+          <w:lang w:val="it-IT"/>
+        </w:rPr>
+        <w:t xml:space="preserve">A mio parere il seguito </w:t>
+      </w:r>
+      <w:r>
+        <w:rPr>
+          <w:lang w:val="it-IT"/>
+        </w:rPr>
+        <w:t>del lavoro non è usare subito un LLM al posto del compilatore RL, ma costruire prima un dataset adatto a un LLM. Questo dataset dovrebbe raccogliere tutte le informazioni che circolano durante la pipeline, non solo il circuito iniziale e il risultato finale.</w:t>
       </w:r>
     </w:p>
     <w:p>
@@ -5728,13 +6070,89 @@
         <w:rPr>
           <w:lang w:val="it-IT"/>
         </w:rPr>
-        <w:t xml:space="preserve">A mio parere il seguito </w:t>
-      </w:r>
-      <w:r>
-        <w:rPr>
-          <w:lang w:val="it-IT"/>
-        </w:rPr>
-        <w:t>del lavoro non è usare subito un LLM al posto del compilatore RL, ma costruire prima un dataset adatto a un LLM. Questo dataset dovrebbe raccogliere tutte le informazioni che circolano durante la pipeline, non solo il circuito iniziale e il risultato finale.</w:t>
+        <w:t>Ogni esempio dovrebbe partire dal circuito QASM target-</w:t>
+      </w:r>
+      <w:proofErr w:type="spellStart"/>
+      <w:r>
+        <w:rPr>
+          <w:lang w:val="it-IT"/>
+        </w:rPr>
+        <w:t>independent</w:t>
+      </w:r>
+      <w:proofErr w:type="spellEnd"/>
+      <w:r>
+        <w:rPr>
+          <w:lang w:val="it-IT"/>
+        </w:rPr>
+        <w:t xml:space="preserve"> e includere il feature </w:t>
+      </w:r>
+      <w:proofErr w:type="spellStart"/>
+      <w:r>
+        <w:rPr>
+          <w:lang w:val="it-IT"/>
+        </w:rPr>
+        <w:t>vector</w:t>
+      </w:r>
+      <w:proofErr w:type="spellEnd"/>
+      <w:r>
+        <w:rPr>
+          <w:lang w:val="it-IT"/>
+        </w:rPr>
+        <w:t xml:space="preserve"> estratto da quel circuito. Dovrebbe poi indicare </w:t>
+      </w:r>
+      <w:r>
+        <w:rPr>
+          <w:lang w:val="it-IT"/>
+        </w:rPr>
+        <w:t xml:space="preserve">l’hardware </w:t>
+      </w:r>
+      <w:r>
+        <w:rPr>
+          <w:lang w:val="it-IT"/>
+        </w:rPr>
+        <w:t xml:space="preserve">target, </w:t>
+      </w:r>
+      <w:proofErr w:type="gramStart"/>
+      <w:r>
+        <w:rPr>
+          <w:lang w:val="it-IT"/>
+        </w:rPr>
+        <w:t>la figure</w:t>
+      </w:r>
+      <w:proofErr w:type="gramEnd"/>
+      <w:r>
+        <w:rPr>
+          <w:lang w:val="it-IT"/>
+        </w:rPr>
+        <w:t xml:space="preserve"> of </w:t>
+      </w:r>
+      <w:proofErr w:type="spellStart"/>
+      <w:r>
+        <w:rPr>
+          <w:lang w:val="it-IT"/>
+        </w:rPr>
+        <w:t>merit</w:t>
+      </w:r>
+      <w:proofErr w:type="spellEnd"/>
+      <w:r>
+        <w:rPr>
+          <w:lang w:val="it-IT"/>
+        </w:rPr>
+        <w:t xml:space="preserve"> scelta e il catalogo delle azioni disponibili in quello stato. Durante la compilazione dovrebbe salvare la sequenza dei pass, gli stati intermedi del circuito o almeno le loro metriche principali, e infine il feedback numerico: </w:t>
+      </w:r>
+      <w:proofErr w:type="spellStart"/>
+      <w:r>
+        <w:rPr>
+          <w:lang w:val="it-IT"/>
+        </w:rPr>
+        <w:t>reward</w:t>
+      </w:r>
+      <w:proofErr w:type="spellEnd"/>
+      <w:r>
+        <w:rPr>
+          <w:lang w:val="it-IT"/>
+        </w:rPr>
+        <w:t>, score, profondità, numero di gate, eseguibilità e tempo di compilazione.</w:t>
       </w:r>
     </w:p>
     <w:p>
@@ -5747,35 +6165,19 @@
         <w:rPr>
           <w:lang w:val="it-IT"/>
         </w:rPr>
-        <w:t>Ogni esempio dovrebbe partire dal circuito QASM target-</w:t>
-      </w:r>
-      <w:proofErr w:type="spellStart"/>
-      <w:r>
-        <w:rPr>
-          <w:lang w:val="it-IT"/>
-        </w:rPr>
-        <w:t>independent</w:t>
-      </w:r>
-      <w:proofErr w:type="spellEnd"/>
-      <w:r>
-        <w:rPr>
-          <w:lang w:val="it-IT"/>
-        </w:rPr>
-        <w:t xml:space="preserve"> e includere il feature </w:t>
-      </w:r>
-      <w:proofErr w:type="spellStart"/>
-      <w:r>
-        <w:rPr>
-          <w:lang w:val="it-IT"/>
-        </w:rPr>
-        <w:t>vector</w:t>
-      </w:r>
-      <w:proofErr w:type="spellEnd"/>
-      <w:r>
-        <w:rPr>
-          <w:lang w:val="it-IT"/>
-        </w:rPr>
-        <w:t xml:space="preserve"> estratto da quel circuito. Dovrebbe poi indicare </w:t>
+        <w:t xml:space="preserve">In questo modo il dataset non direbbe solo al modello quale </w:t>
+      </w:r>
+      <w:r>
+        <w:rPr>
+          <w:lang w:val="it-IT"/>
+        </w:rPr>
+        <w:t>hardware</w:t>
+      </w:r>
+      <w:r>
+        <w:rPr>
+          <w:lang w:val="it-IT"/>
+        </w:rPr>
+        <w:t xml:space="preserve"> è risultato migliore. Mostrerebbe anche perché una certa sequenza di pass ha prodotto un certo risultato. Per un LLM questa differenza è importante, perché l'obiettivo non è soltanto predire una label, ma ragionare su una scelta sequenziale: dato lo stato corrente del circuito, </w:t>
       </w:r>
       <w:r>
         <w:rPr>
@@ -5787,49 +6189,7 @@
         <w:rPr>
           <w:lang w:val="it-IT"/>
         </w:rPr>
-        <w:t xml:space="preserve">target, </w:t>
-      </w:r>
-      <w:proofErr w:type="gramStart"/>
-      <w:r>
-        <w:rPr>
-          <w:lang w:val="it-IT"/>
-        </w:rPr>
-        <w:t>la figure</w:t>
-      </w:r>
-      <w:proofErr w:type="gramEnd"/>
-      <w:r>
-        <w:rPr>
-          <w:lang w:val="it-IT"/>
-        </w:rPr>
-        <w:t xml:space="preserve"> of </w:t>
-      </w:r>
-      <w:proofErr w:type="spellStart"/>
-      <w:r>
-        <w:rPr>
-          <w:lang w:val="it-IT"/>
-        </w:rPr>
-        <w:t>merit</w:t>
-      </w:r>
-      <w:proofErr w:type="spellEnd"/>
-      <w:r>
-        <w:rPr>
-          <w:lang w:val="it-IT"/>
-        </w:rPr>
-        <w:t xml:space="preserve"> scelta e il catalogo delle azioni disponibili in quello stato. Durante la compilazione dovrebbe salvare la sequenza dei pass, gli stati intermedi del circuito o almeno le loro metriche principali, e infine il feedback numerico: </w:t>
-      </w:r>
-      <w:proofErr w:type="spellStart"/>
-      <w:r>
-        <w:rPr>
-          <w:lang w:val="it-IT"/>
-        </w:rPr>
-        <w:t>reward</w:t>
-      </w:r>
-      <w:proofErr w:type="spellEnd"/>
-      <w:r>
-        <w:rPr>
-          <w:lang w:val="it-IT"/>
-        </w:rPr>
-        <w:t>, score, profondità, numero di gate, eseguibilità e tempo di compilazione.</w:t>
+        <w:t>e la metrica, quale pass conviene applicare adesso?</w:t>
       </w:r>
     </w:p>
     <w:p>
@@ -5842,45 +6202,21 @@
         <w:rPr>
           <w:lang w:val="it-IT"/>
         </w:rPr>
-        <w:lastRenderedPageBreak/>
-        <w:t xml:space="preserve">In questo modo il dataset non direbbe solo al modello quale </w:t>
-      </w:r>
-      <w:r>
-        <w:rPr>
-          <w:lang w:val="it-IT"/>
-        </w:rPr>
-        <w:t>hardware</w:t>
-      </w:r>
-      <w:r>
-        <w:rPr>
-          <w:lang w:val="it-IT"/>
-        </w:rPr>
-        <w:t xml:space="preserve"> è risultato migliore. Mostrerebbe anche perché una certa sequenza di pass ha prodotto un certo risultato. Per un LLM questa differenza è importante, perché l'obiettivo non è soltanto predire una label, ma ragionare su una scelta sequenziale: dato lo stato corrente del circuito, </w:t>
-      </w:r>
-      <w:r>
-        <w:rPr>
-          <w:lang w:val="it-IT"/>
-        </w:rPr>
-        <w:t xml:space="preserve">l’hardware </w:t>
-      </w:r>
-      <w:r>
-        <w:rPr>
-          <w:lang w:val="it-IT"/>
-        </w:rPr>
-        <w:t>e la metrica, quale pass conviene applicare adesso?</w:t>
+        <w:t>Le informazioni più importanti da raccogliere sono:</w:t>
       </w:r>
     </w:p>
     <w:p>
       <w:pPr>
-        <w:rPr>
-          <w:lang w:val="it-IT"/>
-        </w:rPr>
-      </w:pPr>
-      <w:r>
-        <w:rPr>
-          <w:lang w:val="it-IT"/>
-        </w:rPr>
-        <w:t>Le informazioni più importanti da raccogliere sono:</w:t>
+        <w:pStyle w:val="Puntoelenco"/>
+        <w:rPr>
+          <w:lang w:val="it-IT"/>
+        </w:rPr>
+      </w:pPr>
+      <w:r>
+        <w:rPr>
+          <w:lang w:val="it-IT"/>
+        </w:rPr>
+        <w:t>circuito sorgente in formato QASM, per avere un input comune e riproducibile;</w:t>
       </w:r>
     </w:p>
     <w:p>
@@ -5894,7 +6230,35 @@
         <w:rPr>
           <w:lang w:val="it-IT"/>
         </w:rPr>
-        <w:t>circuito sorgente in formato QASM, per avere un input comune e riproducibile;</w:t>
+        <w:t xml:space="preserve">feature </w:t>
+      </w:r>
+      <w:proofErr w:type="spellStart"/>
+      <w:r>
+        <w:rPr>
+          <w:lang w:val="it-IT"/>
+        </w:rPr>
+        <w:t>vector</w:t>
+      </w:r>
+      <w:proofErr w:type="spellEnd"/>
+      <w:r>
+        <w:rPr>
+          <w:lang w:val="it-IT"/>
+        </w:rPr>
+        <w:t xml:space="preserve"> del circuito, cioè la rappresentazione numerica usata da MQT </w:t>
+      </w:r>
+      <w:proofErr w:type="spellStart"/>
+      <w:r>
+        <w:rPr>
+          <w:lang w:val="it-IT"/>
+        </w:rPr>
+        <w:t>Predictor</w:t>
+      </w:r>
+      <w:proofErr w:type="spellEnd"/>
+      <w:r>
+        <w:rPr>
+          <w:lang w:val="it-IT"/>
+        </w:rPr>
+        <w:t>;</w:t>
       </w:r>
     </w:p>
     <w:p>
@@ -5908,35 +6272,33 @@
         <w:rPr>
           <w:lang w:val="it-IT"/>
         </w:rPr>
-        <w:t xml:space="preserve">feature </w:t>
+        <w:t>descrizione del</w:t>
+      </w:r>
+      <w:r>
+        <w:rPr>
+          <w:lang w:val="it-IT"/>
+        </w:rPr>
+        <w:t xml:space="preserve">l’hardware </w:t>
+      </w:r>
+      <w:r>
+        <w:rPr>
+          <w:lang w:val="it-IT"/>
+        </w:rPr>
+        <w:t xml:space="preserve">tramite </w:t>
       </w:r>
       <w:proofErr w:type="spellStart"/>
       <w:r>
         <w:rPr>
           <w:lang w:val="it-IT"/>
         </w:rPr>
-        <w:t>vector</w:t>
+        <w:t>Qiskit</w:t>
       </w:r>
       <w:proofErr w:type="spellEnd"/>
       <w:r>
         <w:rPr>
           <w:lang w:val="it-IT"/>
         </w:rPr>
-        <w:t xml:space="preserve"> del circuito, cioè la rappresentazione numerica usata da MQT </w:t>
-      </w:r>
-      <w:proofErr w:type="spellStart"/>
-      <w:r>
-        <w:rPr>
-          <w:lang w:val="it-IT"/>
-        </w:rPr>
-        <w:t>Predictor</w:t>
-      </w:r>
-      <w:proofErr w:type="spellEnd"/>
-      <w:r>
-        <w:rPr>
-          <w:lang w:val="it-IT"/>
-        </w:rPr>
-        <w:t>;</w:t>
+        <w:t xml:space="preserve"> Target, con gate nativi, connettività e vincoli hardware;</w:t>
       </w:r>
     </w:p>
     <w:p>
@@ -5950,33 +6312,21 @@
         <w:rPr>
           <w:lang w:val="it-IT"/>
         </w:rPr>
-        <w:t>descrizione del</w:t>
-      </w:r>
-      <w:r>
-        <w:rPr>
-          <w:lang w:val="it-IT"/>
-        </w:rPr>
-        <w:t xml:space="preserve">l’hardware </w:t>
-      </w:r>
-      <w:r>
-        <w:rPr>
-          <w:lang w:val="it-IT"/>
-        </w:rPr>
-        <w:t xml:space="preserve">tramite </w:t>
+        <w:t xml:space="preserve">figure of </w:t>
       </w:r>
       <w:proofErr w:type="spellStart"/>
       <w:r>
         <w:rPr>
           <w:lang w:val="it-IT"/>
         </w:rPr>
-        <w:t>Qiskit</w:t>
+        <w:t>merit</w:t>
       </w:r>
       <w:proofErr w:type="spellEnd"/>
       <w:r>
         <w:rPr>
           <w:lang w:val="it-IT"/>
         </w:rPr>
-        <w:t xml:space="preserve"> Target, con gate nativi, connettività e vincoli hardware;</w:t>
+        <w:t xml:space="preserve"> scelta, per sapere quale criterio di qualità si sta ottimizzando;</w:t>
       </w:r>
     </w:p>
     <w:p>
@@ -5990,21 +6340,19 @@
         <w:rPr>
           <w:lang w:val="it-IT"/>
         </w:rPr>
-        <w:t xml:space="preserve">figure of </w:t>
-      </w:r>
-      <w:proofErr w:type="spellStart"/>
-      <w:r>
-        <w:rPr>
-          <w:lang w:val="it-IT"/>
-        </w:rPr>
-        <w:t>merit</w:t>
-      </w:r>
-      <w:proofErr w:type="spellEnd"/>
-      <w:r>
-        <w:rPr>
-          <w:lang w:val="it-IT"/>
-        </w:rPr>
-        <w:t xml:space="preserve"> scelta, per sapere quale criterio di qualità si sta ottimizzando;</w:t>
+        <w:t>sequenza dei pass</w:t>
+      </w:r>
+      <w:r>
+        <w:rPr>
+          <w:lang w:val="it-IT"/>
+        </w:rPr>
+        <w:t xml:space="preserve"> di compilazione</w:t>
+      </w:r>
+      <w:r>
+        <w:rPr>
+          <w:lang w:val="it-IT"/>
+        </w:rPr>
+        <w:t xml:space="preserve"> scelti e azioni valide a ogni passo;</w:t>
       </w:r>
     </w:p>
     <w:p>
@@ -6018,7 +6366,49 @@
         <w:rPr>
           <w:lang w:val="it-IT"/>
         </w:rPr>
-        <w:t>sequenza dei pass scelti e azioni valide a ogni passo;</w:t>
+        <w:t xml:space="preserve">metriche intermedie e finali del circuito compilato, inclusi </w:t>
+      </w:r>
+      <w:proofErr w:type="spellStart"/>
+      <w:r>
+        <w:rPr>
+          <w:lang w:val="it-IT"/>
+        </w:rPr>
+        <w:t>reward</w:t>
+      </w:r>
+      <w:proofErr w:type="spellEnd"/>
+      <w:r>
+        <w:rPr>
+          <w:lang w:val="it-IT"/>
+        </w:rPr>
+        <w:t xml:space="preserve">, score, </w:t>
+      </w:r>
+      <w:proofErr w:type="spellStart"/>
+      <w:r>
+        <w:rPr>
+          <w:lang w:val="it-IT"/>
+        </w:rPr>
+        <w:t>depth</w:t>
+      </w:r>
+      <w:proofErr w:type="spellEnd"/>
+      <w:r>
+        <w:rPr>
+          <w:lang w:val="it-IT"/>
+        </w:rPr>
+        <w:t xml:space="preserve"> e gate </w:t>
+      </w:r>
+      <w:proofErr w:type="spellStart"/>
+      <w:r>
+        <w:rPr>
+          <w:lang w:val="it-IT"/>
+        </w:rPr>
+        <w:t>count</w:t>
+      </w:r>
+      <w:proofErr w:type="spellEnd"/>
+      <w:r>
+        <w:rPr>
+          <w:lang w:val="it-IT"/>
+        </w:rPr>
+        <w:t>;</w:t>
       </w:r>
     </w:p>
     <w:p>
@@ -6032,277 +6422,101 @@
         <w:rPr>
           <w:lang w:val="it-IT"/>
         </w:rPr>
-        <w:t xml:space="preserve">metriche intermedie e finali del circuito compilato, inclusi </w:t>
+        <w:lastRenderedPageBreak/>
+        <w:t xml:space="preserve">confronto con baseline come </w:t>
       </w:r>
       <w:proofErr w:type="spellStart"/>
       <w:r>
         <w:rPr>
           <w:lang w:val="it-IT"/>
         </w:rPr>
-        <w:t>reward</w:t>
+        <w:t>Qiskit</w:t>
       </w:r>
       <w:proofErr w:type="spellEnd"/>
       <w:r>
         <w:rPr>
           <w:lang w:val="it-IT"/>
         </w:rPr>
-        <w:t xml:space="preserve">, score, </w:t>
+        <w:t xml:space="preserve"> </w:t>
       </w:r>
       <w:proofErr w:type="spellStart"/>
       <w:r>
         <w:rPr>
           <w:lang w:val="it-IT"/>
         </w:rPr>
-        <w:t>depth</w:t>
+        <w:t>optimization</w:t>
       </w:r>
       <w:proofErr w:type="spellEnd"/>
       <w:r>
         <w:rPr>
           <w:lang w:val="it-IT"/>
         </w:rPr>
-        <w:t xml:space="preserve"> e gate </w:t>
+        <w:t xml:space="preserve"> </w:t>
       </w:r>
       <w:proofErr w:type="spellStart"/>
       <w:r>
         <w:rPr>
           <w:lang w:val="it-IT"/>
         </w:rPr>
-        <w:t>count</w:t>
+        <w:t>level</w:t>
       </w:r>
       <w:proofErr w:type="spellEnd"/>
       <w:r>
         <w:rPr>
           <w:lang w:val="it-IT"/>
         </w:rPr>
-        <w:t>;</w:t>
+        <w:t xml:space="preserve"> 3 e TKET.</w:t>
       </w:r>
     </w:p>
     <w:p>
       <w:pPr>
-        <w:pStyle w:val="Puntoelenco"/>
-        <w:rPr>
-          <w:lang w:val="it-IT"/>
-        </w:rPr>
-      </w:pPr>
-      <w:r>
-        <w:rPr>
-          <w:lang w:val="it-IT"/>
-        </w:rPr>
-        <w:t xml:space="preserve">confronto con baseline come </w:t>
+        <w:rPr>
+          <w:lang w:val="it-IT"/>
+        </w:rPr>
+      </w:pPr>
+      <w:r>
+        <w:rPr>
+          <w:lang w:val="it-IT"/>
+        </w:rPr>
+        <w:t xml:space="preserve">Una volta raccolte queste informazioni, il dataset potrà essere usato in modi diversi: come knowledge base tecnica per un agente LLM, come insieme di esempi, oppure come base per confrontare un decisore LLM con PPO. In tutti i casi </w:t>
+      </w:r>
+      <w:r>
+        <w:rPr>
+          <w:lang w:val="it-IT"/>
+        </w:rPr>
+        <w:t xml:space="preserve">credo </w:t>
+      </w:r>
+      <w:r>
+        <w:rPr>
+          <w:lang w:val="it-IT"/>
+        </w:rPr>
+        <w:t xml:space="preserve">sarà fondamentale mantenere fissi circuito, </w:t>
+      </w:r>
+      <w:r>
+        <w:rPr>
+          <w:lang w:val="it-IT"/>
+        </w:rPr>
+        <w:t>hardware</w:t>
+      </w:r>
+      <w:r>
+        <w:rPr>
+          <w:lang w:val="it-IT"/>
+        </w:rPr>
+        <w:t xml:space="preserve"> e figure of </w:t>
       </w:r>
       <w:proofErr w:type="spellStart"/>
       <w:r>
         <w:rPr>
           <w:lang w:val="it-IT"/>
         </w:rPr>
-        <w:t>Qiskit</w:t>
+        <w:t>merit</w:t>
       </w:r>
       <w:proofErr w:type="spellEnd"/>
       <w:r>
         <w:rPr>
           <w:lang w:val="it-IT"/>
         </w:rPr>
-        <w:t xml:space="preserve"> </w:t>
-      </w:r>
-      <w:proofErr w:type="spellStart"/>
-      <w:r>
-        <w:rPr>
-          <w:lang w:val="it-IT"/>
-        </w:rPr>
-        <w:t>optimization</w:t>
-      </w:r>
-      <w:proofErr w:type="spellEnd"/>
-      <w:r>
-        <w:rPr>
-          <w:lang w:val="it-IT"/>
-        </w:rPr>
-        <w:t xml:space="preserve"> </w:t>
-      </w:r>
-      <w:proofErr w:type="spellStart"/>
-      <w:r>
-        <w:rPr>
-          <w:lang w:val="it-IT"/>
-        </w:rPr>
-        <w:t>level</w:t>
-      </w:r>
-      <w:proofErr w:type="spellEnd"/>
-      <w:r>
-        <w:rPr>
-          <w:lang w:val="it-IT"/>
-        </w:rPr>
-        <w:t xml:space="preserve"> 3 e TKET.</w:t>
-      </w:r>
-    </w:p>
-    <w:p>
-      <w:pPr>
-        <w:rPr>
-          <w:lang w:val="it-IT"/>
-        </w:rPr>
-      </w:pPr>
-      <w:r>
-        <w:rPr>
-          <w:lang w:val="it-IT"/>
-        </w:rPr>
-        <w:t xml:space="preserve">Una volta raccolte queste informazioni, il dataset potrà essere usato in modi diversi: come knowledge base tecnica per un agente LLM, come insieme di esempi, oppure come base per confrontare un decisore LLM con PPO. In tutti i casi </w:t>
-      </w:r>
-      <w:r>
-        <w:rPr>
-          <w:lang w:val="it-IT"/>
-        </w:rPr>
-        <w:t xml:space="preserve">credo </w:t>
-      </w:r>
-      <w:r>
-        <w:rPr>
-          <w:lang w:val="it-IT"/>
-        </w:rPr>
-        <w:t xml:space="preserve">sarà fondamentale mantenere fissi circuito, </w:t>
-      </w:r>
-      <w:r>
-        <w:rPr>
-          <w:lang w:val="it-IT"/>
-        </w:rPr>
-        <w:t>hardware</w:t>
-      </w:r>
-      <w:r>
-        <w:rPr>
-          <w:lang w:val="it-IT"/>
-        </w:rPr>
-        <w:t xml:space="preserve"> e figure of </w:t>
-      </w:r>
-      <w:proofErr w:type="spellStart"/>
-      <w:r>
-        <w:rPr>
-          <w:lang w:val="it-IT"/>
-        </w:rPr>
-        <w:t>merit</w:t>
-      </w:r>
-      <w:proofErr w:type="spellEnd"/>
-      <w:r>
-        <w:rPr>
-          <w:lang w:val="it-IT"/>
-        </w:rPr>
         <w:t>, così da attribuire le differenze osservate al decisore dei pass e non a cambiamenti del problema sperimentale.</w:t>
-      </w:r>
-    </w:p>
-    <w:p>
-      <w:pPr>
-        <w:pStyle w:val="Titolo1"/>
-        <w:rPr>
-          <w:lang w:val="it-IT"/>
-        </w:rPr>
-      </w:pPr>
-      <w:r>
-        <w:rPr>
-          <w:lang w:val="it-IT"/>
-        </w:rPr>
-        <w:t>9. Prossimi passi sperimentali</w:t>
-      </w:r>
-    </w:p>
-    <w:p>
-      <w:pPr>
-        <w:rPr>
-          <w:lang w:val="it-IT"/>
-        </w:rPr>
-      </w:pPr>
-      <w:r>
-        <w:rPr>
-          <w:lang w:val="it-IT"/>
-        </w:rPr>
-        <w:t xml:space="preserve">Il prossimo passo è trasformare questa comprensione della pipeline in un protocollo di raccolta dati. Prima bisogna scegliere un sottoinsieme di circuiti, dividerli in </w:t>
-      </w:r>
-      <w:proofErr w:type="spellStart"/>
-      <w:r>
-        <w:rPr>
-          <w:lang w:val="it-IT"/>
-        </w:rPr>
-        <w:t>train</w:t>
-      </w:r>
-      <w:proofErr w:type="spellEnd"/>
-      <w:r>
-        <w:rPr>
-          <w:lang w:val="it-IT"/>
-        </w:rPr>
-        <w:t xml:space="preserve">, </w:t>
-      </w:r>
-      <w:proofErr w:type="spellStart"/>
-      <w:r>
-        <w:rPr>
-          <w:lang w:val="it-IT"/>
-        </w:rPr>
-        <w:t>validation</w:t>
-      </w:r>
-      <w:proofErr w:type="spellEnd"/>
-      <w:r>
-        <w:rPr>
-          <w:lang w:val="it-IT"/>
-        </w:rPr>
-        <w:t xml:space="preserve"> e test, e fissare almeno una coppia device-metrica, ad esempio quantinuum_h2_56 con </w:t>
-      </w:r>
-      <w:proofErr w:type="spellStart"/>
-      <w:r>
-        <w:rPr>
-          <w:lang w:val="it-IT"/>
-        </w:rPr>
-        <w:t>expected_fidelity</w:t>
-      </w:r>
-      <w:proofErr w:type="spellEnd"/>
-      <w:r>
-        <w:rPr>
-          <w:lang w:val="it-IT"/>
-        </w:rPr>
-        <w:t>.</w:t>
-      </w:r>
-    </w:p>
-    <w:p>
-      <w:pPr>
-        <w:rPr>
-          <w:lang w:val="it-IT"/>
-        </w:rPr>
-      </w:pPr>
-      <w:r>
-        <w:rPr>
-          <w:lang w:val="it-IT"/>
-        </w:rPr>
-        <w:t xml:space="preserve">Poi si possono valutare diversi checkpoint RL sugli stessi circuiti di </w:t>
-      </w:r>
-      <w:proofErr w:type="spellStart"/>
-      <w:r>
-        <w:rPr>
-          <w:lang w:val="it-IT"/>
-        </w:rPr>
-        <w:t>validation</w:t>
-      </w:r>
-      <w:proofErr w:type="spellEnd"/>
-      <w:r>
-        <w:rPr>
-          <w:lang w:val="it-IT"/>
-        </w:rPr>
-        <w:t>. Per ogni compilazione andranno salvati non solo il circuito finale, ma anche la trace dei pass e le metriche prodotte. Gli stessi circuiti dovranno essere compilati anche con baseline classiche, in modo da avere un confronto leggibile.</w:t>
-      </w:r>
-    </w:p>
-    <w:p>
-      <w:pPr>
-        <w:rPr>
-          <w:lang w:val="it-IT"/>
-        </w:rPr>
-      </w:pPr>
-      <w:r>
-        <w:rPr>
-          <w:lang w:val="it-IT"/>
-        </w:rPr>
-        <w:t xml:space="preserve">Solo dopo questa raccolta sarà sensato introdurre un LLM. Il primo obiettivo non dovrà essere dimostrare che l'LLM è migliore di PPO, ma verificare se riesce a proporre sequenze plausibili, spiegabili e confrontabili. Se il dataset è costruito bene, il confronto potrà essere fatto in modo controllato: stesso circuito, stesso </w:t>
-      </w:r>
-      <w:r>
-        <w:rPr>
-          <w:lang w:val="it-IT"/>
-        </w:rPr>
-        <w:t>hardware</w:t>
-      </w:r>
-      <w:r>
-        <w:rPr>
-          <w:lang w:val="it-IT"/>
-        </w:rPr>
-        <w:t>, stessa metrica, decisore diverso.</w:t>
       </w:r>
     </w:p>
     <w:p>
@@ -6406,14 +6620,7 @@
         <w:rPr>
           <w:lang w:val="it-IT"/>
         </w:rPr>
-        <w:t xml:space="preserve">. Lo script 06_train_device_selector.py genera score e </w:t>
-      </w:r>
-      <w:r>
-        <w:rPr>
-          <w:lang w:val="it-IT"/>
-        </w:rPr>
-        <w:lastRenderedPageBreak/>
-        <w:t xml:space="preserve">label per il selettore supervisionato. Infine, model_store.py serve per esportare e ripristinare i modelli salvati nella </w:t>
+        <w:t xml:space="preserve">. Lo script 06_train_device_selector.py genera score e label per il selettore supervisionato. Infine, model_store.py serve per esportare e ripristinare i modelli salvati nella </w:t>
       </w:r>
       <w:proofErr w:type="spellStart"/>
       <w:r>
@@ -7096,6 +7303,7 @@
         <w:rPr>
           <w:lang w:val="it-IT"/>
         </w:rPr>
+        <w:lastRenderedPageBreak/>
         <w:t xml:space="preserve">[3] Munich Quantum Toolkit, MQT </w:t>
       </w:r>
       <w:proofErr w:type="spellStart"/>

--- a/report/Report_MQT_Predictor_rivisto_discorsivo.docx
+++ b/report/Report_MQT_Predictor_rivisto_discorsivo.docx
@@ -1,6 +1,6 @@
 
 <file path=word/document.xml><?xml version="1.0" encoding="utf-8"?>
-<w:document xmlns:wpc="http://schemas.microsoft.com/office/word/2010/wordprocessingCanvas" xmlns:cx="http://schemas.microsoft.com/office/drawing/2014/chartex" xmlns:cx1="http://schemas.microsoft.com/office/drawing/2015/9/8/chartex" xmlns:cx2="http://schemas.microsoft.com/office/drawing/2015/10/21/chartex" xmlns:cx3="http://schemas.microsoft.com/office/drawing/2016/5/9/chartex" xmlns:cx4="http://schemas.microsoft.com/office/drawing/2016/5/10/chartex" xmlns:cx5="http://schemas.microsoft.com/office/drawing/2016/5/11/chartex" xmlns:cx6="http://schemas.microsoft.com/office/drawing/2016/5/12/chartex" xmlns:cx7="http://schemas.microsoft.com/office/drawing/2016/5/13/chartex" xmlns:cx8="http://schemas.microsoft.com/office/drawing/2016/5/14/chartex" xmlns:mc="http://schemas.openxmlformats.org/markup-compatibility/2006" xmlns:aink="http://schemas.microsoft.com/office/drawing/2016/ink" xmlns:am3d="http://schemas.microsoft.com/office/drawing/2017/model3d" xmlns:o="urn:schemas-microsoft-com:office:office" xmlns:oel="http://schemas.microsoft.com/office/2019/extlst" xmlns:r="http://schemas.openxmlformats.org/officeDocument/2006/relationships" xmlns:m="http://schemas.openxmlformats.org/officeDocument/2006/math" xmlns:v="urn:schemas-microsoft-com:vml" xmlns:wp14="http://schemas.microsoft.com/office/word/2010/wordprocessingDrawing" xmlns:wp="http://schemas.openxmlformats.org/drawingml/2006/wordprocessingDrawing" xmlns:w10="urn:schemas-microsoft-com:office:word" xmlns:w="http://schemas.openxmlformats.org/wordprocessingml/2006/main" xmlns:w14="http://schemas.microsoft.com/office/word/2010/wordml" xmlns:w15="http://schemas.microsoft.com/office/word/2012/wordml" xmlns:w16cex="http://schemas.microsoft.com/office/word/2018/wordml/cex" xmlns:w16cid="http://schemas.microsoft.com/office/word/2016/wordml/cid" xmlns:w16="http://schemas.microsoft.com/office/word/2018/wordml" xmlns:w16du="http://schemas.microsoft.com/office/word/2023/wordml/word16du" xmlns:w16sdtdh="http://schemas.microsoft.com/office/word/2020/wordml/sdtdatahash" xmlns:w16sdtfl="http://schemas.microsoft.com/office/word/2024/wordml/sdtformatlock" xmlns:w16se="http://schemas.microsoft.com/office/word/2015/wordml/symex" xmlns:wpg="http://schemas.microsoft.com/office/word/2010/wordprocessingGroup" xmlns:wpi="http://schemas.microsoft.com/office/word/2010/wordprocessingInk" xmlns:wne="http://schemas.microsoft.com/office/word/2006/wordml" xmlns:wps="http://schemas.microsoft.com/office/word/2010/wordprocessingShape" mc:Ignorable="w14 w15 w16se w16cid w16 w16cex w16sdtdh w16sdtfl w16du wp14">
+<w:document xmlns:wpc="http://schemas.microsoft.com/office/word/2010/wordprocessingCanvas" xmlns:cx="http://schemas.microsoft.com/office/drawing/2014/chartex" xmlns:cx1="http://schemas.microsoft.com/office/drawing/2015/9/8/chartex" xmlns:cx2="http://schemas.microsoft.com/office/drawing/2015/10/21/chartex" xmlns:cx3="http://schemas.microsoft.com/office/drawing/2016/5/9/chartex" xmlns:cx4="http://schemas.microsoft.com/office/drawing/2016/5/10/chartex" xmlns:cx5="http://schemas.microsoft.com/office/drawing/2016/5/11/chartex" xmlns:cx6="http://schemas.microsoft.com/office/drawing/2016/5/12/chartex" xmlns:cx7="http://schemas.microsoft.com/office/drawing/2016/5/13/chartex" xmlns:cx8="http://schemas.microsoft.com/office/drawing/2016/5/14/chartex" xmlns:mc="http://schemas.openxmlformats.org/markup-compatibility/2006" xmlns:aink="http://schemas.microsoft.com/office/drawing/2016/ink" xmlns:am3d="http://schemas.microsoft.com/office/drawing/2017/model3d" xmlns:o="urn:schemas-microsoft-com:office:office" xmlns:oel="http://schemas.microsoft.com/office/2019/extlst" xmlns:r="http://schemas.openxmlformats.org/officeDocument/2006/relationships" xmlns:m="http://schemas.openxmlformats.org/officeDocument/2006/math" xmlns:v="urn:schemas-microsoft-com:vml" xmlns:wp14="http://schemas.microsoft.com/office/word/2010/wordprocessingDrawing" xmlns:wp="http://schemas.openxmlformats.org/drawingml/2006/wordprocessingDrawing" xmlns:w10="urn:schemas-microsoft-com:office:word" xmlns:w="http://schemas.openxmlformats.org/wordprocessingml/2006/main" xmlns:w14="http://schemas.microsoft.com/office/word/2010/wordml" xmlns:w15="http://schemas.microsoft.com/office/word/2012/wordml" xmlns:w16cex="http://schemas.microsoft.com/office/word/2018/wordml/cex" xmlns:w16cid="http://schemas.microsoft.com/office/word/2016/wordml/cid" xmlns:w16="http://schemas.microsoft.com/office/word/2018/wordml" xmlns:w16du="http://schemas.microsoft.com/office/word/2023/wordml/word16du" xmlns:w16sdtdh="http://schemas.microsoft.com/office/word/2020/wordml/sdtdatahash" xmlns:w16sdtfl="http://schemas.microsoft.com/office/word/2024/wordml/sdtformatlock" xmlns:w16se="http://schemas.microsoft.com/office/word/2015/wordml/symex" xmlns:wpg="http://schemas.microsoft.com/office/word/2010/wordprocessingGroup" xmlns:wpi="http://schemas.microsoft.com/office/word/2010/wordprocessingInk" xmlns:wne="http://schemas.microsoft.com/office/word/2006/wordml" xmlns:wps="http://schemas.microsoft.com/office/word/2010/wordprocessingShape" xmlns:a="http://schemas.openxmlformats.org/drawingml/2006/main" xmlns:pic="http://schemas.openxmlformats.org/drawingml/2006/picture" mc:Ignorable="w14 w15 w16se w16cid w16 w16cex w16sdtdh w16sdtfl w16du wp14">
   <w:body>
     <w:p>
       <w:pPr>
@@ -399,6 +399,11 @@
           <w:lang w:val="it-IT"/>
         </w:rPr>
         <w:br/>
+      </w:r>
+      <w:r>
+        <w:rPr>
+          <w:lang w:val="it-IT"/>
+        </w:rPr>
         <w:t>Il flusso diventa quindi questo:</w:t>
       </w:r>
     </w:p>
@@ -542,7 +547,6 @@
           <w:sz w:val="32"/>
           <w:lang w:val="it-IT"/>
         </w:rPr>
-        <w:lastRenderedPageBreak/>
         <w:t>3. Concetti minimi</w:t>
       </w:r>
     </w:p>
@@ -1147,6 +1151,11 @@
           <w:lang w:val="it-IT"/>
         </w:rPr>
         <w:br/>
+      </w:r>
+      <w:r>
+        <w:rPr>
+          <w:lang w:val="it-IT"/>
+        </w:rPr>
         <w:t xml:space="preserve">Ad esempio una </w:t>
       </w:r>
       <w:proofErr w:type="spellStart"/>
@@ -1206,6 +1215,11 @@
           <w:lang w:val="it-IT"/>
         </w:rPr>
         <w:br/>
+      </w:r>
+      <w:r>
+        <w:rPr>
+          <w:lang w:val="it-IT"/>
+        </w:rPr>
         <w:t xml:space="preserve">Un’altra </w:t>
       </w:r>
       <w:proofErr w:type="spellStart"/>
@@ -1333,6 +1347,11 @@
           <w:lang w:val="it-IT"/>
         </w:rPr>
         <w:br/>
+      </w:r>
+      <w:r>
+        <w:rPr>
+          <w:lang w:val="it-IT"/>
+        </w:rPr>
         <w:t xml:space="preserve">Si sceglie </w:t>
       </w:r>
       <w:proofErr w:type="spellStart"/>
@@ -1364,6 +1383,11 @@
           <w:lang w:val="it-IT"/>
         </w:rPr>
         <w:br/>
+      </w:r>
+      <w:r>
+        <w:rPr>
+          <w:lang w:val="it-IT"/>
+        </w:rPr>
         <w:t xml:space="preserve">Si sceglie invece </w:t>
       </w:r>
       <w:proofErr w:type="spellStart"/>
@@ -1425,7 +1449,6 @@
         <w:rPr>
           <w:lang w:val="it-IT"/>
         </w:rPr>
-        <w:lastRenderedPageBreak/>
         <w:t xml:space="preserve">La </w:t>
       </w:r>
       <w:r>
@@ -1550,12 +1573,12 @@
         <w:tblW w:w="9639" w:type="dxa"/>
         <w:tblInd w:w="120" w:type="dxa"/>
         <w:tblBorders>
-          <w:top w:val="single" w:sz="6" w:space="0" w:color="D7DEE8"/>
-          <w:left w:val="single" w:sz="6" w:space="0" w:color="D7DEE8"/>
-          <w:bottom w:val="single" w:sz="6" w:space="0" w:color="D7DEE8"/>
-          <w:right w:val="single" w:sz="6" w:space="0" w:color="D7DEE8"/>
-          <w:insideH w:val="single" w:sz="6" w:space="0" w:color="D7DEE8"/>
-          <w:insideV w:val="single" w:sz="6" w:space="0" w:color="D7DEE8"/>
+          <w:top w:val="single" w:color="D7DEE8" w:sz="6" w:space="0"/>
+          <w:left w:val="single" w:color="D7DEE8" w:sz="6" w:space="0"/>
+          <w:bottom w:val="single" w:color="D7DEE8" w:sz="6" w:space="0"/>
+          <w:right w:val="single" w:color="D7DEE8" w:sz="6" w:space="0"/>
+          <w:insideH w:val="single" w:color="D7DEE8" w:sz="6" w:space="0"/>
+          <w:insideV w:val="single" w:color="D7DEE8" w:sz="6" w:space="0"/>
         </w:tblBorders>
         <w:tblLayout w:type="fixed"/>
         <w:tblLook w:val="04A0" w:firstRow="1" w:lastRow="0" w:firstColumn="1" w:lastColumn="0" w:noHBand="0" w:noVBand="1"/>
@@ -1806,6 +1829,12 @@
                 <w:lang w:val="it-IT"/>
               </w:rPr>
               <w:br/>
+            </w:r>
+            <w:r>
+              <w:rPr>
+                <w:sz w:val="18"/>
+                <w:lang w:val="it-IT"/>
+              </w:rPr>
               <w:t>Un valore vicino a 1 indica un circuito sequenziale, un valore vicino a 0 indica uno parallelo.</w:t>
             </w:r>
           </w:p>
@@ -2398,6 +2427,11 @@
           <w:lang w:val="it-IT"/>
         </w:rPr>
         <w:br/>
+      </w:r>
+      <w:r>
+        <w:rPr>
+          <w:lang w:val="it-IT"/>
+        </w:rPr>
         <w:t>Il modello quindi ad ogni ciclo cerca di massimizzare la</w:t>
       </w:r>
       <w:r>
@@ -2561,6 +2595,11 @@
           <w:lang w:val="it-IT"/>
         </w:rPr>
         <w:br/>
+      </w:r>
+      <w:r>
+        <w:rPr>
+          <w:lang w:val="it-IT"/>
+        </w:rPr>
         <w:t xml:space="preserve">Infatti siano </w:t>
       </w:r>
       <w:proofErr w:type="gramStart"/>
@@ -2596,6 +2635,11 @@
           <w:lang w:val="it-IT"/>
         </w:rPr>
         <w:br/>
+      </w:r>
+      <w:r>
+        <w:rPr>
+          <w:lang w:val="it-IT"/>
+        </w:rPr>
         <w:t>I possibili modelli RL che fungono da compilatori sono 6 (A x F</w:t>
       </w:r>
       <w:proofErr w:type="gramStart"/>
@@ -2617,6 +2661,11 @@
           <w:lang w:val="it-IT"/>
         </w:rPr>
         <w:br/>
+      </w:r>
+      <w:r>
+        <w:rPr>
+          <w:lang w:val="it-IT"/>
+        </w:rPr>
         <w:t xml:space="preserve">Quindi il modello supervisionato che deve scegliere quale tra </w:t>
       </w:r>
       <w:proofErr w:type="gramStart"/>
@@ -2637,7 +2686,6 @@
         <w:rPr>
           <w:lang w:val="it-IT"/>
         </w:rPr>
-        <w:lastRenderedPageBreak/>
         <w:t>circuito quantistico Q, deve sapere se si vuole il miglior hardware rispetto a F1 o rispetto a F2.</w:t>
       </w:r>
       <w:r>
@@ -2645,6 +2693,11 @@
           <w:lang w:val="it-IT"/>
         </w:rPr>
         <w:br/>
+      </w:r>
+      <w:r>
+        <w:rPr>
+          <w:lang w:val="it-IT"/>
+        </w:rPr>
         <w:t xml:space="preserve">Quindi avremo un classificatore per </w:t>
       </w:r>
       <w:proofErr w:type="gramStart"/>
@@ -2686,6 +2739,11 @@
           <w:lang w:val="it-IT"/>
         </w:rPr>
         <w:br/>
+      </w:r>
+      <w:r>
+        <w:rPr>
+          <w:lang w:val="it-IT"/>
+        </w:rPr>
         <w:t xml:space="preserve">-classificatore per F1, tra </w:t>
       </w:r>
       <w:r>
@@ -2911,6 +2969,11 @@
           <w:lang w:val="it-IT"/>
         </w:rPr>
         <w:br/>
+      </w:r>
+      <w:r>
+        <w:rPr>
+          <w:lang w:val="it-IT"/>
+        </w:rPr>
         <w:t>La parte per il</w:t>
       </w:r>
       <w:r>
@@ -2930,6 +2993,11 @@
           <w:lang w:val="it-IT"/>
         </w:rPr>
         <w:br/>
+      </w:r>
+      <w:r>
+        <w:rPr>
+          <w:lang w:val="it-IT"/>
+        </w:rPr>
         <w:t>La parte per il classificatore è composta da 600 circuiti QASM con range da 2 a 90 qubit</w:t>
       </w:r>
       <w:r>
@@ -2937,6 +3005,11 @@
           <w:lang w:val="it-IT"/>
         </w:rPr>
         <w:br/>
+      </w:r>
+      <w:r>
+        <w:rPr>
+          <w:lang w:val="it-IT"/>
+        </w:rPr>
         <w:t>(Nota: i 500 circuiti usati nel dataset del modello RL sono presenti anche nel dataset del classificatore, che quindi contiene solo altri 100 circuiti diversi, per questo scrivo che il dataset è formalmente diviso in 2 parti)</w:t>
       </w:r>
     </w:p>
@@ -2991,6 +3064,11 @@
           <w:lang w:val="it-IT"/>
         </w:rPr>
         <w:br/>
+      </w:r>
+      <w:r>
+        <w:rPr>
+          <w:lang w:val="it-IT"/>
+        </w:rPr>
         <w:t xml:space="preserve">Invece per il </w:t>
       </w:r>
       <w:r>
@@ -3010,6 +3088,11 @@
           <w:lang w:val="it-IT"/>
         </w:rPr>
         <w:br/>
+      </w:r>
+      <w:r>
+        <w:rPr>
+          <w:lang w:val="it-IT"/>
+        </w:rPr>
         <w:t xml:space="preserve">MQT </w:t>
       </w:r>
       <w:proofErr w:type="spellStart"/>
@@ -3254,7 +3337,6 @@
         <w:rPr>
           <w:lang w:val="it-IT"/>
         </w:rPr>
-        <w:lastRenderedPageBreak/>
         <w:t xml:space="preserve">E anche altre 5 feature </w:t>
       </w:r>
       <w:proofErr w:type="spellStart"/>
@@ -4106,6 +4188,11 @@
           <w:lang w:val="it-IT"/>
         </w:rPr>
         <w:br/>
+      </w:r>
+      <w:r>
+        <w:rPr>
+          <w:lang w:val="it-IT"/>
+        </w:rPr>
         <w:t>A tal fine ho creato degli script che riuscissero ad allenare un modello di RL e un classificatore supervisionato, così da poterne testare il funzionamento, gli input e gli output reali.</w:t>
       </w:r>
     </w:p>
@@ -4152,6 +4239,11 @@
           <w:lang w:val="it-IT"/>
         </w:rPr>
         <w:br/>
+      </w:r>
+      <w:r>
+        <w:rPr>
+          <w:lang w:val="it-IT"/>
+        </w:rPr>
         <w:t>Quindi ho creato in totale 6 script (dentro la cartella scripts/):</w:t>
       </w:r>
       <w:r>
@@ -4159,6 +4251,11 @@
           <w:lang w:val="it-IT"/>
         </w:rPr>
         <w:br/>
+      </w:r>
+      <w:r>
+        <w:rPr>
+          <w:lang w:val="it-IT"/>
+        </w:rPr>
         <w:t>Il primo per verificare che l’ambiente e le sue dipendenze fossero installati correttamente.</w:t>
       </w:r>
       <w:r>
@@ -4166,6 +4263,11 @@
           <w:lang w:val="it-IT"/>
         </w:rPr>
         <w:br/>
+      </w:r>
+      <w:r>
+        <w:rPr>
+          <w:lang w:val="it-IT"/>
+        </w:rPr>
         <w:t>Il secondo per sapere quali sono gli hardware disponibili, così da sapere su quali potessi allenare i modelli.</w:t>
       </w:r>
       <w:r>
@@ -4178,7 +4280,6 @@
         <w:rPr>
           <w:lang w:val="it-IT"/>
         </w:rPr>
-        <w:lastRenderedPageBreak/>
         <w:t xml:space="preserve">Il terzo è uno script che ho fatto per verificare la pipeline completa di MQT </w:t>
       </w:r>
       <w:proofErr w:type="spellStart"/>
@@ -4200,6 +4301,11 @@
           <w:lang w:val="it-IT"/>
         </w:rPr>
         <w:br/>
+      </w:r>
+      <w:r>
+        <w:rPr>
+          <w:lang w:val="it-IT"/>
+        </w:rPr>
         <w:t xml:space="preserve">Infatti, l’obiettivo è quello di prendere dei circuiti in input, per ogni circuito usare il classificatore per </w:t>
       </w:r>
       <w:r>
@@ -4231,6 +4337,11 @@
           <w:lang w:val="it-IT"/>
         </w:rPr>
         <w:br/>
+      </w:r>
+      <w:r>
+        <w:rPr>
+          <w:lang w:val="it-IT"/>
+        </w:rPr>
         <w:t>I modelli sono stati allenati su pochi dati e per pochi step, per una questione sia di tempo che di dimensione</w:t>
       </w:r>
       <w:r>
@@ -4264,70 +4375,72 @@
         </w:rPr>
         <w:t xml:space="preserve">Il quarto script serve per usare effettivamente la funzione </w:t>
       </w:r>
-      <w:proofErr w:type="spellStart"/>
       <w:r>
         <w:rPr>
           <w:lang w:val="it-IT"/>
         </w:rPr>
         <w:t>qcompile</w:t>
       </w:r>
-      <w:proofErr w:type="spellEnd"/>
       <w:r>
         <w:rPr>
           <w:lang w:val="it-IT"/>
         </w:rPr>
         <w:t xml:space="preserve">, che è la funzione cardine del progetto. Infatti, dopo aver allenato i modelli, basta passare a </w:t>
       </w:r>
-      <w:proofErr w:type="spellStart"/>
       <w:r>
         <w:rPr>
           <w:lang w:val="it-IT"/>
         </w:rPr>
         <w:t>qcompile</w:t>
       </w:r>
-      <w:proofErr w:type="spellEnd"/>
       <w:r>
         <w:rPr>
           <w:lang w:val="it-IT"/>
         </w:rPr>
         <w:t xml:space="preserve"> il circuito e </w:t>
       </w:r>
-      <w:proofErr w:type="gramStart"/>
       <w:r>
         <w:rPr>
           <w:lang w:val="it-IT"/>
         </w:rPr>
         <w:t>la figure</w:t>
       </w:r>
-      <w:proofErr w:type="gramEnd"/>
       <w:r>
         <w:rPr>
           <w:lang w:val="it-IT"/>
         </w:rPr>
         <w:t xml:space="preserve"> of </w:t>
       </w:r>
-      <w:proofErr w:type="spellStart"/>
       <w:r>
         <w:rPr>
           <w:lang w:val="it-IT"/>
         </w:rPr>
         <w:t>merit</w:t>
       </w:r>
-      <w:proofErr w:type="spellEnd"/>
-      <w:r>
-        <w:rPr>
-          <w:lang w:val="it-IT"/>
-        </w:rPr>
-        <w:t xml:space="preserve"> (la stessa su cui abbiamo allenato i modelli precedentemente). Lo script crea anche un report in </w:t>
-      </w:r>
-      <w:proofErr w:type="spellStart"/>
+      <w:r>
+        <w:rPr>
+          <w:lang w:val="it-IT"/>
+        </w:rPr>
+        <w:t xml:space="preserve"> </w:t>
+      </w:r>
+      <w:r>
+        <w:rPr>
+          <w:lang w:val="it-IT"/>
+        </w:rPr>
+        <w:t>desiderata</w:t>
+      </w:r>
+      <w:r>
+        <w:rPr>
+          <w:lang w:val="it-IT"/>
+        </w:rPr>
+        <w:t xml:space="preserve">. Lo script crea anche un report in </w:t>
+      </w:r>
       <w:r>
         <w:rPr>
           <w:lang w:val="it-IT"/>
         </w:rPr>
         <w:t>json</w:t>
       </w:r>
-      <w:proofErr w:type="spellEnd"/>
       <w:r>
         <w:rPr>
           <w:lang w:val="it-IT"/>
@@ -4346,14 +4459,12 @@
         </w:rPr>
         <w:t xml:space="preserve">che descrive l’output di </w:t>
       </w:r>
-      <w:proofErr w:type="spellStart"/>
       <w:r>
         <w:rPr>
           <w:lang w:val="it-IT"/>
         </w:rPr>
         <w:t>qcompile</w:t>
       </w:r>
-      <w:proofErr w:type="spellEnd"/>
       <w:r>
         <w:rPr>
           <w:lang w:val="it-IT"/>
@@ -4361,9 +4472,6 @@
         <w:t>.</w:t>
       </w:r>
       <w:r>
-        <w:rPr>
-          <w:lang w:val="it-IT"/>
-        </w:rPr>
         <w:br/>
       </w:r>
     </w:p>
@@ -4414,6 +4522,11 @@
           <w:lang w:val="it-IT"/>
         </w:rPr>
         <w:br/>
+      </w:r>
+      <w:r>
+        <w:rPr>
+          <w:lang w:val="it-IT"/>
+        </w:rPr>
         <w:t xml:space="preserve">Infine oltre agli script ho aggiunto </w:t>
       </w:r>
       <w:r>
@@ -4473,6 +4586,11 @@
           <w:lang w:val="it-IT"/>
         </w:rPr>
         <w:br/>
+      </w:r>
+      <w:r>
+        <w:rPr>
+          <w:lang w:val="it-IT"/>
+        </w:rPr>
         <w:t>(script present</w:t>
       </w:r>
       <w:r>
@@ -4559,30 +4677,50 @@
         <w:rPr>
           <w:lang w:val="it-IT"/>
         </w:rPr>
-        <w:t xml:space="preserve">Dopo lo smoke test ho avviato il percorso per un training RL non-smoke su quantinuum_h2_56 con </w:t>
-      </w:r>
-      <w:proofErr w:type="spellStart"/>
+        <w:t xml:space="preserve">Dopo lo smoke test ho avviato il percorso per un training RL non-smoke su </w:t>
+      </w:r>
+      <w:r>
+        <w:rPr>
+          <w:lang w:val="it-IT"/>
+        </w:rPr>
+        <w:t>“</w:t>
+      </w:r>
+      <w:r>
+        <w:rPr>
+          <w:lang w:val="it-IT"/>
+        </w:rPr>
+        <w:t>quantinuum_h2_56</w:t>
+      </w:r>
+      <w:r>
+        <w:rPr>
+          <w:lang w:val="it-IT"/>
+        </w:rPr>
+        <w:t>”</w:t>
+      </w:r>
+      <w:r>
+        <w:rPr>
+          <w:lang w:val="it-IT"/>
+        </w:rPr>
+        <w:t xml:space="preserve"> con </w:t>
+      </w:r>
       <w:r>
         <w:rPr>
           <w:lang w:val="it-IT"/>
         </w:rPr>
         <w:t>expected_fidelity</w:t>
       </w:r>
-      <w:proofErr w:type="spellEnd"/>
       <w:r>
         <w:rPr>
           <w:lang w:val="it-IT"/>
         </w:rPr>
         <w:t>. La release include 500 circuiti QASM target-</w:t>
       </w:r>
-      <w:proofErr w:type="spellStart"/>
       <w:r>
         <w:rPr>
           <w:lang w:val="it-IT"/>
         </w:rPr>
         <w:t>independent</w:t>
       </w:r>
-      <w:proofErr w:type="spellEnd"/>
       <w:r>
         <w:rPr>
           <w:lang w:val="it-IT"/>
@@ -4604,6 +4742,7 @@
     </w:p>
     <w:p>
       <w:pPr>
+        <w:pStyle w:val="Normale"/>
         <w:rPr>
           <w:lang w:val="it-IT"/>
         </w:rPr>
@@ -4614,28 +4753,24 @@
         </w:rPr>
         <w:t xml:space="preserve">Ho poi avviato anche il training per ibm_falcon_127 con figure of </w:t>
       </w:r>
-      <w:proofErr w:type="spellStart"/>
       <w:r>
         <w:rPr>
           <w:lang w:val="it-IT"/>
         </w:rPr>
         <w:t>merit</w:t>
       </w:r>
-      <w:proofErr w:type="spellEnd"/>
       <w:r>
         <w:rPr>
           <w:lang w:val="it-IT"/>
         </w:rPr>
         <w:t xml:space="preserve"> “</w:t>
       </w:r>
-      <w:proofErr w:type="spellStart"/>
       <w:r>
         <w:rPr>
           <w:lang w:val="it-IT"/>
         </w:rPr>
         <w:t>expected_fidelity</w:t>
       </w:r>
-      <w:proofErr w:type="spellEnd"/>
       <w:r>
         <w:rPr>
           <w:lang w:val="it-IT"/>
@@ -4643,34 +4778,68 @@
         <w:t>”.</w:t>
       </w:r>
       <w:r>
-        <w:rPr>
-          <w:lang w:val="it-IT"/>
-        </w:rPr>
         <w:br/>
-        <w:t xml:space="preserve">Infine ho avviato e completato il training anche per “ibm_heron_133” con figure of </w:t>
-      </w:r>
-      <w:proofErr w:type="spellStart"/>
+      </w:r>
+      <w:r>
+        <w:rPr>
+          <w:lang w:val="it-IT"/>
+        </w:rPr>
+        <w:t>Infine ho avviato e completato il training anche per “ibm_</w:t>
+      </w:r>
+      <w:r>
+        <w:rPr>
+          <w:lang w:val="it-IT"/>
+        </w:rPr>
+        <w:t>falcon_27</w:t>
+      </w:r>
+      <w:r>
+        <w:rPr>
+          <w:lang w:val="it-IT"/>
+        </w:rPr>
+        <w:t>”</w:t>
+      </w:r>
+      <w:r>
+        <w:rPr>
+          <w:lang w:val="it-IT"/>
+        </w:rPr>
+        <w:t xml:space="preserve"> e </w:t>
+      </w:r>
+      <w:r>
+        <w:rPr>
+          <w:lang w:val="it-IT"/>
+        </w:rPr>
+        <w:t xml:space="preserve">“quantinuum_h2_56 </w:t>
+      </w:r>
+      <w:r>
+        <w:rPr>
+          <w:lang w:val="it-IT"/>
+        </w:rPr>
+        <w:t>“con</w:t>
+      </w:r>
+      <w:r>
+        <w:rPr>
+          <w:lang w:val="it-IT"/>
+        </w:rPr>
+        <w:t xml:space="preserve"> figure of </w:t>
+      </w:r>
       <w:r>
         <w:rPr>
           <w:lang w:val="it-IT"/>
         </w:rPr>
         <w:t>merit</w:t>
       </w:r>
-      <w:proofErr w:type="spellEnd"/>
       <w:r>
         <w:rPr>
           <w:lang w:val="it-IT"/>
         </w:rPr>
         <w:t xml:space="preserve"> “</w:t>
       </w:r>
-      <w:proofErr w:type="spellStart"/>
       <w:r>
         <w:rPr>
           <w:lang w:val="it-IT"/>
         </w:rPr>
         <w:t>critical_depth</w:t>
       </w:r>
-      <w:proofErr w:type="spellEnd"/>
       <w:r>
         <w:rPr>
           <w:lang w:val="it-IT"/>
@@ -4803,12 +4972,12 @@
           <w:color w:val="2E74B5"/>
           <w:lang w:val="it-IT"/>
         </w:rPr>
-        <w:lastRenderedPageBreak/>
         <w:t>5.4 Training del device selector</w:t>
       </w:r>
     </w:p>
     <w:p>
       <w:pPr>
+        <w:pStyle w:val="Normale"/>
         <w:rPr>
           <w:lang w:val="it-IT"/>
         </w:rPr>
@@ -4844,96 +5013,344 @@
         <w:t>, calcola gli score, costruisce le label e addestra la Random Forest del selector.</w:t>
       </w:r>
       <w:r>
-        <w:rPr>
-          <w:lang w:val="it-IT"/>
-        </w:rPr>
         <w:br/>
+      </w:r>
+      <w:r>
+        <w:rPr>
+          <w:lang w:val="it-IT"/>
+        </w:rPr>
         <w:t xml:space="preserve">In particolare ho allenato 2 modelli, uno per </w:t>
       </w:r>
+      <w:r>
+        <w:rPr>
+          <w:i w:val="1"/>
+          <w:iCs w:val="1"/>
+          <w:lang w:val="it-IT"/>
+        </w:rPr>
+        <w:t>expected</w:t>
+      </w:r>
+      <w:r>
+        <w:rPr>
+          <w:i w:val="1"/>
+          <w:iCs w:val="1"/>
+          <w:lang w:val="it-IT"/>
+        </w:rPr>
+        <w:t xml:space="preserve"> fidelity</w:t>
+      </w:r>
+      <w:r>
+        <w:rPr>
+          <w:lang w:val="it-IT"/>
+        </w:rPr>
+        <w:t xml:space="preserve"> con hardware “ibm_falcon_127” e “quantinuum_h2_56”, e uno per </w:t>
+      </w:r>
+      <w:r>
+        <w:rPr>
+          <w:i w:val="1"/>
+          <w:iCs w:val="1"/>
+          <w:lang w:val="it-IT"/>
+        </w:rPr>
+        <w:t>critical</w:t>
+      </w:r>
+      <w:r>
+        <w:rPr>
+          <w:i w:val="1"/>
+          <w:iCs w:val="1"/>
+          <w:lang w:val="it-IT"/>
+        </w:rPr>
+        <w:t xml:space="preserve"> </w:t>
+      </w:r>
+      <w:r>
+        <w:rPr>
+          <w:i w:val="1"/>
+          <w:iCs w:val="1"/>
+          <w:lang w:val="it-IT"/>
+        </w:rPr>
+        <w:t>depth</w:t>
+      </w:r>
+      <w:r>
+        <w:rPr>
+          <w:lang w:val="it-IT"/>
+        </w:rPr>
+        <w:t xml:space="preserve"> con hardware “</w:t>
+      </w:r>
+      <w:r>
+        <w:rPr>
+          <w:rFonts w:ascii="Calibri" w:hAnsi="Calibri" w:eastAsia="Calibri" w:cs="Calibri"/>
+          <w:noProof w:val="0"/>
+          <w:sz w:val="22"/>
+          <w:szCs w:val="22"/>
+          <w:lang w:val="it-IT"/>
+        </w:rPr>
+        <w:t>ibm_falcon_27” e “quantinuum_h2_56</w:t>
+      </w:r>
+      <w:r>
+        <w:rPr>
+          <w:lang w:val="it-IT"/>
+        </w:rPr>
+        <w:t>”.</w:t>
+      </w:r>
+    </w:p>
+    <w:p>
+      <w:pPr>
+        <w:rPr>
+          <w:lang w:val="it-IT"/>
+        </w:rPr>
+      </w:pPr>
+      <w:r>
+        <w:rPr>
+          <w:lang w:val="it-IT"/>
+        </w:rPr>
+        <w:t>Questa fase è concettualmente distinta dal training RL. La parte costosa è la generazione del dataset</w:t>
+      </w:r>
+    </w:p>
+    <w:p>
+      <w:pPr>
+        <w:pStyle w:val="Titolo2"/>
+        <w:rPr>
+          <w:lang w:val="it-IT"/>
+        </w:rPr>
+      </w:pPr>
+      <w:r>
+        <w:rPr>
+          <w:lang w:val="it-IT"/>
+        </w:rPr>
+        <w:t>5.5 Esportazione informazioni dataset</w:t>
+      </w:r>
+    </w:p>
+    <w:p>
+      <w:pPr>
+        <w:rPr>
+          <w:lang w:val="it-IT"/>
+        </w:rPr>
+      </w:pPr>
+      <w:r>
+        <w:rPr>
+          <w:lang w:val="it-IT"/>
+        </w:rPr>
+        <w:t>Dopo aver allenato anche i classificator</w:t>
+      </w:r>
+      <w:r>
+        <w:rPr>
+          <w:lang w:val="it-IT"/>
+        </w:rPr>
+        <w:t>i</w:t>
+      </w:r>
+      <w:r>
+        <w:rPr>
+          <w:lang w:val="it-IT"/>
+        </w:rPr>
+        <w:t xml:space="preserve"> supervisionat</w:t>
+      </w:r>
+      <w:r>
+        <w:rPr>
+          <w:lang w:val="it-IT"/>
+        </w:rPr>
+        <w:t>i</w:t>
+      </w:r>
+      <w:r>
+        <w:rPr>
+          <w:lang w:val="it-IT"/>
+        </w:rPr>
+        <w:t xml:space="preserve">, con figure of </w:t>
+      </w:r>
       <w:proofErr w:type="spellStart"/>
+      <w:r>
+        <w:rPr>
+          <w:lang w:val="it-IT"/>
+        </w:rPr>
+        <w:t>merit</w:t>
+      </w:r>
+      <w:proofErr w:type="spellEnd"/>
+      <w:r>
+        <w:rPr>
+          <w:lang w:val="it-IT"/>
+        </w:rPr>
+        <w:t xml:space="preserve"> “</w:t>
+      </w:r>
+      <w:proofErr w:type="spellStart"/>
+      <w:r>
+        <w:rPr>
+          <w:lang w:val="it-IT"/>
+        </w:rPr>
+        <w:t>expected_fidelity</w:t>
+      </w:r>
+      <w:proofErr w:type="spellEnd"/>
+      <w:r>
+        <w:rPr>
+          <w:lang w:val="it-IT"/>
+        </w:rPr>
+        <w:t>”</w:t>
+      </w:r>
+      <w:r>
+        <w:rPr>
+          <w:lang w:val="it-IT"/>
+        </w:rPr>
+        <w:t xml:space="preserve"> e “</w:t>
+      </w:r>
+      <w:proofErr w:type="spellStart"/>
+      <w:r>
+        <w:rPr>
+          <w:lang w:val="it-IT"/>
+        </w:rPr>
+        <w:t>critical_depth</w:t>
+      </w:r>
+      <w:proofErr w:type="spellEnd"/>
+      <w:r>
+        <w:rPr>
+          <w:lang w:val="it-IT"/>
+        </w:rPr>
+        <w:t>”</w:t>
+      </w:r>
+      <w:r>
+        <w:rPr>
+          <w:lang w:val="it-IT"/>
+        </w:rPr>
+        <w:t xml:space="preserve">, ho avviato lo script </w:t>
+      </w:r>
       <w:r>
         <w:rPr>
           <w:i/>
           <w:iCs/>
           <w:lang w:val="it-IT"/>
         </w:rPr>
-        <w:t>expected</w:t>
+        <w:t>export_device_selector_dataset.py</w:t>
+      </w:r>
+      <w:r>
+        <w:rPr>
+          <w:lang w:val="it-IT"/>
+        </w:rPr>
+        <w:t xml:space="preserve">, che mi ha generato </w:t>
+      </w:r>
+      <w:r>
+        <w:rPr>
+          <w:lang w:val="it-IT"/>
+        </w:rPr>
+        <w:t xml:space="preserve">i file </w:t>
+      </w:r>
+      <w:proofErr w:type="spellStart"/>
+      <w:r>
+        <w:rPr>
+          <w:lang w:val="it-IT"/>
+        </w:rPr>
+        <w:t>json</w:t>
       </w:r>
       <w:proofErr w:type="spellEnd"/>
       <w:r>
         <w:rPr>
-          <w:i/>
-          <w:iCs/>
-          <w:lang w:val="it-IT"/>
-        </w:rPr>
-        <w:t xml:space="preserve"> fidelity</w:t>
-      </w:r>
-      <w:r>
-        <w:rPr>
-          <w:lang w:val="it-IT"/>
-        </w:rPr>
-        <w:t xml:space="preserve"> con hardware “ibm_falcon_127” e “quantinuum_h2_56”, e uno per </w:t>
+          <w:lang w:val="it-IT"/>
+        </w:rPr>
+        <w:t xml:space="preserve"> contenenti i dati del circuito compilato e gli score degli hardware, e poi ho avviato </w:t>
+      </w:r>
+      <w:r>
+        <w:rPr>
+          <w:lang w:val="it-IT"/>
+        </w:rPr>
+        <w:t>build_dataset_workbook.py</w:t>
+      </w:r>
+      <w:r>
+        <w:rPr>
+          <w:lang w:val="it-IT"/>
+        </w:rPr>
+        <w:t xml:space="preserve"> che mi ha generato </w:t>
+      </w:r>
+      <w:r>
+        <w:rPr>
+          <w:lang w:val="it-IT"/>
+        </w:rPr>
+        <w:t xml:space="preserve">una tabella </w:t>
       </w:r>
       <w:proofErr w:type="spellStart"/>
       <w:r>
         <w:rPr>
-          <w:i/>
-          <w:iCs/>
-          <w:lang w:val="it-IT"/>
-        </w:rPr>
-        <w:t>critical</w:t>
+          <w:lang w:val="it-IT"/>
+        </w:rPr>
+        <w:t>excel</w:t>
       </w:r>
       <w:proofErr w:type="spellEnd"/>
       <w:r>
         <w:rPr>
-          <w:i/>
-          <w:iCs/>
           <w:lang w:val="it-IT"/>
         </w:rPr>
         <w:t xml:space="preserve"> </w:t>
       </w:r>
+      <w:r>
+        <w:rPr>
+          <w:lang w:val="it-IT"/>
+        </w:rPr>
+        <w:t xml:space="preserve">basata sui </w:t>
+      </w:r>
       <w:proofErr w:type="spellStart"/>
       <w:r>
         <w:rPr>
-          <w:i/>
-          <w:iCs/>
-          <w:lang w:val="it-IT"/>
-        </w:rPr>
-        <w:t>depth</w:t>
+          <w:lang w:val="it-IT"/>
+        </w:rPr>
+        <w:t>json</w:t>
       </w:r>
       <w:proofErr w:type="spellEnd"/>
       <w:r>
         <w:rPr>
           <w:lang w:val="it-IT"/>
         </w:rPr>
-        <w:t xml:space="preserve"> con hardware “ibm_heron_133”.</w:t>
+        <w:t xml:space="preserve"> precedentemente creati</w:t>
+      </w:r>
+      <w:r>
+        <w:rPr>
+          <w:lang w:val="it-IT"/>
+        </w:rPr>
+        <w:t xml:space="preserve">. Sono infatti visibili informazioni come il nome del circuito, l’hardware su cui è stato compilato (con il modello RL associato), lo score di quell’hardware e le caratteristiche del circuito. </w:t>
       </w:r>
     </w:p>
     <w:p>
       <w:pPr>
-        <w:rPr>
-          <w:lang w:val="it-IT"/>
-        </w:rPr>
-      </w:pPr>
-      <w:r>
-        <w:rPr>
-          <w:lang w:val="it-IT"/>
-        </w:rPr>
-        <w:t>Questa fase è concettualmente distinta dal training RL. La parte costosa è la generazione del dataset</w:t>
+        <w:pStyle w:val="Titolo1"/>
+        <w:rPr>
+          <w:lang w:val="it-IT"/>
+        </w:rPr>
+      </w:pPr>
+      <w:r>
+        <w:rPr>
+          <w:lang w:val="it-IT"/>
+        </w:rPr>
+        <w:t>6. Risultati ottenuti</w:t>
       </w:r>
     </w:p>
     <w:p>
       <w:pPr>
-        <w:pStyle w:val="Titolo2"/>
-        <w:rPr>
-          <w:lang w:val="it-IT"/>
-        </w:rPr>
-      </w:pPr>
-      <w:r>
-        <w:rPr>
-          <w:lang w:val="it-IT"/>
-        </w:rPr>
-        <w:t>5.5 Esportazione informazioni dataset</w:t>
+        <w:rPr>
+          <w:lang w:val="it-IT"/>
+        </w:rPr>
+      </w:pPr>
+      <w:r>
+        <w:rPr>
+          <w:lang w:val="it-IT"/>
+        </w:rPr>
+        <w:t xml:space="preserve">I test eseguiti finora non avevano l'obiettivo di dimostrare che i modelli addestrati fossero già competitivi. L'obiettivo era verificare se la pipeline di MQT </w:t>
+      </w:r>
+      <w:proofErr w:type="spellStart"/>
+      <w:r>
+        <w:rPr>
+          <w:lang w:val="it-IT"/>
+        </w:rPr>
+        <w:t>Predictor</w:t>
+      </w:r>
+      <w:proofErr w:type="spellEnd"/>
+      <w:r>
+        <w:rPr>
+          <w:lang w:val="it-IT"/>
+        </w:rPr>
+        <w:t xml:space="preserve"> fosse riproducibile nell</w:t>
+      </w:r>
+      <w:r>
+        <w:rPr>
+          <w:lang w:val="it-IT"/>
+        </w:rPr>
+        <w:t>’ambiente di lavoro</w:t>
+      </w:r>
+      <w:r>
+        <w:rPr>
+          <w:lang w:val="it-IT"/>
+        </w:rPr>
+        <w:t>, capire quali file vengono prodotti durante il flusso e individuare quali informazioni possono essere riutilizzate in una tesi basata su LLM.</w:t>
       </w:r>
     </w:p>
     <w:p>
@@ -4946,191 +5363,69 @@
         <w:rPr>
           <w:lang w:val="it-IT"/>
         </w:rPr>
-        <w:t>Dopo aver allenato anche i classificator</w:t>
-      </w:r>
-      <w:r>
-        <w:rPr>
-          <w:lang w:val="it-IT"/>
-        </w:rPr>
-        <w:t>i</w:t>
-      </w:r>
-      <w:r>
-        <w:rPr>
-          <w:lang w:val="it-IT"/>
-        </w:rPr>
-        <w:t xml:space="preserve"> supervisionat</w:t>
-      </w:r>
-      <w:r>
-        <w:rPr>
-          <w:lang w:val="it-IT"/>
-        </w:rPr>
-        <w:t>i</w:t>
-      </w:r>
-      <w:r>
-        <w:rPr>
-          <w:lang w:val="it-IT"/>
-        </w:rPr>
-        <w:t xml:space="preserve">, con figure of </w:t>
-      </w:r>
-      <w:proofErr w:type="spellStart"/>
+        <w:t>Da questo punto di vista il risultato è positivo: la pipeline è stata ricostruita end-to-end. Partendo da circuiti QASM target-</w:t>
+      </w:r>
+      <w:r>
+        <w:rPr>
+          <w:lang w:val="it-IT"/>
+        </w:rPr>
+        <w:t>independent</w:t>
+      </w:r>
+      <w:r>
+        <w:rPr>
+          <w:lang w:val="it-IT"/>
+        </w:rPr>
+        <w:t xml:space="preserve"> e da </w:t>
+      </w:r>
+      <w:r>
+        <w:rPr>
+          <w:lang w:val="it-IT"/>
+        </w:rPr>
+        <w:t>una figure</w:t>
+      </w:r>
+      <w:r>
+        <w:rPr>
+          <w:lang w:val="it-IT"/>
+        </w:rPr>
+        <w:t xml:space="preserve"> of </w:t>
+      </w:r>
       <w:r>
         <w:rPr>
           <w:lang w:val="it-IT"/>
         </w:rPr>
         <w:t>merit</w:t>
       </w:r>
-      <w:proofErr w:type="spellEnd"/>
-      <w:r>
-        <w:rPr>
-          <w:lang w:val="it-IT"/>
-        </w:rPr>
-        <w:t xml:space="preserve"> “</w:t>
-      </w:r>
-      <w:proofErr w:type="spellStart"/>
-      <w:r>
-        <w:rPr>
-          <w:lang w:val="it-IT"/>
-        </w:rPr>
-        <w:t>expected_fidelity</w:t>
-      </w:r>
-      <w:proofErr w:type="spellEnd"/>
-      <w:r>
-        <w:rPr>
-          <w:lang w:val="it-IT"/>
-        </w:rPr>
-        <w:t>”</w:t>
-      </w:r>
-      <w:r>
-        <w:rPr>
-          <w:lang w:val="it-IT"/>
-        </w:rPr>
-        <w:t xml:space="preserve"> e “</w:t>
-      </w:r>
-      <w:proofErr w:type="spellStart"/>
-      <w:r>
-        <w:rPr>
-          <w:lang w:val="it-IT"/>
-        </w:rPr>
-        <w:t>critical_depth</w:t>
-      </w:r>
-      <w:proofErr w:type="spellEnd"/>
-      <w:r>
-        <w:rPr>
-          <w:lang w:val="it-IT"/>
-        </w:rPr>
-        <w:t>”</w:t>
-      </w:r>
-      <w:r>
-        <w:rPr>
-          <w:lang w:val="it-IT"/>
-        </w:rPr>
-        <w:t xml:space="preserve">, ho avviato lo script </w:t>
-      </w:r>
-      <w:r>
-        <w:rPr>
-          <w:i/>
-          <w:iCs/>
-          <w:lang w:val="it-IT"/>
-        </w:rPr>
-        <w:t>export_device_selector_dataset.py</w:t>
-      </w:r>
-      <w:r>
-        <w:rPr>
-          <w:lang w:val="it-IT"/>
-        </w:rPr>
-        <w:t xml:space="preserve">, che mi ha generato </w:t>
-      </w:r>
-      <w:r>
-        <w:rPr>
-          <w:lang w:val="it-IT"/>
-        </w:rPr>
-        <w:t xml:space="preserve">i file </w:t>
-      </w:r>
-      <w:proofErr w:type="spellStart"/>
-      <w:r>
-        <w:rPr>
-          <w:lang w:val="it-IT"/>
-        </w:rPr>
-        <w:t>json</w:t>
-      </w:r>
-      <w:proofErr w:type="spellEnd"/>
-      <w:r>
-        <w:rPr>
-          <w:lang w:val="it-IT"/>
-        </w:rPr>
-        <w:t xml:space="preserve"> contenenti i dati del circuito compilato e gli score degli hardware, e poi ho avviato </w:t>
-      </w:r>
-      <w:r>
-        <w:rPr>
-          <w:lang w:val="it-IT"/>
-        </w:rPr>
-        <w:t>build_dataset_workbook.py</w:t>
-      </w:r>
-      <w:r>
-        <w:rPr>
-          <w:lang w:val="it-IT"/>
-        </w:rPr>
-        <w:t xml:space="preserve"> che mi ha generato </w:t>
-      </w:r>
-      <w:r>
-        <w:rPr>
-          <w:lang w:val="it-IT"/>
-        </w:rPr>
-        <w:t xml:space="preserve">una tabella </w:t>
-      </w:r>
-      <w:proofErr w:type="spellStart"/>
-      <w:r>
-        <w:rPr>
-          <w:lang w:val="it-IT"/>
-        </w:rPr>
-        <w:t>excel</w:t>
-      </w:r>
-      <w:proofErr w:type="spellEnd"/>
-      <w:r>
-        <w:rPr>
-          <w:lang w:val="it-IT"/>
-        </w:rPr>
-        <w:t xml:space="preserve"> </w:t>
-      </w:r>
-      <w:r>
-        <w:rPr>
-          <w:lang w:val="it-IT"/>
-        </w:rPr>
-        <w:t xml:space="preserve">basata sui </w:t>
-      </w:r>
-      <w:proofErr w:type="spellStart"/>
-      <w:r>
-        <w:rPr>
-          <w:lang w:val="it-IT"/>
-        </w:rPr>
-        <w:t>json</w:t>
-      </w:r>
-      <w:proofErr w:type="spellEnd"/>
-      <w:r>
-        <w:rPr>
-          <w:lang w:val="it-IT"/>
-        </w:rPr>
-        <w:t xml:space="preserve"> precedentemente creati</w:t>
-      </w:r>
-      <w:r>
-        <w:rPr>
-          <w:lang w:val="it-IT"/>
-        </w:rPr>
-        <w:t xml:space="preserve">. Sono infatti visibili informazioni come il nome del circuito, l’hardware su cui è stato compilato (con il modello RL associato), lo score di quell’hardware e le caratteristiche del circuito. </w:t>
+      <w:r>
+        <w:rPr>
+          <w:lang w:val="it-IT"/>
+        </w:rPr>
+        <w:t xml:space="preserve">, è stato possibile creare modelli minimi, invocare </w:t>
+      </w:r>
+      <w:r>
+        <w:rPr>
+          <w:lang w:val="it-IT"/>
+        </w:rPr>
+        <w:t>qcompile</w:t>
+      </w:r>
+      <w:r>
+        <w:rPr>
+          <w:lang w:val="it-IT"/>
+        </w:rPr>
+        <w:t>, ottenere un circuito compilato e salvare la lista dei pass scelti dal modello RL.</w:t>
       </w:r>
     </w:p>
     <w:p>
       <w:pPr>
-        <w:pStyle w:val="Titolo1"/>
-        <w:rPr>
-          <w:lang w:val="it-IT"/>
-        </w:rPr>
-      </w:pPr>
-      <w:r>
-        <w:rPr>
-          <w:lang w:val="it-IT"/>
-        </w:rPr>
-        <w:t>6. Risultati ottenuti</w:t>
+        <w:pStyle w:val="Titolo2"/>
+        <w:rPr>
+          <w:lang w:val="it-IT"/>
+        </w:rPr>
+      </w:pPr>
+      <w:r>
+        <w:rPr>
+          <w:lang w:val="it-IT"/>
+        </w:rPr>
+        <w:t>6.1 Smoke test della pipeline</w:t>
       </w:r>
     </w:p>
     <w:p>
@@ -5143,7 +5438,7 @@
         <w:rPr>
           <w:lang w:val="it-IT"/>
         </w:rPr>
-        <w:t xml:space="preserve">I test eseguiti finora non avevano l'obiettivo di dimostrare che i modelli addestrati fossero già competitivi. L'obiettivo era verificare se la pipeline di MQT </w:t>
+        <w:t xml:space="preserve">Lo smoke test ha confermato che l'ambiente Python 3.12 con MQT </w:t>
       </w:r>
       <w:proofErr w:type="spellStart"/>
       <w:r>
@@ -5157,19 +5452,33 @@
         <w:rPr>
           <w:lang w:val="it-IT"/>
         </w:rPr>
-        <w:t xml:space="preserve"> fosse riproducibile nell</w:t>
-      </w:r>
-      <w:r>
-        <w:rPr>
-          <w:lang w:val="it-IT"/>
-        </w:rPr>
-        <w:t>’ambiente di lavoro</w:t>
-      </w:r>
-      <w:r>
-        <w:rPr>
-          <w:lang w:val="it-IT"/>
-        </w:rPr>
-        <w:t>, capire quali file vengono prodotti durante il flusso e individuare quali informazioni possono essere riutilizzate in una tesi basata su LLM.</w:t>
+        <w:t xml:space="preserve"> 2.3.0 funziona e che i modelli necessari a </w:t>
+      </w:r>
+      <w:proofErr w:type="spellStart"/>
+      <w:r>
+        <w:rPr>
+          <w:lang w:val="it-IT"/>
+        </w:rPr>
+        <w:t>qcompile</w:t>
+      </w:r>
+      <w:proofErr w:type="spellEnd"/>
+      <w:r>
+        <w:rPr>
+          <w:lang w:val="it-IT"/>
+        </w:rPr>
+        <w:t xml:space="preserve"> possono essere creati e salvati localmente. Il test è stato volutamente piccolo: sono stati usati pochi circuiti GHZ e un training molto breve, sufficiente per verificare </w:t>
+      </w:r>
+      <w:r>
+        <w:rPr>
+          <w:lang w:val="it-IT"/>
+        </w:rPr>
+        <w:t>la</w:t>
+      </w:r>
+      <w:r>
+        <w:rPr>
+          <w:lang w:val="it-IT"/>
+        </w:rPr>
+        <w:t xml:space="preserve"> pipeline ma non per ottenere un compilatore di buona qualità.</w:t>
       </w:r>
     </w:p>
     <w:p>
@@ -5182,130 +5491,112 @@
         <w:rPr>
           <w:lang w:val="it-IT"/>
         </w:rPr>
-        <w:t>Da questo punto di vista il risultato è positivo: la pipeline è stata ricostruita end-to-end. Partendo da circuiti QASM target-</w:t>
+        <w:t xml:space="preserve">L'esecuzione di </w:t>
       </w:r>
       <w:proofErr w:type="spellStart"/>
       <w:r>
         <w:rPr>
           <w:lang w:val="it-IT"/>
         </w:rPr>
-        <w:t>independent</w:t>
+        <w:t>qcompile</w:t>
       </w:r>
       <w:proofErr w:type="spellEnd"/>
       <w:r>
         <w:rPr>
           <w:lang w:val="it-IT"/>
         </w:rPr>
-        <w:t xml:space="preserve"> e da </w:t>
-      </w:r>
-      <w:proofErr w:type="gramStart"/>
-      <w:r>
-        <w:rPr>
-          <w:lang w:val="it-IT"/>
-        </w:rPr>
-        <w:t>una figure</w:t>
-      </w:r>
-      <w:proofErr w:type="gramEnd"/>
-      <w:r>
-        <w:rPr>
-          <w:lang w:val="it-IT"/>
-        </w:rPr>
-        <w:t xml:space="preserve"> of </w:t>
+        <w:t xml:space="preserve"> su un circuito GHZ a 5 qubit ha prodotto tre elementi importanti: il circuito compilato, la lista </w:t>
       </w:r>
       <w:proofErr w:type="spellStart"/>
       <w:r>
         <w:rPr>
           <w:lang w:val="it-IT"/>
         </w:rPr>
-        <w:t>merit</w:t>
+        <w:t>compilation_information</w:t>
       </w:r>
       <w:proofErr w:type="spellEnd"/>
       <w:r>
         <w:rPr>
           <w:lang w:val="it-IT"/>
         </w:rPr>
-        <w:t xml:space="preserve"> fissata, è stato possibile creare modelli minimi, invocare </w:t>
-      </w:r>
-      <w:proofErr w:type="spellStart"/>
-      <w:r>
-        <w:rPr>
-          <w:lang w:val="it-IT"/>
-        </w:rPr>
-        <w:t>qcompile</w:t>
-      </w:r>
-      <w:proofErr w:type="spellEnd"/>
-      <w:r>
-        <w:rPr>
-          <w:lang w:val="it-IT"/>
-        </w:rPr>
-        <w:t>, ottenere un circuito compilato e salvare la lista dei pass scelti dal modello RL.</w:t>
+        <w:t xml:space="preserve"> e il</w:t>
+      </w:r>
+      <w:r>
+        <w:rPr>
+          <w:lang w:val="it-IT"/>
+        </w:rPr>
+        <w:t xml:space="preserve"> nome</w:t>
+      </w:r>
+      <w:r>
+        <w:rPr>
+          <w:lang w:val="it-IT"/>
+        </w:rPr>
+        <w:t xml:space="preserve"> del</w:t>
+      </w:r>
+      <w:r>
+        <w:rPr>
+          <w:lang w:val="it-IT"/>
+        </w:rPr>
+        <w:t>l’hardware</w:t>
+      </w:r>
+      <w:r>
+        <w:rPr>
+          <w:lang w:val="it-IT"/>
+        </w:rPr>
+        <w:t xml:space="preserve"> selezionato. Nel report JSON generato dallo script, la profondità del circuito compilato risulta pari a 12. Questo valore è utile soprattutto come controllo di coerenza: dimostra che il circuito è stato effettivamente trasformato e che l'output può essere ispezionato in modo automatico.</w:t>
       </w:r>
     </w:p>
     <w:p>
       <w:pPr>
-        <w:pStyle w:val="Titolo2"/>
-        <w:rPr>
-          <w:lang w:val="it-IT"/>
-        </w:rPr>
-      </w:pPr>
-      <w:r>
-        <w:rPr>
-          <w:lang w:val="it-IT"/>
-        </w:rPr>
-        <w:t>6.1 Smoke test della pipeline</w:t>
+        <w:rPr>
+          <w:lang w:val="it-IT"/>
+        </w:rPr>
+      </w:pPr>
+      <w:r>
+        <w:rPr>
+          <w:lang w:val="it-IT"/>
+        </w:rPr>
+        <w:t xml:space="preserve">La conclusione di questo test è quindi limitata ma importante: </w:t>
+      </w:r>
+      <w:proofErr w:type="spellStart"/>
+      <w:r>
+        <w:rPr>
+          <w:lang w:val="it-IT"/>
+        </w:rPr>
+        <w:t>qcompile</w:t>
+      </w:r>
+      <w:proofErr w:type="spellEnd"/>
+      <w:r>
+        <w:rPr>
+          <w:lang w:val="it-IT"/>
+        </w:rPr>
+        <w:t xml:space="preserve"> è utilizzabile </w:t>
+      </w:r>
+      <w:r>
+        <w:rPr>
+          <w:lang w:val="it-IT"/>
+        </w:rPr>
+        <w:t xml:space="preserve">nell’ambiente di lavoro </w:t>
+      </w:r>
+      <w:r>
+        <w:rPr>
+          <w:lang w:val="it-IT"/>
+        </w:rPr>
+        <w:t>e restituisce esattamente il tipo di informazioni che servono per studiare il comportamento della compilazione. Non si può invece concludere che la sequenza di pass scelta dallo smoke model sia ottimale, perché il modello è stato addestrato solo per validare il funzionamento tecnico.</w:t>
       </w:r>
     </w:p>
     <w:p>
       <w:pPr>
-        <w:rPr>
-          <w:lang w:val="it-IT"/>
-        </w:rPr>
-      </w:pPr>
-      <w:r>
-        <w:rPr>
-          <w:lang w:val="it-IT"/>
-        </w:rPr>
-        <w:t xml:space="preserve">Lo smoke test ha confermato che l'ambiente Python 3.12 con MQT </w:t>
-      </w:r>
-      <w:proofErr w:type="spellStart"/>
-      <w:r>
-        <w:rPr>
-          <w:lang w:val="it-IT"/>
-        </w:rPr>
-        <w:t>Predictor</w:t>
-      </w:r>
-      <w:proofErr w:type="spellEnd"/>
-      <w:r>
-        <w:rPr>
-          <w:lang w:val="it-IT"/>
-        </w:rPr>
-        <w:t xml:space="preserve"> 2.3.0 funziona e che i modelli necessari a </w:t>
-      </w:r>
-      <w:proofErr w:type="spellStart"/>
-      <w:r>
-        <w:rPr>
-          <w:lang w:val="it-IT"/>
-        </w:rPr>
-        <w:t>qcompile</w:t>
-      </w:r>
-      <w:proofErr w:type="spellEnd"/>
-      <w:r>
-        <w:rPr>
-          <w:lang w:val="it-IT"/>
-        </w:rPr>
-        <w:t xml:space="preserve"> possono essere creati e salvati localmente. Il test è stato volutamente piccolo: sono stati usati pochi circuiti GHZ e un training molto breve, sufficiente per verificare </w:t>
-      </w:r>
-      <w:r>
-        <w:rPr>
-          <w:lang w:val="it-IT"/>
-        </w:rPr>
-        <w:t>la</w:t>
-      </w:r>
-      <w:r>
-        <w:rPr>
-          <w:lang w:val="it-IT"/>
-        </w:rPr>
-        <w:t xml:space="preserve"> pipeline ma non per ottenere un compilatore di buona qualità.</w:t>
+        <w:pStyle w:val="Titolo2"/>
+        <w:rPr>
+          <w:lang w:val="it-IT"/>
+        </w:rPr>
+      </w:pPr>
+      <w:r>
+        <w:rPr>
+          <w:lang w:val="it-IT"/>
+        </w:rPr>
+        <w:t>6.2 Informazioni osservabili durante la compilazione</w:t>
       </w:r>
     </w:p>
     <w:p>
@@ -5318,59 +5609,61 @@
         <w:rPr>
           <w:lang w:val="it-IT"/>
         </w:rPr>
-        <w:t xml:space="preserve">L'esecuzione di </w:t>
+        <w:t xml:space="preserve">Un risultato rilevante è che la compilazione non produce solo un circuito finale. Durante il flusso circolano molte informazioni: il circuito sorgente in QASM, il feature </w:t>
       </w:r>
       <w:proofErr w:type="spellStart"/>
       <w:r>
         <w:rPr>
           <w:lang w:val="it-IT"/>
         </w:rPr>
-        <w:t>qcompile</w:t>
+        <w:t>vector</w:t>
       </w:r>
       <w:proofErr w:type="spellEnd"/>
       <w:r>
         <w:rPr>
           <w:lang w:val="it-IT"/>
         </w:rPr>
-        <w:t xml:space="preserve"> su un circuito GHZ a 5 qubit ha prodotto tre elementi importanti: il circuito compilato, la lista </w:t>
+        <w:t xml:space="preserve"> estratto dal circuito, </w:t>
+      </w:r>
+      <w:r>
+        <w:rPr>
+          <w:lang w:val="it-IT"/>
+        </w:rPr>
+        <w:t xml:space="preserve">l’hardware </w:t>
+      </w:r>
+      <w:r>
+        <w:rPr>
+          <w:lang w:val="it-IT"/>
+        </w:rPr>
+        <w:t xml:space="preserve">target, </w:t>
+      </w:r>
+      <w:proofErr w:type="gramStart"/>
+      <w:r>
+        <w:rPr>
+          <w:lang w:val="it-IT"/>
+        </w:rPr>
+        <w:t>la figure</w:t>
+      </w:r>
+      <w:proofErr w:type="gramEnd"/>
+      <w:r>
+        <w:rPr>
+          <w:lang w:val="it-IT"/>
+        </w:rPr>
+        <w:t xml:space="preserve"> of </w:t>
       </w:r>
       <w:proofErr w:type="spellStart"/>
       <w:r>
         <w:rPr>
           <w:lang w:val="it-IT"/>
         </w:rPr>
-        <w:t>compilation_information</w:t>
+        <w:t>merit</w:t>
       </w:r>
       <w:proofErr w:type="spellEnd"/>
       <w:r>
         <w:rPr>
           <w:lang w:val="it-IT"/>
         </w:rPr>
-        <w:t xml:space="preserve"> e il</w:t>
-      </w:r>
-      <w:r>
-        <w:rPr>
-          <w:lang w:val="it-IT"/>
-        </w:rPr>
-        <w:t xml:space="preserve"> nome</w:t>
-      </w:r>
-      <w:r>
-        <w:rPr>
-          <w:lang w:val="it-IT"/>
-        </w:rPr>
-        <w:t xml:space="preserve"> del</w:t>
-      </w:r>
-      <w:r>
-        <w:rPr>
-          <w:lang w:val="it-IT"/>
-        </w:rPr>
-        <w:t>l’hardware</w:t>
-      </w:r>
-      <w:r>
-        <w:rPr>
-          <w:lang w:val="it-IT"/>
-        </w:rPr>
-        <w:t xml:space="preserve"> selezionato. Nel report JSON generato dallo script, la profondità del circuito compilato risulta pari a 12. Questo valore è utile soprattutto come controllo di coerenza: dimostra che il circuito è stato effettivamente trasformato e che l'output può essere ispezionato in modo automatico.</w:t>
+        <w:t>, la sequenza dei pass scelti, le metriche del circuito compilato e lo score finale. Queste informazioni non sono tutte restituite direttamente dalla stessa funzione, ma possono essere raccolte collegando gli script già preparati.</w:t>
       </w:r>
     </w:p>
     <w:p>
@@ -5383,115 +5676,116 @@
         <w:rPr>
           <w:lang w:val="it-IT"/>
         </w:rPr>
-        <w:t xml:space="preserve">La conclusione di questo test è quindi limitata ma importante: </w:t>
+        <w:t xml:space="preserve">La lista </w:t>
       </w:r>
       <w:proofErr w:type="spellStart"/>
       <w:r>
         <w:rPr>
           <w:lang w:val="it-IT"/>
         </w:rPr>
-        <w:t>qcompile</w:t>
+        <w:t>compilation_information</w:t>
       </w:r>
       <w:proofErr w:type="spellEnd"/>
       <w:r>
         <w:rPr>
           <w:lang w:val="it-IT"/>
         </w:rPr>
-        <w:t xml:space="preserve"> è utilizzabile </w:t>
-      </w:r>
-      <w:r>
-        <w:rPr>
-          <w:lang w:val="it-IT"/>
-        </w:rPr>
-        <w:t xml:space="preserve">nell’ambiente di lavoro </w:t>
-      </w:r>
-      <w:r>
-        <w:rPr>
-          <w:lang w:val="it-IT"/>
-        </w:rPr>
-        <w:t>e restituisce esattamente il tipo di informazioni che servono per studiare il comportamento della compilazione. Non si può invece concludere che la sequenza di pass scelta dallo smoke model sia ottimale, perché il modello è stato addestrato solo per validare il funzionamento tecnico.</w:t>
+        <w:t xml:space="preserve"> è particolarmente interessante. Non rappresenta una pipeline fissa di </w:t>
+      </w:r>
+      <w:proofErr w:type="spellStart"/>
+      <w:r>
+        <w:rPr>
+          <w:lang w:val="it-IT"/>
+        </w:rPr>
+        <w:t>Qiskit</w:t>
+      </w:r>
+      <w:proofErr w:type="spellEnd"/>
+      <w:r>
+        <w:rPr>
+          <w:lang w:val="it-IT"/>
+        </w:rPr>
+        <w:t xml:space="preserve">, ma la sequenza di azioni scelta dalla policy PPO tra le azioni ammesse da MQT </w:t>
+      </w:r>
+      <w:proofErr w:type="spellStart"/>
+      <w:r>
+        <w:rPr>
+          <w:lang w:val="it-IT"/>
+        </w:rPr>
+        <w:t>Predictor</w:t>
+      </w:r>
+      <w:proofErr w:type="spellEnd"/>
+      <w:r>
+        <w:rPr>
+          <w:lang w:val="it-IT"/>
+        </w:rPr>
+        <w:t xml:space="preserve">. In quella lista possono comparire pass provenienti da </w:t>
+      </w:r>
+      <w:proofErr w:type="spellStart"/>
+      <w:r>
+        <w:rPr>
+          <w:lang w:val="it-IT"/>
+        </w:rPr>
+        <w:t>Qiskit</w:t>
+      </w:r>
+      <w:proofErr w:type="spellEnd"/>
+      <w:r>
+        <w:rPr>
+          <w:lang w:val="it-IT"/>
+        </w:rPr>
+        <w:t xml:space="preserve">, TKET o </w:t>
+      </w:r>
+      <w:proofErr w:type="spellStart"/>
+      <w:r>
+        <w:rPr>
+          <w:lang w:val="it-IT"/>
+        </w:rPr>
+        <w:t>BQSKit</w:t>
+      </w:r>
+      <w:proofErr w:type="spellEnd"/>
+      <w:r>
+        <w:rPr>
+          <w:lang w:val="it-IT"/>
+        </w:rPr>
+        <w:t>, azioni composte costruite da MQT, e anche l'azione terminate, che indica la fine della compilazione.</w:t>
       </w:r>
     </w:p>
     <w:p>
       <w:pPr>
-        <w:pStyle w:val="Titolo2"/>
-        <w:rPr>
-          <w:lang w:val="it-IT"/>
-        </w:rPr>
-      </w:pPr>
-      <w:r>
-        <w:rPr>
-          <w:lang w:val="it-IT"/>
-        </w:rPr>
-        <w:lastRenderedPageBreak/>
-        <w:t>6.2 Informazioni osservabili durante la compilazione</w:t>
+        <w:rPr>
+          <w:lang w:val="it-IT"/>
+        </w:rPr>
+      </w:pPr>
+      <w:r>
+        <w:rPr>
+          <w:lang w:val="it-IT"/>
+        </w:rPr>
+        <w:t>Questo chiarisce un punto importante per il seguito della tesi: se si vuole addestrare o guidare un LLM, non basta salvare la label finale del</w:t>
+      </w:r>
+      <w:r>
+        <w:rPr>
+          <w:lang w:val="it-IT"/>
+        </w:rPr>
+        <w:t>l’hardware</w:t>
+      </w:r>
+      <w:r>
+        <w:rPr>
+          <w:lang w:val="it-IT"/>
+        </w:rPr>
+        <w:t xml:space="preserve"> migliore. Serve salvare la storia della compilazione, cioè una trace. Una trace descrive che cosa vede il decisore, quale azione sceglie, che effetto ha quell'azione sul circuito e quale feedback numerico viene ottenuto alla fine o durante la sequenza.</w:t>
       </w:r>
     </w:p>
     <w:p>
       <w:pPr>
-        <w:rPr>
-          <w:lang w:val="it-IT"/>
-        </w:rPr>
-      </w:pPr>
-      <w:r>
-        <w:rPr>
-          <w:lang w:val="it-IT"/>
-        </w:rPr>
-        <w:t xml:space="preserve">Un risultato rilevante è che la compilazione non produce solo un circuito finale. Durante il flusso circolano molte informazioni: il circuito sorgente in QASM, il feature </w:t>
-      </w:r>
-      <w:proofErr w:type="spellStart"/>
-      <w:r>
-        <w:rPr>
-          <w:lang w:val="it-IT"/>
-        </w:rPr>
-        <w:t>vector</w:t>
-      </w:r>
-      <w:proofErr w:type="spellEnd"/>
-      <w:r>
-        <w:rPr>
-          <w:lang w:val="it-IT"/>
-        </w:rPr>
-        <w:t xml:space="preserve"> estratto dal circuito, </w:t>
-      </w:r>
-      <w:r>
-        <w:rPr>
-          <w:lang w:val="it-IT"/>
-        </w:rPr>
-        <w:t xml:space="preserve">l’hardware </w:t>
-      </w:r>
-      <w:r>
-        <w:rPr>
-          <w:lang w:val="it-IT"/>
-        </w:rPr>
-        <w:t xml:space="preserve">target, </w:t>
-      </w:r>
-      <w:proofErr w:type="gramStart"/>
-      <w:r>
-        <w:rPr>
-          <w:lang w:val="it-IT"/>
-        </w:rPr>
-        <w:t>la figure</w:t>
-      </w:r>
-      <w:proofErr w:type="gramEnd"/>
-      <w:r>
-        <w:rPr>
-          <w:lang w:val="it-IT"/>
-        </w:rPr>
-        <w:t xml:space="preserve"> of </w:t>
-      </w:r>
-      <w:proofErr w:type="spellStart"/>
-      <w:r>
-        <w:rPr>
-          <w:lang w:val="it-IT"/>
-        </w:rPr>
-        <w:t>merit</w:t>
-      </w:r>
-      <w:proofErr w:type="spellEnd"/>
-      <w:r>
-        <w:rPr>
-          <w:lang w:val="it-IT"/>
-        </w:rPr>
-        <w:t>, la sequenza dei pass scelti, le metriche del circuito compilato e lo score finale. Queste informazioni non sono tutte restituite direttamente dalla stessa funzione, ma possono essere raccolte collegando gli script già preparati.</w:t>
+        <w:pStyle w:val="Titolo2"/>
+        <w:rPr>
+          <w:lang w:val="it-IT"/>
+        </w:rPr>
+      </w:pPr>
+      <w:r>
+        <w:rPr>
+          <w:lang w:val="it-IT"/>
+        </w:rPr>
+        <w:t>6.3 Training RL reale</w:t>
       </w:r>
     </w:p>
     <w:p>
@@ -5504,77 +5798,55 @@
         <w:rPr>
           <w:lang w:val="it-IT"/>
         </w:rPr>
-        <w:t xml:space="preserve">La lista </w:t>
-      </w:r>
-      <w:proofErr w:type="spellStart"/>
-      <w:r>
-        <w:rPr>
-          <w:lang w:val="it-IT"/>
-        </w:rPr>
-        <w:t>compilation_information</w:t>
-      </w:r>
-      <w:proofErr w:type="spellEnd"/>
-      <w:r>
-        <w:rPr>
-          <w:lang w:val="it-IT"/>
-        </w:rPr>
-        <w:t xml:space="preserve"> è particolarmente interessante. Non rappresenta una pipeline fissa di </w:t>
-      </w:r>
-      <w:proofErr w:type="spellStart"/>
-      <w:r>
-        <w:rPr>
-          <w:lang w:val="it-IT"/>
-        </w:rPr>
-        <w:t>Qiskit</w:t>
-      </w:r>
-      <w:proofErr w:type="spellEnd"/>
-      <w:r>
-        <w:rPr>
-          <w:lang w:val="it-IT"/>
-        </w:rPr>
-        <w:t xml:space="preserve">, ma la sequenza di azioni scelta dalla policy PPO tra le azioni ammesse da MQT </w:t>
-      </w:r>
-      <w:proofErr w:type="spellStart"/>
-      <w:r>
-        <w:rPr>
-          <w:lang w:val="it-IT"/>
-        </w:rPr>
-        <w:t>Predictor</w:t>
-      </w:r>
-      <w:proofErr w:type="spellEnd"/>
-      <w:r>
-        <w:rPr>
-          <w:lang w:val="it-IT"/>
-        </w:rPr>
-        <w:t xml:space="preserve">. In quella lista possono comparire pass provenienti da </w:t>
-      </w:r>
-      <w:proofErr w:type="spellStart"/>
-      <w:r>
-        <w:rPr>
-          <w:lang w:val="it-IT"/>
-        </w:rPr>
-        <w:t>Qiskit</w:t>
-      </w:r>
-      <w:proofErr w:type="spellEnd"/>
-      <w:r>
-        <w:rPr>
-          <w:lang w:val="it-IT"/>
-        </w:rPr>
-        <w:t xml:space="preserve">, TKET o </w:t>
-      </w:r>
-      <w:proofErr w:type="spellStart"/>
-      <w:r>
-        <w:rPr>
-          <w:lang w:val="it-IT"/>
-        </w:rPr>
-        <w:t>BQSKit</w:t>
-      </w:r>
-      <w:proofErr w:type="spellEnd"/>
-      <w:r>
-        <w:rPr>
-          <w:lang w:val="it-IT"/>
-        </w:rPr>
-        <w:t>, azioni composte costruite da MQT, e anche l'azione terminate, che indica la fine della compilazione.</w:t>
+        <w:t xml:space="preserve">Dopo lo smoke test è stato avviato anche un training RL non-smoke per il device </w:t>
+      </w:r>
+      <w:r>
+        <w:rPr>
+          <w:lang w:val="it-IT"/>
+        </w:rPr>
+        <w:t>“</w:t>
+      </w:r>
+      <w:r>
+        <w:rPr>
+          <w:lang w:val="it-IT"/>
+        </w:rPr>
+        <w:t>quantinuum_h2_56</w:t>
+      </w:r>
+      <w:r>
+        <w:rPr>
+          <w:lang w:val="it-IT"/>
+        </w:rPr>
+        <w:t>”</w:t>
+      </w:r>
+      <w:r>
+        <w:rPr>
+          <w:lang w:val="it-IT"/>
+        </w:rPr>
+        <w:t xml:space="preserve"> con figure of </w:t>
+      </w:r>
+      <w:r>
+        <w:rPr>
+          <w:lang w:val="it-IT"/>
+        </w:rPr>
+        <w:t>merit</w:t>
+      </w:r>
+      <w:r>
+        <w:rPr>
+          <w:lang w:val="it-IT"/>
+        </w:rPr>
+        <w:t xml:space="preserve"> </w:t>
+      </w:r>
+      <w:r>
+        <w:rPr>
+          <w:lang w:val="it-IT"/>
+        </w:rPr>
+        <w:t>expected_fidelity</w:t>
+      </w:r>
+      <w:r>
+        <w:rPr>
+          <w:lang w:val="it-IT"/>
+        </w:rPr>
+        <w:t>. Questo passaggio ha permesso di verificare il costo reale dell'addestramento. Il training su CPU può richiedere molto tempo, perché ogni episodio applica pass di compilazione reali a circuiti QASM e deve valutare il circuito ottenuto rispetto alla metrica scelta.</w:t>
       </w:r>
     </w:p>
     <w:p>
@@ -5587,33 +5859,20 @@
         <w:rPr>
           <w:lang w:val="it-IT"/>
         </w:rPr>
-        <w:t>Questo chiarisce un punto importante per il seguito della tesi: se si vuole addestrare o guidare un LLM, non basta salvare la label finale del</w:t>
-      </w:r>
-      <w:r>
-        <w:rPr>
-          <w:lang w:val="it-IT"/>
-        </w:rPr>
-        <w:t>l’hardware</w:t>
-      </w:r>
-      <w:r>
-        <w:rPr>
-          <w:lang w:val="it-IT"/>
-        </w:rPr>
-        <w:t xml:space="preserve"> migliore. Serve salvare la storia della compilazione, cioè una trace. Una trace descrive che cosa vede il decisore, quale azione sceglie, che effetto ha quell'azione sul circuito e quale feedback numerico viene ottenuto alla fine o durante la sequenza.</w:t>
+        <w:t>Per rendere il training gestibile sono stati aggiunti checkpoint periodici ogni 2048 step, ripresa da checkpoint e salvataggio di emergenza.</w:t>
       </w:r>
     </w:p>
     <w:p>
       <w:pPr>
-        <w:pStyle w:val="Titolo2"/>
-        <w:rPr>
-          <w:lang w:val="it-IT"/>
-        </w:rPr>
-      </w:pPr>
-      <w:r>
-        <w:rPr>
-          <w:lang w:val="it-IT"/>
-        </w:rPr>
-        <w:t>6.3 Training RL reale</w:t>
+        <w:rPr>
+          <w:lang w:val="it-IT"/>
+        </w:rPr>
+      </w:pPr>
+      <w:r>
+        <w:rPr>
+          <w:lang w:val="it-IT"/>
+        </w:rPr>
+        <w:t xml:space="preserve">Un risultato pratico emerso è che non tutti i checkpoint prodotti da un'interruzione manuale sono necessariamente riutilizzabili. Un checkpoint interrotto durante il salvataggio può risultare corrotto, mentre il checkpoint periodico precedente resta caricabile. </w:t>
       </w:r>
     </w:p>
     <w:p>
@@ -5626,48 +5885,21 @@
         <w:rPr>
           <w:lang w:val="it-IT"/>
         </w:rPr>
-        <w:t xml:space="preserve">Dopo lo smoke test è stato avviato anche un training RL non-smoke per il device quantinuum_h2_56 con figure of </w:t>
-      </w:r>
-      <w:proofErr w:type="spellStart"/>
-      <w:r>
-        <w:rPr>
-          <w:lang w:val="it-IT"/>
-        </w:rPr>
-        <w:t>merit</w:t>
-      </w:r>
-      <w:proofErr w:type="spellEnd"/>
-      <w:r>
-        <w:rPr>
-          <w:lang w:val="it-IT"/>
-        </w:rPr>
-        <w:t xml:space="preserve"> </w:t>
-      </w:r>
-      <w:proofErr w:type="spellStart"/>
-      <w:r>
-        <w:rPr>
-          <w:lang w:val="it-IT"/>
-        </w:rPr>
-        <w:t>expected_fidelity</w:t>
-      </w:r>
-      <w:proofErr w:type="spellEnd"/>
-      <w:r>
-        <w:rPr>
-          <w:lang w:val="it-IT"/>
-        </w:rPr>
-        <w:t>. Questo passaggio ha permesso di verificare il costo reale dell'addestramento. Il training su CPU può richiedere molto tempo, perché ogni episodio applica pass di compilazione reali a circuiti QASM e deve valutare il circuito ottenuto rispetto alla metrica scelta.</w:t>
+        <w:t>Anche qui la conclusione è prudente. Il lavoro svolto non dimostra ancora che il modello RL abbia raggiunto una qualità scientificamente valutabile. Dimostra però che il training reale può essere avviato, interrotto, ripreso e monitorato. Questo è un prerequisito necessario per confrontare in futuro checkpoint diversi, baseline classiche e possibili decisori basati su LLM.</w:t>
       </w:r>
     </w:p>
     <w:p>
       <w:pPr>
-        <w:rPr>
-          <w:lang w:val="it-IT"/>
-        </w:rPr>
-      </w:pPr>
-      <w:r>
-        <w:rPr>
-          <w:lang w:val="it-IT"/>
-        </w:rPr>
-        <w:t>Per rendere il training gestibile sono stati aggiunti checkpoint periodici ogni 2048 step, ripresa da checkpoint e salvataggio di emergenza.</w:t>
+        <w:pStyle w:val="Titolo2"/>
+        <w:rPr>
+          <w:lang w:val="it-IT"/>
+        </w:rPr>
+      </w:pPr>
+      <w:r>
+        <w:rPr>
+          <w:lang w:val="it-IT"/>
+        </w:rPr>
+        <w:t>6.4 Dataset del device selector ed esportazione in Excel</w:t>
       </w:r>
     </w:p>
     <w:p>
@@ -5680,231 +5912,490 @@
         <w:rPr>
           <w:lang w:val="it-IT"/>
         </w:rPr>
-        <w:t xml:space="preserve">Un risultato pratico emerso è che non tutti i checkpoint prodotti da un'interruzione manuale sono necessariamente riutilizzabili. Un checkpoint interrotto durante il salvataggio può risultare corrotto, mentre il checkpoint periodico precedente resta caricabile. </w:t>
+        <w:t>La parte</w:t>
+      </w:r>
+      <w:r>
+        <w:rPr>
+          <w:lang w:val="it-IT"/>
+        </w:rPr>
+        <w:t xml:space="preserve"> riguardante il classificatore</w:t>
+      </w:r>
+      <w:r>
+        <w:rPr>
+          <w:lang w:val="it-IT"/>
+        </w:rPr>
+        <w:t xml:space="preserve"> supervisionat</w:t>
+      </w:r>
+      <w:r>
+        <w:rPr>
+          <w:lang w:val="it-IT"/>
+        </w:rPr>
+        <w:t>o</w:t>
+      </w:r>
+      <w:r>
+        <w:rPr>
+          <w:lang w:val="it-IT"/>
+        </w:rPr>
+        <w:t xml:space="preserve"> produce un altro risultato importante: i </w:t>
+      </w:r>
+      <w:r>
+        <w:rPr>
+          <w:lang w:val="it-IT"/>
+        </w:rPr>
+        <w:t xml:space="preserve">file. </w:t>
+      </w:r>
+      <w:proofErr w:type="spellStart"/>
+      <w:r>
+        <w:rPr>
+          <w:lang w:val="it-IT"/>
+        </w:rPr>
+        <w:t>npy</w:t>
+      </w:r>
+      <w:proofErr w:type="spellEnd"/>
+      <w:r>
+        <w:rPr>
+          <w:lang w:val="it-IT"/>
+        </w:rPr>
+        <w:t xml:space="preserve"> del dataset del device selector. Questi file contengono i nomi dei circuiti, le coppie (X, y) e gli score ottenuti da</w:t>
+      </w:r>
+      <w:r>
+        <w:rPr>
+          <w:lang w:val="it-IT"/>
+        </w:rPr>
+        <w:t>gli hardware</w:t>
+      </w:r>
+      <w:r>
+        <w:rPr>
+          <w:lang w:val="it-IT"/>
+        </w:rPr>
+        <w:t xml:space="preserve"> candidati rispetto </w:t>
+      </w:r>
+      <w:proofErr w:type="gramStart"/>
+      <w:r>
+        <w:rPr>
+          <w:lang w:val="it-IT"/>
+        </w:rPr>
+        <w:t>alla figure</w:t>
+      </w:r>
+      <w:proofErr w:type="gramEnd"/>
+      <w:r>
+        <w:rPr>
+          <w:lang w:val="it-IT"/>
+        </w:rPr>
+        <w:t xml:space="preserve"> of </w:t>
+      </w:r>
+      <w:proofErr w:type="spellStart"/>
+      <w:r>
+        <w:rPr>
+          <w:lang w:val="it-IT"/>
+        </w:rPr>
+        <w:t>merit</w:t>
+      </w:r>
+      <w:proofErr w:type="spellEnd"/>
+      <w:r>
+        <w:rPr>
+          <w:lang w:val="it-IT"/>
+        </w:rPr>
+        <w:t xml:space="preserve"> scelta. In particolare, X è il feature </w:t>
+      </w:r>
+      <w:proofErr w:type="spellStart"/>
+      <w:r>
+        <w:rPr>
+          <w:lang w:val="it-IT"/>
+        </w:rPr>
+        <w:t>vector</w:t>
+      </w:r>
+      <w:proofErr w:type="spellEnd"/>
+      <w:r>
+        <w:rPr>
+          <w:lang w:val="it-IT"/>
+        </w:rPr>
+        <w:t xml:space="preserve"> del circuito target-</w:t>
+      </w:r>
+      <w:proofErr w:type="spellStart"/>
+      <w:r>
+        <w:rPr>
+          <w:lang w:val="it-IT"/>
+        </w:rPr>
+        <w:t>independent</w:t>
+      </w:r>
+      <w:proofErr w:type="spellEnd"/>
+      <w:r>
+        <w:rPr>
+          <w:lang w:val="it-IT"/>
+        </w:rPr>
+        <w:t xml:space="preserve">, mentre y è </w:t>
+      </w:r>
+      <w:r>
+        <w:rPr>
+          <w:lang w:val="it-IT"/>
+        </w:rPr>
+        <w:t>l’hardware</w:t>
+      </w:r>
+      <w:r>
+        <w:rPr>
+          <w:lang w:val="it-IT"/>
+        </w:rPr>
+        <w:t xml:space="preserve"> che ottiene lo score migliore.</w:t>
       </w:r>
     </w:p>
     <w:p>
-      <w:pPr>
-        <w:rPr>
-          <w:lang w:val="it-IT"/>
-        </w:rPr>
-      </w:pPr>
-      <w:r>
-        <w:rPr>
-          <w:lang w:val="it-IT"/>
-        </w:rPr>
-        <w:t>Anche qui la conclusione è prudente. Il lavoro svolto non dimostra ancora che il modello RL abbia raggiunto una qualità scientificamente valutabile. Dimostra però che il training reale può essere avviato, interrotto, ripreso e monitorato. Questo è un prerequisito necessario per confrontare in futuro checkpoint diversi, baseline classiche e possibili decisori basati su LLM.</w:t>
+      <w:pPr/>
+      <w:r>
+        <w:rPr>
+          <w:lang w:val="it-IT"/>
+        </w:rPr>
+        <w:t xml:space="preserve">Per rendere questo dataset ispezionabile è stato preparato uno script che esporta le informazioni in un file Excel. Il foglio mostra il nome del circuito, </w:t>
+      </w:r>
+      <w:r>
+        <w:rPr>
+          <w:lang w:val="it-IT"/>
+        </w:rPr>
+        <w:t xml:space="preserve">l‘hardware </w:t>
+      </w:r>
+      <w:r>
+        <w:rPr>
+          <w:lang w:val="it-IT"/>
+        </w:rPr>
+        <w:t xml:space="preserve">associato alla label, lo score, il numero di qubit, la profondità, le feature strutturali e i conteggi dei gate. Questo passaggio è utile perché trasforma un artefatto tecnico, salvato in </w:t>
+      </w:r>
+      <w:r>
+        <w:rPr>
+          <w:lang w:val="it-IT"/>
+        </w:rPr>
+        <w:t xml:space="preserve">formato. </w:t>
+      </w:r>
+      <w:r>
+        <w:rPr>
+          <w:lang w:val="it-IT"/>
+        </w:rPr>
+        <w:t>npy</w:t>
+      </w:r>
+      <w:r>
+        <w:rPr>
+          <w:lang w:val="it-IT"/>
+        </w:rPr>
+        <w:t>, in una tabella leggibile e controllabile.</w:t>
       </w:r>
     </w:p>
     <w:p>
       <w:pPr>
         <w:pStyle w:val="Titolo2"/>
-        <w:rPr>
-          <w:lang w:val="it-IT"/>
-        </w:rPr>
-      </w:pPr>
-      <w:r>
-        <w:rPr>
-          <w:lang w:val="it-IT"/>
-        </w:rPr>
-        <w:t>6.4 Dataset del device selector ed esportazione in Excel</w:t>
+      </w:pPr>
+      <w:r>
+        <w:rPr>
+          <w:lang w:val="it-IT"/>
+        </w:rPr>
+        <w:t>6.5 Test qcompile</w:t>
       </w:r>
     </w:p>
     <w:p>
       <w:pPr>
-        <w:rPr>
-          <w:lang w:val="it-IT"/>
-        </w:rPr>
-      </w:pPr>
-      <w:r>
-        <w:rPr>
-          <w:lang w:val="it-IT"/>
-        </w:rPr>
-        <w:t>La parte</w:t>
-      </w:r>
-      <w:r>
-        <w:rPr>
-          <w:lang w:val="it-IT"/>
-        </w:rPr>
-        <w:t xml:space="preserve"> riguardante il classificatore</w:t>
-      </w:r>
-      <w:r>
-        <w:rPr>
-          <w:lang w:val="it-IT"/>
-        </w:rPr>
-        <w:t xml:space="preserve"> supervisionat</w:t>
-      </w:r>
-      <w:r>
-        <w:rPr>
-          <w:lang w:val="it-IT"/>
-        </w:rPr>
-        <w:t>o</w:t>
-      </w:r>
-      <w:r>
-        <w:rPr>
-          <w:lang w:val="it-IT"/>
-        </w:rPr>
-        <w:t xml:space="preserve"> produce un altro risultato importante: i </w:t>
-      </w:r>
-      <w:r>
-        <w:rPr>
-          <w:lang w:val="it-IT"/>
-        </w:rPr>
-        <w:t xml:space="preserve">file. </w:t>
-      </w:r>
-      <w:proofErr w:type="spellStart"/>
-      <w:r>
-        <w:rPr>
-          <w:lang w:val="it-IT"/>
-        </w:rPr>
-        <w:t>npy</w:t>
-      </w:r>
-      <w:proofErr w:type="spellEnd"/>
-      <w:r>
-        <w:rPr>
-          <w:lang w:val="it-IT"/>
-        </w:rPr>
-        <w:t xml:space="preserve"> del dataset del device selector. Questi file contengono i nomi dei circuiti, le coppie (X, y) e gli score ottenuti da</w:t>
-      </w:r>
-      <w:r>
-        <w:rPr>
-          <w:lang w:val="it-IT"/>
-        </w:rPr>
-        <w:t>gli hardware</w:t>
-      </w:r>
-      <w:r>
-        <w:rPr>
-          <w:lang w:val="it-IT"/>
-        </w:rPr>
-        <w:t xml:space="preserve"> candidati rispetto </w:t>
-      </w:r>
-      <w:proofErr w:type="gramStart"/>
-      <w:r>
-        <w:rPr>
-          <w:lang w:val="it-IT"/>
-        </w:rPr>
-        <w:t>alla figure</w:t>
-      </w:r>
-      <w:proofErr w:type="gramEnd"/>
-      <w:r>
-        <w:rPr>
-          <w:lang w:val="it-IT"/>
-        </w:rPr>
-        <w:t xml:space="preserve"> of </w:t>
-      </w:r>
-      <w:proofErr w:type="spellStart"/>
-      <w:r>
-        <w:rPr>
-          <w:lang w:val="it-IT"/>
-        </w:rPr>
-        <w:t>merit</w:t>
-      </w:r>
-      <w:proofErr w:type="spellEnd"/>
-      <w:r>
-        <w:rPr>
-          <w:lang w:val="it-IT"/>
-        </w:rPr>
-        <w:t xml:space="preserve"> scelta. In particolare, X è il feature </w:t>
-      </w:r>
-      <w:proofErr w:type="spellStart"/>
-      <w:r>
-        <w:rPr>
-          <w:lang w:val="it-IT"/>
-        </w:rPr>
-        <w:t>vector</w:t>
-      </w:r>
-      <w:proofErr w:type="spellEnd"/>
-      <w:r>
-        <w:rPr>
-          <w:lang w:val="it-IT"/>
-        </w:rPr>
-        <w:t xml:space="preserve"> del circuito target-</w:t>
-      </w:r>
-      <w:proofErr w:type="spellStart"/>
-      <w:r>
-        <w:rPr>
-          <w:lang w:val="it-IT"/>
-        </w:rPr>
-        <w:t>independent</w:t>
-      </w:r>
-      <w:proofErr w:type="spellEnd"/>
-      <w:r>
-        <w:rPr>
-          <w:lang w:val="it-IT"/>
-        </w:rPr>
-        <w:t xml:space="preserve">, mentre y è </w:t>
-      </w:r>
-      <w:r>
-        <w:rPr>
-          <w:lang w:val="it-IT"/>
-        </w:rPr>
-        <w:t>l’hardware</w:t>
-      </w:r>
-      <w:r>
-        <w:rPr>
-          <w:lang w:val="it-IT"/>
-        </w:rPr>
-        <w:t xml:space="preserve"> che ottiene lo score migliore.</w:t>
+        <w:pStyle w:val="Normale"/>
+        <w:suppressLineNumbers w:val="0"/>
+        <w:bidi w:val="0"/>
+        <w:spacing w:before="0" w:beforeAutospacing="off" w:after="120" w:afterAutospacing="off" w:line="264" w:lineRule="auto"/>
+        <w:ind w:left="0" w:right="0"/>
+        <w:jc w:val="left"/>
+        <w:rPr>
+          <w:lang w:val="it-IT"/>
+        </w:rPr>
+      </w:pPr>
+      <w:r>
+        <w:rPr>
+          <w:lang w:val="it-IT"/>
+        </w:rPr>
+        <w:t>Dopo aver allenato</w:t>
+      </w:r>
+      <w:r>
+        <w:rPr>
+          <w:lang w:val="it-IT"/>
+        </w:rPr>
+        <w:t xml:space="preserve"> i 4 modelli di RL descritti nella sezione 5.3, e i classifi</w:t>
+      </w:r>
+      <w:r>
+        <w:rPr>
+          <w:lang w:val="it-IT"/>
+        </w:rPr>
+        <w:t xml:space="preserve">catori supervisionati descritti in 5.4, ho testato tramite lo script </w:t>
+      </w:r>
+      <w:r>
+        <w:rPr>
+          <w:i w:val="1"/>
+          <w:iCs w:val="1"/>
+          <w:lang w:val="it-IT"/>
+        </w:rPr>
+        <w:t>04_test_qcompile.py --</w:t>
+      </w:r>
+      <w:r>
+        <w:rPr>
+          <w:i w:val="1"/>
+          <w:iCs w:val="1"/>
+          <w:lang w:val="it-IT"/>
+        </w:rPr>
+        <w:t>metric</w:t>
+      </w:r>
+      <w:r>
+        <w:rPr>
+          <w:i w:val="1"/>
+          <w:iCs w:val="1"/>
+          <w:lang w:val="it-IT"/>
+        </w:rPr>
+        <w:t xml:space="preserve"> </w:t>
+      </w:r>
+      <w:r>
+        <w:rPr>
+          <w:i w:val="1"/>
+          <w:iCs w:val="1"/>
+          <w:lang w:val="it-IT"/>
+        </w:rPr>
+        <w:t>expected_fidelity</w:t>
+      </w:r>
+      <w:r>
+        <w:rPr>
+          <w:i w:val="1"/>
+          <w:iCs w:val="1"/>
+          <w:lang w:val="it-IT"/>
+        </w:rPr>
+        <w:t xml:space="preserve"> </w:t>
+      </w:r>
+      <w:r>
+        <w:rPr>
+          <w:lang w:val="it-IT"/>
+        </w:rPr>
+        <w:t xml:space="preserve">se l’intera pipeline funzionasse anche con modelli più grandi addestrati in modo no-smoke (senza usare lo script 03 per intenderci). </w:t>
+      </w:r>
+      <w:r>
+        <w:rPr>
+          <w:lang w:val="it-IT"/>
+        </w:rPr>
+        <w:t xml:space="preserve">Lo script parte e mostra i risultati voluti; invece scegliendo come metrica </w:t>
+      </w:r>
+      <w:r>
+        <w:rPr>
+          <w:lang w:val="it-IT"/>
+        </w:rPr>
+        <w:t>critical_depth</w:t>
+      </w:r>
+      <w:r>
+        <w:rPr>
+          <w:lang w:val="it-IT"/>
+        </w:rPr>
+        <w:t xml:space="preserve"> </w:t>
+      </w:r>
+      <w:r>
+        <w:rPr>
+          <w:lang w:val="it-IT"/>
+        </w:rPr>
+        <w:t xml:space="preserve">si riscontra </w:t>
+      </w:r>
+      <w:r>
+        <w:rPr>
+          <w:lang w:val="it-IT"/>
+        </w:rPr>
+        <w:t>problemi.</w:t>
+      </w:r>
+      <w:r>
+        <w:br/>
+      </w:r>
+      <w:r>
+        <w:rPr>
+          <w:lang w:val="it-IT"/>
+        </w:rPr>
+        <w:t xml:space="preserve">Uno dei problemi maggiori che ho avuto durante questa fase è stato </w:t>
+      </w:r>
+      <w:r>
+        <w:rPr>
+          <w:lang w:val="it-IT"/>
+        </w:rPr>
+        <w:t>BQ</w:t>
+      </w:r>
+      <w:r>
+        <w:rPr>
+          <w:lang w:val="it-IT"/>
+        </w:rPr>
+        <w:t>S</w:t>
+      </w:r>
+      <w:r>
+        <w:rPr>
+          <w:lang w:val="it-IT"/>
+        </w:rPr>
+        <w:t>kit</w:t>
+      </w:r>
+      <w:r>
+        <w:rPr>
+          <w:lang w:val="it-IT"/>
+        </w:rPr>
+        <w:t>.</w:t>
+      </w:r>
+      <w:r>
+        <w:br/>
+      </w:r>
+      <w:r>
+        <w:rPr>
+          <w:lang w:val="it-IT"/>
+        </w:rPr>
+        <w:t xml:space="preserve">MQT </w:t>
+      </w:r>
+      <w:r>
+        <w:rPr>
+          <w:lang w:val="it-IT"/>
+        </w:rPr>
+        <w:t>Predictor</w:t>
+      </w:r>
+      <w:r>
+        <w:rPr>
+          <w:lang w:val="it-IT"/>
+        </w:rPr>
+        <w:t xml:space="preserve"> ha nella lista dei passi di compilazione possibili alcuni passi di </w:t>
+      </w:r>
+      <w:r>
+        <w:rPr>
+          <w:lang w:val="it-IT"/>
+        </w:rPr>
+        <w:t>BQSkit</w:t>
+      </w:r>
+      <w:r>
+        <w:rPr>
+          <w:lang w:val="it-IT"/>
+        </w:rPr>
+        <w:t xml:space="preserve"> che </w:t>
+      </w:r>
+      <w:r>
+        <w:rPr>
+          <w:lang w:val="it-IT"/>
+        </w:rPr>
+        <w:t xml:space="preserve">sono molto pesanti e rischiano di bloccare sia training dei modelli RL, che quindi anche training dei classificatori che dipendono dai modelli RL. </w:t>
+      </w:r>
+      <w:r>
+        <w:br/>
+      </w:r>
+      <w:r>
+        <w:rPr>
+          <w:lang w:val="it-IT"/>
+        </w:rPr>
+        <w:t>Per ora ho mantenuto queste azioni</w:t>
+      </w:r>
+      <w:r>
+        <w:rPr>
+          <w:lang w:val="it-IT"/>
+        </w:rPr>
+        <w:t xml:space="preserve"> pesanti di </w:t>
+      </w:r>
+      <w:r>
+        <w:rPr>
+          <w:lang w:val="it-IT"/>
+        </w:rPr>
+        <w:t>BQSKit</w:t>
+      </w:r>
+      <w:r>
+        <w:rPr>
+          <w:lang w:val="it-IT"/>
+        </w:rPr>
+        <w:t xml:space="preserve"> e mi sono limitato a inserire dei </w:t>
+      </w:r>
+      <w:r>
+        <w:rPr>
+          <w:lang w:val="it-IT"/>
+        </w:rPr>
+        <w:t>tim</w:t>
+      </w:r>
+      <w:r>
+        <w:rPr>
+          <w:lang w:val="it-IT"/>
+        </w:rPr>
+        <w:t>eo</w:t>
+      </w:r>
+      <w:r>
+        <w:rPr>
+          <w:lang w:val="it-IT"/>
+        </w:rPr>
+        <w:t>ut</w:t>
+      </w:r>
+      <w:r>
+        <w:rPr>
+          <w:lang w:val="it-IT"/>
+        </w:rPr>
+        <w:t xml:space="preserve">, </w:t>
+      </w:r>
+      <w:r>
+        <w:rPr>
+          <w:lang w:val="it-IT"/>
+        </w:rPr>
+        <w:t xml:space="preserve">in questo modo </w:t>
+      </w:r>
+      <w:r>
+        <w:rPr>
+          <w:lang w:val="it-IT"/>
+        </w:rPr>
+        <w:t>se lo script si blocca viene stampato sul terminale.</w:t>
+      </w:r>
+      <w:r>
+        <w:br/>
+      </w:r>
+      <w:r>
+        <w:rPr>
+          <w:lang w:val="it-IT"/>
+        </w:rPr>
+        <w:t>In futuro se sono problematiche si potrà pensare di eliminare le azioni più pesanti in fase di compilazione.</w:t>
+      </w:r>
+      <w:r>
+        <w:br/>
       </w:r>
     </w:p>
     <w:p>
       <w:pPr>
-        <w:rPr>
-          <w:lang w:val="it-IT"/>
-        </w:rPr>
-      </w:pPr>
-      <w:r>
-        <w:rPr>
-          <w:lang w:val="it-IT"/>
-        </w:rPr>
-        <w:t xml:space="preserve">Per rendere questo dataset ispezionabile è stato preparato uno script che esporta le informazioni in un file Excel. Il foglio mostra il nome del circuito, </w:t>
-      </w:r>
-      <w:r>
-        <w:rPr>
-          <w:lang w:val="it-IT"/>
-        </w:rPr>
-        <w:t xml:space="preserve">l‘hardware </w:t>
-      </w:r>
-      <w:r>
-        <w:rPr>
-          <w:lang w:val="it-IT"/>
-        </w:rPr>
-        <w:t xml:space="preserve">associato alla label, lo score, il numero di qubit, la profondità, le feature strutturali e i conteggi dei gate. Questo passaggio è utile perché trasforma un artefatto tecnico, salvato in </w:t>
-      </w:r>
-      <w:r>
-        <w:rPr>
-          <w:lang w:val="it-IT"/>
-        </w:rPr>
-        <w:t xml:space="preserve">formato. </w:t>
-      </w:r>
-      <w:proofErr w:type="spellStart"/>
-      <w:r>
-        <w:rPr>
-          <w:lang w:val="it-IT"/>
-        </w:rPr>
-        <w:t>npy</w:t>
-      </w:r>
-      <w:proofErr w:type="spellEnd"/>
-      <w:r>
-        <w:rPr>
-          <w:lang w:val="it-IT"/>
-        </w:rPr>
-        <w:t>, in una tabella leggibile e controllabile.</w:t>
+        <w:pStyle w:val="Titolo1"/>
+        <w:rPr>
+          <w:lang w:val="it-IT"/>
+        </w:rPr>
+      </w:pPr>
+      <w:r>
+        <w:rPr>
+          <w:lang w:val="it-IT"/>
+        </w:rPr>
+        <w:t>7. Conclusioni dai risultati</w:t>
       </w:r>
     </w:p>
     <w:p>
       <w:pPr>
-        <w:pStyle w:val="Titolo1"/>
-        <w:rPr>
-          <w:lang w:val="it-IT"/>
-        </w:rPr>
-      </w:pPr>
-      <w:r>
-        <w:rPr>
-          <w:lang w:val="it-IT"/>
-        </w:rPr>
-        <w:lastRenderedPageBreak/>
-        <w:t>7. Conclusioni dai risultati</w:t>
+        <w:rPr>
+          <w:lang w:val="it-IT"/>
+        </w:rPr>
+      </w:pPr>
+      <w:r>
+        <w:rPr>
+          <w:lang w:val="it-IT"/>
+        </w:rPr>
+        <w:t xml:space="preserve">Dai test eseguiti emergono due conclusioni principali. La prima è che la pipeline di MQT </w:t>
+      </w:r>
+      <w:proofErr w:type="spellStart"/>
+      <w:r>
+        <w:rPr>
+          <w:lang w:val="it-IT"/>
+        </w:rPr>
+        <w:t>Predictor</w:t>
+      </w:r>
+      <w:proofErr w:type="spellEnd"/>
+      <w:r>
+        <w:rPr>
+          <w:lang w:val="it-IT"/>
+        </w:rPr>
+        <w:t xml:space="preserve"> è stata ricostruita in modo abbastanza chiaro da poter essere usata come base sperimentale. Ora è chiaro quali parti appartengono al device selector, quali al compilatore RL e quali alla valutazione tramite figure of </w:t>
+      </w:r>
+      <w:proofErr w:type="spellStart"/>
+      <w:r>
+        <w:rPr>
+          <w:lang w:val="it-IT"/>
+        </w:rPr>
+        <w:t>merit</w:t>
+      </w:r>
+      <w:proofErr w:type="spellEnd"/>
+      <w:r>
+        <w:rPr>
+          <w:lang w:val="it-IT"/>
+        </w:rPr>
+        <w:t>.</w:t>
       </w:r>
     </w:p>
     <w:p>
@@ -5917,35 +6408,21 @@
         <w:rPr>
           <w:lang w:val="it-IT"/>
         </w:rPr>
-        <w:t xml:space="preserve">Dai test eseguiti emergono due conclusioni principali. La prima è che la pipeline di MQT </w:t>
+        <w:t xml:space="preserve">La seconda conclusione è che i risultati attuali devono essere interpretati come risultati di comprensione e di infrastruttura, non ancora come risultati di qualità del compilatore. Lo smoke test dimostra che il flusso funziona. Il training RL reale dimostra che l'addestramento è avviabile e gestibile tramite checkpoint. L'esportazione del dataset dimostra che le feature e gli score possono essere resi leggibili. Nessuno di questi passaggi, da solo, basta però per sostenere che un modello sia migliore di </w:t>
       </w:r>
       <w:proofErr w:type="spellStart"/>
       <w:r>
         <w:rPr>
           <w:lang w:val="it-IT"/>
         </w:rPr>
-        <w:t>Predictor</w:t>
+        <w:t>Qiskit</w:t>
       </w:r>
       <w:proofErr w:type="spellEnd"/>
       <w:r>
         <w:rPr>
           <w:lang w:val="it-IT"/>
         </w:rPr>
-        <w:t xml:space="preserve"> è stata ricostruita in modo abbastanza chiaro da poter essere usata come base sperimentale. Ora è chiaro quali parti appartengono al device selector, quali al compilatore RL e quali alla valutazione tramite figure of </w:t>
-      </w:r>
-      <w:proofErr w:type="spellStart"/>
-      <w:r>
-        <w:rPr>
-          <w:lang w:val="it-IT"/>
-        </w:rPr>
-        <w:t>merit</w:t>
-      </w:r>
-      <w:proofErr w:type="spellEnd"/>
-      <w:r>
-        <w:rPr>
-          <w:lang w:val="it-IT"/>
-        </w:rPr>
-        <w:t>.</w:t>
+        <w:t>, TKET o di un'altra baseline.</w:t>
       </w:r>
     </w:p>
     <w:p>
@@ -5958,21 +6435,33 @@
         <w:rPr>
           <w:lang w:val="it-IT"/>
         </w:rPr>
-        <w:t xml:space="preserve">La seconda conclusione è che i risultati attuali devono essere interpretati come risultati di comprensione e di infrastruttura, non ancora come risultati di qualità del compilatore. Lo smoke test dimostra che il flusso funziona. Il training RL reale dimostra che l'addestramento è avviabile e gestibile tramite checkpoint. L'esportazione del dataset dimostra che le feature e gli score possono essere resi leggibili. Nessuno di questi passaggi, da solo, basta però per sostenere che un modello sia migliore di </w:t>
+        <w:t xml:space="preserve">Per arrivare a una conclusione scientifica sulla qualità servirà un protocollo sperimentale più rigoroso: stessi circuiti, stessi </w:t>
+      </w:r>
+      <w:r>
+        <w:rPr>
+          <w:lang w:val="it-IT"/>
+        </w:rPr>
+        <w:t>hardware</w:t>
+      </w:r>
+      <w:r>
+        <w:rPr>
+          <w:lang w:val="it-IT"/>
+        </w:rPr>
+        <w:t xml:space="preserve">, stessa figure of </w:t>
       </w:r>
       <w:proofErr w:type="spellStart"/>
       <w:r>
         <w:rPr>
           <w:lang w:val="it-IT"/>
         </w:rPr>
-        <w:t>Qiskit</w:t>
+        <w:t>merit</w:t>
       </w:r>
       <w:proofErr w:type="spellEnd"/>
       <w:r>
         <w:rPr>
           <w:lang w:val="it-IT"/>
         </w:rPr>
-        <w:t>, TKET o di un'altra baseline.</w:t>
+        <w:t>, confronto con baseline e valutazione di checkpoint diversi. Solo in quel momento si potrà dire se una sequenza di pass scelta da PPO, o in futuro da un LLM, produce circuiti migliori.</w:t>
       </w:r>
     </w:p>
     <w:p>
@@ -5985,60 +6474,40 @@
         <w:rPr>
           <w:lang w:val="it-IT"/>
         </w:rPr>
-        <w:t xml:space="preserve">Per arrivare a una conclusione scientifica sulla qualità servirà un protocollo sperimentale più rigoroso: stessi circuiti, stessi </w:t>
-      </w:r>
-      <w:r>
-        <w:rPr>
-          <w:lang w:val="it-IT"/>
-        </w:rPr>
-        <w:t>hardware</w:t>
-      </w:r>
-      <w:r>
-        <w:rPr>
-          <w:lang w:val="it-IT"/>
-        </w:rPr>
-        <w:t xml:space="preserve">, stessa figure of </w:t>
-      </w:r>
-      <w:proofErr w:type="spellStart"/>
-      <w:r>
-        <w:rPr>
-          <w:lang w:val="it-IT"/>
-        </w:rPr>
-        <w:t>merit</w:t>
-      </w:r>
-      <w:proofErr w:type="spellEnd"/>
-      <w:r>
-        <w:rPr>
-          <w:lang w:val="it-IT"/>
-        </w:rPr>
-        <w:t>, confronto con baseline e valutazione di checkpoint diversi. Solo in quel momento si potrà dire se una sequenza di pass scelta da PPO, o in futuro da un LLM, produce circuiti migliori.</w:t>
+        <w:t>Il valore di questa fase è quindi un altro: ha chiarito quali informazioni bisogna salvare per rendere confrontabile il comportamento dei diversi decisori. Questo è il punto di collegamento diretto con il seguito della tesi.</w:t>
       </w:r>
     </w:p>
     <w:p>
       <w:pPr>
-        <w:rPr>
-          <w:lang w:val="it-IT"/>
-        </w:rPr>
-      </w:pPr>
-      <w:r>
-        <w:rPr>
-          <w:lang w:val="it-IT"/>
-        </w:rPr>
-        <w:t>Il valore di questa fase è quindi un altro: ha chiarito quali informazioni bisogna salvare per rendere confrontabile il comportamento dei diversi decisori. Questo è il punto di collegamento diretto con il seguito della tesi.</w:t>
+        <w:pStyle w:val="Titolo1"/>
+        <w:rPr>
+          <w:lang w:val="it-IT"/>
+        </w:rPr>
+      </w:pPr>
+      <w:r>
+        <w:rPr>
+          <w:lang w:val="it-IT"/>
+        </w:rPr>
+        <w:t>8. Direzione della tesi: costruire un dataset per LLM</w:t>
       </w:r>
     </w:p>
     <w:p>
       <w:pPr>
-        <w:pStyle w:val="Titolo1"/>
-        <w:rPr>
-          <w:lang w:val="it-IT"/>
-        </w:rPr>
-      </w:pPr>
-      <w:r>
-        <w:rPr>
-          <w:lang w:val="it-IT"/>
-        </w:rPr>
-        <w:t>8. Direzione della tesi: costruire un dataset per LLM</w:t>
+        <w:rPr>
+          <w:lang w:val="it-IT"/>
+        </w:rPr>
+      </w:pPr>
+      <w:r>
+        <w:rPr>
+          <w:lang w:val="it-IT"/>
+        </w:rPr>
+        <w:t xml:space="preserve">A mio parere il seguito </w:t>
+      </w:r>
+      <w:r>
+        <w:rPr>
+          <w:lang w:val="it-IT"/>
+        </w:rPr>
+        <w:t>del lavoro non è usare subito un LLM al posto del compilatore RL, ma costruire prima un dataset adatto a un LLM. Questo dataset dovrebbe raccogliere tutte le informazioni che circolano durante la pipeline, non solo il circuito iniziale e il risultato finale.</w:t>
       </w:r>
     </w:p>
     <w:p>
@@ -6051,13 +6520,89 @@
         <w:rPr>
           <w:lang w:val="it-IT"/>
         </w:rPr>
-        <w:t xml:space="preserve">A mio parere il seguito </w:t>
-      </w:r>
-      <w:r>
-        <w:rPr>
-          <w:lang w:val="it-IT"/>
-        </w:rPr>
-        <w:t>del lavoro non è usare subito un LLM al posto del compilatore RL, ma costruire prima un dataset adatto a un LLM. Questo dataset dovrebbe raccogliere tutte le informazioni che circolano durante la pipeline, non solo il circuito iniziale e il risultato finale.</w:t>
+        <w:t>Ogni esempio dovrebbe partire dal circuito QASM target-</w:t>
+      </w:r>
+      <w:proofErr w:type="spellStart"/>
+      <w:r>
+        <w:rPr>
+          <w:lang w:val="it-IT"/>
+        </w:rPr>
+        <w:t>independent</w:t>
+      </w:r>
+      <w:proofErr w:type="spellEnd"/>
+      <w:r>
+        <w:rPr>
+          <w:lang w:val="it-IT"/>
+        </w:rPr>
+        <w:t xml:space="preserve"> e includere il feature </w:t>
+      </w:r>
+      <w:proofErr w:type="spellStart"/>
+      <w:r>
+        <w:rPr>
+          <w:lang w:val="it-IT"/>
+        </w:rPr>
+        <w:t>vector</w:t>
+      </w:r>
+      <w:proofErr w:type="spellEnd"/>
+      <w:r>
+        <w:rPr>
+          <w:lang w:val="it-IT"/>
+        </w:rPr>
+        <w:t xml:space="preserve"> estratto da quel circuito. Dovrebbe poi indicare </w:t>
+      </w:r>
+      <w:r>
+        <w:rPr>
+          <w:lang w:val="it-IT"/>
+        </w:rPr>
+        <w:t xml:space="preserve">l’hardware </w:t>
+      </w:r>
+      <w:r>
+        <w:rPr>
+          <w:lang w:val="it-IT"/>
+        </w:rPr>
+        <w:t xml:space="preserve">target, </w:t>
+      </w:r>
+      <w:proofErr w:type="gramStart"/>
+      <w:r>
+        <w:rPr>
+          <w:lang w:val="it-IT"/>
+        </w:rPr>
+        <w:t>la figure</w:t>
+      </w:r>
+      <w:proofErr w:type="gramEnd"/>
+      <w:r>
+        <w:rPr>
+          <w:lang w:val="it-IT"/>
+        </w:rPr>
+        <w:t xml:space="preserve"> of </w:t>
+      </w:r>
+      <w:proofErr w:type="spellStart"/>
+      <w:r>
+        <w:rPr>
+          <w:lang w:val="it-IT"/>
+        </w:rPr>
+        <w:t>merit</w:t>
+      </w:r>
+      <w:proofErr w:type="spellEnd"/>
+      <w:r>
+        <w:rPr>
+          <w:lang w:val="it-IT"/>
+        </w:rPr>
+        <w:t xml:space="preserve"> scelta e il catalogo delle azioni disponibili in quello stato. Durante la compilazione dovrebbe salvare la sequenza dei pass, gli stati intermedi del circuito o almeno le loro metriche principali, e infine il feedback numerico: </w:t>
+      </w:r>
+      <w:proofErr w:type="spellStart"/>
+      <w:r>
+        <w:rPr>
+          <w:lang w:val="it-IT"/>
+        </w:rPr>
+        <w:t>reward</w:t>
+      </w:r>
+      <w:proofErr w:type="spellEnd"/>
+      <w:r>
+        <w:rPr>
+          <w:lang w:val="it-IT"/>
+        </w:rPr>
+        <w:t>, score, profondità, numero di gate, eseguibilità e tempo di compilazione.</w:t>
       </w:r>
     </w:p>
     <w:p>
@@ -6070,35 +6615,19 @@
         <w:rPr>
           <w:lang w:val="it-IT"/>
         </w:rPr>
-        <w:t>Ogni esempio dovrebbe partire dal circuito QASM target-</w:t>
-      </w:r>
-      <w:proofErr w:type="spellStart"/>
-      <w:r>
-        <w:rPr>
-          <w:lang w:val="it-IT"/>
-        </w:rPr>
-        <w:t>independent</w:t>
-      </w:r>
-      <w:proofErr w:type="spellEnd"/>
-      <w:r>
-        <w:rPr>
-          <w:lang w:val="it-IT"/>
-        </w:rPr>
-        <w:t xml:space="preserve"> e includere il feature </w:t>
-      </w:r>
-      <w:proofErr w:type="spellStart"/>
-      <w:r>
-        <w:rPr>
-          <w:lang w:val="it-IT"/>
-        </w:rPr>
-        <w:t>vector</w:t>
-      </w:r>
-      <w:proofErr w:type="spellEnd"/>
-      <w:r>
-        <w:rPr>
-          <w:lang w:val="it-IT"/>
-        </w:rPr>
-        <w:t xml:space="preserve"> estratto da quel circuito. Dovrebbe poi indicare </w:t>
+        <w:t xml:space="preserve">In questo modo il dataset non direbbe solo al modello quale </w:t>
+      </w:r>
+      <w:r>
+        <w:rPr>
+          <w:lang w:val="it-IT"/>
+        </w:rPr>
+        <w:t>hardware</w:t>
+      </w:r>
+      <w:r>
+        <w:rPr>
+          <w:lang w:val="it-IT"/>
+        </w:rPr>
+        <w:t xml:space="preserve"> è risultato migliore. Mostrerebbe anche perché una certa sequenza di pass ha prodotto un certo risultato. Per un LLM questa differenza è importante, perché l'obiettivo non è soltanto predire una label, ma ragionare su una scelta sequenziale: dato lo stato corrente del circuito, </w:t>
       </w:r>
       <w:r>
         <w:rPr>
@@ -6110,49 +6639,7 @@
         <w:rPr>
           <w:lang w:val="it-IT"/>
         </w:rPr>
-        <w:t xml:space="preserve">target, </w:t>
-      </w:r>
-      <w:proofErr w:type="gramStart"/>
-      <w:r>
-        <w:rPr>
-          <w:lang w:val="it-IT"/>
-        </w:rPr>
-        <w:t>la figure</w:t>
-      </w:r>
-      <w:proofErr w:type="gramEnd"/>
-      <w:r>
-        <w:rPr>
-          <w:lang w:val="it-IT"/>
-        </w:rPr>
-        <w:t xml:space="preserve"> of </w:t>
-      </w:r>
-      <w:proofErr w:type="spellStart"/>
-      <w:r>
-        <w:rPr>
-          <w:lang w:val="it-IT"/>
-        </w:rPr>
-        <w:t>merit</w:t>
-      </w:r>
-      <w:proofErr w:type="spellEnd"/>
-      <w:r>
-        <w:rPr>
-          <w:lang w:val="it-IT"/>
-        </w:rPr>
-        <w:t xml:space="preserve"> scelta e il catalogo delle azioni disponibili in quello stato. Durante la compilazione dovrebbe salvare la sequenza dei pass, gli stati intermedi del circuito o almeno le loro metriche principali, e infine il feedback numerico: </w:t>
-      </w:r>
-      <w:proofErr w:type="spellStart"/>
-      <w:r>
-        <w:rPr>
-          <w:lang w:val="it-IT"/>
-        </w:rPr>
-        <w:t>reward</w:t>
-      </w:r>
-      <w:proofErr w:type="spellEnd"/>
-      <w:r>
-        <w:rPr>
-          <w:lang w:val="it-IT"/>
-        </w:rPr>
-        <w:t>, score, profondità, numero di gate, eseguibilità e tempo di compilazione.</w:t>
+        <w:t>e la metrica, quale pass conviene applicare adesso?</w:t>
       </w:r>
     </w:p>
     <w:p>
@@ -6165,44 +6652,21 @@
         <w:rPr>
           <w:lang w:val="it-IT"/>
         </w:rPr>
-        <w:t xml:space="preserve">In questo modo il dataset non direbbe solo al modello quale </w:t>
-      </w:r>
-      <w:r>
-        <w:rPr>
-          <w:lang w:val="it-IT"/>
-        </w:rPr>
-        <w:t>hardware</w:t>
-      </w:r>
-      <w:r>
-        <w:rPr>
-          <w:lang w:val="it-IT"/>
-        </w:rPr>
-        <w:t xml:space="preserve"> è risultato migliore. Mostrerebbe anche perché una certa sequenza di pass ha prodotto un certo risultato. Per un LLM questa differenza è importante, perché l'obiettivo non è soltanto predire una label, ma ragionare su una scelta sequenziale: dato lo stato corrente del circuito, </w:t>
-      </w:r>
-      <w:r>
-        <w:rPr>
-          <w:lang w:val="it-IT"/>
-        </w:rPr>
-        <w:t xml:space="preserve">l’hardware </w:t>
-      </w:r>
-      <w:r>
-        <w:rPr>
-          <w:lang w:val="it-IT"/>
-        </w:rPr>
-        <w:t>e la metrica, quale pass conviene applicare adesso?</w:t>
+        <w:t>Le informazioni più importanti da raccogliere sono:</w:t>
       </w:r>
     </w:p>
     <w:p>
       <w:pPr>
-        <w:rPr>
-          <w:lang w:val="it-IT"/>
-        </w:rPr>
-      </w:pPr>
-      <w:r>
-        <w:rPr>
-          <w:lang w:val="it-IT"/>
-        </w:rPr>
-        <w:t>Le informazioni più importanti da raccogliere sono:</w:t>
+        <w:pStyle w:val="Puntoelenco"/>
+        <w:rPr>
+          <w:lang w:val="it-IT"/>
+        </w:rPr>
+      </w:pPr>
+      <w:r>
+        <w:rPr>
+          <w:lang w:val="it-IT"/>
+        </w:rPr>
+        <w:t>circuito sorgente in formato QASM, per avere un input comune e riproducibile;</w:t>
       </w:r>
     </w:p>
     <w:p>
@@ -6216,7 +6680,35 @@
         <w:rPr>
           <w:lang w:val="it-IT"/>
         </w:rPr>
-        <w:t>circuito sorgente in formato QASM, per avere un input comune e riproducibile;</w:t>
+        <w:t xml:space="preserve">feature </w:t>
+      </w:r>
+      <w:proofErr w:type="spellStart"/>
+      <w:r>
+        <w:rPr>
+          <w:lang w:val="it-IT"/>
+        </w:rPr>
+        <w:t>vector</w:t>
+      </w:r>
+      <w:proofErr w:type="spellEnd"/>
+      <w:r>
+        <w:rPr>
+          <w:lang w:val="it-IT"/>
+        </w:rPr>
+        <w:t xml:space="preserve"> del circuito, cioè la rappresentazione numerica usata da MQT </w:t>
+      </w:r>
+      <w:proofErr w:type="spellStart"/>
+      <w:r>
+        <w:rPr>
+          <w:lang w:val="it-IT"/>
+        </w:rPr>
+        <w:t>Predictor</w:t>
+      </w:r>
+      <w:proofErr w:type="spellEnd"/>
+      <w:r>
+        <w:rPr>
+          <w:lang w:val="it-IT"/>
+        </w:rPr>
+        <w:t>;</w:t>
       </w:r>
     </w:p>
     <w:p>
@@ -6230,35 +6722,33 @@
         <w:rPr>
           <w:lang w:val="it-IT"/>
         </w:rPr>
-        <w:t xml:space="preserve">feature </w:t>
+        <w:t>descrizione del</w:t>
+      </w:r>
+      <w:r>
+        <w:rPr>
+          <w:lang w:val="it-IT"/>
+        </w:rPr>
+        <w:t xml:space="preserve">l’hardware </w:t>
+      </w:r>
+      <w:r>
+        <w:rPr>
+          <w:lang w:val="it-IT"/>
+        </w:rPr>
+        <w:t xml:space="preserve">tramite </w:t>
       </w:r>
       <w:proofErr w:type="spellStart"/>
       <w:r>
         <w:rPr>
           <w:lang w:val="it-IT"/>
         </w:rPr>
-        <w:t>vector</w:t>
+        <w:t>Qiskit</w:t>
       </w:r>
       <w:proofErr w:type="spellEnd"/>
       <w:r>
         <w:rPr>
           <w:lang w:val="it-IT"/>
         </w:rPr>
-        <w:t xml:space="preserve"> del circuito, cioè la rappresentazione numerica usata da MQT </w:t>
-      </w:r>
-      <w:proofErr w:type="spellStart"/>
-      <w:r>
-        <w:rPr>
-          <w:lang w:val="it-IT"/>
-        </w:rPr>
-        <w:t>Predictor</w:t>
-      </w:r>
-      <w:proofErr w:type="spellEnd"/>
-      <w:r>
-        <w:rPr>
-          <w:lang w:val="it-IT"/>
-        </w:rPr>
-        <w:t>;</w:t>
+        <w:t xml:space="preserve"> Target, con gate nativi, connettività e vincoli hardware;</w:t>
       </w:r>
     </w:p>
     <w:p>
@@ -6272,33 +6762,21 @@
         <w:rPr>
           <w:lang w:val="it-IT"/>
         </w:rPr>
-        <w:t>descrizione del</w:t>
-      </w:r>
-      <w:r>
-        <w:rPr>
-          <w:lang w:val="it-IT"/>
-        </w:rPr>
-        <w:t xml:space="preserve">l’hardware </w:t>
-      </w:r>
-      <w:r>
-        <w:rPr>
-          <w:lang w:val="it-IT"/>
-        </w:rPr>
-        <w:t xml:space="preserve">tramite </w:t>
+        <w:t xml:space="preserve">figure of </w:t>
       </w:r>
       <w:proofErr w:type="spellStart"/>
       <w:r>
         <w:rPr>
           <w:lang w:val="it-IT"/>
         </w:rPr>
-        <w:t>Qiskit</w:t>
+        <w:t>merit</w:t>
       </w:r>
       <w:proofErr w:type="spellEnd"/>
       <w:r>
         <w:rPr>
           <w:lang w:val="it-IT"/>
         </w:rPr>
-        <w:t xml:space="preserve"> Target, con gate nativi, connettività e vincoli hardware;</w:t>
+        <w:t xml:space="preserve"> scelta, per sapere quale criterio di qualità si sta ottimizzando;</w:t>
       </w:r>
     </w:p>
     <w:p>
@@ -6312,21 +6790,19 @@
         <w:rPr>
           <w:lang w:val="it-IT"/>
         </w:rPr>
-        <w:t xml:space="preserve">figure of </w:t>
-      </w:r>
-      <w:proofErr w:type="spellStart"/>
-      <w:r>
-        <w:rPr>
-          <w:lang w:val="it-IT"/>
-        </w:rPr>
-        <w:t>merit</w:t>
-      </w:r>
-      <w:proofErr w:type="spellEnd"/>
-      <w:r>
-        <w:rPr>
-          <w:lang w:val="it-IT"/>
-        </w:rPr>
-        <w:t xml:space="preserve"> scelta, per sapere quale criterio di qualità si sta ottimizzando;</w:t>
+        <w:t>sequenza dei pass</w:t>
+      </w:r>
+      <w:r>
+        <w:rPr>
+          <w:lang w:val="it-IT"/>
+        </w:rPr>
+        <w:t xml:space="preserve"> di compilazione</w:t>
+      </w:r>
+      <w:r>
+        <w:rPr>
+          <w:lang w:val="it-IT"/>
+        </w:rPr>
+        <w:t xml:space="preserve"> scelti e azioni valide a ogni passo;</w:t>
       </w:r>
     </w:p>
     <w:p>
@@ -6340,19 +6816,49 @@
         <w:rPr>
           <w:lang w:val="it-IT"/>
         </w:rPr>
-        <w:t>sequenza dei pass</w:t>
-      </w:r>
-      <w:r>
-        <w:rPr>
-          <w:lang w:val="it-IT"/>
-        </w:rPr>
-        <w:t xml:space="preserve"> di compilazione</w:t>
-      </w:r>
-      <w:r>
-        <w:rPr>
-          <w:lang w:val="it-IT"/>
-        </w:rPr>
-        <w:t xml:space="preserve"> scelti e azioni valide a ogni passo;</w:t>
+        <w:t xml:space="preserve">metriche intermedie e finali del circuito compilato, inclusi </w:t>
+      </w:r>
+      <w:proofErr w:type="spellStart"/>
+      <w:r>
+        <w:rPr>
+          <w:lang w:val="it-IT"/>
+        </w:rPr>
+        <w:t>reward</w:t>
+      </w:r>
+      <w:proofErr w:type="spellEnd"/>
+      <w:r>
+        <w:rPr>
+          <w:lang w:val="it-IT"/>
+        </w:rPr>
+        <w:t xml:space="preserve">, score, </w:t>
+      </w:r>
+      <w:proofErr w:type="spellStart"/>
+      <w:r>
+        <w:rPr>
+          <w:lang w:val="it-IT"/>
+        </w:rPr>
+        <w:t>depth</w:t>
+      </w:r>
+      <w:proofErr w:type="spellEnd"/>
+      <w:r>
+        <w:rPr>
+          <w:lang w:val="it-IT"/>
+        </w:rPr>
+        <w:t xml:space="preserve"> e gate </w:t>
+      </w:r>
+      <w:proofErr w:type="spellStart"/>
+      <w:r>
+        <w:rPr>
+          <w:lang w:val="it-IT"/>
+        </w:rPr>
+        <w:t>count</w:t>
+      </w:r>
+      <w:proofErr w:type="spellEnd"/>
+      <w:r>
+        <w:rPr>
+          <w:lang w:val="it-IT"/>
+        </w:rPr>
+        <w:t>;</w:t>
       </w:r>
     </w:p>
     <w:p>
@@ -6366,63 +6872,6 @@
         <w:rPr>
           <w:lang w:val="it-IT"/>
         </w:rPr>
-        <w:t xml:space="preserve">metriche intermedie e finali del circuito compilato, inclusi </w:t>
-      </w:r>
-      <w:proofErr w:type="spellStart"/>
-      <w:r>
-        <w:rPr>
-          <w:lang w:val="it-IT"/>
-        </w:rPr>
-        <w:t>reward</w:t>
-      </w:r>
-      <w:proofErr w:type="spellEnd"/>
-      <w:r>
-        <w:rPr>
-          <w:lang w:val="it-IT"/>
-        </w:rPr>
-        <w:t xml:space="preserve">, score, </w:t>
-      </w:r>
-      <w:proofErr w:type="spellStart"/>
-      <w:r>
-        <w:rPr>
-          <w:lang w:val="it-IT"/>
-        </w:rPr>
-        <w:t>depth</w:t>
-      </w:r>
-      <w:proofErr w:type="spellEnd"/>
-      <w:r>
-        <w:rPr>
-          <w:lang w:val="it-IT"/>
-        </w:rPr>
-        <w:t xml:space="preserve"> e gate </w:t>
-      </w:r>
-      <w:proofErr w:type="spellStart"/>
-      <w:r>
-        <w:rPr>
-          <w:lang w:val="it-IT"/>
-        </w:rPr>
-        <w:t>count</w:t>
-      </w:r>
-      <w:proofErr w:type="spellEnd"/>
-      <w:r>
-        <w:rPr>
-          <w:lang w:val="it-IT"/>
-        </w:rPr>
-        <w:t>;</w:t>
-      </w:r>
-    </w:p>
-    <w:p>
-      <w:pPr>
-        <w:pStyle w:val="Puntoelenco"/>
-        <w:rPr>
-          <w:lang w:val="it-IT"/>
-        </w:rPr>
-      </w:pPr>
-      <w:r>
-        <w:rPr>
-          <w:lang w:val="it-IT"/>
-        </w:rPr>
-        <w:lastRenderedPageBreak/>
         <w:t xml:space="preserve">confronto con baseline come </w:t>
       </w:r>
       <w:proofErr w:type="spellStart"/>
@@ -7303,7 +7752,6 @@
         <w:rPr>
           <w:lang w:val="it-IT"/>
         </w:rPr>
-        <w:lastRenderedPageBreak/>
         <w:t xml:space="preserve">[3] Munich Quantum Toolkit, MQT </w:t>
       </w:r>
       <w:proofErr w:type="spellStart"/>
@@ -7335,7 +7783,7 @@
     </w:p>
     <w:sectPr>
       <w:footerReference w:type="default" r:id="rId9"/>
-      <w:pgSz w:w="12240" w:h="15840"/>
+      <w:pgSz w:w="12240" w:h="15840" w:orient="portrait"/>
       <w:pgMar w:top="1440" w:right="1440" w:bottom="1440" w:left="1440" w:header="708" w:footer="708" w:gutter="0"/>
       <w:cols w:space="720"/>
       <w:docGrid w:linePitch="360"/>
@@ -7514,7 +7962,7 @@
         <w:ind w:left="1440" w:hanging="360"/>
       </w:pPr>
       <w:rPr>
-        <w:rFonts w:ascii="Symbol" w:hAnsi="Symbol" w:hint="default"/>
+        <w:rFonts w:hint="default" w:ascii="Symbol" w:hAnsi="Symbol"/>
       </w:rPr>
     </w:lvl>
   </w:abstractNum>
@@ -7535,7 +7983,7 @@
         <w:ind w:left="1080" w:hanging="360"/>
       </w:pPr>
       <w:rPr>
-        <w:rFonts w:ascii="Symbol" w:hAnsi="Symbol" w:hint="default"/>
+        <w:rFonts w:hint="default" w:ascii="Symbol" w:hAnsi="Symbol"/>
       </w:rPr>
     </w:lvl>
   </w:abstractNum>
@@ -7556,7 +8004,7 @@
         <w:ind w:left="720" w:hanging="360"/>
       </w:pPr>
       <w:rPr>
-        <w:rFonts w:ascii="Symbol" w:hAnsi="Symbol" w:hint="default"/>
+        <w:rFonts w:hint="default" w:ascii="Symbol" w:hAnsi="Symbol"/>
       </w:rPr>
     </w:lvl>
   </w:abstractNum>
@@ -7595,7 +8043,7 @@
         <w:ind w:left="360" w:hanging="360"/>
       </w:pPr>
       <w:rPr>
-        <w:rFonts w:ascii="Symbol" w:hAnsi="Symbol" w:hint="default"/>
+        <w:rFonts w:hint="default" w:ascii="Symbol" w:hAnsi="Symbol"/>
       </w:rPr>
     </w:lvl>
   </w:abstractNum>
@@ -8024,11 +8472,11 @@
 </file>
 
 <file path=word/styles.xml><?xml version="1.0" encoding="utf-8"?>
-<w:styles xmlns:mc="http://schemas.openxmlformats.org/markup-compatibility/2006" xmlns:r="http://schemas.openxmlformats.org/officeDocument/2006/relationships" xmlns:w="http://schemas.openxmlformats.org/wordprocessingml/2006/main" xmlns:w14="http://schemas.microsoft.com/office/word/2010/wordml" xmlns:w15="http://schemas.microsoft.com/office/word/2012/wordml" xmlns:w16cex="http://schemas.microsoft.com/office/word/2018/wordml/cex" xmlns:w16cid="http://schemas.microsoft.com/office/word/2016/wordml/cid" xmlns:w16="http://schemas.microsoft.com/office/word/2018/wordml" xmlns:w16du="http://schemas.microsoft.com/office/word/2023/wordml/word16du" xmlns:w16sdtdh="http://schemas.microsoft.com/office/word/2020/wordml/sdtdatahash" xmlns:w16sdtfl="http://schemas.microsoft.com/office/word/2024/wordml/sdtformatlock" xmlns:w16se="http://schemas.microsoft.com/office/word/2015/wordml/symex" mc:Ignorable="w14 w15 w16se w16cid w16 w16cex w16sdtdh w16sdtfl w16du">
+<w:styles xmlns:wp14="http://schemas.microsoft.com/office/word/2010/wordprocessingDrawing" xmlns:mc="http://schemas.openxmlformats.org/markup-compatibility/2006" xmlns:r="http://schemas.openxmlformats.org/officeDocument/2006/relationships" xmlns:w="http://schemas.openxmlformats.org/wordprocessingml/2006/main" xmlns:w14="http://schemas.microsoft.com/office/word/2010/wordml" xmlns:w15="http://schemas.microsoft.com/office/word/2012/wordml" xmlns:w16cex="http://schemas.microsoft.com/office/word/2018/wordml/cex" xmlns:w16cid="http://schemas.microsoft.com/office/word/2016/wordml/cid" xmlns:w16="http://schemas.microsoft.com/office/word/2018/wordml" xmlns:w16du="http://schemas.microsoft.com/office/word/2023/wordml/word16du" xmlns:w16sdtdh="http://schemas.microsoft.com/office/word/2020/wordml/sdtdatahash" xmlns:w16sdtfl="http://schemas.microsoft.com/office/word/2024/wordml/sdtformatlock" xmlns:w16se="http://schemas.microsoft.com/office/word/2015/wordml/symex" mc:Ignorable="w14 w15 w16se w16cid w16 w16cex w16sdtdh w16sdtfl w16du wp14">
   <w:docDefaults>
     <w:rPrDefault>
       <w:rPr>
-        <w:rFonts w:asciiTheme="minorHAnsi" w:eastAsiaTheme="minorEastAsia" w:hAnsiTheme="minorHAnsi" w:cstheme="minorBidi"/>
+        <w:rFonts w:asciiTheme="minorHAnsi" w:hAnsiTheme="minorHAnsi" w:eastAsiaTheme="minorEastAsia" w:cstheme="minorBidi"/>
         <w:sz w:val="22"/>
         <w:szCs w:val="22"/>
         <w:lang w:val="en-US" w:eastAsia="en-US" w:bidi="ar-SA"/>
@@ -8043,14 +8491,14 @@
   <w:latentStyles w:defLockedState="0" w:defUIPriority="99" w:defSemiHidden="0" w:defUnhideWhenUsed="0" w:defQFormat="0" w:count="376">
     <w:lsdException w:name="Normal" w:uiPriority="0" w:qFormat="1"/>
     <w:lsdException w:name="heading 1" w:uiPriority="9" w:qFormat="1"/>
-    <w:lsdException w:name="heading 2" w:semiHidden="1" w:uiPriority="9" w:unhideWhenUsed="1" w:qFormat="1"/>
-    <w:lsdException w:name="heading 3" w:semiHidden="1" w:uiPriority="9" w:unhideWhenUsed="1" w:qFormat="1"/>
-    <w:lsdException w:name="heading 4" w:semiHidden="1" w:uiPriority="9" w:unhideWhenUsed="1" w:qFormat="1"/>
-    <w:lsdException w:name="heading 5" w:semiHidden="1" w:uiPriority="9" w:unhideWhenUsed="1" w:qFormat="1"/>
-    <w:lsdException w:name="heading 6" w:semiHidden="1" w:uiPriority="9" w:unhideWhenUsed="1" w:qFormat="1"/>
-    <w:lsdException w:name="heading 7" w:semiHidden="1" w:uiPriority="9" w:unhideWhenUsed="1" w:qFormat="1"/>
-    <w:lsdException w:name="heading 8" w:semiHidden="1" w:uiPriority="9" w:unhideWhenUsed="1" w:qFormat="1"/>
-    <w:lsdException w:name="heading 9" w:semiHidden="1" w:uiPriority="9" w:unhideWhenUsed="1" w:qFormat="1"/>
+    <w:lsdException w:name="heading 2" w:uiPriority="9" w:semiHidden="1" w:unhideWhenUsed="1" w:qFormat="1"/>
+    <w:lsdException w:name="heading 3" w:uiPriority="9" w:semiHidden="1" w:unhideWhenUsed="1" w:qFormat="1"/>
+    <w:lsdException w:name="heading 4" w:uiPriority="9" w:semiHidden="1" w:unhideWhenUsed="1" w:qFormat="1"/>
+    <w:lsdException w:name="heading 5" w:uiPriority="9" w:semiHidden="1" w:unhideWhenUsed="1" w:qFormat="1"/>
+    <w:lsdException w:name="heading 6" w:uiPriority="9" w:semiHidden="1" w:unhideWhenUsed="1" w:qFormat="1"/>
+    <w:lsdException w:name="heading 7" w:uiPriority="9" w:semiHidden="1" w:unhideWhenUsed="1" w:qFormat="1"/>
+    <w:lsdException w:name="heading 8" w:uiPriority="9" w:semiHidden="1" w:unhideWhenUsed="1" w:qFormat="1"/>
+    <w:lsdException w:name="heading 9" w:uiPriority="9" w:semiHidden="1" w:unhideWhenUsed="1" w:qFormat="1"/>
     <w:lsdException w:name="index 1" w:semiHidden="1" w:unhideWhenUsed="1"/>
     <w:lsdException w:name="index 2" w:semiHidden="1" w:unhideWhenUsed="1"/>
     <w:lsdException w:name="index 3" w:semiHidden="1" w:unhideWhenUsed="1"/>
@@ -8060,22 +8508,22 @@
     <w:lsdException w:name="index 7" w:semiHidden="1" w:unhideWhenUsed="1"/>
     <w:lsdException w:name="index 8" w:semiHidden="1" w:unhideWhenUsed="1"/>
     <w:lsdException w:name="index 9" w:semiHidden="1" w:unhideWhenUsed="1"/>
-    <w:lsdException w:name="toc 1" w:semiHidden="1" w:uiPriority="39" w:unhideWhenUsed="1"/>
-    <w:lsdException w:name="toc 2" w:semiHidden="1" w:uiPriority="39" w:unhideWhenUsed="1"/>
-    <w:lsdException w:name="toc 3" w:semiHidden="1" w:uiPriority="39" w:unhideWhenUsed="1"/>
-    <w:lsdException w:name="toc 4" w:semiHidden="1" w:uiPriority="39" w:unhideWhenUsed="1"/>
-    <w:lsdException w:name="toc 5" w:semiHidden="1" w:uiPriority="39" w:unhideWhenUsed="1"/>
-    <w:lsdException w:name="toc 6" w:semiHidden="1" w:uiPriority="39" w:unhideWhenUsed="1"/>
-    <w:lsdException w:name="toc 7" w:semiHidden="1" w:uiPriority="39" w:unhideWhenUsed="1"/>
-    <w:lsdException w:name="toc 8" w:semiHidden="1" w:uiPriority="39" w:unhideWhenUsed="1"/>
-    <w:lsdException w:name="toc 9" w:semiHidden="1" w:uiPriority="39" w:unhideWhenUsed="1"/>
+    <w:lsdException w:name="toc 1" w:uiPriority="39" w:semiHidden="1" w:unhideWhenUsed="1"/>
+    <w:lsdException w:name="toc 2" w:uiPriority="39" w:semiHidden="1" w:unhideWhenUsed="1"/>
+    <w:lsdException w:name="toc 3" w:uiPriority="39" w:semiHidden="1" w:unhideWhenUsed="1"/>
+    <w:lsdException w:name="toc 4" w:uiPriority="39" w:semiHidden="1" w:unhideWhenUsed="1"/>
+    <w:lsdException w:name="toc 5" w:uiPriority="39" w:semiHidden="1" w:unhideWhenUsed="1"/>
+    <w:lsdException w:name="toc 6" w:uiPriority="39" w:semiHidden="1" w:unhideWhenUsed="1"/>
+    <w:lsdException w:name="toc 7" w:uiPriority="39" w:semiHidden="1" w:unhideWhenUsed="1"/>
+    <w:lsdException w:name="toc 8" w:uiPriority="39" w:semiHidden="1" w:unhideWhenUsed="1"/>
+    <w:lsdException w:name="toc 9" w:uiPriority="39" w:semiHidden="1" w:unhideWhenUsed="1"/>
     <w:lsdException w:name="Normal Indent" w:semiHidden="1" w:unhideWhenUsed="1"/>
     <w:lsdException w:name="footnote text" w:semiHidden="1" w:unhideWhenUsed="1"/>
     <w:lsdException w:name="annotation text" w:semiHidden="1" w:unhideWhenUsed="1"/>
     <w:lsdException w:name="header" w:semiHidden="1" w:unhideWhenUsed="1"/>
     <w:lsdException w:name="footer" w:semiHidden="1" w:unhideWhenUsed="1"/>
     <w:lsdException w:name="index heading" w:semiHidden="1" w:unhideWhenUsed="1"/>
-    <w:lsdException w:name="caption" w:semiHidden="1" w:uiPriority="35" w:unhideWhenUsed="1" w:qFormat="1"/>
+    <w:lsdException w:name="caption" w:uiPriority="35" w:semiHidden="1" w:unhideWhenUsed="1" w:qFormat="1"/>
     <w:lsdException w:name="table of figures" w:semiHidden="1" w:unhideWhenUsed="1"/>
     <w:lsdException w:name="envelope address" w:semiHidden="1" w:unhideWhenUsed="1"/>
     <w:lsdException w:name="envelope return" w:semiHidden="1" w:unhideWhenUsed="1"/>
@@ -8106,7 +8554,7 @@
     <w:lsdException w:name="Title" w:uiPriority="10" w:qFormat="1"/>
     <w:lsdException w:name="Closing" w:semiHidden="1" w:unhideWhenUsed="1"/>
     <w:lsdException w:name="Signature" w:semiHidden="1" w:unhideWhenUsed="1"/>
-    <w:lsdException w:name="Default Paragraph Font" w:semiHidden="1" w:uiPriority="1" w:unhideWhenUsed="1"/>
+    <w:lsdException w:name="Default Paragraph Font" w:uiPriority="1" w:semiHidden="1" w:unhideWhenUsed="1"/>
     <w:lsdException w:name="Body Text" w:semiHidden="1" w:unhideWhenUsed="1"/>
     <w:lsdException w:name="Body Text Indent" w:semiHidden="1" w:unhideWhenUsed="1"/>
     <w:lsdException w:name="List Continue" w:semiHidden="1" w:unhideWhenUsed="1"/>
@@ -8306,8 +8754,8 @@
     <w:lsdException w:name="Subtle Reference" w:uiPriority="31" w:qFormat="1"/>
     <w:lsdException w:name="Intense Reference" w:uiPriority="32" w:qFormat="1"/>
     <w:lsdException w:name="Book Title" w:uiPriority="33" w:qFormat="1"/>
-    <w:lsdException w:name="Bibliography" w:semiHidden="1" w:uiPriority="37" w:unhideWhenUsed="1"/>
-    <w:lsdException w:name="TOC Heading" w:semiHidden="1" w:uiPriority="39" w:unhideWhenUsed="1" w:qFormat="1"/>
+    <w:lsdException w:name="Bibliography" w:uiPriority="37" w:semiHidden="1" w:unhideWhenUsed="1"/>
+    <w:lsdException w:name="TOC Heading" w:uiPriority="39" w:semiHidden="1" w:unhideWhenUsed="1" w:qFormat="1"/>
     <w:lsdException w:name="Grid Table 4" w:uiPriority="49"/>
     <w:lsdException w:name="Grid Table 5 Dark" w:uiPriority="50"/>
     <w:lsdException w:name="Grid Table 6 Colorful" w:uiPriority="51"/>
@@ -8409,7 +8857,7 @@
     <w:lsdException w:name="Unresolved Mention" w:semiHidden="1" w:unhideWhenUsed="1"/>
     <w:lsdException w:name="Smart Link" w:semiHidden="1" w:unhideWhenUsed="1"/>
   </w:latentStyles>
-  <w:style w:type="paragraph" w:default="1" w:styleId="Normale">
+  <w:style w:type="paragraph" w:styleId="Normale" w:default="1">
     <w:name w:val="Normal"/>
     <w:qFormat/>
     <w:rsid w:val="00FC693F"/>
@@ -8435,7 +8883,7 @@
       <w:outlineLvl w:val="0"/>
     </w:pPr>
     <w:rPr>
-      <w:rFonts w:asciiTheme="majorHAnsi" w:eastAsiaTheme="majorEastAsia" w:hAnsiTheme="majorHAnsi" w:cstheme="majorBidi"/>
+      <w:rFonts w:asciiTheme="majorHAnsi" w:hAnsiTheme="majorHAnsi" w:eastAsiaTheme="majorEastAsia" w:cstheme="majorBidi"/>
       <w:b/>
       <w:bCs/>
       <w:color w:val="365F91" w:themeColor="accent1" w:themeShade="BF"/>
@@ -8459,7 +8907,7 @@
       <w:outlineLvl w:val="1"/>
     </w:pPr>
     <w:rPr>
-      <w:rFonts w:asciiTheme="majorHAnsi" w:eastAsiaTheme="majorEastAsia" w:hAnsiTheme="majorHAnsi" w:cstheme="majorBidi"/>
+      <w:rFonts w:asciiTheme="majorHAnsi" w:hAnsiTheme="majorHAnsi" w:eastAsiaTheme="majorEastAsia" w:cstheme="majorBidi"/>
       <w:b/>
       <w:bCs/>
       <w:color w:val="4F81BD" w:themeColor="accent1"/>
@@ -8483,7 +8931,7 @@
       <w:outlineLvl w:val="2"/>
     </w:pPr>
     <w:rPr>
-      <w:rFonts w:asciiTheme="majorHAnsi" w:eastAsiaTheme="majorEastAsia" w:hAnsiTheme="majorHAnsi" w:cstheme="majorBidi"/>
+      <w:rFonts w:asciiTheme="majorHAnsi" w:hAnsiTheme="majorHAnsi" w:eastAsiaTheme="majorEastAsia" w:cstheme="majorBidi"/>
       <w:b/>
       <w:bCs/>
       <w:color w:val="4F81BD" w:themeColor="accent1"/>
@@ -8506,7 +8954,7 @@
       <w:outlineLvl w:val="3"/>
     </w:pPr>
     <w:rPr>
-      <w:rFonts w:asciiTheme="majorHAnsi" w:eastAsiaTheme="majorEastAsia" w:hAnsiTheme="majorHAnsi" w:cstheme="majorBidi"/>
+      <w:rFonts w:asciiTheme="majorHAnsi" w:hAnsiTheme="majorHAnsi" w:eastAsiaTheme="majorEastAsia" w:cstheme="majorBidi"/>
       <w:b/>
       <w:bCs/>
       <w:i/>
@@ -8531,7 +8979,7 @@
       <w:outlineLvl w:val="4"/>
     </w:pPr>
     <w:rPr>
-      <w:rFonts w:asciiTheme="majorHAnsi" w:eastAsiaTheme="majorEastAsia" w:hAnsiTheme="majorHAnsi" w:cstheme="majorBidi"/>
+      <w:rFonts w:asciiTheme="majorHAnsi" w:hAnsiTheme="majorHAnsi" w:eastAsiaTheme="majorEastAsia" w:cstheme="majorBidi"/>
       <w:color w:val="243F60" w:themeColor="accent1" w:themeShade="7F"/>
     </w:rPr>
   </w:style>
@@ -8552,7 +9000,7 @@
       <w:outlineLvl w:val="5"/>
     </w:pPr>
     <w:rPr>
-      <w:rFonts w:asciiTheme="majorHAnsi" w:eastAsiaTheme="majorEastAsia" w:hAnsiTheme="majorHAnsi" w:cstheme="majorBidi"/>
+      <w:rFonts w:asciiTheme="majorHAnsi" w:hAnsiTheme="majorHAnsi" w:eastAsiaTheme="majorEastAsia" w:cstheme="majorBidi"/>
       <w:i/>
       <w:iCs/>
       <w:color w:val="243F60" w:themeColor="accent1" w:themeShade="7F"/>
@@ -8575,7 +9023,7 @@
       <w:outlineLvl w:val="6"/>
     </w:pPr>
     <w:rPr>
-      <w:rFonts w:asciiTheme="majorHAnsi" w:eastAsiaTheme="majorEastAsia" w:hAnsiTheme="majorHAnsi" w:cstheme="majorBidi"/>
+      <w:rFonts w:asciiTheme="majorHAnsi" w:hAnsiTheme="majorHAnsi" w:eastAsiaTheme="majorEastAsia" w:cstheme="majorBidi"/>
       <w:i/>
       <w:iCs/>
       <w:color w:val="404040" w:themeColor="text1" w:themeTint="BF"/>
@@ -8598,7 +9046,7 @@
       <w:outlineLvl w:val="7"/>
     </w:pPr>
     <w:rPr>
-      <w:rFonts w:asciiTheme="majorHAnsi" w:eastAsiaTheme="majorEastAsia" w:hAnsiTheme="majorHAnsi" w:cstheme="majorBidi"/>
+      <w:rFonts w:asciiTheme="majorHAnsi" w:hAnsiTheme="majorHAnsi" w:eastAsiaTheme="majorEastAsia" w:cstheme="majorBidi"/>
       <w:color w:val="4F81BD" w:themeColor="accent1"/>
       <w:sz w:val="20"/>
       <w:szCs w:val="20"/>
@@ -8621,7 +9069,7 @@
       <w:outlineLvl w:val="8"/>
     </w:pPr>
     <w:rPr>
-      <w:rFonts w:asciiTheme="majorHAnsi" w:eastAsiaTheme="majorEastAsia" w:hAnsiTheme="majorHAnsi" w:cstheme="majorBidi"/>
+      <w:rFonts w:asciiTheme="majorHAnsi" w:hAnsiTheme="majorHAnsi" w:eastAsiaTheme="majorEastAsia" w:cstheme="majorBidi"/>
       <w:i/>
       <w:iCs/>
       <w:color w:val="404040" w:themeColor="text1" w:themeTint="BF"/>
@@ -8629,13 +9077,13 @@
       <w:szCs w:val="20"/>
     </w:rPr>
   </w:style>
-  <w:style w:type="character" w:default="1" w:styleId="Carpredefinitoparagrafo">
+  <w:style w:type="character" w:styleId="Carpredefinitoparagrafo" w:default="1">
     <w:name w:val="Default Paragraph Font"/>
     <w:uiPriority w:val="1"/>
     <w:semiHidden/>
     <w:unhideWhenUsed/>
   </w:style>
-  <w:style w:type="table" w:default="1" w:styleId="Tabellanormale">
+  <w:style w:type="table" w:styleId="Tabellanormale" w:default="1">
     <w:name w:val="Normal Table"/>
     <w:uiPriority w:val="99"/>
     <w:semiHidden/>
@@ -8650,7 +9098,7 @@
       </w:tblCellMar>
     </w:tblPr>
   </w:style>
-  <w:style w:type="numbering" w:default="1" w:styleId="Nessunelenco">
+  <w:style w:type="numbering" w:styleId="Nessunelenco" w:default="1">
     <w:name w:val="No List"/>
     <w:uiPriority w:val="99"/>
     <w:semiHidden/>
@@ -8671,7 +9119,7 @@
       <w:spacing w:after="0" w:line="240" w:lineRule="auto"/>
     </w:pPr>
   </w:style>
-  <w:style w:type="character" w:customStyle="1" w:styleId="IntestazioneCarattere">
+  <w:style w:type="character" w:styleId="IntestazioneCarattere" w:customStyle="1">
     <w:name w:val="Intestazione Carattere"/>
     <w:basedOn w:val="Carpredefinitoparagrafo"/>
     <w:link w:val="Intestazione"/>
@@ -8693,7 +9141,7 @@
       <w:spacing w:after="0" w:line="240" w:lineRule="auto"/>
     </w:pPr>
   </w:style>
-  <w:style w:type="character" w:customStyle="1" w:styleId="PidipaginaCarattere">
+  <w:style w:type="character" w:styleId="PidipaginaCarattere" w:customStyle="1">
     <w:name w:val="Piè di pagina Carattere"/>
     <w:basedOn w:val="Carpredefinitoparagrafo"/>
     <w:link w:val="Pidipagina"/>
@@ -8709,14 +9157,14 @@
       <w:spacing w:after="0" w:line="240" w:lineRule="auto"/>
     </w:pPr>
   </w:style>
-  <w:style w:type="character" w:customStyle="1" w:styleId="Titolo1Carattere">
+  <w:style w:type="character" w:styleId="Titolo1Carattere" w:customStyle="1">
     <w:name w:val="Titolo 1 Carattere"/>
     <w:basedOn w:val="Carpredefinitoparagrafo"/>
     <w:link w:val="Titolo1"/>
     <w:uiPriority w:val="9"/>
     <w:rsid w:val="00FC693F"/>
     <w:rPr>
-      <w:rFonts w:asciiTheme="majorHAnsi" w:eastAsiaTheme="majorEastAsia" w:hAnsiTheme="majorHAnsi" w:cstheme="majorBidi"/>
+      <w:rFonts w:asciiTheme="majorHAnsi" w:hAnsiTheme="majorHAnsi" w:eastAsiaTheme="majorEastAsia" w:cstheme="majorBidi"/>
       <w:b/>
       <w:bCs/>
       <w:color w:val="365F91" w:themeColor="accent1" w:themeShade="BF"/>
@@ -8724,14 +9172,14 @@
       <w:szCs w:val="28"/>
     </w:rPr>
   </w:style>
-  <w:style w:type="character" w:customStyle="1" w:styleId="Titolo2Carattere">
+  <w:style w:type="character" w:styleId="Titolo2Carattere" w:customStyle="1">
     <w:name w:val="Titolo 2 Carattere"/>
     <w:basedOn w:val="Carpredefinitoparagrafo"/>
     <w:link w:val="Titolo2"/>
     <w:uiPriority w:val="9"/>
     <w:rsid w:val="00FC693F"/>
     <w:rPr>
-      <w:rFonts w:asciiTheme="majorHAnsi" w:eastAsiaTheme="majorEastAsia" w:hAnsiTheme="majorHAnsi" w:cstheme="majorBidi"/>
+      <w:rFonts w:asciiTheme="majorHAnsi" w:hAnsiTheme="majorHAnsi" w:eastAsiaTheme="majorEastAsia" w:cstheme="majorBidi"/>
       <w:b/>
       <w:bCs/>
       <w:color w:val="4F81BD" w:themeColor="accent1"/>
@@ -8739,14 +9187,14 @@
       <w:szCs w:val="26"/>
     </w:rPr>
   </w:style>
-  <w:style w:type="character" w:customStyle="1" w:styleId="Titolo3Carattere">
+  <w:style w:type="character" w:styleId="Titolo3Carattere" w:customStyle="1">
     <w:name w:val="Titolo 3 Carattere"/>
     <w:basedOn w:val="Carpredefinitoparagrafo"/>
     <w:link w:val="Titolo3"/>
     <w:uiPriority w:val="9"/>
     <w:rsid w:val="00FC693F"/>
     <w:rPr>
-      <w:rFonts w:asciiTheme="majorHAnsi" w:eastAsiaTheme="majorEastAsia" w:hAnsiTheme="majorHAnsi" w:cstheme="majorBidi"/>
+      <w:rFonts w:asciiTheme="majorHAnsi" w:hAnsiTheme="majorHAnsi" w:eastAsiaTheme="majorEastAsia" w:cstheme="majorBidi"/>
       <w:b/>
       <w:bCs/>
       <w:color w:val="4F81BD" w:themeColor="accent1"/>
@@ -8762,13 +9210,13 @@
     <w:rsid w:val="00FC693F"/>
     <w:pPr>
       <w:pBdr>
-        <w:bottom w:val="single" w:sz="8" w:space="4" w:color="4F81BD" w:themeColor="accent1"/>
+        <w:bottom w:val="single" w:color="4F81BD" w:themeColor="accent1" w:sz="8" w:space="4"/>
       </w:pBdr>
       <w:spacing w:after="300" w:line="240" w:lineRule="auto"/>
       <w:contextualSpacing/>
     </w:pPr>
     <w:rPr>
-      <w:rFonts w:asciiTheme="majorHAnsi" w:eastAsiaTheme="majorEastAsia" w:hAnsiTheme="majorHAnsi" w:cstheme="majorBidi"/>
+      <w:rFonts w:asciiTheme="majorHAnsi" w:hAnsiTheme="majorHAnsi" w:eastAsiaTheme="majorEastAsia" w:cstheme="majorBidi"/>
       <w:color w:val="17365D" w:themeColor="text2" w:themeShade="BF"/>
       <w:spacing w:val="5"/>
       <w:kern w:val="28"/>
@@ -8776,14 +9224,14 @@
       <w:szCs w:val="52"/>
     </w:rPr>
   </w:style>
-  <w:style w:type="character" w:customStyle="1" w:styleId="TitoloCarattere">
+  <w:style w:type="character" w:styleId="TitoloCarattere" w:customStyle="1">
     <w:name w:val="Titolo Carattere"/>
     <w:basedOn w:val="Carpredefinitoparagrafo"/>
     <w:link w:val="Titolo"/>
     <w:uiPriority w:val="10"/>
     <w:rsid w:val="00FC693F"/>
     <w:rPr>
-      <w:rFonts w:asciiTheme="majorHAnsi" w:eastAsiaTheme="majorEastAsia" w:hAnsiTheme="majorHAnsi" w:cstheme="majorBidi"/>
+      <w:rFonts w:asciiTheme="majorHAnsi" w:hAnsiTheme="majorHAnsi" w:eastAsiaTheme="majorEastAsia" w:cstheme="majorBidi"/>
       <w:color w:val="17365D" w:themeColor="text2" w:themeShade="BF"/>
       <w:spacing w:val="5"/>
       <w:kern w:val="28"/>
@@ -8805,7 +9253,7 @@
       </w:numPr>
     </w:pPr>
     <w:rPr>
-      <w:rFonts w:asciiTheme="majorHAnsi" w:eastAsiaTheme="majorEastAsia" w:hAnsiTheme="majorHAnsi" w:cstheme="majorBidi"/>
+      <w:rFonts w:asciiTheme="majorHAnsi" w:hAnsiTheme="majorHAnsi" w:eastAsiaTheme="majorEastAsia" w:cstheme="majorBidi"/>
       <w:i/>
       <w:iCs/>
       <w:color w:val="4F81BD" w:themeColor="accent1"/>
@@ -8814,14 +9262,14 @@
       <w:szCs w:val="24"/>
     </w:rPr>
   </w:style>
-  <w:style w:type="character" w:customStyle="1" w:styleId="SottotitoloCarattere">
+  <w:style w:type="character" w:styleId="SottotitoloCarattere" w:customStyle="1">
     <w:name w:val="Sottotitolo Carattere"/>
     <w:basedOn w:val="Carpredefinitoparagrafo"/>
     <w:link w:val="Sottotitolo"/>
     <w:uiPriority w:val="11"/>
     <w:rsid w:val="00FC693F"/>
     <w:rPr>
-      <w:rFonts w:asciiTheme="majorHAnsi" w:eastAsiaTheme="majorEastAsia" w:hAnsiTheme="majorHAnsi" w:cstheme="majorBidi"/>
+      <w:rFonts w:asciiTheme="majorHAnsi" w:hAnsiTheme="majorHAnsi" w:eastAsiaTheme="majorEastAsia" w:cstheme="majorBidi"/>
       <w:i/>
       <w:iCs/>
       <w:color w:val="4F81BD" w:themeColor="accent1"/>
@@ -8849,7 +9297,7 @@
     <w:unhideWhenUsed/>
     <w:rsid w:val="00AA1D8D"/>
   </w:style>
-  <w:style w:type="character" w:customStyle="1" w:styleId="CorpotestoCarattere">
+  <w:style w:type="character" w:styleId="CorpotestoCarattere" w:customStyle="1">
     <w:name w:val="Corpo testo Carattere"/>
     <w:basedOn w:val="Carpredefinitoparagrafo"/>
     <w:link w:val="Corpotesto"/>
@@ -8867,7 +9315,7 @@
       <w:spacing w:line="480" w:lineRule="auto"/>
     </w:pPr>
   </w:style>
-  <w:style w:type="character" w:customStyle="1" w:styleId="Corpodeltesto2Carattere">
+  <w:style w:type="character" w:styleId="Corpodeltesto2Carattere" w:customStyle="1">
     <w:name w:val="Corpo del testo 2 Carattere"/>
     <w:basedOn w:val="Carpredefinitoparagrafo"/>
     <w:link w:val="Corpodeltesto2"/>
@@ -8886,7 +9334,7 @@
       <w:szCs w:val="16"/>
     </w:rPr>
   </w:style>
-  <w:style w:type="character" w:customStyle="1" w:styleId="Corpodeltesto3Carattere">
+  <w:style w:type="character" w:styleId="Corpodeltesto3Carattere" w:customStyle="1">
     <w:name w:val="Corpo del testo 3 Carattere"/>
     <w:basedOn w:val="Carpredefinitoparagrafo"/>
     <w:link w:val="Corpodeltesto3"/>
@@ -9066,7 +9514,7 @@
       <w:szCs w:val="20"/>
     </w:rPr>
   </w:style>
-  <w:style w:type="character" w:customStyle="1" w:styleId="TestomacroCarattere">
+  <w:style w:type="character" w:styleId="TestomacroCarattere" w:customStyle="1">
     <w:name w:val="Testo macro Carattere"/>
     <w:basedOn w:val="Carpredefinitoparagrafo"/>
     <w:link w:val="Testomacro"/>
@@ -9092,7 +9540,7 @@
       <w:color w:val="000000" w:themeColor="text1"/>
     </w:rPr>
   </w:style>
-  <w:style w:type="character" w:customStyle="1" w:styleId="CitazioneCarattere">
+  <w:style w:type="character" w:styleId="CitazioneCarattere" w:customStyle="1">
     <w:name w:val="Citazione Carattere"/>
     <w:basedOn w:val="Carpredefinitoparagrafo"/>
     <w:link w:val="Citazione"/>
@@ -9104,7 +9552,7 @@
       <w:color w:val="000000" w:themeColor="text1"/>
     </w:rPr>
   </w:style>
-  <w:style w:type="character" w:customStyle="1" w:styleId="Titolo4Carattere">
+  <w:style w:type="character" w:styleId="Titolo4Carattere" w:customStyle="1">
     <w:name w:val="Titolo 4 Carattere"/>
     <w:basedOn w:val="Carpredefinitoparagrafo"/>
     <w:link w:val="Titolo4"/>
@@ -9112,7 +9560,7 @@
     <w:semiHidden/>
     <w:rsid w:val="00FC693F"/>
     <w:rPr>
-      <w:rFonts w:asciiTheme="majorHAnsi" w:eastAsiaTheme="majorEastAsia" w:hAnsiTheme="majorHAnsi" w:cstheme="majorBidi"/>
+      <w:rFonts w:asciiTheme="majorHAnsi" w:hAnsiTheme="majorHAnsi" w:eastAsiaTheme="majorEastAsia" w:cstheme="majorBidi"/>
       <w:b/>
       <w:bCs/>
       <w:i/>
@@ -9120,7 +9568,7 @@
       <w:color w:val="4F81BD" w:themeColor="accent1"/>
     </w:rPr>
   </w:style>
-  <w:style w:type="character" w:customStyle="1" w:styleId="Titolo5Carattere">
+  <w:style w:type="character" w:styleId="Titolo5Carattere" w:customStyle="1">
     <w:name w:val="Titolo 5 Carattere"/>
     <w:basedOn w:val="Carpredefinitoparagrafo"/>
     <w:link w:val="Titolo5"/>
@@ -9128,11 +9576,11 @@
     <w:semiHidden/>
     <w:rsid w:val="00FC693F"/>
     <w:rPr>
-      <w:rFonts w:asciiTheme="majorHAnsi" w:eastAsiaTheme="majorEastAsia" w:hAnsiTheme="majorHAnsi" w:cstheme="majorBidi"/>
+      <w:rFonts w:asciiTheme="majorHAnsi" w:hAnsiTheme="majorHAnsi" w:eastAsiaTheme="majorEastAsia" w:cstheme="majorBidi"/>
       <w:color w:val="243F60" w:themeColor="accent1" w:themeShade="7F"/>
     </w:rPr>
   </w:style>
-  <w:style w:type="character" w:customStyle="1" w:styleId="Titolo6Carattere">
+  <w:style w:type="character" w:styleId="Titolo6Carattere" w:customStyle="1">
     <w:name w:val="Titolo 6 Carattere"/>
     <w:basedOn w:val="Carpredefinitoparagrafo"/>
     <w:link w:val="Titolo6"/>
@@ -9140,13 +9588,13 @@
     <w:semiHidden/>
     <w:rsid w:val="00FC693F"/>
     <w:rPr>
-      <w:rFonts w:asciiTheme="majorHAnsi" w:eastAsiaTheme="majorEastAsia" w:hAnsiTheme="majorHAnsi" w:cstheme="majorBidi"/>
+      <w:rFonts w:asciiTheme="majorHAnsi" w:hAnsiTheme="majorHAnsi" w:eastAsiaTheme="majorEastAsia" w:cstheme="majorBidi"/>
       <w:i/>
       <w:iCs/>
       <w:color w:val="243F60" w:themeColor="accent1" w:themeShade="7F"/>
     </w:rPr>
   </w:style>
-  <w:style w:type="character" w:customStyle="1" w:styleId="Titolo7Carattere">
+  <w:style w:type="character" w:styleId="Titolo7Carattere" w:customStyle="1">
     <w:name w:val="Titolo 7 Carattere"/>
     <w:basedOn w:val="Carpredefinitoparagrafo"/>
     <w:link w:val="Titolo7"/>
@@ -9154,13 +9602,13 @@
     <w:semiHidden/>
     <w:rsid w:val="00FC693F"/>
     <w:rPr>
-      <w:rFonts w:asciiTheme="majorHAnsi" w:eastAsiaTheme="majorEastAsia" w:hAnsiTheme="majorHAnsi" w:cstheme="majorBidi"/>
+      <w:rFonts w:asciiTheme="majorHAnsi" w:hAnsiTheme="majorHAnsi" w:eastAsiaTheme="majorEastAsia" w:cstheme="majorBidi"/>
       <w:i/>
       <w:iCs/>
       <w:color w:val="404040" w:themeColor="text1" w:themeTint="BF"/>
     </w:rPr>
   </w:style>
-  <w:style w:type="character" w:customStyle="1" w:styleId="Titolo8Carattere">
+  <w:style w:type="character" w:styleId="Titolo8Carattere" w:customStyle="1">
     <w:name w:val="Titolo 8 Carattere"/>
     <w:basedOn w:val="Carpredefinitoparagrafo"/>
     <w:link w:val="Titolo8"/>
@@ -9168,13 +9616,13 @@
     <w:semiHidden/>
     <w:rsid w:val="00FC693F"/>
     <w:rPr>
-      <w:rFonts w:asciiTheme="majorHAnsi" w:eastAsiaTheme="majorEastAsia" w:hAnsiTheme="majorHAnsi" w:cstheme="majorBidi"/>
+      <w:rFonts w:asciiTheme="majorHAnsi" w:hAnsiTheme="majorHAnsi" w:eastAsiaTheme="majorEastAsia" w:cstheme="majorBidi"/>
       <w:color w:val="4F81BD" w:themeColor="accent1"/>
       <w:sz w:val="20"/>
       <w:szCs w:val="20"/>
     </w:rPr>
   </w:style>
-  <w:style w:type="character" w:customStyle="1" w:styleId="Titolo9Carattere">
+  <w:style w:type="character" w:styleId="Titolo9Carattere" w:customStyle="1">
     <w:name w:val="Titolo 9 Carattere"/>
     <w:basedOn w:val="Carpredefinitoparagrafo"/>
     <w:link w:val="Titolo9"/>
@@ -9182,7 +9630,7 @@
     <w:semiHidden/>
     <w:rsid w:val="00FC693F"/>
     <w:rPr>
-      <w:rFonts w:asciiTheme="majorHAnsi" w:eastAsiaTheme="majorEastAsia" w:hAnsiTheme="majorHAnsi" w:cstheme="majorBidi"/>
+      <w:rFonts w:asciiTheme="majorHAnsi" w:hAnsiTheme="majorHAnsi" w:eastAsiaTheme="majorEastAsia" w:cstheme="majorBidi"/>
       <w:i/>
       <w:iCs/>
       <w:color w:val="404040" w:themeColor="text1" w:themeTint="BF"/>
@@ -9242,7 +9690,7 @@
     <w:rsid w:val="00FC693F"/>
     <w:pPr>
       <w:pBdr>
-        <w:bottom w:val="single" w:sz="4" w:space="4" w:color="4F81BD" w:themeColor="accent1"/>
+        <w:bottom w:val="single" w:color="4F81BD" w:themeColor="accent1" w:sz="4" w:space="4"/>
       </w:pBdr>
       <w:spacing w:before="200" w:after="280"/>
       <w:ind w:left="936" w:right="936"/>
@@ -9255,7 +9703,7 @@
       <w:color w:val="4F81BD" w:themeColor="accent1"/>
     </w:rPr>
   </w:style>
-  <w:style w:type="character" w:customStyle="1" w:styleId="CitazioneintensaCarattere">
+  <w:style w:type="character" w:styleId="CitazioneintensaCarattere" w:customStyle="1">
     <w:name w:val="Citazione intensa Carattere"/>
     <w:basedOn w:val="Carpredefinitoparagrafo"/>
     <w:link w:val="Citazioneintensa"/>
@@ -9358,12 +9806,12 @@
     </w:pPr>
     <w:tblPr>
       <w:tblBorders>
-        <w:top w:val="single" w:sz="4" w:space="0" w:color="auto"/>
-        <w:left w:val="single" w:sz="4" w:space="0" w:color="auto"/>
-        <w:bottom w:val="single" w:sz="4" w:space="0" w:color="auto"/>
-        <w:right w:val="single" w:sz="4" w:space="0" w:color="auto"/>
-        <w:insideH w:val="single" w:sz="4" w:space="0" w:color="auto"/>
-        <w:insideV w:val="single" w:sz="4" w:space="0" w:color="auto"/>
+        <w:top w:val="single" w:color="auto" w:sz="4" w:space="0"/>
+        <w:left w:val="single" w:color="auto" w:sz="4" w:space="0"/>
+        <w:bottom w:val="single" w:color="auto" w:sz="4" w:space="0"/>
+        <w:right w:val="single" w:color="auto" w:sz="4" w:space="0"/>
+        <w:insideH w:val="single" w:color="auto" w:sz="4" w:space="0"/>
+        <w:insideV w:val="single" w:color="auto" w:sz="4" w:space="0"/>
       </w:tblBorders>
     </w:tblPr>
   </w:style>
@@ -9382,8 +9830,8 @@
       <w:tblStyleRowBandSize w:val="1"/>
       <w:tblStyleColBandSize w:val="1"/>
       <w:tblBorders>
-        <w:top w:val="single" w:sz="8" w:space="0" w:color="000000" w:themeColor="text1"/>
-        <w:bottom w:val="single" w:sz="8" w:space="0" w:color="000000" w:themeColor="text1"/>
+        <w:top w:val="single" w:color="000000" w:themeColor="text1" w:sz="8" w:space="0"/>
+        <w:bottom w:val="single" w:color="000000" w:themeColor="text1" w:sz="8" w:space="0"/>
       </w:tblBorders>
     </w:tblPr>
     <w:tblStylePr w:type="firstRow">
@@ -9397,9 +9845,9 @@
       <w:tblPr/>
       <w:tcPr>
         <w:tcBorders>
-          <w:top w:val="single" w:sz="8" w:space="0" w:color="000000" w:themeColor="text1"/>
+          <w:top w:val="single" w:color="000000" w:themeColor="text1" w:sz="8" w:space="0"/>
           <w:left w:val="nil"/>
-          <w:bottom w:val="single" w:sz="8" w:space="0" w:color="000000" w:themeColor="text1"/>
+          <w:bottom w:val="single" w:color="000000" w:themeColor="text1" w:sz="8" w:space="0"/>
           <w:right w:val="nil"/>
           <w:insideH w:val="nil"/>
           <w:insideV w:val="nil"/>
@@ -9417,9 +9865,9 @@
       <w:tblPr/>
       <w:tcPr>
         <w:tcBorders>
-          <w:top w:val="single" w:sz="8" w:space="0" w:color="000000" w:themeColor="text1"/>
+          <w:top w:val="single" w:color="000000" w:themeColor="text1" w:sz="8" w:space="0"/>
           <w:left w:val="nil"/>
-          <w:bottom w:val="single" w:sz="8" w:space="0" w:color="000000" w:themeColor="text1"/>
+          <w:bottom w:val="single" w:color="000000" w:themeColor="text1" w:sz="8" w:space="0"/>
           <w:right w:val="nil"/>
           <w:insideH w:val="nil"/>
           <w:insideV w:val="nil"/>
@@ -9478,8 +9926,8 @@
       <w:tblStyleRowBandSize w:val="1"/>
       <w:tblStyleColBandSize w:val="1"/>
       <w:tblBorders>
-        <w:top w:val="single" w:sz="8" w:space="0" w:color="4F81BD" w:themeColor="accent1"/>
-        <w:bottom w:val="single" w:sz="8" w:space="0" w:color="4F81BD" w:themeColor="accent1"/>
+        <w:top w:val="single" w:color="4F81BD" w:themeColor="accent1" w:sz="8" w:space="0"/>
+        <w:bottom w:val="single" w:color="4F81BD" w:themeColor="accent1" w:sz="8" w:space="0"/>
       </w:tblBorders>
     </w:tblPr>
     <w:tblStylePr w:type="firstRow">
@@ -9493,9 +9941,9 @@
       <w:tblPr/>
       <w:tcPr>
         <w:tcBorders>
-          <w:top w:val="single" w:sz="8" w:space="0" w:color="4F81BD" w:themeColor="accent1"/>
+          <w:top w:val="single" w:color="4F81BD" w:themeColor="accent1" w:sz="8" w:space="0"/>
           <w:left w:val="nil"/>
-          <w:bottom w:val="single" w:sz="8" w:space="0" w:color="4F81BD" w:themeColor="accent1"/>
+          <w:bottom w:val="single" w:color="4F81BD" w:themeColor="accent1" w:sz="8" w:space="0"/>
           <w:right w:val="nil"/>
           <w:insideH w:val="nil"/>
           <w:insideV w:val="nil"/>
@@ -9513,9 +9961,9 @@
       <w:tblPr/>
       <w:tcPr>
         <w:tcBorders>
-          <w:top w:val="single" w:sz="8" w:space="0" w:color="4F81BD" w:themeColor="accent1"/>
+          <w:top w:val="single" w:color="4F81BD" w:themeColor="accent1" w:sz="8" w:space="0"/>
           <w:left w:val="nil"/>
-          <w:bottom w:val="single" w:sz="8" w:space="0" w:color="4F81BD" w:themeColor="accent1"/>
+          <w:bottom w:val="single" w:color="4F81BD" w:themeColor="accent1" w:sz="8" w:space="0"/>
           <w:right w:val="nil"/>
           <w:insideH w:val="nil"/>
           <w:insideV w:val="nil"/>
@@ -9574,8 +10022,8 @@
       <w:tblStyleRowBandSize w:val="1"/>
       <w:tblStyleColBandSize w:val="1"/>
       <w:tblBorders>
-        <w:top w:val="single" w:sz="8" w:space="0" w:color="C0504D" w:themeColor="accent2"/>
-        <w:bottom w:val="single" w:sz="8" w:space="0" w:color="C0504D" w:themeColor="accent2"/>
+        <w:top w:val="single" w:color="C0504D" w:themeColor="accent2" w:sz="8" w:space="0"/>
+        <w:bottom w:val="single" w:color="C0504D" w:themeColor="accent2" w:sz="8" w:space="0"/>
       </w:tblBorders>
     </w:tblPr>
     <w:tblStylePr w:type="firstRow">
@@ -9589,9 +10037,9 @@
       <w:tblPr/>
       <w:tcPr>
         <w:tcBorders>
-          <w:top w:val="single" w:sz="8" w:space="0" w:color="C0504D" w:themeColor="accent2"/>
+          <w:top w:val="single" w:color="C0504D" w:themeColor="accent2" w:sz="8" w:space="0"/>
           <w:left w:val="nil"/>
-          <w:bottom w:val="single" w:sz="8" w:space="0" w:color="C0504D" w:themeColor="accent2"/>
+          <w:bottom w:val="single" w:color="C0504D" w:themeColor="accent2" w:sz="8" w:space="0"/>
           <w:right w:val="nil"/>
           <w:insideH w:val="nil"/>
           <w:insideV w:val="nil"/>
@@ -9609,9 +10057,9 @@
       <w:tblPr/>
       <w:tcPr>
         <w:tcBorders>
-          <w:top w:val="single" w:sz="8" w:space="0" w:color="C0504D" w:themeColor="accent2"/>
+          <w:top w:val="single" w:color="C0504D" w:themeColor="accent2" w:sz="8" w:space="0"/>
           <w:left w:val="nil"/>
-          <w:bottom w:val="single" w:sz="8" w:space="0" w:color="C0504D" w:themeColor="accent2"/>
+          <w:bottom w:val="single" w:color="C0504D" w:themeColor="accent2" w:sz="8" w:space="0"/>
           <w:right w:val="nil"/>
           <w:insideH w:val="nil"/>
           <w:insideV w:val="nil"/>
@@ -9670,8 +10118,8 @@
       <w:tblStyleRowBandSize w:val="1"/>
       <w:tblStyleColBandSize w:val="1"/>
       <w:tblBorders>
-        <w:top w:val="single" w:sz="8" w:space="0" w:color="9BBB59" w:themeColor="accent3"/>
-        <w:bottom w:val="single" w:sz="8" w:space="0" w:color="9BBB59" w:themeColor="accent3"/>
+        <w:top w:val="single" w:color="9BBB59" w:themeColor="accent3" w:sz="8" w:space="0"/>
+        <w:bottom w:val="single" w:color="9BBB59" w:themeColor="accent3" w:sz="8" w:space="0"/>
       </w:tblBorders>
     </w:tblPr>
     <w:tblStylePr w:type="firstRow">
@@ -9685,9 +10133,9 @@
       <w:tblPr/>
       <w:tcPr>
         <w:tcBorders>
-          <w:top w:val="single" w:sz="8" w:space="0" w:color="9BBB59" w:themeColor="accent3"/>
+          <w:top w:val="single" w:color="9BBB59" w:themeColor="accent3" w:sz="8" w:space="0"/>
           <w:left w:val="nil"/>
-          <w:bottom w:val="single" w:sz="8" w:space="0" w:color="9BBB59" w:themeColor="accent3"/>
+          <w:bottom w:val="single" w:color="9BBB59" w:themeColor="accent3" w:sz="8" w:space="0"/>
           <w:right w:val="nil"/>
           <w:insideH w:val="nil"/>
           <w:insideV w:val="nil"/>
@@ -9705,9 +10153,9 @@
       <w:tblPr/>
       <w:tcPr>
         <w:tcBorders>
-          <w:top w:val="single" w:sz="8" w:space="0" w:color="9BBB59" w:themeColor="accent3"/>
+          <w:top w:val="single" w:color="9BBB59" w:themeColor="accent3" w:sz="8" w:space="0"/>
           <w:left w:val="nil"/>
-          <w:bottom w:val="single" w:sz="8" w:space="0" w:color="9BBB59" w:themeColor="accent3"/>
+          <w:bottom w:val="single" w:color="9BBB59" w:themeColor="accent3" w:sz="8" w:space="0"/>
           <w:right w:val="nil"/>
           <w:insideH w:val="nil"/>
           <w:insideV w:val="nil"/>
@@ -9766,8 +10214,8 @@
       <w:tblStyleRowBandSize w:val="1"/>
       <w:tblStyleColBandSize w:val="1"/>
       <w:tblBorders>
-        <w:top w:val="single" w:sz="8" w:space="0" w:color="8064A2" w:themeColor="accent4"/>
-        <w:bottom w:val="single" w:sz="8" w:space="0" w:color="8064A2" w:themeColor="accent4"/>
+        <w:top w:val="single" w:color="8064A2" w:themeColor="accent4" w:sz="8" w:space="0"/>
+        <w:bottom w:val="single" w:color="8064A2" w:themeColor="accent4" w:sz="8" w:space="0"/>
       </w:tblBorders>
     </w:tblPr>
     <w:tblStylePr w:type="firstRow">
@@ -9781,9 +10229,9 @@
       <w:tblPr/>
       <w:tcPr>
         <w:tcBorders>
-          <w:top w:val="single" w:sz="8" w:space="0" w:color="8064A2" w:themeColor="accent4"/>
+          <w:top w:val="single" w:color="8064A2" w:themeColor="accent4" w:sz="8" w:space="0"/>
           <w:left w:val="nil"/>
-          <w:bottom w:val="single" w:sz="8" w:space="0" w:color="8064A2" w:themeColor="accent4"/>
+          <w:bottom w:val="single" w:color="8064A2" w:themeColor="accent4" w:sz="8" w:space="0"/>
           <w:right w:val="nil"/>
           <w:insideH w:val="nil"/>
           <w:insideV w:val="nil"/>
@@ -9801,9 +10249,9 @@
       <w:tblPr/>
       <w:tcPr>
         <w:tcBorders>
-          <w:top w:val="single" w:sz="8" w:space="0" w:color="8064A2" w:themeColor="accent4"/>
+          <w:top w:val="single" w:color="8064A2" w:themeColor="accent4" w:sz="8" w:space="0"/>
           <w:left w:val="nil"/>
-          <w:bottom w:val="single" w:sz="8" w:space="0" w:color="8064A2" w:themeColor="accent4"/>
+          <w:bottom w:val="single" w:color="8064A2" w:themeColor="accent4" w:sz="8" w:space="0"/>
           <w:right w:val="nil"/>
           <w:insideH w:val="nil"/>
           <w:insideV w:val="nil"/>
@@ -9862,8 +10310,8 @@
       <w:tblStyleRowBandSize w:val="1"/>
       <w:tblStyleColBandSize w:val="1"/>
       <w:tblBorders>
-        <w:top w:val="single" w:sz="8" w:space="0" w:color="4BACC6" w:themeColor="accent5"/>
-        <w:bottom w:val="single" w:sz="8" w:space="0" w:color="4BACC6" w:themeColor="accent5"/>
+        <w:top w:val="single" w:color="4BACC6" w:themeColor="accent5" w:sz="8" w:space="0"/>
+        <w:bottom w:val="single" w:color="4BACC6" w:themeColor="accent5" w:sz="8" w:space="0"/>
       </w:tblBorders>
     </w:tblPr>
     <w:tblStylePr w:type="firstRow">
@@ -9877,9 +10325,9 @@
       <w:tblPr/>
       <w:tcPr>
         <w:tcBorders>
-          <w:top w:val="single" w:sz="8" w:space="0" w:color="4BACC6" w:themeColor="accent5"/>
+          <w:top w:val="single" w:color="4BACC6" w:themeColor="accent5" w:sz="8" w:space="0"/>
           <w:left w:val="nil"/>
-          <w:bottom w:val="single" w:sz="8" w:space="0" w:color="4BACC6" w:themeColor="accent5"/>
+          <w:bottom w:val="single" w:color="4BACC6" w:themeColor="accent5" w:sz="8" w:space="0"/>
           <w:right w:val="nil"/>
           <w:insideH w:val="nil"/>
           <w:insideV w:val="nil"/>
@@ -9897,9 +10345,9 @@
       <w:tblPr/>
       <w:tcPr>
         <w:tcBorders>
-          <w:top w:val="single" w:sz="8" w:space="0" w:color="4BACC6" w:themeColor="accent5"/>
+          <w:top w:val="single" w:color="4BACC6" w:themeColor="accent5" w:sz="8" w:space="0"/>
           <w:left w:val="nil"/>
-          <w:bottom w:val="single" w:sz="8" w:space="0" w:color="4BACC6" w:themeColor="accent5"/>
+          <w:bottom w:val="single" w:color="4BACC6" w:themeColor="accent5" w:sz="8" w:space="0"/>
           <w:right w:val="nil"/>
           <w:insideH w:val="nil"/>
           <w:insideV w:val="nil"/>
@@ -9958,8 +10406,8 @@
       <w:tblStyleRowBandSize w:val="1"/>
       <w:tblStyleColBandSize w:val="1"/>
       <w:tblBorders>
-        <w:top w:val="single" w:sz="8" w:space="0" w:color="F79646" w:themeColor="accent6"/>
-        <w:bottom w:val="single" w:sz="8" w:space="0" w:color="F79646" w:themeColor="accent6"/>
+        <w:top w:val="single" w:color="F79646" w:themeColor="accent6" w:sz="8" w:space="0"/>
+        <w:bottom w:val="single" w:color="F79646" w:themeColor="accent6" w:sz="8" w:space="0"/>
       </w:tblBorders>
     </w:tblPr>
     <w:tblStylePr w:type="firstRow">
@@ -9973,9 +10421,9 @@
       <w:tblPr/>
       <w:tcPr>
         <w:tcBorders>
-          <w:top w:val="single" w:sz="8" w:space="0" w:color="F79646" w:themeColor="accent6"/>
+          <w:top w:val="single" w:color="F79646" w:themeColor="accent6" w:sz="8" w:space="0"/>
           <w:left w:val="nil"/>
-          <w:bottom w:val="single" w:sz="8" w:space="0" w:color="F79646" w:themeColor="accent6"/>
+          <w:bottom w:val="single" w:color="F79646" w:themeColor="accent6" w:sz="8" w:space="0"/>
           <w:right w:val="nil"/>
           <w:insideH w:val="nil"/>
           <w:insideV w:val="nil"/>
@@ -9993,9 +10441,9 @@
       <w:tblPr/>
       <w:tcPr>
         <w:tcBorders>
-          <w:top w:val="single" w:sz="8" w:space="0" w:color="F79646" w:themeColor="accent6"/>
+          <w:top w:val="single" w:color="F79646" w:themeColor="accent6" w:sz="8" w:space="0"/>
           <w:left w:val="nil"/>
-          <w:bottom w:val="single" w:sz="8" w:space="0" w:color="F79646" w:themeColor="accent6"/>
+          <w:bottom w:val="single" w:color="F79646" w:themeColor="accent6" w:sz="8" w:space="0"/>
           <w:right w:val="nil"/>
           <w:insideH w:val="nil"/>
           <w:insideV w:val="nil"/>
@@ -10051,10 +10499,10 @@
       <w:tblStyleRowBandSize w:val="1"/>
       <w:tblStyleColBandSize w:val="1"/>
       <w:tblBorders>
-        <w:top w:val="single" w:sz="8" w:space="0" w:color="000000" w:themeColor="text1"/>
-        <w:left w:val="single" w:sz="8" w:space="0" w:color="000000" w:themeColor="text1"/>
-        <w:bottom w:val="single" w:sz="8" w:space="0" w:color="000000" w:themeColor="text1"/>
-        <w:right w:val="single" w:sz="8" w:space="0" w:color="000000" w:themeColor="text1"/>
+        <w:top w:val="single" w:color="000000" w:themeColor="text1" w:sz="8" w:space="0"/>
+        <w:left w:val="single" w:color="000000" w:themeColor="text1" w:sz="8" w:space="0"/>
+        <w:bottom w:val="single" w:color="000000" w:themeColor="text1" w:sz="8" w:space="0"/>
+        <w:right w:val="single" w:color="000000" w:themeColor="text1" w:sz="8" w:space="0"/>
       </w:tblBorders>
     </w:tblPr>
     <w:tblStylePr w:type="firstRow">
@@ -10082,10 +10530,10 @@
       <w:tblPr/>
       <w:tcPr>
         <w:tcBorders>
-          <w:top w:val="double" w:sz="6" w:space="0" w:color="000000" w:themeColor="text1"/>
-          <w:left w:val="single" w:sz="8" w:space="0" w:color="000000" w:themeColor="text1"/>
-          <w:bottom w:val="single" w:sz="8" w:space="0" w:color="000000" w:themeColor="text1"/>
-          <w:right w:val="single" w:sz="8" w:space="0" w:color="000000" w:themeColor="text1"/>
+          <w:top w:val="double" w:color="000000" w:themeColor="text1" w:sz="6" w:space="0"/>
+          <w:left w:val="single" w:color="000000" w:themeColor="text1" w:sz="8" w:space="0"/>
+          <w:bottom w:val="single" w:color="000000" w:themeColor="text1" w:sz="8" w:space="0"/>
+          <w:right w:val="single" w:color="000000" w:themeColor="text1" w:sz="8" w:space="0"/>
         </w:tcBorders>
       </w:tcPr>
     </w:tblStylePr>
@@ -10105,10 +10553,10 @@
       <w:tblPr/>
       <w:tcPr>
         <w:tcBorders>
-          <w:top w:val="single" w:sz="8" w:space="0" w:color="000000" w:themeColor="text1"/>
-          <w:left w:val="single" w:sz="8" w:space="0" w:color="000000" w:themeColor="text1"/>
-          <w:bottom w:val="single" w:sz="8" w:space="0" w:color="000000" w:themeColor="text1"/>
-          <w:right w:val="single" w:sz="8" w:space="0" w:color="000000" w:themeColor="text1"/>
+          <w:top w:val="single" w:color="000000" w:themeColor="text1" w:sz="8" w:space="0"/>
+          <w:left w:val="single" w:color="000000" w:themeColor="text1" w:sz="8" w:space="0"/>
+          <w:bottom w:val="single" w:color="000000" w:themeColor="text1" w:sz="8" w:space="0"/>
+          <w:right w:val="single" w:color="000000" w:themeColor="text1" w:sz="8" w:space="0"/>
         </w:tcBorders>
       </w:tcPr>
     </w:tblStylePr>
@@ -10116,10 +10564,10 @@
       <w:tblPr/>
       <w:tcPr>
         <w:tcBorders>
-          <w:top w:val="single" w:sz="8" w:space="0" w:color="000000" w:themeColor="text1"/>
-          <w:left w:val="single" w:sz="8" w:space="0" w:color="000000" w:themeColor="text1"/>
-          <w:bottom w:val="single" w:sz="8" w:space="0" w:color="000000" w:themeColor="text1"/>
-          <w:right w:val="single" w:sz="8" w:space="0" w:color="000000" w:themeColor="text1"/>
+          <w:top w:val="single" w:color="000000" w:themeColor="text1" w:sz="8" w:space="0"/>
+          <w:left w:val="single" w:color="000000" w:themeColor="text1" w:sz="8" w:space="0"/>
+          <w:bottom w:val="single" w:color="000000" w:themeColor="text1" w:sz="8" w:space="0"/>
+          <w:right w:val="single" w:color="000000" w:themeColor="text1" w:sz="8" w:space="0"/>
         </w:tcBorders>
       </w:tcPr>
     </w:tblStylePr>
@@ -10136,10 +10584,10 @@
       <w:tblStyleRowBandSize w:val="1"/>
       <w:tblStyleColBandSize w:val="1"/>
       <w:tblBorders>
-        <w:top w:val="single" w:sz="8" w:space="0" w:color="4F81BD" w:themeColor="accent1"/>
-        <w:left w:val="single" w:sz="8" w:space="0" w:color="4F81BD" w:themeColor="accent1"/>
-        <w:bottom w:val="single" w:sz="8" w:space="0" w:color="4F81BD" w:themeColor="accent1"/>
-        <w:right w:val="single" w:sz="8" w:space="0" w:color="4F81BD" w:themeColor="accent1"/>
+        <w:top w:val="single" w:color="4F81BD" w:themeColor="accent1" w:sz="8" w:space="0"/>
+        <w:left w:val="single" w:color="4F81BD" w:themeColor="accent1" w:sz="8" w:space="0"/>
+        <w:bottom w:val="single" w:color="4F81BD" w:themeColor="accent1" w:sz="8" w:space="0"/>
+        <w:right w:val="single" w:color="4F81BD" w:themeColor="accent1" w:sz="8" w:space="0"/>
       </w:tblBorders>
     </w:tblPr>
     <w:tblStylePr w:type="firstRow">
@@ -10167,10 +10615,10 @@
       <w:tblPr/>
       <w:tcPr>
         <w:tcBorders>
-          <w:top w:val="double" w:sz="6" w:space="0" w:color="4F81BD" w:themeColor="accent1"/>
-          <w:left w:val="single" w:sz="8" w:space="0" w:color="4F81BD" w:themeColor="accent1"/>
-          <w:bottom w:val="single" w:sz="8" w:space="0" w:color="4F81BD" w:themeColor="accent1"/>
-          <w:right w:val="single" w:sz="8" w:space="0" w:color="4F81BD" w:themeColor="accent1"/>
+          <w:top w:val="double" w:color="4F81BD" w:themeColor="accent1" w:sz="6" w:space="0"/>
+          <w:left w:val="single" w:color="4F81BD" w:themeColor="accent1" w:sz="8" w:space="0"/>
+          <w:bottom w:val="single" w:color="4F81BD" w:themeColor="accent1" w:sz="8" w:space="0"/>
+          <w:right w:val="single" w:color="4F81BD" w:themeColor="accent1" w:sz="8" w:space="0"/>
         </w:tcBorders>
       </w:tcPr>
     </w:tblStylePr>
@@ -10190,10 +10638,10 @@
       <w:tblPr/>
       <w:tcPr>
         <w:tcBorders>
-          <w:top w:val="single" w:sz="8" w:space="0" w:color="4F81BD" w:themeColor="accent1"/>
-          <w:left w:val="single" w:sz="8" w:space="0" w:color="4F81BD" w:themeColor="accent1"/>
-          <w:bottom w:val="single" w:sz="8" w:space="0" w:color="4F81BD" w:themeColor="accent1"/>
-          <w:right w:val="single" w:sz="8" w:space="0" w:color="4F81BD" w:themeColor="accent1"/>
+          <w:top w:val="single" w:color="4F81BD" w:themeColor="accent1" w:sz="8" w:space="0"/>
+          <w:left w:val="single" w:color="4F81BD" w:themeColor="accent1" w:sz="8" w:space="0"/>
+          <w:bottom w:val="single" w:color="4F81BD" w:themeColor="accent1" w:sz="8" w:space="0"/>
+          <w:right w:val="single" w:color="4F81BD" w:themeColor="accent1" w:sz="8" w:space="0"/>
         </w:tcBorders>
       </w:tcPr>
     </w:tblStylePr>
@@ -10201,10 +10649,10 @@
       <w:tblPr/>
       <w:tcPr>
         <w:tcBorders>
-          <w:top w:val="single" w:sz="8" w:space="0" w:color="4F81BD" w:themeColor="accent1"/>
-          <w:left w:val="single" w:sz="8" w:space="0" w:color="4F81BD" w:themeColor="accent1"/>
-          <w:bottom w:val="single" w:sz="8" w:space="0" w:color="4F81BD" w:themeColor="accent1"/>
-          <w:right w:val="single" w:sz="8" w:space="0" w:color="4F81BD" w:themeColor="accent1"/>
+          <w:top w:val="single" w:color="4F81BD" w:themeColor="accent1" w:sz="8" w:space="0"/>
+          <w:left w:val="single" w:color="4F81BD" w:themeColor="accent1" w:sz="8" w:space="0"/>
+          <w:bottom w:val="single" w:color="4F81BD" w:themeColor="accent1" w:sz="8" w:space="0"/>
+          <w:right w:val="single" w:color="4F81BD" w:themeColor="accent1" w:sz="8" w:space="0"/>
         </w:tcBorders>
       </w:tcPr>
     </w:tblStylePr>
@@ -10221,10 +10669,10 @@
       <w:tblStyleRowBandSize w:val="1"/>
       <w:tblStyleColBandSize w:val="1"/>
       <w:tblBorders>
-        <w:top w:val="single" w:sz="8" w:space="0" w:color="C0504D" w:themeColor="accent2"/>
-        <w:left w:val="single" w:sz="8" w:space="0" w:color="C0504D" w:themeColor="accent2"/>
-        <w:bottom w:val="single" w:sz="8" w:space="0" w:color="C0504D" w:themeColor="accent2"/>
-        <w:right w:val="single" w:sz="8" w:space="0" w:color="C0504D" w:themeColor="accent2"/>
+        <w:top w:val="single" w:color="C0504D" w:themeColor="accent2" w:sz="8" w:space="0"/>
+        <w:left w:val="single" w:color="C0504D" w:themeColor="accent2" w:sz="8" w:space="0"/>
+        <w:bottom w:val="single" w:color="C0504D" w:themeColor="accent2" w:sz="8" w:space="0"/>
+        <w:right w:val="single" w:color="C0504D" w:themeColor="accent2" w:sz="8" w:space="0"/>
       </w:tblBorders>
     </w:tblPr>
     <w:tblStylePr w:type="firstRow">
@@ -10252,10 +10700,10 @@
       <w:tblPr/>
       <w:tcPr>
         <w:tcBorders>
-          <w:top w:val="double" w:sz="6" w:space="0" w:color="C0504D" w:themeColor="accent2"/>
-          <w:left w:val="single" w:sz="8" w:space="0" w:color="C0504D" w:themeColor="accent2"/>
-          <w:bottom w:val="single" w:sz="8" w:space="0" w:color="C0504D" w:themeColor="accent2"/>
-          <w:right w:val="single" w:sz="8" w:space="0" w:color="C0504D" w:themeColor="accent2"/>
+          <w:top w:val="double" w:color="C0504D" w:themeColor="accent2" w:sz="6" w:space="0"/>
+          <w:left w:val="single" w:color="C0504D" w:themeColor="accent2" w:sz="8" w:space="0"/>
+          <w:bottom w:val="single" w:color="C0504D" w:themeColor="accent2" w:sz="8" w:space="0"/>
+          <w:right w:val="single" w:color="C0504D" w:themeColor="accent2" w:sz="8" w:space="0"/>
         </w:tcBorders>
       </w:tcPr>
     </w:tblStylePr>
@@ -10275,10 +10723,10 @@
       <w:tblPr/>
       <w:tcPr>
         <w:tcBorders>
-          <w:top w:val="single" w:sz="8" w:space="0" w:color="C0504D" w:themeColor="accent2"/>
-          <w:left w:val="single" w:sz="8" w:space="0" w:color="C0504D" w:themeColor="accent2"/>
-          <w:bottom w:val="single" w:sz="8" w:space="0" w:color="C0504D" w:themeColor="accent2"/>
-          <w:right w:val="single" w:sz="8" w:space="0" w:color="C0504D" w:themeColor="accent2"/>
+          <w:top w:val="single" w:color="C0504D" w:themeColor="accent2" w:sz="8" w:space="0"/>
+          <w:left w:val="single" w:color="C0504D" w:themeColor="accent2" w:sz="8" w:space="0"/>
+          <w:bottom w:val="single" w:color="C0504D" w:themeColor="accent2" w:sz="8" w:space="0"/>
+          <w:right w:val="single" w:color="C0504D" w:themeColor="accent2" w:sz="8" w:space="0"/>
         </w:tcBorders>
       </w:tcPr>
     </w:tblStylePr>
@@ -10286,10 +10734,10 @@
       <w:tblPr/>
       <w:tcPr>
         <w:tcBorders>
-          <w:top w:val="single" w:sz="8" w:space="0" w:color="C0504D" w:themeColor="accent2"/>
-          <w:left w:val="single" w:sz="8" w:space="0" w:color="C0504D" w:themeColor="accent2"/>
-          <w:bottom w:val="single" w:sz="8" w:space="0" w:color="C0504D" w:themeColor="accent2"/>
-          <w:right w:val="single" w:sz="8" w:space="0" w:color="C0504D" w:themeColor="accent2"/>
+          <w:top w:val="single" w:color="C0504D" w:themeColor="accent2" w:sz="8" w:space="0"/>
+          <w:left w:val="single" w:color="C0504D" w:themeColor="accent2" w:sz="8" w:space="0"/>
+          <w:bottom w:val="single" w:color="C0504D" w:themeColor="accent2" w:sz="8" w:space="0"/>
+          <w:right w:val="single" w:color="C0504D" w:themeColor="accent2" w:sz="8" w:space="0"/>
         </w:tcBorders>
       </w:tcPr>
     </w:tblStylePr>
@@ -10306,10 +10754,10 @@
       <w:tblStyleRowBandSize w:val="1"/>
       <w:tblStyleColBandSize w:val="1"/>
       <w:tblBorders>
-        <w:top w:val="single" w:sz="8" w:space="0" w:color="9BBB59" w:themeColor="accent3"/>
-        <w:left w:val="single" w:sz="8" w:space="0" w:color="9BBB59" w:themeColor="accent3"/>
-        <w:bottom w:val="single" w:sz="8" w:space="0" w:color="9BBB59" w:themeColor="accent3"/>
-        <w:right w:val="single" w:sz="8" w:space="0" w:color="9BBB59" w:themeColor="accent3"/>
+        <w:top w:val="single" w:color="9BBB59" w:themeColor="accent3" w:sz="8" w:space="0"/>
+        <w:left w:val="single" w:color="9BBB59" w:themeColor="accent3" w:sz="8" w:space="0"/>
+        <w:bottom w:val="single" w:color="9BBB59" w:themeColor="accent3" w:sz="8" w:space="0"/>
+        <w:right w:val="single" w:color="9BBB59" w:themeColor="accent3" w:sz="8" w:space="0"/>
       </w:tblBorders>
     </w:tblPr>
     <w:tblStylePr w:type="firstRow">
@@ -10337,10 +10785,10 @@
       <w:tblPr/>
       <w:tcPr>
         <w:tcBorders>
-          <w:top w:val="double" w:sz="6" w:space="0" w:color="9BBB59" w:themeColor="accent3"/>
-          <w:left w:val="single" w:sz="8" w:space="0" w:color="9BBB59" w:themeColor="accent3"/>
-          <w:bottom w:val="single" w:sz="8" w:space="0" w:color="9BBB59" w:themeColor="accent3"/>
-          <w:right w:val="single" w:sz="8" w:space="0" w:color="9BBB59" w:themeColor="accent3"/>
+          <w:top w:val="double" w:color="9BBB59" w:themeColor="accent3" w:sz="6" w:space="0"/>
+          <w:left w:val="single" w:color="9BBB59" w:themeColor="accent3" w:sz="8" w:space="0"/>
+          <w:bottom w:val="single" w:color="9BBB59" w:themeColor="accent3" w:sz="8" w:space="0"/>
+          <w:right w:val="single" w:color="9BBB59" w:themeColor="accent3" w:sz="8" w:space="0"/>
         </w:tcBorders>
       </w:tcPr>
     </w:tblStylePr>
@@ -10360,10 +10808,10 @@
       <w:tblPr/>
       <w:tcPr>
         <w:tcBorders>
-          <w:top w:val="single" w:sz="8" w:space="0" w:color="9BBB59" w:themeColor="accent3"/>
-          <w:left w:val="single" w:sz="8" w:space="0" w:color="9BBB59" w:themeColor="accent3"/>
-          <w:bottom w:val="single" w:sz="8" w:space="0" w:color="9BBB59" w:themeColor="accent3"/>
-          <w:right w:val="single" w:sz="8" w:space="0" w:color="9BBB59" w:themeColor="accent3"/>
+          <w:top w:val="single" w:color="9BBB59" w:themeColor="accent3" w:sz="8" w:space="0"/>
+          <w:left w:val="single" w:color="9BBB59" w:themeColor="accent3" w:sz="8" w:space="0"/>
+          <w:bottom w:val="single" w:color="9BBB59" w:themeColor="accent3" w:sz="8" w:space="0"/>
+          <w:right w:val="single" w:color="9BBB59" w:themeColor="accent3" w:sz="8" w:space="0"/>
         </w:tcBorders>
       </w:tcPr>
     </w:tblStylePr>
@@ -10371,10 +10819,10 @@
       <w:tblPr/>
       <w:tcPr>
         <w:tcBorders>
-          <w:top w:val="single" w:sz="8" w:space="0" w:color="9BBB59" w:themeColor="accent3"/>
-          <w:left w:val="single" w:sz="8" w:space="0" w:color="9BBB59" w:themeColor="accent3"/>
-          <w:bottom w:val="single" w:sz="8" w:space="0" w:color="9BBB59" w:themeColor="accent3"/>
-          <w:right w:val="single" w:sz="8" w:space="0" w:color="9BBB59" w:themeColor="accent3"/>
+          <w:top w:val="single" w:color="9BBB59" w:themeColor="accent3" w:sz="8" w:space="0"/>
+          <w:left w:val="single" w:color="9BBB59" w:themeColor="accent3" w:sz="8" w:space="0"/>
+          <w:bottom w:val="single" w:color="9BBB59" w:themeColor="accent3" w:sz="8" w:space="0"/>
+          <w:right w:val="single" w:color="9BBB59" w:themeColor="accent3" w:sz="8" w:space="0"/>
         </w:tcBorders>
       </w:tcPr>
     </w:tblStylePr>
@@ -10391,10 +10839,10 @@
       <w:tblStyleRowBandSize w:val="1"/>
       <w:tblStyleColBandSize w:val="1"/>
       <w:tblBorders>
-        <w:top w:val="single" w:sz="8" w:space="0" w:color="8064A2" w:themeColor="accent4"/>
-        <w:left w:val="single" w:sz="8" w:space="0" w:color="8064A2" w:themeColor="accent4"/>
-        <w:bottom w:val="single" w:sz="8" w:space="0" w:color="8064A2" w:themeColor="accent4"/>
-        <w:right w:val="single" w:sz="8" w:space="0" w:color="8064A2" w:themeColor="accent4"/>
+        <w:top w:val="single" w:color="8064A2" w:themeColor="accent4" w:sz="8" w:space="0"/>
+        <w:left w:val="single" w:color="8064A2" w:themeColor="accent4" w:sz="8" w:space="0"/>
+        <w:bottom w:val="single" w:color="8064A2" w:themeColor="accent4" w:sz="8" w:space="0"/>
+        <w:right w:val="single" w:color="8064A2" w:themeColor="accent4" w:sz="8" w:space="0"/>
       </w:tblBorders>
     </w:tblPr>
     <w:tblStylePr w:type="firstRow">
@@ -10422,10 +10870,10 @@
       <w:tblPr/>
       <w:tcPr>
         <w:tcBorders>
-          <w:top w:val="double" w:sz="6" w:space="0" w:color="8064A2" w:themeColor="accent4"/>
-          <w:left w:val="single" w:sz="8" w:space="0" w:color="8064A2" w:themeColor="accent4"/>
-          <w:bottom w:val="single" w:sz="8" w:space="0" w:color="8064A2" w:themeColor="accent4"/>
-          <w:right w:val="single" w:sz="8" w:space="0" w:color="8064A2" w:themeColor="accent4"/>
+          <w:top w:val="double" w:color="8064A2" w:themeColor="accent4" w:sz="6" w:space="0"/>
+          <w:left w:val="single" w:color="8064A2" w:themeColor="accent4" w:sz="8" w:space="0"/>
+          <w:bottom w:val="single" w:color="8064A2" w:themeColor="accent4" w:sz="8" w:space="0"/>
+          <w:right w:val="single" w:color="8064A2" w:themeColor="accent4" w:sz="8" w:space="0"/>
         </w:tcBorders>
       </w:tcPr>
     </w:tblStylePr>
@@ -10445,10 +10893,10 @@
       <w:tblPr/>
       <w:tcPr>
         <w:tcBorders>
-          <w:top w:val="single" w:sz="8" w:space="0" w:color="8064A2" w:themeColor="accent4"/>
-          <w:left w:val="single" w:sz="8" w:space="0" w:color="8064A2" w:themeColor="accent4"/>
-          <w:bottom w:val="single" w:sz="8" w:space="0" w:color="8064A2" w:themeColor="accent4"/>
-          <w:right w:val="single" w:sz="8" w:space="0" w:color="8064A2" w:themeColor="accent4"/>
+          <w:top w:val="single" w:color="8064A2" w:themeColor="accent4" w:sz="8" w:space="0"/>
+          <w:left w:val="single" w:color="8064A2" w:themeColor="accent4" w:sz="8" w:space="0"/>
+          <w:bottom w:val="single" w:color="8064A2" w:themeColor="accent4" w:sz="8" w:space="0"/>
+          <w:right w:val="single" w:color="8064A2" w:themeColor="accent4" w:sz="8" w:space="0"/>
         </w:tcBorders>
       </w:tcPr>
     </w:tblStylePr>
@@ -10456,10 +10904,10 @@
       <w:tblPr/>
       <w:tcPr>
         <w:tcBorders>
-          <w:top w:val="single" w:sz="8" w:space="0" w:color="8064A2" w:themeColor="accent4"/>
-          <w:left w:val="single" w:sz="8" w:space="0" w:color="8064A2" w:themeColor="accent4"/>
-          <w:bottom w:val="single" w:sz="8" w:space="0" w:color="8064A2" w:themeColor="accent4"/>
-          <w:right w:val="single" w:sz="8" w:space="0" w:color="8064A2" w:themeColor="accent4"/>
+          <w:top w:val="single" w:color="8064A2" w:themeColor="accent4" w:sz="8" w:space="0"/>
+          <w:left w:val="single" w:color="8064A2" w:themeColor="accent4" w:sz="8" w:space="0"/>
+          <w:bottom w:val="single" w:color="8064A2" w:themeColor="accent4" w:sz="8" w:space="0"/>
+          <w:right w:val="single" w:color="8064A2" w:themeColor="accent4" w:sz="8" w:space="0"/>
         </w:tcBorders>
       </w:tcPr>
     </w:tblStylePr>
@@ -10476,10 +10924,10 @@
       <w:tblStyleRowBandSize w:val="1"/>
       <w:tblStyleColBandSize w:val="1"/>
       <w:tblBorders>
-        <w:top w:val="single" w:sz="8" w:space="0" w:color="4BACC6" w:themeColor="accent5"/>
-        <w:left w:val="single" w:sz="8" w:space="0" w:color="4BACC6" w:themeColor="accent5"/>
-        <w:bottom w:val="single" w:sz="8" w:space="0" w:color="4BACC6" w:themeColor="accent5"/>
-        <w:right w:val="single" w:sz="8" w:space="0" w:color="4BACC6" w:themeColor="accent5"/>
+        <w:top w:val="single" w:color="4BACC6" w:themeColor="accent5" w:sz="8" w:space="0"/>
+        <w:left w:val="single" w:color="4BACC6" w:themeColor="accent5" w:sz="8" w:space="0"/>
+        <w:bottom w:val="single" w:color="4BACC6" w:themeColor="accent5" w:sz="8" w:space="0"/>
+        <w:right w:val="single" w:color="4BACC6" w:themeColor="accent5" w:sz="8" w:space="0"/>
       </w:tblBorders>
     </w:tblPr>
     <w:tblStylePr w:type="firstRow">
@@ -10507,10 +10955,10 @@
       <w:tblPr/>
       <w:tcPr>
         <w:tcBorders>
-          <w:top w:val="double" w:sz="6" w:space="0" w:color="4BACC6" w:themeColor="accent5"/>
-          <w:left w:val="single" w:sz="8" w:space="0" w:color="4BACC6" w:themeColor="accent5"/>
-          <w:bottom w:val="single" w:sz="8" w:space="0" w:color="4BACC6" w:themeColor="accent5"/>
-          <w:right w:val="single" w:sz="8" w:space="0" w:color="4BACC6" w:themeColor="accent5"/>
+          <w:top w:val="double" w:color="4BACC6" w:themeColor="accent5" w:sz="6" w:space="0"/>
+          <w:left w:val="single" w:color="4BACC6" w:themeColor="accent5" w:sz="8" w:space="0"/>
+          <w:bottom w:val="single" w:color="4BACC6" w:themeColor="accent5" w:sz="8" w:space="0"/>
+          <w:right w:val="single" w:color="4BACC6" w:themeColor="accent5" w:sz="8" w:space="0"/>
         </w:tcBorders>
       </w:tcPr>
     </w:tblStylePr>
@@ -10530,10 +10978,10 @@
       <w:tblPr/>
       <w:tcPr>
         <w:tcBorders>
-          <w:top w:val="single" w:sz="8" w:space="0" w:color="4BACC6" w:themeColor="accent5"/>
-          <w:left w:val="single" w:sz="8" w:space="0" w:color="4BACC6" w:themeColor="accent5"/>
-          <w:bottom w:val="single" w:sz="8" w:space="0" w:color="4BACC6" w:themeColor="accent5"/>
-          <w:right w:val="single" w:sz="8" w:space="0" w:color="4BACC6" w:themeColor="accent5"/>
+          <w:top w:val="single" w:color="4BACC6" w:themeColor="accent5" w:sz="8" w:space="0"/>
+          <w:left w:val="single" w:color="4BACC6" w:themeColor="accent5" w:sz="8" w:space="0"/>
+          <w:bottom w:val="single" w:color="4BACC6" w:themeColor="accent5" w:sz="8" w:space="0"/>
+          <w:right w:val="single" w:color="4BACC6" w:themeColor="accent5" w:sz="8" w:space="0"/>
         </w:tcBorders>
       </w:tcPr>
     </w:tblStylePr>
@@ -10541,10 +10989,10 @@
       <w:tblPr/>
       <w:tcPr>
         <w:tcBorders>
-          <w:top w:val="single" w:sz="8" w:space="0" w:color="4BACC6" w:themeColor="accent5"/>
-          <w:left w:val="single" w:sz="8" w:space="0" w:color="4BACC6" w:themeColor="accent5"/>
-          <w:bottom w:val="single" w:sz="8" w:space="0" w:color="4BACC6" w:themeColor="accent5"/>
-          <w:right w:val="single" w:sz="8" w:space="0" w:color="4BACC6" w:themeColor="accent5"/>
+          <w:top w:val="single" w:color="4BACC6" w:themeColor="accent5" w:sz="8" w:space="0"/>
+          <w:left w:val="single" w:color="4BACC6" w:themeColor="accent5" w:sz="8" w:space="0"/>
+          <w:bottom w:val="single" w:color="4BACC6" w:themeColor="accent5" w:sz="8" w:space="0"/>
+          <w:right w:val="single" w:color="4BACC6" w:themeColor="accent5" w:sz="8" w:space="0"/>
         </w:tcBorders>
       </w:tcPr>
     </w:tblStylePr>
@@ -10561,10 +11009,10 @@
       <w:tblStyleRowBandSize w:val="1"/>
       <w:tblStyleColBandSize w:val="1"/>
       <w:tblBorders>
-        <w:top w:val="single" w:sz="8" w:space="0" w:color="F79646" w:themeColor="accent6"/>
-        <w:left w:val="single" w:sz="8" w:space="0" w:color="F79646" w:themeColor="accent6"/>
-        <w:bottom w:val="single" w:sz="8" w:space="0" w:color="F79646" w:themeColor="accent6"/>
-        <w:right w:val="single" w:sz="8" w:space="0" w:color="F79646" w:themeColor="accent6"/>
+        <w:top w:val="single" w:color="F79646" w:themeColor="accent6" w:sz="8" w:space="0"/>
+        <w:left w:val="single" w:color="F79646" w:themeColor="accent6" w:sz="8" w:space="0"/>
+        <w:bottom w:val="single" w:color="F79646" w:themeColor="accent6" w:sz="8" w:space="0"/>
+        <w:right w:val="single" w:color="F79646" w:themeColor="accent6" w:sz="8" w:space="0"/>
       </w:tblBorders>
     </w:tblPr>
     <w:tblStylePr w:type="firstRow">
@@ -10592,10 +11040,10 @@
       <w:tblPr/>
       <w:tcPr>
         <w:tcBorders>
-          <w:top w:val="double" w:sz="6" w:space="0" w:color="F79646" w:themeColor="accent6"/>
-          <w:left w:val="single" w:sz="8" w:space="0" w:color="F79646" w:themeColor="accent6"/>
-          <w:bottom w:val="single" w:sz="8" w:space="0" w:color="F79646" w:themeColor="accent6"/>
-          <w:right w:val="single" w:sz="8" w:space="0" w:color="F79646" w:themeColor="accent6"/>
+          <w:top w:val="double" w:color="F79646" w:themeColor="accent6" w:sz="6" w:space="0"/>
+          <w:left w:val="single" w:color="F79646" w:themeColor="accent6" w:sz="8" w:space="0"/>
+          <w:bottom w:val="single" w:color="F79646" w:themeColor="accent6" w:sz="8" w:space="0"/>
+          <w:right w:val="single" w:color="F79646" w:themeColor="accent6" w:sz="8" w:space="0"/>
         </w:tcBorders>
       </w:tcPr>
     </w:tblStylePr>
@@ -10615,10 +11063,10 @@
       <w:tblPr/>
       <w:tcPr>
         <w:tcBorders>
-          <w:top w:val="single" w:sz="8" w:space="0" w:color="F79646" w:themeColor="accent6"/>
-          <w:left w:val="single" w:sz="8" w:space="0" w:color="F79646" w:themeColor="accent6"/>
-          <w:bottom w:val="single" w:sz="8" w:space="0" w:color="F79646" w:themeColor="accent6"/>
-          <w:right w:val="single" w:sz="8" w:space="0" w:color="F79646" w:themeColor="accent6"/>
+          <w:top w:val="single" w:color="F79646" w:themeColor="accent6" w:sz="8" w:space="0"/>
+          <w:left w:val="single" w:color="F79646" w:themeColor="accent6" w:sz="8" w:space="0"/>
+          <w:bottom w:val="single" w:color="F79646" w:themeColor="accent6" w:sz="8" w:space="0"/>
+          <w:right w:val="single" w:color="F79646" w:themeColor="accent6" w:sz="8" w:space="0"/>
         </w:tcBorders>
       </w:tcPr>
     </w:tblStylePr>
@@ -10626,10 +11074,10 @@
       <w:tblPr/>
       <w:tcPr>
         <w:tcBorders>
-          <w:top w:val="single" w:sz="8" w:space="0" w:color="F79646" w:themeColor="accent6"/>
-          <w:left w:val="single" w:sz="8" w:space="0" w:color="F79646" w:themeColor="accent6"/>
-          <w:bottom w:val="single" w:sz="8" w:space="0" w:color="F79646" w:themeColor="accent6"/>
-          <w:right w:val="single" w:sz="8" w:space="0" w:color="F79646" w:themeColor="accent6"/>
+          <w:top w:val="single" w:color="F79646" w:themeColor="accent6" w:sz="8" w:space="0"/>
+          <w:left w:val="single" w:color="F79646" w:themeColor="accent6" w:sz="8" w:space="0"/>
+          <w:bottom w:val="single" w:color="F79646" w:themeColor="accent6" w:sz="8" w:space="0"/>
+          <w:right w:val="single" w:color="F79646" w:themeColor="accent6" w:sz="8" w:space="0"/>
         </w:tcBorders>
       </w:tcPr>
     </w:tblStylePr>
@@ -10646,12 +11094,12 @@
       <w:tblStyleRowBandSize w:val="1"/>
       <w:tblStyleColBandSize w:val="1"/>
       <w:tblBorders>
-        <w:top w:val="single" w:sz="8" w:space="0" w:color="000000" w:themeColor="text1"/>
-        <w:left w:val="single" w:sz="8" w:space="0" w:color="000000" w:themeColor="text1"/>
-        <w:bottom w:val="single" w:sz="8" w:space="0" w:color="000000" w:themeColor="text1"/>
-        <w:right w:val="single" w:sz="8" w:space="0" w:color="000000" w:themeColor="text1"/>
-        <w:insideH w:val="single" w:sz="8" w:space="0" w:color="000000" w:themeColor="text1"/>
-        <w:insideV w:val="single" w:sz="8" w:space="0" w:color="000000" w:themeColor="text1"/>
+        <w:top w:val="single" w:color="000000" w:themeColor="text1" w:sz="8" w:space="0"/>
+        <w:left w:val="single" w:color="000000" w:themeColor="text1" w:sz="8" w:space="0"/>
+        <w:bottom w:val="single" w:color="000000" w:themeColor="text1" w:sz="8" w:space="0"/>
+        <w:right w:val="single" w:color="000000" w:themeColor="text1" w:sz="8" w:space="0"/>
+        <w:insideH w:val="single" w:color="000000" w:themeColor="text1" w:sz="8" w:space="0"/>
+        <w:insideV w:val="single" w:color="000000" w:themeColor="text1" w:sz="8" w:space="0"/>
       </w:tblBorders>
     </w:tblPr>
     <w:tblStylePr w:type="firstRow">
@@ -10659,19 +11107,19 @@
         <w:spacing w:before="0" w:after="0" w:line="240" w:lineRule="auto"/>
       </w:pPr>
       <w:rPr>
-        <w:rFonts w:asciiTheme="majorHAnsi" w:eastAsiaTheme="majorEastAsia" w:hAnsiTheme="majorHAnsi" w:cstheme="majorBidi"/>
-        <w:b/>
-        <w:bCs/>
-      </w:rPr>
-      <w:tblPr/>
-      <w:tcPr>
-        <w:tcBorders>
-          <w:top w:val="single" w:sz="8" w:space="0" w:color="000000" w:themeColor="text1"/>
-          <w:left w:val="single" w:sz="8" w:space="0" w:color="000000" w:themeColor="text1"/>
-          <w:bottom w:val="single" w:sz="18" w:space="0" w:color="000000" w:themeColor="text1"/>
-          <w:right w:val="single" w:sz="8" w:space="0" w:color="000000" w:themeColor="text1"/>
-          <w:insideH w:val="nil"/>
-          <w:insideV w:val="single" w:sz="8" w:space="0" w:color="000000" w:themeColor="text1"/>
+        <w:rFonts w:asciiTheme="majorHAnsi" w:hAnsiTheme="majorHAnsi" w:eastAsiaTheme="majorEastAsia" w:cstheme="majorBidi"/>
+        <w:b/>
+        <w:bCs/>
+      </w:rPr>
+      <w:tblPr/>
+      <w:tcPr>
+        <w:tcBorders>
+          <w:top w:val="single" w:color="000000" w:themeColor="text1" w:sz="8" w:space="0"/>
+          <w:left w:val="single" w:color="000000" w:themeColor="text1" w:sz="8" w:space="0"/>
+          <w:bottom w:val="single" w:color="000000" w:themeColor="text1" w:sz="18" w:space="0"/>
+          <w:right w:val="single" w:color="000000" w:themeColor="text1" w:sz="8" w:space="0"/>
+          <w:insideH w:val="nil"/>
+          <w:insideV w:val="single" w:color="000000" w:themeColor="text1" w:sz="8" w:space="0"/>
         </w:tcBorders>
       </w:tcPr>
     </w:tblStylePr>
@@ -10680,42 +11128,42 @@
         <w:spacing w:before="0" w:after="0" w:line="240" w:lineRule="auto"/>
       </w:pPr>
       <w:rPr>
-        <w:rFonts w:asciiTheme="majorHAnsi" w:eastAsiaTheme="majorEastAsia" w:hAnsiTheme="majorHAnsi" w:cstheme="majorBidi"/>
-        <w:b/>
-        <w:bCs/>
-      </w:rPr>
-      <w:tblPr/>
-      <w:tcPr>
-        <w:tcBorders>
-          <w:top w:val="double" w:sz="6" w:space="0" w:color="000000" w:themeColor="text1"/>
-          <w:left w:val="single" w:sz="8" w:space="0" w:color="000000" w:themeColor="text1"/>
-          <w:bottom w:val="single" w:sz="8" w:space="0" w:color="000000" w:themeColor="text1"/>
-          <w:right w:val="single" w:sz="8" w:space="0" w:color="000000" w:themeColor="text1"/>
-          <w:insideH w:val="nil"/>
-          <w:insideV w:val="single" w:sz="8" w:space="0" w:color="000000" w:themeColor="text1"/>
+        <w:rFonts w:asciiTheme="majorHAnsi" w:hAnsiTheme="majorHAnsi" w:eastAsiaTheme="majorEastAsia" w:cstheme="majorBidi"/>
+        <w:b/>
+        <w:bCs/>
+      </w:rPr>
+      <w:tblPr/>
+      <w:tcPr>
+        <w:tcBorders>
+          <w:top w:val="double" w:color="000000" w:themeColor="text1" w:sz="6" w:space="0"/>
+          <w:left w:val="single" w:color="000000" w:themeColor="text1" w:sz="8" w:space="0"/>
+          <w:bottom w:val="single" w:color="000000" w:themeColor="text1" w:sz="8" w:space="0"/>
+          <w:right w:val="single" w:color="000000" w:themeColor="text1" w:sz="8" w:space="0"/>
+          <w:insideH w:val="nil"/>
+          <w:insideV w:val="single" w:color="000000" w:themeColor="text1" w:sz="8" w:space="0"/>
         </w:tcBorders>
       </w:tcPr>
     </w:tblStylePr>
     <w:tblStylePr w:type="firstCol">
       <w:rPr>
-        <w:rFonts w:asciiTheme="majorHAnsi" w:eastAsiaTheme="majorEastAsia" w:hAnsiTheme="majorHAnsi" w:cstheme="majorBidi"/>
+        <w:rFonts w:asciiTheme="majorHAnsi" w:hAnsiTheme="majorHAnsi" w:eastAsiaTheme="majorEastAsia" w:cstheme="majorBidi"/>
         <w:b/>
         <w:bCs/>
       </w:rPr>
     </w:tblStylePr>
     <w:tblStylePr w:type="lastCol">
       <w:rPr>
-        <w:rFonts w:asciiTheme="majorHAnsi" w:eastAsiaTheme="majorEastAsia" w:hAnsiTheme="majorHAnsi" w:cstheme="majorBidi"/>
-        <w:b/>
-        <w:bCs/>
-      </w:rPr>
-      <w:tblPr/>
-      <w:tcPr>
-        <w:tcBorders>
-          <w:top w:val="single" w:sz="8" w:space="0" w:color="000000" w:themeColor="text1"/>
-          <w:left w:val="single" w:sz="8" w:space="0" w:color="000000" w:themeColor="text1"/>
-          <w:bottom w:val="single" w:sz="8" w:space="0" w:color="000000" w:themeColor="text1"/>
-          <w:right w:val="single" w:sz="8" w:space="0" w:color="000000" w:themeColor="text1"/>
+        <w:rFonts w:asciiTheme="majorHAnsi" w:hAnsiTheme="majorHAnsi" w:eastAsiaTheme="majorEastAsia" w:cstheme="majorBidi"/>
+        <w:b/>
+        <w:bCs/>
+      </w:rPr>
+      <w:tblPr/>
+      <w:tcPr>
+        <w:tcBorders>
+          <w:top w:val="single" w:color="000000" w:themeColor="text1" w:sz="8" w:space="0"/>
+          <w:left w:val="single" w:color="000000" w:themeColor="text1" w:sz="8" w:space="0"/>
+          <w:bottom w:val="single" w:color="000000" w:themeColor="text1" w:sz="8" w:space="0"/>
+          <w:right w:val="single" w:color="000000" w:themeColor="text1" w:sz="8" w:space="0"/>
         </w:tcBorders>
       </w:tcPr>
     </w:tblStylePr>
@@ -10723,10 +11171,10 @@
       <w:tblPr/>
       <w:tcPr>
         <w:tcBorders>
-          <w:top w:val="single" w:sz="8" w:space="0" w:color="000000" w:themeColor="text1"/>
-          <w:left w:val="single" w:sz="8" w:space="0" w:color="000000" w:themeColor="text1"/>
-          <w:bottom w:val="single" w:sz="8" w:space="0" w:color="000000" w:themeColor="text1"/>
-          <w:right w:val="single" w:sz="8" w:space="0" w:color="000000" w:themeColor="text1"/>
+          <w:top w:val="single" w:color="000000" w:themeColor="text1" w:sz="8" w:space="0"/>
+          <w:left w:val="single" w:color="000000" w:themeColor="text1" w:sz="8" w:space="0"/>
+          <w:bottom w:val="single" w:color="000000" w:themeColor="text1" w:sz="8" w:space="0"/>
+          <w:right w:val="single" w:color="000000" w:themeColor="text1" w:sz="8" w:space="0"/>
         </w:tcBorders>
         <w:shd w:val="clear" w:color="auto" w:fill="C0C0C0" w:themeFill="text1" w:themeFillTint="3F"/>
       </w:tcPr>
@@ -10735,11 +11183,11 @@
       <w:tblPr/>
       <w:tcPr>
         <w:tcBorders>
-          <w:top w:val="single" w:sz="8" w:space="0" w:color="000000" w:themeColor="text1"/>
-          <w:left w:val="single" w:sz="8" w:space="0" w:color="000000" w:themeColor="text1"/>
-          <w:bottom w:val="single" w:sz="8" w:space="0" w:color="000000" w:themeColor="text1"/>
-          <w:right w:val="single" w:sz="8" w:space="0" w:color="000000" w:themeColor="text1"/>
-          <w:insideV w:val="single" w:sz="8" w:space="0" w:color="000000" w:themeColor="text1"/>
+          <w:top w:val="single" w:color="000000" w:themeColor="text1" w:sz="8" w:space="0"/>
+          <w:left w:val="single" w:color="000000" w:themeColor="text1" w:sz="8" w:space="0"/>
+          <w:bottom w:val="single" w:color="000000" w:themeColor="text1" w:sz="8" w:space="0"/>
+          <w:right w:val="single" w:color="000000" w:themeColor="text1" w:sz="8" w:space="0"/>
+          <w:insideV w:val="single" w:color="000000" w:themeColor="text1" w:sz="8" w:space="0"/>
         </w:tcBorders>
         <w:shd w:val="clear" w:color="auto" w:fill="C0C0C0" w:themeFill="text1" w:themeFillTint="3F"/>
       </w:tcPr>
@@ -10748,11 +11196,11 @@
       <w:tblPr/>
       <w:tcPr>
         <w:tcBorders>
-          <w:top w:val="single" w:sz="8" w:space="0" w:color="000000" w:themeColor="text1"/>
-          <w:left w:val="single" w:sz="8" w:space="0" w:color="000000" w:themeColor="text1"/>
-          <w:bottom w:val="single" w:sz="8" w:space="0" w:color="000000" w:themeColor="text1"/>
-          <w:right w:val="single" w:sz="8" w:space="0" w:color="000000" w:themeColor="text1"/>
-          <w:insideV w:val="single" w:sz="8" w:space="0" w:color="000000" w:themeColor="text1"/>
+          <w:top w:val="single" w:color="000000" w:themeColor="text1" w:sz="8" w:space="0"/>
+          <w:left w:val="single" w:color="000000" w:themeColor="text1" w:sz="8" w:space="0"/>
+          <w:bottom w:val="single" w:color="000000" w:themeColor="text1" w:sz="8" w:space="0"/>
+          <w:right w:val="single" w:color="000000" w:themeColor="text1" w:sz="8" w:space="0"/>
+          <w:insideV w:val="single" w:color="000000" w:themeColor="text1" w:sz="8" w:space="0"/>
         </w:tcBorders>
       </w:tcPr>
     </w:tblStylePr>
@@ -10769,12 +11217,12 @@
       <w:tblStyleRowBandSize w:val="1"/>
       <w:tblStyleColBandSize w:val="1"/>
       <w:tblBorders>
-        <w:top w:val="single" w:sz="8" w:space="0" w:color="4F81BD" w:themeColor="accent1"/>
-        <w:left w:val="single" w:sz="8" w:space="0" w:color="4F81BD" w:themeColor="accent1"/>
-        <w:bottom w:val="single" w:sz="8" w:space="0" w:color="4F81BD" w:themeColor="accent1"/>
-        <w:right w:val="single" w:sz="8" w:space="0" w:color="4F81BD" w:themeColor="accent1"/>
-        <w:insideH w:val="single" w:sz="8" w:space="0" w:color="4F81BD" w:themeColor="accent1"/>
-        <w:insideV w:val="single" w:sz="8" w:space="0" w:color="4F81BD" w:themeColor="accent1"/>
+        <w:top w:val="single" w:color="4F81BD" w:themeColor="accent1" w:sz="8" w:space="0"/>
+        <w:left w:val="single" w:color="4F81BD" w:themeColor="accent1" w:sz="8" w:space="0"/>
+        <w:bottom w:val="single" w:color="4F81BD" w:themeColor="accent1" w:sz="8" w:space="0"/>
+        <w:right w:val="single" w:color="4F81BD" w:themeColor="accent1" w:sz="8" w:space="0"/>
+        <w:insideH w:val="single" w:color="4F81BD" w:themeColor="accent1" w:sz="8" w:space="0"/>
+        <w:insideV w:val="single" w:color="4F81BD" w:themeColor="accent1" w:sz="8" w:space="0"/>
       </w:tblBorders>
     </w:tblPr>
     <w:tblStylePr w:type="firstRow">
@@ -10782,19 +11230,19 @@
         <w:spacing w:before="0" w:after="0" w:line="240" w:lineRule="auto"/>
       </w:pPr>
       <w:rPr>
-        <w:rFonts w:asciiTheme="majorHAnsi" w:eastAsiaTheme="majorEastAsia" w:hAnsiTheme="majorHAnsi" w:cstheme="majorBidi"/>
-        <w:b/>
-        <w:bCs/>
-      </w:rPr>
-      <w:tblPr/>
-      <w:tcPr>
-        <w:tcBorders>
-          <w:top w:val="single" w:sz="8" w:space="0" w:color="4F81BD" w:themeColor="accent1"/>
-          <w:left w:val="single" w:sz="8" w:space="0" w:color="4F81BD" w:themeColor="accent1"/>
-          <w:bottom w:val="single" w:sz="18" w:space="0" w:color="4F81BD" w:themeColor="accent1"/>
-          <w:right w:val="single" w:sz="8" w:space="0" w:color="4F81BD" w:themeColor="accent1"/>
-          <w:insideH w:val="nil"/>
-          <w:insideV w:val="single" w:sz="8" w:space="0" w:color="4F81BD" w:themeColor="accent1"/>
+        <w:rFonts w:asciiTheme="majorHAnsi" w:hAnsiTheme="majorHAnsi" w:eastAsiaTheme="majorEastAsia" w:cstheme="majorBidi"/>
+        <w:b/>
+        <w:bCs/>
+      </w:rPr>
+      <w:tblPr/>
+      <w:tcPr>
+        <w:tcBorders>
+          <w:top w:val="single" w:color="4F81BD" w:themeColor="accent1" w:sz="8" w:space="0"/>
+          <w:left w:val="single" w:color="4F81BD" w:themeColor="accent1" w:sz="8" w:space="0"/>
+          <w:bottom w:val="single" w:color="4F81BD" w:themeColor="accent1" w:sz="18" w:space="0"/>
+          <w:right w:val="single" w:color="4F81BD" w:themeColor="accent1" w:sz="8" w:space="0"/>
+          <w:insideH w:val="nil"/>
+          <w:insideV w:val="single" w:color="4F81BD" w:themeColor="accent1" w:sz="8" w:space="0"/>
         </w:tcBorders>
       </w:tcPr>
     </w:tblStylePr>
@@ -10803,42 +11251,42 @@
         <w:spacing w:before="0" w:after="0" w:line="240" w:lineRule="auto"/>
       </w:pPr>
       <w:rPr>
-        <w:rFonts w:asciiTheme="majorHAnsi" w:eastAsiaTheme="majorEastAsia" w:hAnsiTheme="majorHAnsi" w:cstheme="majorBidi"/>
-        <w:b/>
-        <w:bCs/>
-      </w:rPr>
-      <w:tblPr/>
-      <w:tcPr>
-        <w:tcBorders>
-          <w:top w:val="double" w:sz="6" w:space="0" w:color="4F81BD" w:themeColor="accent1"/>
-          <w:left w:val="single" w:sz="8" w:space="0" w:color="4F81BD" w:themeColor="accent1"/>
-          <w:bottom w:val="single" w:sz="8" w:space="0" w:color="4F81BD" w:themeColor="accent1"/>
-          <w:right w:val="single" w:sz="8" w:space="0" w:color="4F81BD" w:themeColor="accent1"/>
-          <w:insideH w:val="nil"/>
-          <w:insideV w:val="single" w:sz="8" w:space="0" w:color="4F81BD" w:themeColor="accent1"/>
+        <w:rFonts w:asciiTheme="majorHAnsi" w:hAnsiTheme="majorHAnsi" w:eastAsiaTheme="majorEastAsia" w:cstheme="majorBidi"/>
+        <w:b/>
+        <w:bCs/>
+      </w:rPr>
+      <w:tblPr/>
+      <w:tcPr>
+        <w:tcBorders>
+          <w:top w:val="double" w:color="4F81BD" w:themeColor="accent1" w:sz="6" w:space="0"/>
+          <w:left w:val="single" w:color="4F81BD" w:themeColor="accent1" w:sz="8" w:space="0"/>
+          <w:bottom w:val="single" w:color="4F81BD" w:themeColor="accent1" w:sz="8" w:space="0"/>
+          <w:right w:val="single" w:color="4F81BD" w:themeColor="accent1" w:sz="8" w:space="0"/>
+          <w:insideH w:val="nil"/>
+          <w:insideV w:val="single" w:color="4F81BD" w:themeColor="accent1" w:sz="8" w:space="0"/>
         </w:tcBorders>
       </w:tcPr>
     </w:tblStylePr>
     <w:tblStylePr w:type="firstCol">
       <w:rPr>
-        <w:rFonts w:asciiTheme="majorHAnsi" w:eastAsiaTheme="majorEastAsia" w:hAnsiTheme="majorHAnsi" w:cstheme="majorBidi"/>
+        <w:rFonts w:asciiTheme="majorHAnsi" w:hAnsiTheme="majorHAnsi" w:eastAsiaTheme="majorEastAsia" w:cstheme="majorBidi"/>
         <w:b/>
         <w:bCs/>
       </w:rPr>
     </w:tblStylePr>
     <w:tblStylePr w:type="lastCol">
       <w:rPr>
-        <w:rFonts w:asciiTheme="majorHAnsi" w:eastAsiaTheme="majorEastAsia" w:hAnsiTheme="majorHAnsi" w:cstheme="majorBidi"/>
-        <w:b/>
-        <w:bCs/>
-      </w:rPr>
-      <w:tblPr/>
-      <w:tcPr>
-        <w:tcBorders>
-          <w:top w:val="single" w:sz="8" w:space="0" w:color="4F81BD" w:themeColor="accent1"/>
-          <w:left w:val="single" w:sz="8" w:space="0" w:color="4F81BD" w:themeColor="accent1"/>
-          <w:bottom w:val="single" w:sz="8" w:space="0" w:color="4F81BD" w:themeColor="accent1"/>
-          <w:right w:val="single" w:sz="8" w:space="0" w:color="4F81BD" w:themeColor="accent1"/>
+        <w:rFonts w:asciiTheme="majorHAnsi" w:hAnsiTheme="majorHAnsi" w:eastAsiaTheme="majorEastAsia" w:cstheme="majorBidi"/>
+        <w:b/>
+        <w:bCs/>
+      </w:rPr>
+      <w:tblPr/>
+      <w:tcPr>
+        <w:tcBorders>
+          <w:top w:val="single" w:color="4F81BD" w:themeColor="accent1" w:sz="8" w:space="0"/>
+          <w:left w:val="single" w:color="4F81BD" w:themeColor="accent1" w:sz="8" w:space="0"/>
+          <w:bottom w:val="single" w:color="4F81BD" w:themeColor="accent1" w:sz="8" w:space="0"/>
+          <w:right w:val="single" w:color="4F81BD" w:themeColor="accent1" w:sz="8" w:space="0"/>
         </w:tcBorders>
       </w:tcPr>
     </w:tblStylePr>
@@ -10846,10 +11294,10 @@
       <w:tblPr/>
       <w:tcPr>
         <w:tcBorders>
-          <w:top w:val="single" w:sz="8" w:space="0" w:color="4F81BD" w:themeColor="accent1"/>
-          <w:left w:val="single" w:sz="8" w:space="0" w:color="4F81BD" w:themeColor="accent1"/>
-          <w:bottom w:val="single" w:sz="8" w:space="0" w:color="4F81BD" w:themeColor="accent1"/>
-          <w:right w:val="single" w:sz="8" w:space="0" w:color="4F81BD" w:themeColor="accent1"/>
+          <w:top w:val="single" w:color="4F81BD" w:themeColor="accent1" w:sz="8" w:space="0"/>
+          <w:left w:val="single" w:color="4F81BD" w:themeColor="accent1" w:sz="8" w:space="0"/>
+          <w:bottom w:val="single" w:color="4F81BD" w:themeColor="accent1" w:sz="8" w:space="0"/>
+          <w:right w:val="single" w:color="4F81BD" w:themeColor="accent1" w:sz="8" w:space="0"/>
         </w:tcBorders>
         <w:shd w:val="clear" w:color="auto" w:fill="D3DFEE" w:themeFill="accent1" w:themeFillTint="3F"/>
       </w:tcPr>
@@ -10858,11 +11306,11 @@
       <w:tblPr/>
       <w:tcPr>
         <w:tcBorders>
-          <w:top w:val="single" w:sz="8" w:space="0" w:color="4F81BD" w:themeColor="accent1"/>
-          <w:left w:val="single" w:sz="8" w:space="0" w:color="4F81BD" w:themeColor="accent1"/>
-          <w:bottom w:val="single" w:sz="8" w:space="0" w:color="4F81BD" w:themeColor="accent1"/>
-          <w:right w:val="single" w:sz="8" w:space="0" w:color="4F81BD" w:themeColor="accent1"/>
-          <w:insideV w:val="single" w:sz="8" w:space="0" w:color="4F81BD" w:themeColor="accent1"/>
+          <w:top w:val="single" w:color="4F81BD" w:themeColor="accent1" w:sz="8" w:space="0"/>
+          <w:left w:val="single" w:color="4F81BD" w:themeColor="accent1" w:sz="8" w:space="0"/>
+          <w:bottom w:val="single" w:color="4F81BD" w:themeColor="accent1" w:sz="8" w:space="0"/>
+          <w:right w:val="single" w:color="4F81BD" w:themeColor="accent1" w:sz="8" w:space="0"/>
+          <w:insideV w:val="single" w:color="4F81BD" w:themeColor="accent1" w:sz="8" w:space="0"/>
         </w:tcBorders>
         <w:shd w:val="clear" w:color="auto" w:fill="D3DFEE" w:themeFill="accent1" w:themeFillTint="3F"/>
       </w:tcPr>
@@ -10871,11 +11319,11 @@
       <w:tblPr/>
       <w:tcPr>
         <w:tcBorders>
-          <w:top w:val="single" w:sz="8" w:space="0" w:color="4F81BD" w:themeColor="accent1"/>
-          <w:left w:val="single" w:sz="8" w:space="0" w:color="4F81BD" w:themeColor="accent1"/>
-          <w:bottom w:val="single" w:sz="8" w:space="0" w:color="4F81BD" w:themeColor="accent1"/>
-          <w:right w:val="single" w:sz="8" w:space="0" w:color="4F81BD" w:themeColor="accent1"/>
-          <w:insideV w:val="single" w:sz="8" w:space="0" w:color="4F81BD" w:themeColor="accent1"/>
+          <w:top w:val="single" w:color="4F81BD" w:themeColor="accent1" w:sz="8" w:space="0"/>
+          <w:left w:val="single" w:color="4F81BD" w:themeColor="accent1" w:sz="8" w:space="0"/>
+          <w:bottom w:val="single" w:color="4F81BD" w:themeColor="accent1" w:sz="8" w:space="0"/>
+          <w:right w:val="single" w:color="4F81BD" w:themeColor="accent1" w:sz="8" w:space="0"/>
+          <w:insideV w:val="single" w:color="4F81BD" w:themeColor="accent1" w:sz="8" w:space="0"/>
         </w:tcBorders>
       </w:tcPr>
     </w:tblStylePr>
@@ -10892,12 +11340,12 @@
       <w:tblStyleRowBandSize w:val="1"/>
       <w:tblStyleColBandSize w:val="1"/>
       <w:tblBorders>
-        <w:top w:val="single" w:sz="8" w:space="0" w:color="C0504D" w:themeColor="accent2"/>
-        <w:left w:val="single" w:sz="8" w:space="0" w:color="C0504D" w:themeColor="accent2"/>
-        <w:bottom w:val="single" w:sz="8" w:space="0" w:color="C0504D" w:themeColor="accent2"/>
-        <w:right w:val="single" w:sz="8" w:space="0" w:color="C0504D" w:themeColor="accent2"/>
-        <w:insideH w:val="single" w:sz="8" w:space="0" w:color="C0504D" w:themeColor="accent2"/>
-        <w:insideV w:val="single" w:sz="8" w:space="0" w:color="C0504D" w:themeColor="accent2"/>
+        <w:top w:val="single" w:color="C0504D" w:themeColor="accent2" w:sz="8" w:space="0"/>
+        <w:left w:val="single" w:color="C0504D" w:themeColor="accent2" w:sz="8" w:space="0"/>
+        <w:bottom w:val="single" w:color="C0504D" w:themeColor="accent2" w:sz="8" w:space="0"/>
+        <w:right w:val="single" w:color="C0504D" w:themeColor="accent2" w:sz="8" w:space="0"/>
+        <w:insideH w:val="single" w:color="C0504D" w:themeColor="accent2" w:sz="8" w:space="0"/>
+        <w:insideV w:val="single" w:color="C0504D" w:themeColor="accent2" w:sz="8" w:space="0"/>
       </w:tblBorders>
     </w:tblPr>
     <w:tblStylePr w:type="firstRow">
@@ -10905,19 +11353,19 @@
         <w:spacing w:before="0" w:after="0" w:line="240" w:lineRule="auto"/>
       </w:pPr>
       <w:rPr>
-        <w:rFonts w:asciiTheme="majorHAnsi" w:eastAsiaTheme="majorEastAsia" w:hAnsiTheme="majorHAnsi" w:cstheme="majorBidi"/>
-        <w:b/>
-        <w:bCs/>
-      </w:rPr>
-      <w:tblPr/>
-      <w:tcPr>
-        <w:tcBorders>
-          <w:top w:val="single" w:sz="8" w:space="0" w:color="C0504D" w:themeColor="accent2"/>
-          <w:left w:val="single" w:sz="8" w:space="0" w:color="C0504D" w:themeColor="accent2"/>
-          <w:bottom w:val="single" w:sz="18" w:space="0" w:color="C0504D" w:themeColor="accent2"/>
-          <w:right w:val="single" w:sz="8" w:space="0" w:color="C0504D" w:themeColor="accent2"/>
-          <w:insideH w:val="nil"/>
-          <w:insideV w:val="single" w:sz="8" w:space="0" w:color="C0504D" w:themeColor="accent2"/>
+        <w:rFonts w:asciiTheme="majorHAnsi" w:hAnsiTheme="majorHAnsi" w:eastAsiaTheme="majorEastAsia" w:cstheme="majorBidi"/>
+        <w:b/>
+        <w:bCs/>
+      </w:rPr>
+      <w:tblPr/>
+      <w:tcPr>
+        <w:tcBorders>
+          <w:top w:val="single" w:color="C0504D" w:themeColor="accent2" w:sz="8" w:space="0"/>
+          <w:left w:val="single" w:color="C0504D" w:themeColor="accent2" w:sz="8" w:space="0"/>
+          <w:bottom w:val="single" w:color="C0504D" w:themeColor="accent2" w:sz="18" w:space="0"/>
+          <w:right w:val="single" w:color="C0504D" w:themeColor="accent2" w:sz="8" w:space="0"/>
+          <w:insideH w:val="nil"/>
+          <w:insideV w:val="single" w:color="C0504D" w:themeColor="accent2" w:sz="8" w:space="0"/>
         </w:tcBorders>
       </w:tcPr>
     </w:tblStylePr>
@@ -10926,42 +11374,42 @@
         <w:spacing w:before="0" w:after="0" w:line="240" w:lineRule="auto"/>
       </w:pPr>
       <w:rPr>
-        <w:rFonts w:asciiTheme="majorHAnsi" w:eastAsiaTheme="majorEastAsia" w:hAnsiTheme="majorHAnsi" w:cstheme="majorBidi"/>
-        <w:b/>
-        <w:bCs/>
-      </w:rPr>
-      <w:tblPr/>
-      <w:tcPr>
-        <w:tcBorders>
-          <w:top w:val="double" w:sz="6" w:space="0" w:color="C0504D" w:themeColor="accent2"/>
-          <w:left w:val="single" w:sz="8" w:space="0" w:color="C0504D" w:themeColor="accent2"/>
-          <w:bottom w:val="single" w:sz="8" w:space="0" w:color="C0504D" w:themeColor="accent2"/>
-          <w:right w:val="single" w:sz="8" w:space="0" w:color="C0504D" w:themeColor="accent2"/>
-          <w:insideH w:val="nil"/>
-          <w:insideV w:val="single" w:sz="8" w:space="0" w:color="C0504D" w:themeColor="accent2"/>
+        <w:rFonts w:asciiTheme="majorHAnsi" w:hAnsiTheme="majorHAnsi" w:eastAsiaTheme="majorEastAsia" w:cstheme="majorBidi"/>
+        <w:b/>
+        <w:bCs/>
+      </w:rPr>
+      <w:tblPr/>
+      <w:tcPr>
+        <w:tcBorders>
+          <w:top w:val="double" w:color="C0504D" w:themeColor="accent2" w:sz="6" w:space="0"/>
+          <w:left w:val="single" w:color="C0504D" w:themeColor="accent2" w:sz="8" w:space="0"/>
+          <w:bottom w:val="single" w:color="C0504D" w:themeColor="accent2" w:sz="8" w:space="0"/>
+          <w:right w:val="single" w:color="C0504D" w:themeColor="accent2" w:sz="8" w:space="0"/>
+          <w:insideH w:val="nil"/>
+          <w:insideV w:val="single" w:color="C0504D" w:themeColor="accent2" w:sz="8" w:space="0"/>
         </w:tcBorders>
       </w:tcPr>
     </w:tblStylePr>
     <w:tblStylePr w:type="firstCol">
       <w:rPr>
-        <w:rFonts w:asciiTheme="majorHAnsi" w:eastAsiaTheme="majorEastAsia" w:hAnsiTheme="majorHAnsi" w:cstheme="majorBidi"/>
+        <w:rFonts w:asciiTheme="majorHAnsi" w:hAnsiTheme="majorHAnsi" w:eastAsiaTheme="majorEastAsia" w:cstheme="majorBidi"/>
         <w:b/>
         <w:bCs/>
       </w:rPr>
     </w:tblStylePr>
     <w:tblStylePr w:type="lastCol">
       <w:rPr>
-        <w:rFonts w:asciiTheme="majorHAnsi" w:eastAsiaTheme="majorEastAsia" w:hAnsiTheme="majorHAnsi" w:cstheme="majorBidi"/>
-        <w:b/>
-        <w:bCs/>
-      </w:rPr>
-      <w:tblPr/>
-      <w:tcPr>
-        <w:tcBorders>
-          <w:top w:val="single" w:sz="8" w:space="0" w:color="C0504D" w:themeColor="accent2"/>
-          <w:left w:val="single" w:sz="8" w:space="0" w:color="C0504D" w:themeColor="accent2"/>
-          <w:bottom w:val="single" w:sz="8" w:space="0" w:color="C0504D" w:themeColor="accent2"/>
-          <w:right w:val="single" w:sz="8" w:space="0" w:color="C0504D" w:themeColor="accent2"/>
+        <w:rFonts w:asciiTheme="majorHAnsi" w:hAnsiTheme="majorHAnsi" w:eastAsiaTheme="majorEastAsia" w:cstheme="majorBidi"/>
+        <w:b/>
+        <w:bCs/>
+      </w:rPr>
+      <w:tblPr/>
+      <w:tcPr>
+        <w:tcBorders>
+          <w:top w:val="single" w:color="C0504D" w:themeColor="accent2" w:sz="8" w:space="0"/>
+          <w:left w:val="single" w:color="C0504D" w:themeColor="accent2" w:sz="8" w:space="0"/>
+          <w:bottom w:val="single" w:color="C0504D" w:themeColor="accent2" w:sz="8" w:space="0"/>
+          <w:right w:val="single" w:color="C0504D" w:themeColor="accent2" w:sz="8" w:space="0"/>
         </w:tcBorders>
       </w:tcPr>
     </w:tblStylePr>
@@ -10969,10 +11417,10 @@
       <w:tblPr/>
       <w:tcPr>
         <w:tcBorders>
-          <w:top w:val="single" w:sz="8" w:space="0" w:color="C0504D" w:themeColor="accent2"/>
-          <w:left w:val="single" w:sz="8" w:space="0" w:color="C0504D" w:themeColor="accent2"/>
-          <w:bottom w:val="single" w:sz="8" w:space="0" w:color="C0504D" w:themeColor="accent2"/>
-          <w:right w:val="single" w:sz="8" w:space="0" w:color="C0504D" w:themeColor="accent2"/>
+          <w:top w:val="single" w:color="C0504D" w:themeColor="accent2" w:sz="8" w:space="0"/>
+          <w:left w:val="single" w:color="C0504D" w:themeColor="accent2" w:sz="8" w:space="0"/>
+          <w:bottom w:val="single" w:color="C0504D" w:themeColor="accent2" w:sz="8" w:space="0"/>
+          <w:right w:val="single" w:color="C0504D" w:themeColor="accent2" w:sz="8" w:space="0"/>
         </w:tcBorders>
         <w:shd w:val="clear" w:color="auto" w:fill="EFD3D2" w:themeFill="accent2" w:themeFillTint="3F"/>
       </w:tcPr>
@@ -10981,11 +11429,11 @@
       <w:tblPr/>
       <w:tcPr>
         <w:tcBorders>
-          <w:top w:val="single" w:sz="8" w:space="0" w:color="C0504D" w:themeColor="accent2"/>
-          <w:left w:val="single" w:sz="8" w:space="0" w:color="C0504D" w:themeColor="accent2"/>
-          <w:bottom w:val="single" w:sz="8" w:space="0" w:color="C0504D" w:themeColor="accent2"/>
-          <w:right w:val="single" w:sz="8" w:space="0" w:color="C0504D" w:themeColor="accent2"/>
-          <w:insideV w:val="single" w:sz="8" w:space="0" w:color="C0504D" w:themeColor="accent2"/>
+          <w:top w:val="single" w:color="C0504D" w:themeColor="accent2" w:sz="8" w:space="0"/>
+          <w:left w:val="single" w:color="C0504D" w:themeColor="accent2" w:sz="8" w:space="0"/>
+          <w:bottom w:val="single" w:color="C0504D" w:themeColor="accent2" w:sz="8" w:space="0"/>
+          <w:right w:val="single" w:color="C0504D" w:themeColor="accent2" w:sz="8" w:space="0"/>
+          <w:insideV w:val="single" w:color="C0504D" w:themeColor="accent2" w:sz="8" w:space="0"/>
         </w:tcBorders>
         <w:shd w:val="clear" w:color="auto" w:fill="EFD3D2" w:themeFill="accent2" w:themeFillTint="3F"/>
       </w:tcPr>
@@ -10994,11 +11442,11 @@
       <w:tblPr/>
       <w:tcPr>
         <w:tcBorders>
-          <w:top w:val="single" w:sz="8" w:space="0" w:color="C0504D" w:themeColor="accent2"/>
-          <w:left w:val="single" w:sz="8" w:space="0" w:color="C0504D" w:themeColor="accent2"/>
-          <w:bottom w:val="single" w:sz="8" w:space="0" w:color="C0504D" w:themeColor="accent2"/>
-          <w:right w:val="single" w:sz="8" w:space="0" w:color="C0504D" w:themeColor="accent2"/>
-          <w:insideV w:val="single" w:sz="8" w:space="0" w:color="C0504D" w:themeColor="accent2"/>
+          <w:top w:val="single" w:color="C0504D" w:themeColor="accent2" w:sz="8" w:space="0"/>
+          <w:left w:val="single" w:color="C0504D" w:themeColor="accent2" w:sz="8" w:space="0"/>
+          <w:bottom w:val="single" w:color="C0504D" w:themeColor="accent2" w:sz="8" w:space="0"/>
+          <w:right w:val="single" w:color="C0504D" w:themeColor="accent2" w:sz="8" w:space="0"/>
+          <w:insideV w:val="single" w:color="C0504D" w:themeColor="accent2" w:sz="8" w:space="0"/>
         </w:tcBorders>
       </w:tcPr>
     </w:tblStylePr>
@@ -11015,12 +11463,12 @@
       <w:tblStyleRowBandSize w:val="1"/>
       <w:tblStyleColBandSize w:val="1"/>
       <w:tblBorders>
-        <w:top w:val="single" w:sz="8" w:space="0" w:color="9BBB59" w:themeColor="accent3"/>
-        <w:left w:val="single" w:sz="8" w:space="0" w:color="9BBB59" w:themeColor="accent3"/>
-        <w:bottom w:val="single" w:sz="8" w:space="0" w:color="9BBB59" w:themeColor="accent3"/>
-        <w:right w:val="single" w:sz="8" w:space="0" w:color="9BBB59" w:themeColor="accent3"/>
-        <w:insideH w:val="single" w:sz="8" w:space="0" w:color="9BBB59" w:themeColor="accent3"/>
-        <w:insideV w:val="single" w:sz="8" w:space="0" w:color="9BBB59" w:themeColor="accent3"/>
+        <w:top w:val="single" w:color="9BBB59" w:themeColor="accent3" w:sz="8" w:space="0"/>
+        <w:left w:val="single" w:color="9BBB59" w:themeColor="accent3" w:sz="8" w:space="0"/>
+        <w:bottom w:val="single" w:color="9BBB59" w:themeColor="accent3" w:sz="8" w:space="0"/>
+        <w:right w:val="single" w:color="9BBB59" w:themeColor="accent3" w:sz="8" w:space="0"/>
+        <w:insideH w:val="single" w:color="9BBB59" w:themeColor="accent3" w:sz="8" w:space="0"/>
+        <w:insideV w:val="single" w:color="9BBB59" w:themeColor="accent3" w:sz="8" w:space="0"/>
       </w:tblBorders>
     </w:tblPr>
     <w:tblStylePr w:type="firstRow">
@@ -11028,19 +11476,19 @@
         <w:spacing w:before="0" w:after="0" w:line="240" w:lineRule="auto"/>
       </w:pPr>
       <w:rPr>
-        <w:rFonts w:asciiTheme="majorHAnsi" w:eastAsiaTheme="majorEastAsia" w:hAnsiTheme="majorHAnsi" w:cstheme="majorBidi"/>
-        <w:b/>
-        <w:bCs/>
-      </w:rPr>
-      <w:tblPr/>
-      <w:tcPr>
-        <w:tcBorders>
-          <w:top w:val="single" w:sz="8" w:space="0" w:color="9BBB59" w:themeColor="accent3"/>
-          <w:left w:val="single" w:sz="8" w:space="0" w:color="9BBB59" w:themeColor="accent3"/>
-          <w:bottom w:val="single" w:sz="18" w:space="0" w:color="9BBB59" w:themeColor="accent3"/>
-          <w:right w:val="single" w:sz="8" w:space="0" w:color="9BBB59" w:themeColor="accent3"/>
-          <w:insideH w:val="nil"/>
-          <w:insideV w:val="single" w:sz="8" w:space="0" w:color="9BBB59" w:themeColor="accent3"/>
+        <w:rFonts w:asciiTheme="majorHAnsi" w:hAnsiTheme="majorHAnsi" w:eastAsiaTheme="majorEastAsia" w:cstheme="majorBidi"/>
+        <w:b/>
+        <w:bCs/>
+      </w:rPr>
+      <w:tblPr/>
+      <w:tcPr>
+        <w:tcBorders>
+          <w:top w:val="single" w:color="9BBB59" w:themeColor="accent3" w:sz="8" w:space="0"/>
+          <w:left w:val="single" w:color="9BBB59" w:themeColor="accent3" w:sz="8" w:space="0"/>
+          <w:bottom w:val="single" w:color="9BBB59" w:themeColor="accent3" w:sz="18" w:space="0"/>
+          <w:right w:val="single" w:color="9BBB59" w:themeColor="accent3" w:sz="8" w:space="0"/>
+          <w:insideH w:val="nil"/>
+          <w:insideV w:val="single" w:color="9BBB59" w:themeColor="accent3" w:sz="8" w:space="0"/>
         </w:tcBorders>
       </w:tcPr>
     </w:tblStylePr>
@@ -11049,42 +11497,42 @@
         <w:spacing w:before="0" w:after="0" w:line="240" w:lineRule="auto"/>
       </w:pPr>
       <w:rPr>
-        <w:rFonts w:asciiTheme="majorHAnsi" w:eastAsiaTheme="majorEastAsia" w:hAnsiTheme="majorHAnsi" w:cstheme="majorBidi"/>
-        <w:b/>
-        <w:bCs/>
-      </w:rPr>
-      <w:tblPr/>
-      <w:tcPr>
-        <w:tcBorders>
-          <w:top w:val="double" w:sz="6" w:space="0" w:color="9BBB59" w:themeColor="accent3"/>
-          <w:left w:val="single" w:sz="8" w:space="0" w:color="9BBB59" w:themeColor="accent3"/>
-          <w:bottom w:val="single" w:sz="8" w:space="0" w:color="9BBB59" w:themeColor="accent3"/>
-          <w:right w:val="single" w:sz="8" w:space="0" w:color="9BBB59" w:themeColor="accent3"/>
-          <w:insideH w:val="nil"/>
-          <w:insideV w:val="single" w:sz="8" w:space="0" w:color="9BBB59" w:themeColor="accent3"/>
+        <w:rFonts w:asciiTheme="majorHAnsi" w:hAnsiTheme="majorHAnsi" w:eastAsiaTheme="majorEastAsia" w:cstheme="majorBidi"/>
+        <w:b/>
+        <w:bCs/>
+      </w:rPr>
+      <w:tblPr/>
+      <w:tcPr>
+        <w:tcBorders>
+          <w:top w:val="double" w:color="9BBB59" w:themeColor="accent3" w:sz="6" w:space="0"/>
+          <w:left w:val="single" w:color="9BBB59" w:themeColor="accent3" w:sz="8" w:space="0"/>
+          <w:bottom w:val="single" w:color="9BBB59" w:themeColor="accent3" w:sz="8" w:space="0"/>
+          <w:right w:val="single" w:color="9BBB59" w:themeColor="accent3" w:sz="8" w:space="0"/>
+          <w:insideH w:val="nil"/>
+          <w:insideV w:val="single" w:color="9BBB59" w:themeColor="accent3" w:sz="8" w:space="0"/>
         </w:tcBorders>
       </w:tcPr>
     </w:tblStylePr>
     <w:tblStylePr w:type="firstCol">
       <w:rPr>
-        <w:rFonts w:asciiTheme="majorHAnsi" w:eastAsiaTheme="majorEastAsia" w:hAnsiTheme="majorHAnsi" w:cstheme="majorBidi"/>
+        <w:rFonts w:asciiTheme="majorHAnsi" w:hAnsiTheme="majorHAnsi" w:eastAsiaTheme="majorEastAsia" w:cstheme="majorBidi"/>
         <w:b/>
         <w:bCs/>
       </w:rPr>
     </w:tblStylePr>
     <w:tblStylePr w:type="lastCol">
       <w:rPr>
-        <w:rFonts w:asciiTheme="majorHAnsi" w:eastAsiaTheme="majorEastAsia" w:hAnsiTheme="majorHAnsi" w:cstheme="majorBidi"/>
-        <w:b/>
-        <w:bCs/>
-      </w:rPr>
-      <w:tblPr/>
-      <w:tcPr>
-        <w:tcBorders>
-          <w:top w:val="single" w:sz="8" w:space="0" w:color="9BBB59" w:themeColor="accent3"/>
-          <w:left w:val="single" w:sz="8" w:space="0" w:color="9BBB59" w:themeColor="accent3"/>
-          <w:bottom w:val="single" w:sz="8" w:space="0" w:color="9BBB59" w:themeColor="accent3"/>
-          <w:right w:val="single" w:sz="8" w:space="0" w:color="9BBB59" w:themeColor="accent3"/>
+        <w:rFonts w:asciiTheme="majorHAnsi" w:hAnsiTheme="majorHAnsi" w:eastAsiaTheme="majorEastAsia" w:cstheme="majorBidi"/>
+        <w:b/>
+        <w:bCs/>
+      </w:rPr>
+      <w:tblPr/>
+      <w:tcPr>
+        <w:tcBorders>
+          <w:top w:val="single" w:color="9BBB59" w:themeColor="accent3" w:sz="8" w:space="0"/>
+          <w:left w:val="single" w:color="9BBB59" w:themeColor="accent3" w:sz="8" w:space="0"/>
+          <w:bottom w:val="single" w:color="9BBB59" w:themeColor="accent3" w:sz="8" w:space="0"/>
+          <w:right w:val="single" w:color="9BBB59" w:themeColor="accent3" w:sz="8" w:space="0"/>
         </w:tcBorders>
       </w:tcPr>
     </w:tblStylePr>
@@ -11092,10 +11540,10 @@
       <w:tblPr/>
       <w:tcPr>
         <w:tcBorders>
-          <w:top w:val="single" w:sz="8" w:space="0" w:color="9BBB59" w:themeColor="accent3"/>
-          <w:left w:val="single" w:sz="8" w:space="0" w:color="9BBB59" w:themeColor="accent3"/>
-          <w:bottom w:val="single" w:sz="8" w:space="0" w:color="9BBB59" w:themeColor="accent3"/>
-          <w:right w:val="single" w:sz="8" w:space="0" w:color="9BBB59" w:themeColor="accent3"/>
+          <w:top w:val="single" w:color="9BBB59" w:themeColor="accent3" w:sz="8" w:space="0"/>
+          <w:left w:val="single" w:color="9BBB59" w:themeColor="accent3" w:sz="8" w:space="0"/>
+          <w:bottom w:val="single" w:color="9BBB59" w:themeColor="accent3" w:sz="8" w:space="0"/>
+          <w:right w:val="single" w:color="9BBB59" w:themeColor="accent3" w:sz="8" w:space="0"/>
         </w:tcBorders>
         <w:shd w:val="clear" w:color="auto" w:fill="E6EED5" w:themeFill="accent3" w:themeFillTint="3F"/>
       </w:tcPr>
@@ -11104,11 +11552,11 @@
       <w:tblPr/>
       <w:tcPr>
         <w:tcBorders>
-          <w:top w:val="single" w:sz="8" w:space="0" w:color="9BBB59" w:themeColor="accent3"/>
-          <w:left w:val="single" w:sz="8" w:space="0" w:color="9BBB59" w:themeColor="accent3"/>
-          <w:bottom w:val="single" w:sz="8" w:space="0" w:color="9BBB59" w:themeColor="accent3"/>
-          <w:right w:val="single" w:sz="8" w:space="0" w:color="9BBB59" w:themeColor="accent3"/>
-          <w:insideV w:val="single" w:sz="8" w:space="0" w:color="9BBB59" w:themeColor="accent3"/>
+          <w:top w:val="single" w:color="9BBB59" w:themeColor="accent3" w:sz="8" w:space="0"/>
+          <w:left w:val="single" w:color="9BBB59" w:themeColor="accent3" w:sz="8" w:space="0"/>
+          <w:bottom w:val="single" w:color="9BBB59" w:themeColor="accent3" w:sz="8" w:space="0"/>
+          <w:right w:val="single" w:color="9BBB59" w:themeColor="accent3" w:sz="8" w:space="0"/>
+          <w:insideV w:val="single" w:color="9BBB59" w:themeColor="accent3" w:sz="8" w:space="0"/>
         </w:tcBorders>
         <w:shd w:val="clear" w:color="auto" w:fill="E6EED5" w:themeFill="accent3" w:themeFillTint="3F"/>
       </w:tcPr>
@@ -11117,11 +11565,11 @@
       <w:tblPr/>
       <w:tcPr>
         <w:tcBorders>
-          <w:top w:val="single" w:sz="8" w:space="0" w:color="9BBB59" w:themeColor="accent3"/>
-          <w:left w:val="single" w:sz="8" w:space="0" w:color="9BBB59" w:themeColor="accent3"/>
-          <w:bottom w:val="single" w:sz="8" w:space="0" w:color="9BBB59" w:themeColor="accent3"/>
-          <w:right w:val="single" w:sz="8" w:space="0" w:color="9BBB59" w:themeColor="accent3"/>
-          <w:insideV w:val="single" w:sz="8" w:space="0" w:color="9BBB59" w:themeColor="accent3"/>
+          <w:top w:val="single" w:color="9BBB59" w:themeColor="accent3" w:sz="8" w:space="0"/>
+          <w:left w:val="single" w:color="9BBB59" w:themeColor="accent3" w:sz="8" w:space="0"/>
+          <w:bottom w:val="single" w:color="9BBB59" w:themeColor="accent3" w:sz="8" w:space="0"/>
+          <w:right w:val="single" w:color="9BBB59" w:themeColor="accent3" w:sz="8" w:space="0"/>
+          <w:insideV w:val="single" w:color="9BBB59" w:themeColor="accent3" w:sz="8" w:space="0"/>
         </w:tcBorders>
       </w:tcPr>
     </w:tblStylePr>
@@ -11138,12 +11586,12 @@
       <w:tblStyleRowBandSize w:val="1"/>
       <w:tblStyleColBandSize w:val="1"/>
       <w:tblBorders>
-        <w:top w:val="single" w:sz="8" w:space="0" w:color="8064A2" w:themeColor="accent4"/>
-        <w:left w:val="single" w:sz="8" w:space="0" w:color="8064A2" w:themeColor="accent4"/>
-        <w:bottom w:val="single" w:sz="8" w:space="0" w:color="8064A2" w:themeColor="accent4"/>
-        <w:right w:val="single" w:sz="8" w:space="0" w:color="8064A2" w:themeColor="accent4"/>
-        <w:insideH w:val="single" w:sz="8" w:space="0" w:color="8064A2" w:themeColor="accent4"/>
-        <w:insideV w:val="single" w:sz="8" w:space="0" w:color="8064A2" w:themeColor="accent4"/>
+        <w:top w:val="single" w:color="8064A2" w:themeColor="accent4" w:sz="8" w:space="0"/>
+        <w:left w:val="single" w:color="8064A2" w:themeColor="accent4" w:sz="8" w:space="0"/>
+        <w:bottom w:val="single" w:color="8064A2" w:themeColor="accent4" w:sz="8" w:space="0"/>
+        <w:right w:val="single" w:color="8064A2" w:themeColor="accent4" w:sz="8" w:space="0"/>
+        <w:insideH w:val="single" w:color="8064A2" w:themeColor="accent4" w:sz="8" w:space="0"/>
+        <w:insideV w:val="single" w:color="8064A2" w:themeColor="accent4" w:sz="8" w:space="0"/>
       </w:tblBorders>
     </w:tblPr>
     <w:tblStylePr w:type="firstRow">
@@ -11151,19 +11599,19 @@
         <w:spacing w:before="0" w:after="0" w:line="240" w:lineRule="auto"/>
       </w:pPr>
       <w:rPr>
-        <w:rFonts w:asciiTheme="majorHAnsi" w:eastAsiaTheme="majorEastAsia" w:hAnsiTheme="majorHAnsi" w:cstheme="majorBidi"/>
-        <w:b/>
-        <w:bCs/>
-      </w:rPr>
-      <w:tblPr/>
-      <w:tcPr>
-        <w:tcBorders>
-          <w:top w:val="single" w:sz="8" w:space="0" w:color="8064A2" w:themeColor="accent4"/>
-          <w:left w:val="single" w:sz="8" w:space="0" w:color="8064A2" w:themeColor="accent4"/>
-          <w:bottom w:val="single" w:sz="18" w:space="0" w:color="8064A2" w:themeColor="accent4"/>
-          <w:right w:val="single" w:sz="8" w:space="0" w:color="8064A2" w:themeColor="accent4"/>
-          <w:insideH w:val="nil"/>
-          <w:insideV w:val="single" w:sz="8" w:space="0" w:color="8064A2" w:themeColor="accent4"/>
+        <w:rFonts w:asciiTheme="majorHAnsi" w:hAnsiTheme="majorHAnsi" w:eastAsiaTheme="majorEastAsia" w:cstheme="majorBidi"/>
+        <w:b/>
+        <w:bCs/>
+      </w:rPr>
+      <w:tblPr/>
+      <w:tcPr>
+        <w:tcBorders>
+          <w:top w:val="single" w:color="8064A2" w:themeColor="accent4" w:sz="8" w:space="0"/>
+          <w:left w:val="single" w:color="8064A2" w:themeColor="accent4" w:sz="8" w:space="0"/>
+          <w:bottom w:val="single" w:color="8064A2" w:themeColor="accent4" w:sz="18" w:space="0"/>
+          <w:right w:val="single" w:color="8064A2" w:themeColor="accent4" w:sz="8" w:space="0"/>
+          <w:insideH w:val="nil"/>
+          <w:insideV w:val="single" w:color="8064A2" w:themeColor="accent4" w:sz="8" w:space="0"/>
         </w:tcBorders>
       </w:tcPr>
     </w:tblStylePr>
@@ -11172,42 +11620,42 @@
         <w:spacing w:before="0" w:after="0" w:line="240" w:lineRule="auto"/>
       </w:pPr>
       <w:rPr>
-        <w:rFonts w:asciiTheme="majorHAnsi" w:eastAsiaTheme="majorEastAsia" w:hAnsiTheme="majorHAnsi" w:cstheme="majorBidi"/>
-        <w:b/>
-        <w:bCs/>
-      </w:rPr>
-      <w:tblPr/>
-      <w:tcPr>
-        <w:tcBorders>
-          <w:top w:val="double" w:sz="6" w:space="0" w:color="8064A2" w:themeColor="accent4"/>
-          <w:left w:val="single" w:sz="8" w:space="0" w:color="8064A2" w:themeColor="accent4"/>
-          <w:bottom w:val="single" w:sz="8" w:space="0" w:color="8064A2" w:themeColor="accent4"/>
-          <w:right w:val="single" w:sz="8" w:space="0" w:color="8064A2" w:themeColor="accent4"/>
-          <w:insideH w:val="nil"/>
-          <w:insideV w:val="single" w:sz="8" w:space="0" w:color="8064A2" w:themeColor="accent4"/>
+        <w:rFonts w:asciiTheme="majorHAnsi" w:hAnsiTheme="majorHAnsi" w:eastAsiaTheme="majorEastAsia" w:cstheme="majorBidi"/>
+        <w:b/>
+        <w:bCs/>
+      </w:rPr>
+      <w:tblPr/>
+      <w:tcPr>
+        <w:tcBorders>
+          <w:top w:val="double" w:color="8064A2" w:themeColor="accent4" w:sz="6" w:space="0"/>
+          <w:left w:val="single" w:color="8064A2" w:themeColor="accent4" w:sz="8" w:space="0"/>
+          <w:bottom w:val="single" w:color="8064A2" w:themeColor="accent4" w:sz="8" w:space="0"/>
+          <w:right w:val="single" w:color="8064A2" w:themeColor="accent4" w:sz="8" w:space="0"/>
+          <w:insideH w:val="nil"/>
+          <w:insideV w:val="single" w:color="8064A2" w:themeColor="accent4" w:sz="8" w:space="0"/>
         </w:tcBorders>
       </w:tcPr>
     </w:tblStylePr>
     <w:tblStylePr w:type="firstCol">
       <w:rPr>
-        <w:rFonts w:asciiTheme="majorHAnsi" w:eastAsiaTheme="majorEastAsia" w:hAnsiTheme="majorHAnsi" w:cstheme="majorBidi"/>
+        <w:rFonts w:asciiTheme="majorHAnsi" w:hAnsiTheme="majorHAnsi" w:eastAsiaTheme="majorEastAsia" w:cstheme="majorBidi"/>
         <w:b/>
         <w:bCs/>
       </w:rPr>
     </w:tblStylePr>
     <w:tblStylePr w:type="lastCol">
       <w:rPr>
-        <w:rFonts w:asciiTheme="majorHAnsi" w:eastAsiaTheme="majorEastAsia" w:hAnsiTheme="majorHAnsi" w:cstheme="majorBidi"/>
-        <w:b/>
-        <w:bCs/>
-      </w:rPr>
-      <w:tblPr/>
-      <w:tcPr>
-        <w:tcBorders>
-          <w:top w:val="single" w:sz="8" w:space="0" w:color="8064A2" w:themeColor="accent4"/>
-          <w:left w:val="single" w:sz="8" w:space="0" w:color="8064A2" w:themeColor="accent4"/>
-          <w:bottom w:val="single" w:sz="8" w:space="0" w:color="8064A2" w:themeColor="accent4"/>
-          <w:right w:val="single" w:sz="8" w:space="0" w:color="8064A2" w:themeColor="accent4"/>
+        <w:rFonts w:asciiTheme="majorHAnsi" w:hAnsiTheme="majorHAnsi" w:eastAsiaTheme="majorEastAsia" w:cstheme="majorBidi"/>
+        <w:b/>
+        <w:bCs/>
+      </w:rPr>
+      <w:tblPr/>
+      <w:tcPr>
+        <w:tcBorders>
+          <w:top w:val="single" w:color="8064A2" w:themeColor="accent4" w:sz="8" w:space="0"/>
+          <w:left w:val="single" w:color="8064A2" w:themeColor="accent4" w:sz="8" w:space="0"/>
+          <w:bottom w:val="single" w:color="8064A2" w:themeColor="accent4" w:sz="8" w:space="0"/>
+          <w:right w:val="single" w:color="8064A2" w:themeColor="accent4" w:sz="8" w:space="0"/>
         </w:tcBorders>
       </w:tcPr>
     </w:tblStylePr>
@@ -11215,10 +11663,10 @@
       <w:tblPr/>
       <w:tcPr>
         <w:tcBorders>
-          <w:top w:val="single" w:sz="8" w:space="0" w:color="8064A2" w:themeColor="accent4"/>
-          <w:left w:val="single" w:sz="8" w:space="0" w:color="8064A2" w:themeColor="accent4"/>
-          <w:bottom w:val="single" w:sz="8" w:space="0" w:color="8064A2" w:themeColor="accent4"/>
-          <w:right w:val="single" w:sz="8" w:space="0" w:color="8064A2" w:themeColor="accent4"/>
+          <w:top w:val="single" w:color="8064A2" w:themeColor="accent4" w:sz="8" w:space="0"/>
+          <w:left w:val="single" w:color="8064A2" w:themeColor="accent4" w:sz="8" w:space="0"/>
+          <w:bottom w:val="single" w:color="8064A2" w:themeColor="accent4" w:sz="8" w:space="0"/>
+          <w:right w:val="single" w:color="8064A2" w:themeColor="accent4" w:sz="8" w:space="0"/>
         </w:tcBorders>
         <w:shd w:val="clear" w:color="auto" w:fill="DFD8E8" w:themeFill="accent4" w:themeFillTint="3F"/>
       </w:tcPr>
@@ -11227,11 +11675,11 @@
       <w:tblPr/>
       <w:tcPr>
         <w:tcBorders>
-          <w:top w:val="single" w:sz="8" w:space="0" w:color="8064A2" w:themeColor="accent4"/>
-          <w:left w:val="single" w:sz="8" w:space="0" w:color="8064A2" w:themeColor="accent4"/>
-          <w:bottom w:val="single" w:sz="8" w:space="0" w:color="8064A2" w:themeColor="accent4"/>
-          <w:right w:val="single" w:sz="8" w:space="0" w:color="8064A2" w:themeColor="accent4"/>
-          <w:insideV w:val="single" w:sz="8" w:space="0" w:color="8064A2" w:themeColor="accent4"/>
+          <w:top w:val="single" w:color="8064A2" w:themeColor="accent4" w:sz="8" w:space="0"/>
+          <w:left w:val="single" w:color="8064A2" w:themeColor="accent4" w:sz="8" w:space="0"/>
+          <w:bottom w:val="single" w:color="8064A2" w:themeColor="accent4" w:sz="8" w:space="0"/>
+          <w:right w:val="single" w:color="8064A2" w:themeColor="accent4" w:sz="8" w:space="0"/>
+          <w:insideV w:val="single" w:color="8064A2" w:themeColor="accent4" w:sz="8" w:space="0"/>
         </w:tcBorders>
         <w:shd w:val="clear" w:color="auto" w:fill="DFD8E8" w:themeFill="accent4" w:themeFillTint="3F"/>
       </w:tcPr>
@@ -11240,11 +11688,11 @@
       <w:tblPr/>
       <w:tcPr>
         <w:tcBorders>
-          <w:top w:val="single" w:sz="8" w:space="0" w:color="8064A2" w:themeColor="accent4"/>
-          <w:left w:val="single" w:sz="8" w:space="0" w:color="8064A2" w:themeColor="accent4"/>
-          <w:bottom w:val="single" w:sz="8" w:space="0" w:color="8064A2" w:themeColor="accent4"/>
-          <w:right w:val="single" w:sz="8" w:space="0" w:color="8064A2" w:themeColor="accent4"/>
-          <w:insideV w:val="single" w:sz="8" w:space="0" w:color="8064A2" w:themeColor="accent4"/>
+          <w:top w:val="single" w:color="8064A2" w:themeColor="accent4" w:sz="8" w:space="0"/>
+          <w:left w:val="single" w:color="8064A2" w:themeColor="accent4" w:sz="8" w:space="0"/>
+          <w:bottom w:val="single" w:color="8064A2" w:themeColor="accent4" w:sz="8" w:space="0"/>
+          <w:right w:val="single" w:color="8064A2" w:themeColor="accent4" w:sz="8" w:space="0"/>
+          <w:insideV w:val="single" w:color="8064A2" w:themeColor="accent4" w:sz="8" w:space="0"/>
         </w:tcBorders>
       </w:tcPr>
     </w:tblStylePr>
@@ -11261,12 +11709,12 @@
       <w:tblStyleRowBandSize w:val="1"/>
       <w:tblStyleColBandSize w:val="1"/>
       <w:tblBorders>
-        <w:top w:val="single" w:sz="8" w:space="0" w:color="4BACC6" w:themeColor="accent5"/>
-        <w:left w:val="single" w:sz="8" w:space="0" w:color="4BACC6" w:themeColor="accent5"/>
-        <w:bottom w:val="single" w:sz="8" w:space="0" w:color="4BACC6" w:themeColor="accent5"/>
-        <w:right w:val="single" w:sz="8" w:space="0" w:color="4BACC6" w:themeColor="accent5"/>
-        <w:insideH w:val="single" w:sz="8" w:space="0" w:color="4BACC6" w:themeColor="accent5"/>
-        <w:insideV w:val="single" w:sz="8" w:space="0" w:color="4BACC6" w:themeColor="accent5"/>
+        <w:top w:val="single" w:color="4BACC6" w:themeColor="accent5" w:sz="8" w:space="0"/>
+        <w:left w:val="single" w:color="4BACC6" w:themeColor="accent5" w:sz="8" w:space="0"/>
+        <w:bottom w:val="single" w:color="4BACC6" w:themeColor="accent5" w:sz="8" w:space="0"/>
+        <w:right w:val="single" w:color="4BACC6" w:themeColor="accent5" w:sz="8" w:space="0"/>
+        <w:insideH w:val="single" w:color="4BACC6" w:themeColor="accent5" w:sz="8" w:space="0"/>
+        <w:insideV w:val="single" w:color="4BACC6" w:themeColor="accent5" w:sz="8" w:space="0"/>
       </w:tblBorders>
     </w:tblPr>
     <w:tblStylePr w:type="firstRow">
@@ -11274,19 +11722,19 @@
         <w:spacing w:before="0" w:after="0" w:line="240" w:lineRule="auto"/>
       </w:pPr>
       <w:rPr>
-        <w:rFonts w:asciiTheme="majorHAnsi" w:eastAsiaTheme="majorEastAsia" w:hAnsiTheme="majorHAnsi" w:cstheme="majorBidi"/>
-        <w:b/>
-        <w:bCs/>
-      </w:rPr>
-      <w:tblPr/>
-      <w:tcPr>
-        <w:tcBorders>
-          <w:top w:val="single" w:sz="8" w:space="0" w:color="4BACC6" w:themeColor="accent5"/>
-          <w:left w:val="single" w:sz="8" w:space="0" w:color="4BACC6" w:themeColor="accent5"/>
-          <w:bottom w:val="single" w:sz="18" w:space="0" w:color="4BACC6" w:themeColor="accent5"/>
-          <w:right w:val="single" w:sz="8" w:space="0" w:color="4BACC6" w:themeColor="accent5"/>
-          <w:insideH w:val="nil"/>
-          <w:insideV w:val="single" w:sz="8" w:space="0" w:color="4BACC6" w:themeColor="accent5"/>
+        <w:rFonts w:asciiTheme="majorHAnsi" w:hAnsiTheme="majorHAnsi" w:eastAsiaTheme="majorEastAsia" w:cstheme="majorBidi"/>
+        <w:b/>
+        <w:bCs/>
+      </w:rPr>
+      <w:tblPr/>
+      <w:tcPr>
+        <w:tcBorders>
+          <w:top w:val="single" w:color="4BACC6" w:themeColor="accent5" w:sz="8" w:space="0"/>
+          <w:left w:val="single" w:color="4BACC6" w:themeColor="accent5" w:sz="8" w:space="0"/>
+          <w:bottom w:val="single" w:color="4BACC6" w:themeColor="accent5" w:sz="18" w:space="0"/>
+          <w:right w:val="single" w:color="4BACC6" w:themeColor="accent5" w:sz="8" w:space="0"/>
+          <w:insideH w:val="nil"/>
+          <w:insideV w:val="single" w:color="4BACC6" w:themeColor="accent5" w:sz="8" w:space="0"/>
         </w:tcBorders>
       </w:tcPr>
     </w:tblStylePr>
@@ -11295,42 +11743,42 @@
         <w:spacing w:before="0" w:after="0" w:line="240" w:lineRule="auto"/>
       </w:pPr>
       <w:rPr>
-        <w:rFonts w:asciiTheme="majorHAnsi" w:eastAsiaTheme="majorEastAsia" w:hAnsiTheme="majorHAnsi" w:cstheme="majorBidi"/>
-        <w:b/>
-        <w:bCs/>
-      </w:rPr>
-      <w:tblPr/>
-      <w:tcPr>
-        <w:tcBorders>
-          <w:top w:val="double" w:sz="6" w:space="0" w:color="4BACC6" w:themeColor="accent5"/>
-          <w:left w:val="single" w:sz="8" w:space="0" w:color="4BACC6" w:themeColor="accent5"/>
-          <w:bottom w:val="single" w:sz="8" w:space="0" w:color="4BACC6" w:themeColor="accent5"/>
-          <w:right w:val="single" w:sz="8" w:space="0" w:color="4BACC6" w:themeColor="accent5"/>
-          <w:insideH w:val="nil"/>
-          <w:insideV w:val="single" w:sz="8" w:space="0" w:color="4BACC6" w:themeColor="accent5"/>
+        <w:rFonts w:asciiTheme="majorHAnsi" w:hAnsiTheme="majorHAnsi" w:eastAsiaTheme="majorEastAsia" w:cstheme="majorBidi"/>
+        <w:b/>
+        <w:bCs/>
+      </w:rPr>
+      <w:tblPr/>
+      <w:tcPr>
+        <w:tcBorders>
+          <w:top w:val="double" w:color="4BACC6" w:themeColor="accent5" w:sz="6" w:space="0"/>
+          <w:left w:val="single" w:color="4BACC6" w:themeColor="accent5" w:sz="8" w:space="0"/>
+          <w:bottom w:val="single" w:color="4BACC6" w:themeColor="accent5" w:sz="8" w:space="0"/>
+          <w:right w:val="single" w:color="4BACC6" w:themeColor="accent5" w:sz="8" w:space="0"/>
+          <w:insideH w:val="nil"/>
+          <w:insideV w:val="single" w:color="4BACC6" w:themeColor="accent5" w:sz="8" w:space="0"/>
         </w:tcBorders>
       </w:tcPr>
     </w:tblStylePr>
     <w:tblStylePr w:type="firstCol">
       <w:rPr>
-        <w:rFonts w:asciiTheme="majorHAnsi" w:eastAsiaTheme="majorEastAsia" w:hAnsiTheme="majorHAnsi" w:cstheme="majorBidi"/>
+        <w:rFonts w:asciiTheme="majorHAnsi" w:hAnsiTheme="majorHAnsi" w:eastAsiaTheme="majorEastAsia" w:cstheme="majorBidi"/>
         <w:b/>
         <w:bCs/>
       </w:rPr>
     </w:tblStylePr>
     <w:tblStylePr w:type="lastCol">
       <w:rPr>
-        <w:rFonts w:asciiTheme="majorHAnsi" w:eastAsiaTheme="majorEastAsia" w:hAnsiTheme="majorHAnsi" w:cstheme="majorBidi"/>
-        <w:b/>
-        <w:bCs/>
-      </w:rPr>
-      <w:tblPr/>
-      <w:tcPr>
-        <w:tcBorders>
-          <w:top w:val="single" w:sz="8" w:space="0" w:color="4BACC6" w:themeColor="accent5"/>
-          <w:left w:val="single" w:sz="8" w:space="0" w:color="4BACC6" w:themeColor="accent5"/>
-          <w:bottom w:val="single" w:sz="8" w:space="0" w:color="4BACC6" w:themeColor="accent5"/>
-          <w:right w:val="single" w:sz="8" w:space="0" w:color="4BACC6" w:themeColor="accent5"/>
+        <w:rFonts w:asciiTheme="majorHAnsi" w:hAnsiTheme="majorHAnsi" w:eastAsiaTheme="majorEastAsia" w:cstheme="majorBidi"/>
+        <w:b/>
+        <w:bCs/>
+      </w:rPr>
+      <w:tblPr/>
+      <w:tcPr>
+        <w:tcBorders>
+          <w:top w:val="single" w:color="4BACC6" w:themeColor="accent5" w:sz="8" w:space="0"/>
+          <w:left w:val="single" w:color="4BACC6" w:themeColor="accent5" w:sz="8" w:space="0"/>
+          <w:bottom w:val="single" w:color="4BACC6" w:themeColor="accent5" w:sz="8" w:space="0"/>
+          <w:right w:val="single" w:color="4BACC6" w:themeColor="accent5" w:sz="8" w:space="0"/>
         </w:tcBorders>
       </w:tcPr>
     </w:tblStylePr>
@@ -11338,10 +11786,10 @@
       <w:tblPr/>
       <w:tcPr>
         <w:tcBorders>
-          <w:top w:val="single" w:sz="8" w:space="0" w:color="4BACC6" w:themeColor="accent5"/>
-          <w:left w:val="single" w:sz="8" w:space="0" w:color="4BACC6" w:themeColor="accent5"/>
-          <w:bottom w:val="single" w:sz="8" w:space="0" w:color="4BACC6" w:themeColor="accent5"/>
-          <w:right w:val="single" w:sz="8" w:space="0" w:color="4BACC6" w:themeColor="accent5"/>
+          <w:top w:val="single" w:color="4BACC6" w:themeColor="accent5" w:sz="8" w:space="0"/>
+          <w:left w:val="single" w:color="4BACC6" w:themeColor="accent5" w:sz="8" w:space="0"/>
+          <w:bottom w:val="single" w:color="4BACC6" w:themeColor="accent5" w:sz="8" w:space="0"/>
+          <w:right w:val="single" w:color="4BACC6" w:themeColor="accent5" w:sz="8" w:space="0"/>
         </w:tcBorders>
         <w:shd w:val="clear" w:color="auto" w:fill="D2EAF1" w:themeFill="accent5" w:themeFillTint="3F"/>
       </w:tcPr>
@@ -11350,11 +11798,11 @@
       <w:tblPr/>
       <w:tcPr>
         <w:tcBorders>
-          <w:top w:val="single" w:sz="8" w:space="0" w:color="4BACC6" w:themeColor="accent5"/>
-          <w:left w:val="single" w:sz="8" w:space="0" w:color="4BACC6" w:themeColor="accent5"/>
-          <w:bottom w:val="single" w:sz="8" w:space="0" w:color="4BACC6" w:themeColor="accent5"/>
-          <w:right w:val="single" w:sz="8" w:space="0" w:color="4BACC6" w:themeColor="accent5"/>
-          <w:insideV w:val="single" w:sz="8" w:space="0" w:color="4BACC6" w:themeColor="accent5"/>
+          <w:top w:val="single" w:color="4BACC6" w:themeColor="accent5" w:sz="8" w:space="0"/>
+          <w:left w:val="single" w:color="4BACC6" w:themeColor="accent5" w:sz="8" w:space="0"/>
+          <w:bottom w:val="single" w:color="4BACC6" w:themeColor="accent5" w:sz="8" w:space="0"/>
+          <w:right w:val="single" w:color="4BACC6" w:themeColor="accent5" w:sz="8" w:space="0"/>
+          <w:insideV w:val="single" w:color="4BACC6" w:themeColor="accent5" w:sz="8" w:space="0"/>
         </w:tcBorders>
         <w:shd w:val="clear" w:color="auto" w:fill="D2EAF1" w:themeFill="accent5" w:themeFillTint="3F"/>
       </w:tcPr>
@@ -11363,11 +11811,11 @@
       <w:tblPr/>
       <w:tcPr>
         <w:tcBorders>
-          <w:top w:val="single" w:sz="8" w:space="0" w:color="4BACC6" w:themeColor="accent5"/>
-          <w:left w:val="single" w:sz="8" w:space="0" w:color="4BACC6" w:themeColor="accent5"/>
-          <w:bottom w:val="single" w:sz="8" w:space="0" w:color="4BACC6" w:themeColor="accent5"/>
-          <w:right w:val="single" w:sz="8" w:space="0" w:color="4BACC6" w:themeColor="accent5"/>
-          <w:insideV w:val="single" w:sz="8" w:space="0" w:color="4BACC6" w:themeColor="accent5"/>
+          <w:top w:val="single" w:color="4BACC6" w:themeColor="accent5" w:sz="8" w:space="0"/>
+          <w:left w:val="single" w:color="4BACC6" w:themeColor="accent5" w:sz="8" w:space="0"/>
+          <w:bottom w:val="single" w:color="4BACC6" w:themeColor="accent5" w:sz="8" w:space="0"/>
+          <w:right w:val="single" w:color="4BACC6" w:themeColor="accent5" w:sz="8" w:space="0"/>
+          <w:insideV w:val="single" w:color="4BACC6" w:themeColor="accent5" w:sz="8" w:space="0"/>
         </w:tcBorders>
       </w:tcPr>
     </w:tblStylePr>
@@ -11384,12 +11832,12 @@
       <w:tblStyleRowBandSize w:val="1"/>
       <w:tblStyleColBandSize w:val="1"/>
       <w:tblBorders>
-        <w:top w:val="single" w:sz="8" w:space="0" w:color="F79646" w:themeColor="accent6"/>
-        <w:left w:val="single" w:sz="8" w:space="0" w:color="F79646" w:themeColor="accent6"/>
-        <w:bottom w:val="single" w:sz="8" w:space="0" w:color="F79646" w:themeColor="accent6"/>
-        <w:right w:val="single" w:sz="8" w:space="0" w:color="F79646" w:themeColor="accent6"/>
-        <w:insideH w:val="single" w:sz="8" w:space="0" w:color="F79646" w:themeColor="accent6"/>
-        <w:insideV w:val="single" w:sz="8" w:space="0" w:color="F79646" w:themeColor="accent6"/>
+        <w:top w:val="single" w:color="F79646" w:themeColor="accent6" w:sz="8" w:space="0"/>
+        <w:left w:val="single" w:color="F79646" w:themeColor="accent6" w:sz="8" w:space="0"/>
+        <w:bottom w:val="single" w:color="F79646" w:themeColor="accent6" w:sz="8" w:space="0"/>
+        <w:right w:val="single" w:color="F79646" w:themeColor="accent6" w:sz="8" w:space="0"/>
+        <w:insideH w:val="single" w:color="F79646" w:themeColor="accent6" w:sz="8" w:space="0"/>
+        <w:insideV w:val="single" w:color="F79646" w:themeColor="accent6" w:sz="8" w:space="0"/>
       </w:tblBorders>
     </w:tblPr>
     <w:tblStylePr w:type="firstRow">
@@ -11397,19 +11845,19 @@
         <w:spacing w:before="0" w:after="0" w:line="240" w:lineRule="auto"/>
       </w:pPr>
       <w:rPr>
-        <w:rFonts w:asciiTheme="majorHAnsi" w:eastAsiaTheme="majorEastAsia" w:hAnsiTheme="majorHAnsi" w:cstheme="majorBidi"/>
-        <w:b/>
-        <w:bCs/>
-      </w:rPr>
-      <w:tblPr/>
-      <w:tcPr>
-        <w:tcBorders>
-          <w:top w:val="single" w:sz="8" w:space="0" w:color="F79646" w:themeColor="accent6"/>
-          <w:left w:val="single" w:sz="8" w:space="0" w:color="F79646" w:themeColor="accent6"/>
-          <w:bottom w:val="single" w:sz="18" w:space="0" w:color="F79646" w:themeColor="accent6"/>
-          <w:right w:val="single" w:sz="8" w:space="0" w:color="F79646" w:themeColor="accent6"/>
-          <w:insideH w:val="nil"/>
-          <w:insideV w:val="single" w:sz="8" w:space="0" w:color="F79646" w:themeColor="accent6"/>
+        <w:rFonts w:asciiTheme="majorHAnsi" w:hAnsiTheme="majorHAnsi" w:eastAsiaTheme="majorEastAsia" w:cstheme="majorBidi"/>
+        <w:b/>
+        <w:bCs/>
+      </w:rPr>
+      <w:tblPr/>
+      <w:tcPr>
+        <w:tcBorders>
+          <w:top w:val="single" w:color="F79646" w:themeColor="accent6" w:sz="8" w:space="0"/>
+          <w:left w:val="single" w:color="F79646" w:themeColor="accent6" w:sz="8" w:space="0"/>
+          <w:bottom w:val="single" w:color="F79646" w:themeColor="accent6" w:sz="18" w:space="0"/>
+          <w:right w:val="single" w:color="F79646" w:themeColor="accent6" w:sz="8" w:space="0"/>
+          <w:insideH w:val="nil"/>
+          <w:insideV w:val="single" w:color="F79646" w:themeColor="accent6" w:sz="8" w:space="0"/>
         </w:tcBorders>
       </w:tcPr>
     </w:tblStylePr>
@@ -11418,42 +11866,42 @@
         <w:spacing w:before="0" w:after="0" w:line="240" w:lineRule="auto"/>
       </w:pPr>
       <w:rPr>
-        <w:rFonts w:asciiTheme="majorHAnsi" w:eastAsiaTheme="majorEastAsia" w:hAnsiTheme="majorHAnsi" w:cstheme="majorBidi"/>
-        <w:b/>
-        <w:bCs/>
-      </w:rPr>
-      <w:tblPr/>
-      <w:tcPr>
-        <w:tcBorders>
-          <w:top w:val="double" w:sz="6" w:space="0" w:color="F79646" w:themeColor="accent6"/>
-          <w:left w:val="single" w:sz="8" w:space="0" w:color="F79646" w:themeColor="accent6"/>
-          <w:bottom w:val="single" w:sz="8" w:space="0" w:color="F79646" w:themeColor="accent6"/>
-          <w:right w:val="single" w:sz="8" w:space="0" w:color="F79646" w:themeColor="accent6"/>
-          <w:insideH w:val="nil"/>
-          <w:insideV w:val="single" w:sz="8" w:space="0" w:color="F79646" w:themeColor="accent6"/>
+        <w:rFonts w:asciiTheme="majorHAnsi" w:hAnsiTheme="majorHAnsi" w:eastAsiaTheme="majorEastAsia" w:cstheme="majorBidi"/>
+        <w:b/>
+        <w:bCs/>
+      </w:rPr>
+      <w:tblPr/>
+      <w:tcPr>
+        <w:tcBorders>
+          <w:top w:val="double" w:color="F79646" w:themeColor="accent6" w:sz="6" w:space="0"/>
+          <w:left w:val="single" w:color="F79646" w:themeColor="accent6" w:sz="8" w:space="0"/>
+          <w:bottom w:val="single" w:color="F79646" w:themeColor="accent6" w:sz="8" w:space="0"/>
+          <w:right w:val="single" w:color="F79646" w:themeColor="accent6" w:sz="8" w:space="0"/>
+          <w:insideH w:val="nil"/>
+          <w:insideV w:val="single" w:color="F79646" w:themeColor="accent6" w:sz="8" w:space="0"/>
         </w:tcBorders>
       </w:tcPr>
     </w:tblStylePr>
     <w:tblStylePr w:type="firstCol">
       <w:rPr>
-        <w:rFonts w:asciiTheme="majorHAnsi" w:eastAsiaTheme="majorEastAsia" w:hAnsiTheme="majorHAnsi" w:cstheme="majorBidi"/>
+        <w:rFonts w:asciiTheme="majorHAnsi" w:hAnsiTheme="majorHAnsi" w:eastAsiaTheme="majorEastAsia" w:cstheme="majorBidi"/>
         <w:b/>
         <w:bCs/>
       </w:rPr>
     </w:tblStylePr>
     <w:tblStylePr w:type="lastCol">
       <w:rPr>
-        <w:rFonts w:asciiTheme="majorHAnsi" w:eastAsiaTheme="majorEastAsia" w:hAnsiTheme="majorHAnsi" w:cstheme="majorBidi"/>
-        <w:b/>
-        <w:bCs/>
-      </w:rPr>
-      <w:tblPr/>
-      <w:tcPr>
-        <w:tcBorders>
-          <w:top w:val="single" w:sz="8" w:space="0" w:color="F79646" w:themeColor="accent6"/>
-          <w:left w:val="single" w:sz="8" w:space="0" w:color="F79646" w:themeColor="accent6"/>
-          <w:bottom w:val="single" w:sz="8" w:space="0" w:color="F79646" w:themeColor="accent6"/>
-          <w:right w:val="single" w:sz="8" w:space="0" w:color="F79646" w:themeColor="accent6"/>
+        <w:rFonts w:asciiTheme="majorHAnsi" w:hAnsiTheme="majorHAnsi" w:eastAsiaTheme="majorEastAsia" w:cstheme="majorBidi"/>
+        <w:b/>
+        <w:bCs/>
+      </w:rPr>
+      <w:tblPr/>
+      <w:tcPr>
+        <w:tcBorders>
+          <w:top w:val="single" w:color="F79646" w:themeColor="accent6" w:sz="8" w:space="0"/>
+          <w:left w:val="single" w:color="F79646" w:themeColor="accent6" w:sz="8" w:space="0"/>
+          <w:bottom w:val="single" w:color="F79646" w:themeColor="accent6" w:sz="8" w:space="0"/>
+          <w:right w:val="single" w:color="F79646" w:themeColor="accent6" w:sz="8" w:space="0"/>
         </w:tcBorders>
       </w:tcPr>
     </w:tblStylePr>
@@ -11461,10 +11909,10 @@
       <w:tblPr/>
       <w:tcPr>
         <w:tcBorders>
-          <w:top w:val="single" w:sz="8" w:space="0" w:color="F79646" w:themeColor="accent6"/>
-          <w:left w:val="single" w:sz="8" w:space="0" w:color="F79646" w:themeColor="accent6"/>
-          <w:bottom w:val="single" w:sz="8" w:space="0" w:color="F79646" w:themeColor="accent6"/>
-          <w:right w:val="single" w:sz="8" w:space="0" w:color="F79646" w:themeColor="accent6"/>
+          <w:top w:val="single" w:color="F79646" w:themeColor="accent6" w:sz="8" w:space="0"/>
+          <w:left w:val="single" w:color="F79646" w:themeColor="accent6" w:sz="8" w:space="0"/>
+          <w:bottom w:val="single" w:color="F79646" w:themeColor="accent6" w:sz="8" w:space="0"/>
+          <w:right w:val="single" w:color="F79646" w:themeColor="accent6" w:sz="8" w:space="0"/>
         </w:tcBorders>
         <w:shd w:val="clear" w:color="auto" w:fill="FDE4D0" w:themeFill="accent6" w:themeFillTint="3F"/>
       </w:tcPr>
@@ -11473,11 +11921,11 @@
       <w:tblPr/>
       <w:tcPr>
         <w:tcBorders>
-          <w:top w:val="single" w:sz="8" w:space="0" w:color="F79646" w:themeColor="accent6"/>
-          <w:left w:val="single" w:sz="8" w:space="0" w:color="F79646" w:themeColor="accent6"/>
-          <w:bottom w:val="single" w:sz="8" w:space="0" w:color="F79646" w:themeColor="accent6"/>
-          <w:right w:val="single" w:sz="8" w:space="0" w:color="F79646" w:themeColor="accent6"/>
-          <w:insideV w:val="single" w:sz="8" w:space="0" w:color="F79646" w:themeColor="accent6"/>
+          <w:top w:val="single" w:color="F79646" w:themeColor="accent6" w:sz="8" w:space="0"/>
+          <w:left w:val="single" w:color="F79646" w:themeColor="accent6" w:sz="8" w:space="0"/>
+          <w:bottom w:val="single" w:color="F79646" w:themeColor="accent6" w:sz="8" w:space="0"/>
+          <w:right w:val="single" w:color="F79646" w:themeColor="accent6" w:sz="8" w:space="0"/>
+          <w:insideV w:val="single" w:color="F79646" w:themeColor="accent6" w:sz="8" w:space="0"/>
         </w:tcBorders>
         <w:shd w:val="clear" w:color="auto" w:fill="FDE4D0" w:themeFill="accent6" w:themeFillTint="3F"/>
       </w:tcPr>
@@ -11486,11 +11934,11 @@
       <w:tblPr/>
       <w:tcPr>
         <w:tcBorders>
-          <w:top w:val="single" w:sz="8" w:space="0" w:color="F79646" w:themeColor="accent6"/>
-          <w:left w:val="single" w:sz="8" w:space="0" w:color="F79646" w:themeColor="accent6"/>
-          <w:bottom w:val="single" w:sz="8" w:space="0" w:color="F79646" w:themeColor="accent6"/>
-          <w:right w:val="single" w:sz="8" w:space="0" w:color="F79646" w:themeColor="accent6"/>
-          <w:insideV w:val="single" w:sz="8" w:space="0" w:color="F79646" w:themeColor="accent6"/>
+          <w:top w:val="single" w:color="F79646" w:themeColor="accent6" w:sz="8" w:space="0"/>
+          <w:left w:val="single" w:color="F79646" w:themeColor="accent6" w:sz="8" w:space="0"/>
+          <w:bottom w:val="single" w:color="F79646" w:themeColor="accent6" w:sz="8" w:space="0"/>
+          <w:right w:val="single" w:color="F79646" w:themeColor="accent6" w:sz="8" w:space="0"/>
+          <w:insideV w:val="single" w:color="F79646" w:themeColor="accent6" w:sz="8" w:space="0"/>
         </w:tcBorders>
       </w:tcPr>
     </w:tblStylePr>
@@ -11507,11 +11955,11 @@
       <w:tblStyleRowBandSize w:val="1"/>
       <w:tblStyleColBandSize w:val="1"/>
       <w:tblBorders>
-        <w:top w:val="single" w:sz="8" w:space="0" w:color="404040" w:themeColor="text1" w:themeTint="BF"/>
-        <w:left w:val="single" w:sz="8" w:space="0" w:color="404040" w:themeColor="text1" w:themeTint="BF"/>
-        <w:bottom w:val="single" w:sz="8" w:space="0" w:color="404040" w:themeColor="text1" w:themeTint="BF"/>
-        <w:right w:val="single" w:sz="8" w:space="0" w:color="404040" w:themeColor="text1" w:themeTint="BF"/>
-        <w:insideH w:val="single" w:sz="8" w:space="0" w:color="404040" w:themeColor="text1" w:themeTint="BF"/>
+        <w:top w:val="single" w:color="404040" w:themeColor="text1" w:themeTint="BF" w:sz="8" w:space="0"/>
+        <w:left w:val="single" w:color="404040" w:themeColor="text1" w:themeTint="BF" w:sz="8" w:space="0"/>
+        <w:bottom w:val="single" w:color="404040" w:themeColor="text1" w:themeTint="BF" w:sz="8" w:space="0"/>
+        <w:right w:val="single" w:color="404040" w:themeColor="text1" w:themeTint="BF" w:sz="8" w:space="0"/>
+        <w:insideH w:val="single" w:color="404040" w:themeColor="text1" w:themeTint="BF" w:sz="8" w:space="0"/>
       </w:tblBorders>
     </w:tblPr>
     <w:tblStylePr w:type="firstRow">
@@ -11526,10 +11974,10 @@
       <w:tblPr/>
       <w:tcPr>
         <w:tcBorders>
-          <w:top w:val="single" w:sz="8" w:space="0" w:color="404040" w:themeColor="text1" w:themeTint="BF"/>
-          <w:left w:val="single" w:sz="8" w:space="0" w:color="404040" w:themeColor="text1" w:themeTint="BF"/>
-          <w:bottom w:val="single" w:sz="8" w:space="0" w:color="404040" w:themeColor="text1" w:themeTint="BF"/>
-          <w:right w:val="single" w:sz="8" w:space="0" w:color="404040" w:themeColor="text1" w:themeTint="BF"/>
+          <w:top w:val="single" w:color="404040" w:themeColor="text1" w:themeTint="BF" w:sz="8" w:space="0"/>
+          <w:left w:val="single" w:color="404040" w:themeColor="text1" w:themeTint="BF" w:sz="8" w:space="0"/>
+          <w:bottom w:val="single" w:color="404040" w:themeColor="text1" w:themeTint="BF" w:sz="8" w:space="0"/>
+          <w:right w:val="single" w:color="404040" w:themeColor="text1" w:themeTint="BF" w:sz="8" w:space="0"/>
           <w:insideH w:val="nil"/>
           <w:insideV w:val="nil"/>
         </w:tcBorders>
@@ -11547,10 +11995,10 @@
       <w:tblPr/>
       <w:tcPr>
         <w:tcBorders>
-          <w:top w:val="double" w:sz="6" w:space="0" w:color="404040" w:themeColor="text1" w:themeTint="BF"/>
-          <w:left w:val="single" w:sz="8" w:space="0" w:color="404040" w:themeColor="text1" w:themeTint="BF"/>
-          <w:bottom w:val="single" w:sz="8" w:space="0" w:color="404040" w:themeColor="text1" w:themeTint="BF"/>
-          <w:right w:val="single" w:sz="8" w:space="0" w:color="404040" w:themeColor="text1" w:themeTint="BF"/>
+          <w:top w:val="double" w:color="404040" w:themeColor="text1" w:themeTint="BF" w:sz="6" w:space="0"/>
+          <w:left w:val="single" w:color="404040" w:themeColor="text1" w:themeTint="BF" w:sz="8" w:space="0"/>
+          <w:bottom w:val="single" w:color="404040" w:themeColor="text1" w:themeTint="BF" w:sz="8" w:space="0"/>
+          <w:right w:val="single" w:color="404040" w:themeColor="text1" w:themeTint="BF" w:sz="8" w:space="0"/>
           <w:insideH w:val="nil"/>
           <w:insideV w:val="nil"/>
         </w:tcBorders>
@@ -11606,11 +12054,11 @@
       <w:tblStyleRowBandSize w:val="1"/>
       <w:tblStyleColBandSize w:val="1"/>
       <w:tblBorders>
-        <w:top w:val="single" w:sz="8" w:space="0" w:color="7BA0CD" w:themeColor="accent1" w:themeTint="BF"/>
-        <w:left w:val="single" w:sz="8" w:space="0" w:color="7BA0CD" w:themeColor="accent1" w:themeTint="BF"/>
-        <w:bottom w:val="single" w:sz="8" w:space="0" w:color="7BA0CD" w:themeColor="accent1" w:themeTint="BF"/>
-        <w:right w:val="single" w:sz="8" w:space="0" w:color="7BA0CD" w:themeColor="accent1" w:themeTint="BF"/>
-        <w:insideH w:val="single" w:sz="8" w:space="0" w:color="7BA0CD" w:themeColor="accent1" w:themeTint="BF"/>
+        <w:top w:val="single" w:color="7BA0CD" w:themeColor="accent1" w:themeTint="BF" w:sz="8" w:space="0"/>
+        <w:left w:val="single" w:color="7BA0CD" w:themeColor="accent1" w:themeTint="BF" w:sz="8" w:space="0"/>
+        <w:bottom w:val="single" w:color="7BA0CD" w:themeColor="accent1" w:themeTint="BF" w:sz="8" w:space="0"/>
+        <w:right w:val="single" w:color="7BA0CD" w:themeColor="accent1" w:themeTint="BF" w:sz="8" w:space="0"/>
+        <w:insideH w:val="single" w:color="7BA0CD" w:themeColor="accent1" w:themeTint="BF" w:sz="8" w:space="0"/>
       </w:tblBorders>
     </w:tblPr>
     <w:tblStylePr w:type="firstRow">
@@ -11625,10 +12073,10 @@
       <w:tblPr/>
       <w:tcPr>
         <w:tcBorders>
-          <w:top w:val="single" w:sz="8" w:space="0" w:color="7BA0CD" w:themeColor="accent1" w:themeTint="BF"/>
-          <w:left w:val="single" w:sz="8" w:space="0" w:color="7BA0CD" w:themeColor="accent1" w:themeTint="BF"/>
-          <w:bottom w:val="single" w:sz="8" w:space="0" w:color="7BA0CD" w:themeColor="accent1" w:themeTint="BF"/>
-          <w:right w:val="single" w:sz="8" w:space="0" w:color="7BA0CD" w:themeColor="accent1" w:themeTint="BF"/>
+          <w:top w:val="single" w:color="7BA0CD" w:themeColor="accent1" w:themeTint="BF" w:sz="8" w:space="0"/>
+          <w:left w:val="single" w:color="7BA0CD" w:themeColor="accent1" w:themeTint="BF" w:sz="8" w:space="0"/>
+          <w:bottom w:val="single" w:color="7BA0CD" w:themeColor="accent1" w:themeTint="BF" w:sz="8" w:space="0"/>
+          <w:right w:val="single" w:color="7BA0CD" w:themeColor="accent1" w:themeTint="BF" w:sz="8" w:space="0"/>
           <w:insideH w:val="nil"/>
           <w:insideV w:val="nil"/>
         </w:tcBorders>
@@ -11646,10 +12094,10 @@
       <w:tblPr/>
       <w:tcPr>
         <w:tcBorders>
-          <w:top w:val="double" w:sz="6" w:space="0" w:color="7BA0CD" w:themeColor="accent1" w:themeTint="BF"/>
-          <w:left w:val="single" w:sz="8" w:space="0" w:color="7BA0CD" w:themeColor="accent1" w:themeTint="BF"/>
-          <w:bottom w:val="single" w:sz="8" w:space="0" w:color="7BA0CD" w:themeColor="accent1" w:themeTint="BF"/>
-          <w:right w:val="single" w:sz="8" w:space="0" w:color="7BA0CD" w:themeColor="accent1" w:themeTint="BF"/>
+          <w:top w:val="double" w:color="7BA0CD" w:themeColor="accent1" w:themeTint="BF" w:sz="6" w:space="0"/>
+          <w:left w:val="single" w:color="7BA0CD" w:themeColor="accent1" w:themeTint="BF" w:sz="8" w:space="0"/>
+          <w:bottom w:val="single" w:color="7BA0CD" w:themeColor="accent1" w:themeTint="BF" w:sz="8" w:space="0"/>
+          <w:right w:val="single" w:color="7BA0CD" w:themeColor="accent1" w:themeTint="BF" w:sz="8" w:space="0"/>
           <w:insideH w:val="nil"/>
           <w:insideV w:val="nil"/>
         </w:tcBorders>
@@ -11705,11 +12153,11 @@
       <w:tblStyleRowBandSize w:val="1"/>
       <w:tblStyleColBandSize w:val="1"/>
       <w:tblBorders>
-        <w:top w:val="single" w:sz="8" w:space="0" w:color="CF7B79" w:themeColor="accent2" w:themeTint="BF"/>
-        <w:left w:val="single" w:sz="8" w:space="0" w:color="CF7B79" w:themeColor="accent2" w:themeTint="BF"/>
-        <w:bottom w:val="single" w:sz="8" w:space="0" w:color="CF7B79" w:themeColor="accent2" w:themeTint="BF"/>
-        <w:right w:val="single" w:sz="8" w:space="0" w:color="CF7B79" w:themeColor="accent2" w:themeTint="BF"/>
-        <w:insideH w:val="single" w:sz="8" w:space="0" w:color="CF7B79" w:themeColor="accent2" w:themeTint="BF"/>
+        <w:top w:val="single" w:color="CF7B79" w:themeColor="accent2" w:themeTint="BF" w:sz="8" w:space="0"/>
+        <w:left w:val="single" w:color="CF7B79" w:themeColor="accent2" w:themeTint="BF" w:sz="8" w:space="0"/>
+        <w:bottom w:val="single" w:color="CF7B79" w:themeColor="accent2" w:themeTint="BF" w:sz="8" w:space="0"/>
+        <w:right w:val="single" w:color="CF7B79" w:themeColor="accent2" w:themeTint="BF" w:sz="8" w:space="0"/>
+        <w:insideH w:val="single" w:color="CF7B79" w:themeColor="accent2" w:themeTint="BF" w:sz="8" w:space="0"/>
       </w:tblBorders>
     </w:tblPr>
     <w:tblStylePr w:type="firstRow">
@@ -11724,10 +12172,10 @@
       <w:tblPr/>
       <w:tcPr>
         <w:tcBorders>
-          <w:top w:val="single" w:sz="8" w:space="0" w:color="CF7B79" w:themeColor="accent2" w:themeTint="BF"/>
-          <w:left w:val="single" w:sz="8" w:space="0" w:color="CF7B79" w:themeColor="accent2" w:themeTint="BF"/>
-          <w:bottom w:val="single" w:sz="8" w:space="0" w:color="CF7B79" w:themeColor="accent2" w:themeTint="BF"/>
-          <w:right w:val="single" w:sz="8" w:space="0" w:color="CF7B79" w:themeColor="accent2" w:themeTint="BF"/>
+          <w:top w:val="single" w:color="CF7B79" w:themeColor="accent2" w:themeTint="BF" w:sz="8" w:space="0"/>
+          <w:left w:val="single" w:color="CF7B79" w:themeColor="accent2" w:themeTint="BF" w:sz="8" w:space="0"/>
+          <w:bottom w:val="single" w:color="CF7B79" w:themeColor="accent2" w:themeTint="BF" w:sz="8" w:space="0"/>
+          <w:right w:val="single" w:color="CF7B79" w:themeColor="accent2" w:themeTint="BF" w:sz="8" w:space="0"/>
           <w:insideH w:val="nil"/>
           <w:insideV w:val="nil"/>
         </w:tcBorders>
@@ -11745,10 +12193,10 @@
       <w:tblPr/>
       <w:tcPr>
         <w:tcBorders>
-          <w:top w:val="double" w:sz="6" w:space="0" w:color="CF7B79" w:themeColor="accent2" w:themeTint="BF"/>
-          <w:left w:val="single" w:sz="8" w:space="0" w:color="CF7B79" w:themeColor="accent2" w:themeTint="BF"/>
-          <w:bottom w:val="single" w:sz="8" w:space="0" w:color="CF7B79" w:themeColor="accent2" w:themeTint="BF"/>
-          <w:right w:val="single" w:sz="8" w:space="0" w:color="CF7B79" w:themeColor="accent2" w:themeTint="BF"/>
+          <w:top w:val="double" w:color="CF7B79" w:themeColor="accent2" w:themeTint="BF" w:sz="6" w:space="0"/>
+          <w:left w:val="single" w:color="CF7B79" w:themeColor="accent2" w:themeTint="BF" w:sz="8" w:space="0"/>
+          <w:bottom w:val="single" w:color="CF7B79" w:themeColor="accent2" w:themeTint="BF" w:sz="8" w:space="0"/>
+          <w:right w:val="single" w:color="CF7B79" w:themeColor="accent2" w:themeTint="BF" w:sz="8" w:space="0"/>
           <w:insideH w:val="nil"/>
           <w:insideV w:val="nil"/>
         </w:tcBorders>
@@ -11804,11 +12252,11 @@
       <w:tblStyleRowBandSize w:val="1"/>
       <w:tblStyleColBandSize w:val="1"/>
       <w:tblBorders>
-        <w:top w:val="single" w:sz="8" w:space="0" w:color="B3CC82" w:themeColor="accent3" w:themeTint="BF"/>
-        <w:left w:val="single" w:sz="8" w:space="0" w:color="B3CC82" w:themeColor="accent3" w:themeTint="BF"/>
-        <w:bottom w:val="single" w:sz="8" w:space="0" w:color="B3CC82" w:themeColor="accent3" w:themeTint="BF"/>
-        <w:right w:val="single" w:sz="8" w:space="0" w:color="B3CC82" w:themeColor="accent3" w:themeTint="BF"/>
-        <w:insideH w:val="single" w:sz="8" w:space="0" w:color="B3CC82" w:themeColor="accent3" w:themeTint="BF"/>
+        <w:top w:val="single" w:color="B3CC82" w:themeColor="accent3" w:themeTint="BF" w:sz="8" w:space="0"/>
+        <w:left w:val="single" w:color="B3CC82" w:themeColor="accent3" w:themeTint="BF" w:sz="8" w:space="0"/>
+        <w:bottom w:val="single" w:color="B3CC82" w:themeColor="accent3" w:themeTint="BF" w:sz="8" w:space="0"/>
+        <w:right w:val="single" w:color="B3CC82" w:themeColor="accent3" w:themeTint="BF" w:sz="8" w:space="0"/>
+        <w:insideH w:val="single" w:color="B3CC82" w:themeColor="accent3" w:themeTint="BF" w:sz="8" w:space="0"/>
       </w:tblBorders>
     </w:tblPr>
     <w:tblStylePr w:type="firstRow">
@@ -11823,10 +12271,10 @@
       <w:tblPr/>
       <w:tcPr>
         <w:tcBorders>
-          <w:top w:val="single" w:sz="8" w:space="0" w:color="B3CC82" w:themeColor="accent3" w:themeTint="BF"/>
-          <w:left w:val="single" w:sz="8" w:space="0" w:color="B3CC82" w:themeColor="accent3" w:themeTint="BF"/>
-          <w:bottom w:val="single" w:sz="8" w:space="0" w:color="B3CC82" w:themeColor="accent3" w:themeTint="BF"/>
-          <w:right w:val="single" w:sz="8" w:space="0" w:color="B3CC82" w:themeColor="accent3" w:themeTint="BF"/>
+          <w:top w:val="single" w:color="B3CC82" w:themeColor="accent3" w:themeTint="BF" w:sz="8" w:space="0"/>
+          <w:left w:val="single" w:color="B3CC82" w:themeColor="accent3" w:themeTint="BF" w:sz="8" w:space="0"/>
+          <w:bottom w:val="single" w:color="B3CC82" w:themeColor="accent3" w:themeTint="BF" w:sz="8" w:space="0"/>
+          <w:right w:val="single" w:color="B3CC82" w:themeColor="accent3" w:themeTint="BF" w:sz="8" w:space="0"/>
           <w:insideH w:val="nil"/>
           <w:insideV w:val="nil"/>
         </w:tcBorders>
@@ -11844,10 +12292,10 @@
       <w:tblPr/>
       <w:tcPr>
         <w:tcBorders>
-          <w:top w:val="double" w:sz="6" w:space="0" w:color="B3CC82" w:themeColor="accent3" w:themeTint="BF"/>
-          <w:left w:val="single" w:sz="8" w:space="0" w:color="B3CC82" w:themeColor="accent3" w:themeTint="BF"/>
-          <w:bottom w:val="single" w:sz="8" w:space="0" w:color="B3CC82" w:themeColor="accent3" w:themeTint="BF"/>
-          <w:right w:val="single" w:sz="8" w:space="0" w:color="B3CC82" w:themeColor="accent3" w:themeTint="BF"/>
+          <w:top w:val="double" w:color="B3CC82" w:themeColor="accent3" w:themeTint="BF" w:sz="6" w:space="0"/>
+          <w:left w:val="single" w:color="B3CC82" w:themeColor="accent3" w:themeTint="BF" w:sz="8" w:space="0"/>
+          <w:bottom w:val="single" w:color="B3CC82" w:themeColor="accent3" w:themeTint="BF" w:sz="8" w:space="0"/>
+          <w:right w:val="single" w:color="B3CC82" w:themeColor="accent3" w:themeTint="BF" w:sz="8" w:space="0"/>
           <w:insideH w:val="nil"/>
           <w:insideV w:val="nil"/>
         </w:tcBorders>
@@ -11903,11 +12351,11 @@
       <w:tblStyleRowBandSize w:val="1"/>
       <w:tblStyleColBandSize w:val="1"/>
       <w:tblBorders>
-        <w:top w:val="single" w:sz="8" w:space="0" w:color="9F8AB9" w:themeColor="accent4" w:themeTint="BF"/>
-        <w:left w:val="single" w:sz="8" w:space="0" w:color="9F8AB9" w:themeColor="accent4" w:themeTint="BF"/>
-        <w:bottom w:val="single" w:sz="8" w:space="0" w:color="9F8AB9" w:themeColor="accent4" w:themeTint="BF"/>
-        <w:right w:val="single" w:sz="8" w:space="0" w:color="9F8AB9" w:themeColor="accent4" w:themeTint="BF"/>
-        <w:insideH w:val="single" w:sz="8" w:space="0" w:color="9F8AB9" w:themeColor="accent4" w:themeTint="BF"/>
+        <w:top w:val="single" w:color="9F8AB9" w:themeColor="accent4" w:themeTint="BF" w:sz="8" w:space="0"/>
+        <w:left w:val="single" w:color="9F8AB9" w:themeColor="accent4" w:themeTint="BF" w:sz="8" w:space="0"/>
+        <w:bottom w:val="single" w:color="9F8AB9" w:themeColor="accent4" w:themeTint="BF" w:sz="8" w:space="0"/>
+        <w:right w:val="single" w:color="9F8AB9" w:themeColor="accent4" w:themeTint="BF" w:sz="8" w:space="0"/>
+        <w:insideH w:val="single" w:color="9F8AB9" w:themeColor="accent4" w:themeTint="BF" w:sz="8" w:space="0"/>
       </w:tblBorders>
     </w:tblPr>
     <w:tblStylePr w:type="firstRow">
@@ -11922,10 +12370,10 @@
       <w:tblPr/>
       <w:tcPr>
         <w:tcBorders>
-          <w:top w:val="single" w:sz="8" w:space="0" w:color="9F8AB9" w:themeColor="accent4" w:themeTint="BF"/>
-          <w:left w:val="single" w:sz="8" w:space="0" w:color="9F8AB9" w:themeColor="accent4" w:themeTint="BF"/>
-          <w:bottom w:val="single" w:sz="8" w:space="0" w:color="9F8AB9" w:themeColor="accent4" w:themeTint="BF"/>
-          <w:right w:val="single" w:sz="8" w:space="0" w:color="9F8AB9" w:themeColor="accent4" w:themeTint="BF"/>
+          <w:top w:val="single" w:color="9F8AB9" w:themeColor="accent4" w:themeTint="BF" w:sz="8" w:space="0"/>
+          <w:left w:val="single" w:color="9F8AB9" w:themeColor="accent4" w:themeTint="BF" w:sz="8" w:space="0"/>
+          <w:bottom w:val="single" w:color="9F8AB9" w:themeColor="accent4" w:themeTint="BF" w:sz="8" w:space="0"/>
+          <w:right w:val="single" w:color="9F8AB9" w:themeColor="accent4" w:themeTint="BF" w:sz="8" w:space="0"/>
           <w:insideH w:val="nil"/>
           <w:insideV w:val="nil"/>
         </w:tcBorders>
@@ -11943,10 +12391,10 @@
       <w:tblPr/>
       <w:tcPr>
         <w:tcBorders>
-          <w:top w:val="double" w:sz="6" w:space="0" w:color="9F8AB9" w:themeColor="accent4" w:themeTint="BF"/>
-          <w:left w:val="single" w:sz="8" w:space="0" w:color="9F8AB9" w:themeColor="accent4" w:themeTint="BF"/>
-          <w:bottom w:val="single" w:sz="8" w:space="0" w:color="9F8AB9" w:themeColor="accent4" w:themeTint="BF"/>
-          <w:right w:val="single" w:sz="8" w:space="0" w:color="9F8AB9" w:themeColor="accent4" w:themeTint="BF"/>
+          <w:top w:val="double" w:color="9F8AB9" w:themeColor="accent4" w:themeTint="BF" w:sz="6" w:space="0"/>
+          <w:left w:val="single" w:color="9F8AB9" w:themeColor="accent4" w:themeTint="BF" w:sz="8" w:space="0"/>
+          <w:bottom w:val="single" w:color="9F8AB9" w:themeColor="accent4" w:themeTint="BF" w:sz="8" w:space="0"/>
+          <w:right w:val="single" w:color="9F8AB9" w:themeColor="accent4" w:themeTint="BF" w:sz="8" w:space="0"/>
           <w:insideH w:val="nil"/>
           <w:insideV w:val="nil"/>
         </w:tcBorders>
@@ -12002,11 +12450,11 @@
       <w:tblStyleRowBandSize w:val="1"/>
       <w:tblStyleColBandSize w:val="1"/>
       <w:tblBorders>
-        <w:top w:val="single" w:sz="8" w:space="0" w:color="78C0D4" w:themeColor="accent5" w:themeTint="BF"/>
-        <w:left w:val="single" w:sz="8" w:space="0" w:color="78C0D4" w:themeColor="accent5" w:themeTint="BF"/>
-        <w:bottom w:val="single" w:sz="8" w:space="0" w:color="78C0D4" w:themeColor="accent5" w:themeTint="BF"/>
-        <w:right w:val="single" w:sz="8" w:space="0" w:color="78C0D4" w:themeColor="accent5" w:themeTint="BF"/>
-        <w:insideH w:val="single" w:sz="8" w:space="0" w:color="78C0D4" w:themeColor="accent5" w:themeTint="BF"/>
+        <w:top w:val="single" w:color="78C0D4" w:themeColor="accent5" w:themeTint="BF" w:sz="8" w:space="0"/>
+        <w:left w:val="single" w:color="78C0D4" w:themeColor="accent5" w:themeTint="BF" w:sz="8" w:space="0"/>
+        <w:bottom w:val="single" w:color="78C0D4" w:themeColor="accent5" w:themeTint="BF" w:sz="8" w:space="0"/>
+        <w:right w:val="single" w:color="78C0D4" w:themeColor="accent5" w:themeTint="BF" w:sz="8" w:space="0"/>
+        <w:insideH w:val="single" w:color="78C0D4" w:themeColor="accent5" w:themeTint="BF" w:sz="8" w:space="0"/>
       </w:tblBorders>
     </w:tblPr>
     <w:tblStylePr w:type="firstRow">
@@ -12021,10 +12469,10 @@
       <w:tblPr/>
       <w:tcPr>
         <w:tcBorders>
-          <w:top w:val="single" w:sz="8" w:space="0" w:color="78C0D4" w:themeColor="accent5" w:themeTint="BF"/>
-          <w:left w:val="single" w:sz="8" w:space="0" w:color="78C0D4" w:themeColor="accent5" w:themeTint="BF"/>
-          <w:bottom w:val="single" w:sz="8" w:space="0" w:color="78C0D4" w:themeColor="accent5" w:themeTint="BF"/>
-          <w:right w:val="single" w:sz="8" w:space="0" w:color="78C0D4" w:themeColor="accent5" w:themeTint="BF"/>
+          <w:top w:val="single" w:color="78C0D4" w:themeColor="accent5" w:themeTint="BF" w:sz="8" w:space="0"/>
+          <w:left w:val="single" w:color="78C0D4" w:themeColor="accent5" w:themeTint="BF" w:sz="8" w:space="0"/>
+          <w:bottom w:val="single" w:color="78C0D4" w:themeColor="accent5" w:themeTint="BF" w:sz="8" w:space="0"/>
+          <w:right w:val="single" w:color="78C0D4" w:themeColor="accent5" w:themeTint="BF" w:sz="8" w:space="0"/>
           <w:insideH w:val="nil"/>
           <w:insideV w:val="nil"/>
         </w:tcBorders>
@@ -12042,10 +12490,10 @@
       <w:tblPr/>
       <w:tcPr>
         <w:tcBorders>
-          <w:top w:val="double" w:sz="6" w:space="0" w:color="78C0D4" w:themeColor="accent5" w:themeTint="BF"/>
-          <w:left w:val="single" w:sz="8" w:space="0" w:color="78C0D4" w:themeColor="accent5" w:themeTint="BF"/>
-          <w:bottom w:val="single" w:sz="8" w:space="0" w:color="78C0D4" w:themeColor="accent5" w:themeTint="BF"/>
-          <w:right w:val="single" w:sz="8" w:space="0" w:color="78C0D4" w:themeColor="accent5" w:themeTint="BF"/>
+          <w:top w:val="double" w:color="78C0D4" w:themeColor="accent5" w:themeTint="BF" w:sz="6" w:space="0"/>
+          <w:left w:val="single" w:color="78C0D4" w:themeColor="accent5" w:themeTint="BF" w:sz="8" w:space="0"/>
+          <w:bottom w:val="single" w:color="78C0D4" w:themeColor="accent5" w:themeTint="BF" w:sz="8" w:space="0"/>
+          <w:right w:val="single" w:color="78C0D4" w:themeColor="accent5" w:themeTint="BF" w:sz="8" w:space="0"/>
           <w:insideH w:val="nil"/>
           <w:insideV w:val="nil"/>
         </w:tcBorders>
@@ -12101,11 +12549,11 @@
       <w:tblStyleRowBandSize w:val="1"/>
       <w:tblStyleColBandSize w:val="1"/>
       <w:tblBorders>
-        <w:top w:val="single" w:sz="8" w:space="0" w:color="F9B074" w:themeColor="accent6" w:themeTint="BF"/>
-        <w:left w:val="single" w:sz="8" w:space="0" w:color="F9B074" w:themeColor="accent6" w:themeTint="BF"/>
-        <w:bottom w:val="single" w:sz="8" w:space="0" w:color="F9B074" w:themeColor="accent6" w:themeTint="BF"/>
-        <w:right w:val="single" w:sz="8" w:space="0" w:color="F9B074" w:themeColor="accent6" w:themeTint="BF"/>
-        <w:insideH w:val="single" w:sz="8" w:space="0" w:color="F9B074" w:themeColor="accent6" w:themeTint="BF"/>
+        <w:top w:val="single" w:color="F9B074" w:themeColor="accent6" w:themeTint="BF" w:sz="8" w:space="0"/>
+        <w:left w:val="single" w:color="F9B074" w:themeColor="accent6" w:themeTint="BF" w:sz="8" w:space="0"/>
+        <w:bottom w:val="single" w:color="F9B074" w:themeColor="accent6" w:themeTint="BF" w:sz="8" w:space="0"/>
+        <w:right w:val="single" w:color="F9B074" w:themeColor="accent6" w:themeTint="BF" w:sz="8" w:space="0"/>
+        <w:insideH w:val="single" w:color="F9B074" w:themeColor="accent6" w:themeTint="BF" w:sz="8" w:space="0"/>
       </w:tblBorders>
     </w:tblPr>
     <w:tblStylePr w:type="firstRow">
@@ -12120,10 +12568,10 @@
       <w:tblPr/>
       <w:tcPr>
         <w:tcBorders>
-          <w:top w:val="single" w:sz="8" w:space="0" w:color="F9B074" w:themeColor="accent6" w:themeTint="BF"/>
-          <w:left w:val="single" w:sz="8" w:space="0" w:color="F9B074" w:themeColor="accent6" w:themeTint="BF"/>
-          <w:bottom w:val="single" w:sz="8" w:space="0" w:color="F9B074" w:themeColor="accent6" w:themeTint="BF"/>
-          <w:right w:val="single" w:sz="8" w:space="0" w:color="F9B074" w:themeColor="accent6" w:themeTint="BF"/>
+          <w:top w:val="single" w:color="F9B074" w:themeColor="accent6" w:themeTint="BF" w:sz="8" w:space="0"/>
+          <w:left w:val="single" w:color="F9B074" w:themeColor="accent6" w:themeTint="BF" w:sz="8" w:space="0"/>
+          <w:bottom w:val="single" w:color="F9B074" w:themeColor="accent6" w:themeTint="BF" w:sz="8" w:space="0"/>
+          <w:right w:val="single" w:color="F9B074" w:themeColor="accent6" w:themeTint="BF" w:sz="8" w:space="0"/>
           <w:insideH w:val="nil"/>
           <w:insideV w:val="nil"/>
         </w:tcBorders>
@@ -12141,10 +12589,10 @@
       <w:tblPr/>
       <w:tcPr>
         <w:tcBorders>
-          <w:top w:val="double" w:sz="6" w:space="0" w:color="F9B074" w:themeColor="accent6" w:themeTint="BF"/>
-          <w:left w:val="single" w:sz="8" w:space="0" w:color="F9B074" w:themeColor="accent6" w:themeTint="BF"/>
-          <w:bottom w:val="single" w:sz="8" w:space="0" w:color="F9B074" w:themeColor="accent6" w:themeTint="BF"/>
-          <w:right w:val="single" w:sz="8" w:space="0" w:color="F9B074" w:themeColor="accent6" w:themeTint="BF"/>
+          <w:top w:val="double" w:color="F9B074" w:themeColor="accent6" w:themeTint="BF" w:sz="6" w:space="0"/>
+          <w:left w:val="single" w:color="F9B074" w:themeColor="accent6" w:themeTint="BF" w:sz="8" w:space="0"/>
+          <w:bottom w:val="single" w:color="F9B074" w:themeColor="accent6" w:themeTint="BF" w:sz="8" w:space="0"/>
+          <w:right w:val="single" w:color="F9B074" w:themeColor="accent6" w:themeTint="BF" w:sz="8" w:space="0"/>
           <w:insideH w:val="nil"/>
           <w:insideV w:val="nil"/>
         </w:tcBorders>
@@ -12200,8 +12648,8 @@
       <w:tblStyleRowBandSize w:val="1"/>
       <w:tblStyleColBandSize w:val="1"/>
       <w:tblBorders>
-        <w:top w:val="single" w:sz="18" w:space="0" w:color="auto"/>
-        <w:bottom w:val="single" w:sz="18" w:space="0" w:color="auto"/>
+        <w:top w:val="single" w:color="auto" w:sz="18" w:space="0"/>
+        <w:bottom w:val="single" w:color="auto" w:sz="18" w:space="0"/>
       </w:tblBorders>
     </w:tblPr>
     <w:tblStylePr w:type="firstRow">
@@ -12216,9 +12664,9 @@
       <w:tblPr/>
       <w:tcPr>
         <w:tcBorders>
-          <w:top w:val="single" w:sz="18" w:space="0" w:color="auto"/>
+          <w:top w:val="single" w:color="auto" w:sz="18" w:space="0"/>
           <w:left w:val="nil"/>
-          <w:bottom w:val="single" w:sz="18" w:space="0" w:color="auto"/>
+          <w:bottom w:val="single" w:color="auto" w:sz="18" w:space="0"/>
           <w:right w:val="nil"/>
           <w:insideH w:val="nil"/>
           <w:insideV w:val="nil"/>
@@ -12236,9 +12684,9 @@
       <w:tblPr/>
       <w:tcPr>
         <w:tcBorders>
-          <w:top w:val="double" w:sz="6" w:space="0" w:color="auto"/>
+          <w:top w:val="double" w:color="auto" w:sz="6" w:space="0"/>
           <w:left w:val="nil"/>
-          <w:bottom w:val="single" w:sz="18" w:space="0" w:color="auto"/>
+          <w:bottom w:val="single" w:color="auto" w:sz="18" w:space="0"/>
           <w:right w:val="nil"/>
           <w:insideH w:val="nil"/>
           <w:insideV w:val="nil"/>
@@ -12257,7 +12705,7 @@
         <w:tcBorders>
           <w:top w:val="nil"/>
           <w:left w:val="nil"/>
-          <w:bottom w:val="single" w:sz="18" w:space="0" w:color="auto"/>
+          <w:bottom w:val="single" w:color="auto" w:sz="18" w:space="0"/>
           <w:right w:val="nil"/>
           <w:insideH w:val="nil"/>
           <w:insideV w:val="nil"/>
@@ -12304,9 +12752,9 @@
       <w:tblPr/>
       <w:tcPr>
         <w:tcBorders>
-          <w:top w:val="single" w:sz="18" w:space="0" w:color="auto"/>
+          <w:top w:val="single" w:color="auto" w:sz="18" w:space="0"/>
           <w:left w:val="nil"/>
-          <w:bottom w:val="single" w:sz="18" w:space="0" w:color="auto"/>
+          <w:bottom w:val="single" w:color="auto" w:sz="18" w:space="0"/>
           <w:right w:val="nil"/>
           <w:insideH w:val="nil"/>
           <w:insideV w:val="nil"/>
@@ -12320,9 +12768,9 @@
       <w:tblPr/>
       <w:tcPr>
         <w:tcBorders>
-          <w:top w:val="single" w:sz="18" w:space="0" w:color="auto"/>
+          <w:top w:val="single" w:color="auto" w:sz="18" w:space="0"/>
           <w:left w:val="nil"/>
-          <w:bottom w:val="single" w:sz="18" w:space="0" w:color="auto"/>
+          <w:bottom w:val="single" w:color="auto" w:sz="18" w:space="0"/>
           <w:right w:val="nil"/>
           <w:insideH w:val="nil"/>
           <w:insideV w:val="nil"/>
@@ -12342,8 +12790,8 @@
       <w:tblStyleRowBandSize w:val="1"/>
       <w:tblStyleColBandSize w:val="1"/>
       <w:tblBorders>
-        <w:top w:val="single" w:sz="18" w:space="0" w:color="auto"/>
-        <w:bottom w:val="single" w:sz="18" w:space="0" w:color="auto"/>
+        <w:top w:val="single" w:color="auto" w:sz="18" w:space="0"/>
+        <w:bottom w:val="single" w:color="auto" w:sz="18" w:space="0"/>
       </w:tblBorders>
     </w:tblPr>
     <w:tblStylePr w:type="firstRow">
@@ -12358,9 +12806,9 @@
       <w:tblPr/>
       <w:tcPr>
         <w:tcBorders>
-          <w:top w:val="single" w:sz="18" w:space="0" w:color="auto"/>
+          <w:top w:val="single" w:color="auto" w:sz="18" w:space="0"/>
           <w:left w:val="nil"/>
-          <w:bottom w:val="single" w:sz="18" w:space="0" w:color="auto"/>
+          <w:bottom w:val="single" w:color="auto" w:sz="18" w:space="0"/>
           <w:right w:val="nil"/>
           <w:insideH w:val="nil"/>
           <w:insideV w:val="nil"/>
@@ -12378,9 +12826,9 @@
       <w:tblPr/>
       <w:tcPr>
         <w:tcBorders>
-          <w:top w:val="double" w:sz="6" w:space="0" w:color="auto"/>
+          <w:top w:val="double" w:color="auto" w:sz="6" w:space="0"/>
           <w:left w:val="nil"/>
-          <w:bottom w:val="single" w:sz="18" w:space="0" w:color="auto"/>
+          <w:bottom w:val="single" w:color="auto" w:sz="18" w:space="0"/>
           <w:right w:val="nil"/>
           <w:insideH w:val="nil"/>
           <w:insideV w:val="nil"/>
@@ -12399,7 +12847,7 @@
         <w:tcBorders>
           <w:top w:val="nil"/>
           <w:left w:val="nil"/>
-          <w:bottom w:val="single" w:sz="18" w:space="0" w:color="auto"/>
+          <w:bottom w:val="single" w:color="auto" w:sz="18" w:space="0"/>
           <w:right w:val="nil"/>
           <w:insideH w:val="nil"/>
           <w:insideV w:val="nil"/>
@@ -12446,9 +12894,9 @@
       <w:tblPr/>
       <w:tcPr>
         <w:tcBorders>
-          <w:top w:val="single" w:sz="18" w:space="0" w:color="auto"/>
+          <w:top w:val="single" w:color="auto" w:sz="18" w:space="0"/>
           <w:left w:val="nil"/>
-          <w:bottom w:val="single" w:sz="18" w:space="0" w:color="auto"/>
+          <w:bottom w:val="single" w:color="auto" w:sz="18" w:space="0"/>
           <w:right w:val="nil"/>
           <w:insideH w:val="nil"/>
           <w:insideV w:val="nil"/>
@@ -12462,9 +12910,9 @@
       <w:tblPr/>
       <w:tcPr>
         <w:tcBorders>
-          <w:top w:val="single" w:sz="18" w:space="0" w:color="auto"/>
+          <w:top w:val="single" w:color="auto" w:sz="18" w:space="0"/>
           <w:left w:val="nil"/>
-          <w:bottom w:val="single" w:sz="18" w:space="0" w:color="auto"/>
+          <w:bottom w:val="single" w:color="auto" w:sz="18" w:space="0"/>
           <w:right w:val="nil"/>
           <w:insideH w:val="nil"/>
           <w:insideV w:val="nil"/>
@@ -12484,8 +12932,8 @@
       <w:tblStyleRowBandSize w:val="1"/>
       <w:tblStyleColBandSize w:val="1"/>
       <w:tblBorders>
-        <w:top w:val="single" w:sz="18" w:space="0" w:color="auto"/>
-        <w:bottom w:val="single" w:sz="18" w:space="0" w:color="auto"/>
+        <w:top w:val="single" w:color="auto" w:sz="18" w:space="0"/>
+        <w:bottom w:val="single" w:color="auto" w:sz="18" w:space="0"/>
       </w:tblBorders>
     </w:tblPr>
     <w:tblStylePr w:type="firstRow">
@@ -12500,9 +12948,9 @@
       <w:tblPr/>
       <w:tcPr>
         <w:tcBorders>
-          <w:top w:val="single" w:sz="18" w:space="0" w:color="auto"/>
+          <w:top w:val="single" w:color="auto" w:sz="18" w:space="0"/>
           <w:left w:val="nil"/>
-          <w:bottom w:val="single" w:sz="18" w:space="0" w:color="auto"/>
+          <w:bottom w:val="single" w:color="auto" w:sz="18" w:space="0"/>
           <w:right w:val="nil"/>
           <w:insideH w:val="nil"/>
           <w:insideV w:val="nil"/>
@@ -12520,9 +12968,9 @@
       <w:tblPr/>
       <w:tcPr>
         <w:tcBorders>
-          <w:top w:val="double" w:sz="6" w:space="0" w:color="auto"/>
+          <w:top w:val="double" w:color="auto" w:sz="6" w:space="0"/>
           <w:left w:val="nil"/>
-          <w:bottom w:val="single" w:sz="18" w:space="0" w:color="auto"/>
+          <w:bottom w:val="single" w:color="auto" w:sz="18" w:space="0"/>
           <w:right w:val="nil"/>
           <w:insideH w:val="nil"/>
           <w:insideV w:val="nil"/>
@@ -12541,7 +12989,7 @@
         <w:tcBorders>
           <w:top w:val="nil"/>
           <w:left w:val="nil"/>
-          <w:bottom w:val="single" w:sz="18" w:space="0" w:color="auto"/>
+          <w:bottom w:val="single" w:color="auto" w:sz="18" w:space="0"/>
           <w:right w:val="nil"/>
           <w:insideH w:val="nil"/>
           <w:insideV w:val="nil"/>
@@ -12588,9 +13036,9 @@
       <w:tblPr/>
       <w:tcPr>
         <w:tcBorders>
-          <w:top w:val="single" w:sz="18" w:space="0" w:color="auto"/>
+          <w:top w:val="single" w:color="auto" w:sz="18" w:space="0"/>
           <w:left w:val="nil"/>
-          <w:bottom w:val="single" w:sz="18" w:space="0" w:color="auto"/>
+          <w:bottom w:val="single" w:color="auto" w:sz="18" w:space="0"/>
           <w:right w:val="nil"/>
           <w:insideH w:val="nil"/>
           <w:insideV w:val="nil"/>
@@ -12604,9 +13052,9 @@
       <w:tblPr/>
       <w:tcPr>
         <w:tcBorders>
-          <w:top w:val="single" w:sz="18" w:space="0" w:color="auto"/>
+          <w:top w:val="single" w:color="auto" w:sz="18" w:space="0"/>
           <w:left w:val="nil"/>
-          <w:bottom w:val="single" w:sz="18" w:space="0" w:color="auto"/>
+          <w:bottom w:val="single" w:color="auto" w:sz="18" w:space="0"/>
           <w:right w:val="nil"/>
           <w:insideH w:val="nil"/>
           <w:insideV w:val="nil"/>
@@ -12626,8 +13074,8 @@
       <w:tblStyleRowBandSize w:val="1"/>
       <w:tblStyleColBandSize w:val="1"/>
       <w:tblBorders>
-        <w:top w:val="single" w:sz="18" w:space="0" w:color="auto"/>
-        <w:bottom w:val="single" w:sz="18" w:space="0" w:color="auto"/>
+        <w:top w:val="single" w:color="auto" w:sz="18" w:space="0"/>
+        <w:bottom w:val="single" w:color="auto" w:sz="18" w:space="0"/>
       </w:tblBorders>
     </w:tblPr>
     <w:tblStylePr w:type="firstRow">
@@ -12642,9 +13090,9 @@
       <w:tblPr/>
       <w:tcPr>
         <w:tcBorders>
-          <w:top w:val="single" w:sz="18" w:space="0" w:color="auto"/>
+          <w:top w:val="single" w:color="auto" w:sz="18" w:space="0"/>
           <w:left w:val="nil"/>
-          <w:bottom w:val="single" w:sz="18" w:space="0" w:color="auto"/>
+          <w:bottom w:val="single" w:color="auto" w:sz="18" w:space="0"/>
           <w:right w:val="nil"/>
           <w:insideH w:val="nil"/>
           <w:insideV w:val="nil"/>
@@ -12662,9 +13110,9 @@
       <w:tblPr/>
       <w:tcPr>
         <w:tcBorders>
-          <w:top w:val="double" w:sz="6" w:space="0" w:color="auto"/>
+          <w:top w:val="double" w:color="auto" w:sz="6" w:space="0"/>
           <w:left w:val="nil"/>
-          <w:bottom w:val="single" w:sz="18" w:space="0" w:color="auto"/>
+          <w:bottom w:val="single" w:color="auto" w:sz="18" w:space="0"/>
           <w:right w:val="nil"/>
           <w:insideH w:val="nil"/>
           <w:insideV w:val="nil"/>
@@ -12683,7 +13131,7 @@
         <w:tcBorders>
           <w:top w:val="nil"/>
           <w:left w:val="nil"/>
-          <w:bottom w:val="single" w:sz="18" w:space="0" w:color="auto"/>
+          <w:bottom w:val="single" w:color="auto" w:sz="18" w:space="0"/>
           <w:right w:val="nil"/>
           <w:insideH w:val="nil"/>
           <w:insideV w:val="nil"/>
@@ -12730,9 +13178,9 @@
       <w:tblPr/>
       <w:tcPr>
         <w:tcBorders>
-          <w:top w:val="single" w:sz="18" w:space="0" w:color="auto"/>
+          <w:top w:val="single" w:color="auto" w:sz="18" w:space="0"/>
           <w:left w:val="nil"/>
-          <w:bottom w:val="single" w:sz="18" w:space="0" w:color="auto"/>
+          <w:bottom w:val="single" w:color="auto" w:sz="18" w:space="0"/>
           <w:right w:val="nil"/>
           <w:insideH w:val="nil"/>
           <w:insideV w:val="nil"/>
@@ -12746,9 +13194,9 @@
       <w:tblPr/>
       <w:tcPr>
         <w:tcBorders>
-          <w:top w:val="single" w:sz="18" w:space="0" w:color="auto"/>
+          <w:top w:val="single" w:color="auto" w:sz="18" w:space="0"/>
           <w:left w:val="nil"/>
-          <w:bottom w:val="single" w:sz="18" w:space="0" w:color="auto"/>
+          <w:bottom w:val="single" w:color="auto" w:sz="18" w:space="0"/>
           <w:right w:val="nil"/>
           <w:insideH w:val="nil"/>
           <w:insideV w:val="nil"/>
@@ -12768,8 +13216,8 @@
       <w:tblStyleRowBandSize w:val="1"/>
       <w:tblStyleColBandSize w:val="1"/>
       <w:tblBorders>
-        <w:top w:val="single" w:sz="18" w:space="0" w:color="auto"/>
-        <w:bottom w:val="single" w:sz="18" w:space="0" w:color="auto"/>
+        <w:top w:val="single" w:color="auto" w:sz="18" w:space="0"/>
+        <w:bottom w:val="single" w:color="auto" w:sz="18" w:space="0"/>
       </w:tblBorders>
     </w:tblPr>
     <w:tblStylePr w:type="firstRow">
@@ -12784,9 +13232,9 @@
       <w:tblPr/>
       <w:tcPr>
         <w:tcBorders>
-          <w:top w:val="single" w:sz="18" w:space="0" w:color="auto"/>
+          <w:top w:val="single" w:color="auto" w:sz="18" w:space="0"/>
           <w:left w:val="nil"/>
-          <w:bottom w:val="single" w:sz="18" w:space="0" w:color="auto"/>
+          <w:bottom w:val="single" w:color="auto" w:sz="18" w:space="0"/>
           <w:right w:val="nil"/>
           <w:insideH w:val="nil"/>
           <w:insideV w:val="nil"/>
@@ -12804,9 +13252,9 @@
       <w:tblPr/>
       <w:tcPr>
         <w:tcBorders>
-          <w:top w:val="double" w:sz="6" w:space="0" w:color="auto"/>
+          <w:top w:val="double" w:color="auto" w:sz="6" w:space="0"/>
           <w:left w:val="nil"/>
-          <w:bottom w:val="single" w:sz="18" w:space="0" w:color="auto"/>
+          <w:bottom w:val="single" w:color="auto" w:sz="18" w:space="0"/>
           <w:right w:val="nil"/>
           <w:insideH w:val="nil"/>
           <w:insideV w:val="nil"/>
@@ -12825,7 +13273,7 @@
         <w:tcBorders>
           <w:top w:val="nil"/>
           <w:left w:val="nil"/>
-          <w:bottom w:val="single" w:sz="18" w:space="0" w:color="auto"/>
+          <w:bottom w:val="single" w:color="auto" w:sz="18" w:space="0"/>
           <w:right w:val="nil"/>
           <w:insideH w:val="nil"/>
           <w:insideV w:val="nil"/>
@@ -12872,9 +13320,9 @@
       <w:tblPr/>
       <w:tcPr>
         <w:tcBorders>
-          <w:top w:val="single" w:sz="18" w:space="0" w:color="auto"/>
+          <w:top w:val="single" w:color="auto" w:sz="18" w:space="0"/>
           <w:left w:val="nil"/>
-          <w:bottom w:val="single" w:sz="18" w:space="0" w:color="auto"/>
+          <w:bottom w:val="single" w:color="auto" w:sz="18" w:space="0"/>
           <w:right w:val="nil"/>
           <w:insideH w:val="nil"/>
           <w:insideV w:val="nil"/>
@@ -12888,9 +13336,9 @@
       <w:tblPr/>
       <w:tcPr>
         <w:tcBorders>
-          <w:top w:val="single" w:sz="18" w:space="0" w:color="auto"/>
+          <w:top w:val="single" w:color="auto" w:sz="18" w:space="0"/>
           <w:left w:val="nil"/>
-          <w:bottom w:val="single" w:sz="18" w:space="0" w:color="auto"/>
+          <w:bottom w:val="single" w:color="auto" w:sz="18" w:space="0"/>
           <w:right w:val="nil"/>
           <w:insideH w:val="nil"/>
           <w:insideV w:val="nil"/>
@@ -12910,8 +13358,8 @@
       <w:tblStyleRowBandSize w:val="1"/>
       <w:tblStyleColBandSize w:val="1"/>
       <w:tblBorders>
-        <w:top w:val="single" w:sz="18" w:space="0" w:color="auto"/>
-        <w:bottom w:val="single" w:sz="18" w:space="0" w:color="auto"/>
+        <w:top w:val="single" w:color="auto" w:sz="18" w:space="0"/>
+        <w:bottom w:val="single" w:color="auto" w:sz="18" w:space="0"/>
       </w:tblBorders>
     </w:tblPr>
     <w:tblStylePr w:type="firstRow">
@@ -12926,9 +13374,9 @@
       <w:tblPr/>
       <w:tcPr>
         <w:tcBorders>
-          <w:top w:val="single" w:sz="18" w:space="0" w:color="auto"/>
+          <w:top w:val="single" w:color="auto" w:sz="18" w:space="0"/>
           <w:left w:val="nil"/>
-          <w:bottom w:val="single" w:sz="18" w:space="0" w:color="auto"/>
+          <w:bottom w:val="single" w:color="auto" w:sz="18" w:space="0"/>
           <w:right w:val="nil"/>
           <w:insideH w:val="nil"/>
           <w:insideV w:val="nil"/>
@@ -12946,9 +13394,9 @@
       <w:tblPr/>
       <w:tcPr>
         <w:tcBorders>
-          <w:top w:val="double" w:sz="6" w:space="0" w:color="auto"/>
+          <w:top w:val="double" w:color="auto" w:sz="6" w:space="0"/>
           <w:left w:val="nil"/>
-          <w:bottom w:val="single" w:sz="18" w:space="0" w:color="auto"/>
+          <w:bottom w:val="single" w:color="auto" w:sz="18" w:space="0"/>
           <w:right w:val="nil"/>
           <w:insideH w:val="nil"/>
           <w:insideV w:val="nil"/>
@@ -12967,7 +13415,7 @@
         <w:tcBorders>
           <w:top w:val="nil"/>
           <w:left w:val="nil"/>
-          <w:bottom w:val="single" w:sz="18" w:space="0" w:color="auto"/>
+          <w:bottom w:val="single" w:color="auto" w:sz="18" w:space="0"/>
           <w:right w:val="nil"/>
           <w:insideH w:val="nil"/>
           <w:insideV w:val="nil"/>
@@ -13014,9 +13462,9 @@
       <w:tblPr/>
       <w:tcPr>
         <w:tcBorders>
-          <w:top w:val="single" w:sz="18" w:space="0" w:color="auto"/>
+          <w:top w:val="single" w:color="auto" w:sz="18" w:space="0"/>
           <w:left w:val="nil"/>
-          <w:bottom w:val="single" w:sz="18" w:space="0" w:color="auto"/>
+          <w:bottom w:val="single" w:color="auto" w:sz="18" w:space="0"/>
           <w:right w:val="nil"/>
           <w:insideH w:val="nil"/>
           <w:insideV w:val="nil"/>
@@ -13030,9 +13478,9 @@
       <w:tblPr/>
       <w:tcPr>
         <w:tcBorders>
-          <w:top w:val="single" w:sz="18" w:space="0" w:color="auto"/>
+          <w:top w:val="single" w:color="auto" w:sz="18" w:space="0"/>
           <w:left w:val="nil"/>
-          <w:bottom w:val="single" w:sz="18" w:space="0" w:color="auto"/>
+          <w:bottom w:val="single" w:color="auto" w:sz="18" w:space="0"/>
           <w:right w:val="nil"/>
           <w:insideH w:val="nil"/>
           <w:insideV w:val="nil"/>
@@ -13052,8 +13500,8 @@
       <w:tblStyleRowBandSize w:val="1"/>
       <w:tblStyleColBandSize w:val="1"/>
       <w:tblBorders>
-        <w:top w:val="single" w:sz="18" w:space="0" w:color="auto"/>
-        <w:bottom w:val="single" w:sz="18" w:space="0" w:color="auto"/>
+        <w:top w:val="single" w:color="auto" w:sz="18" w:space="0"/>
+        <w:bottom w:val="single" w:color="auto" w:sz="18" w:space="0"/>
       </w:tblBorders>
     </w:tblPr>
     <w:tblStylePr w:type="firstRow">
@@ -13068,9 +13516,9 @@
       <w:tblPr/>
       <w:tcPr>
         <w:tcBorders>
-          <w:top w:val="single" w:sz="18" w:space="0" w:color="auto"/>
+          <w:top w:val="single" w:color="auto" w:sz="18" w:space="0"/>
           <w:left w:val="nil"/>
-          <w:bottom w:val="single" w:sz="18" w:space="0" w:color="auto"/>
+          <w:bottom w:val="single" w:color="auto" w:sz="18" w:space="0"/>
           <w:right w:val="nil"/>
           <w:insideH w:val="nil"/>
           <w:insideV w:val="nil"/>
@@ -13088,9 +13536,9 @@
       <w:tblPr/>
       <w:tcPr>
         <w:tcBorders>
-          <w:top w:val="double" w:sz="6" w:space="0" w:color="auto"/>
+          <w:top w:val="double" w:color="auto" w:sz="6" w:space="0"/>
           <w:left w:val="nil"/>
-          <w:bottom w:val="single" w:sz="18" w:space="0" w:color="auto"/>
+          <w:bottom w:val="single" w:color="auto" w:sz="18" w:space="0"/>
           <w:right w:val="nil"/>
           <w:insideH w:val="nil"/>
           <w:insideV w:val="nil"/>
@@ -13109,7 +13557,7 @@
         <w:tcBorders>
           <w:top w:val="nil"/>
           <w:left w:val="nil"/>
-          <w:bottom w:val="single" w:sz="18" w:space="0" w:color="auto"/>
+          <w:bottom w:val="single" w:color="auto" w:sz="18" w:space="0"/>
           <w:right w:val="nil"/>
           <w:insideH w:val="nil"/>
           <w:insideV w:val="nil"/>
@@ -13156,9 +13604,9 @@
       <w:tblPr/>
       <w:tcPr>
         <w:tcBorders>
-          <w:top w:val="single" w:sz="18" w:space="0" w:color="auto"/>
+          <w:top w:val="single" w:color="auto" w:sz="18" w:space="0"/>
           <w:left w:val="nil"/>
-          <w:bottom w:val="single" w:sz="18" w:space="0" w:color="auto"/>
+          <w:bottom w:val="single" w:color="auto" w:sz="18" w:space="0"/>
           <w:right w:val="nil"/>
           <w:insideH w:val="nil"/>
           <w:insideV w:val="nil"/>
@@ -13172,9 +13620,9 @@
       <w:tblPr/>
       <w:tcPr>
         <w:tcBorders>
-          <w:top w:val="single" w:sz="18" w:space="0" w:color="auto"/>
+          <w:top w:val="single" w:color="auto" w:sz="18" w:space="0"/>
           <w:left w:val="nil"/>
-          <w:bottom w:val="single" w:sz="18" w:space="0" w:color="auto"/>
+          <w:bottom w:val="single" w:color="auto" w:sz="18" w:space="0"/>
           <w:right w:val="nil"/>
           <w:insideH w:val="nil"/>
           <w:insideV w:val="nil"/>
@@ -13197,19 +13645,19 @@
       <w:tblStyleRowBandSize w:val="1"/>
       <w:tblStyleColBandSize w:val="1"/>
       <w:tblBorders>
-        <w:top w:val="single" w:sz="8" w:space="0" w:color="000000" w:themeColor="text1"/>
-        <w:bottom w:val="single" w:sz="8" w:space="0" w:color="000000" w:themeColor="text1"/>
+        <w:top w:val="single" w:color="000000" w:themeColor="text1" w:sz="8" w:space="0"/>
+        <w:bottom w:val="single" w:color="000000" w:themeColor="text1" w:sz="8" w:space="0"/>
       </w:tblBorders>
     </w:tblPr>
     <w:tblStylePr w:type="firstRow">
       <w:rPr>
-        <w:rFonts w:asciiTheme="majorHAnsi" w:eastAsiaTheme="majorEastAsia" w:hAnsiTheme="majorHAnsi" w:cstheme="majorBidi"/>
+        <w:rFonts w:asciiTheme="majorHAnsi" w:hAnsiTheme="majorHAnsi" w:eastAsiaTheme="majorEastAsia" w:cstheme="majorBidi"/>
       </w:rPr>
       <w:tblPr/>
       <w:tcPr>
         <w:tcBorders>
           <w:top w:val="nil"/>
-          <w:bottom w:val="single" w:sz="8" w:space="0" w:color="000000" w:themeColor="text1"/>
+          <w:bottom w:val="single" w:color="000000" w:themeColor="text1" w:sz="8" w:space="0"/>
         </w:tcBorders>
       </w:tcPr>
     </w:tblStylePr>
@@ -13222,8 +13670,8 @@
       <w:tblPr/>
       <w:tcPr>
         <w:tcBorders>
-          <w:top w:val="single" w:sz="8" w:space="0" w:color="000000" w:themeColor="text1"/>
-          <w:bottom w:val="single" w:sz="8" w:space="0" w:color="000000" w:themeColor="text1"/>
+          <w:top w:val="single" w:color="000000" w:themeColor="text1" w:sz="8" w:space="0"/>
+          <w:bottom w:val="single" w:color="000000" w:themeColor="text1" w:sz="8" w:space="0"/>
         </w:tcBorders>
       </w:tcPr>
     </w:tblStylePr>
@@ -13241,8 +13689,8 @@
       <w:tblPr/>
       <w:tcPr>
         <w:tcBorders>
-          <w:top w:val="single" w:sz="8" w:space="0" w:color="000000" w:themeColor="text1"/>
-          <w:bottom w:val="single" w:sz="8" w:space="0" w:color="000000" w:themeColor="text1"/>
+          <w:top w:val="single" w:color="000000" w:themeColor="text1" w:sz="8" w:space="0"/>
+          <w:bottom w:val="single" w:color="000000" w:themeColor="text1" w:sz="8" w:space="0"/>
         </w:tcBorders>
       </w:tcPr>
     </w:tblStylePr>
@@ -13274,19 +13722,19 @@
       <w:tblStyleRowBandSize w:val="1"/>
       <w:tblStyleColBandSize w:val="1"/>
       <w:tblBorders>
-        <w:top w:val="single" w:sz="8" w:space="0" w:color="4F81BD" w:themeColor="accent1"/>
-        <w:bottom w:val="single" w:sz="8" w:space="0" w:color="4F81BD" w:themeColor="accent1"/>
+        <w:top w:val="single" w:color="4F81BD" w:themeColor="accent1" w:sz="8" w:space="0"/>
+        <w:bottom w:val="single" w:color="4F81BD" w:themeColor="accent1" w:sz="8" w:space="0"/>
       </w:tblBorders>
     </w:tblPr>
     <w:tblStylePr w:type="firstRow">
       <w:rPr>
-        <w:rFonts w:asciiTheme="majorHAnsi" w:eastAsiaTheme="majorEastAsia" w:hAnsiTheme="majorHAnsi" w:cstheme="majorBidi"/>
+        <w:rFonts w:asciiTheme="majorHAnsi" w:hAnsiTheme="majorHAnsi" w:eastAsiaTheme="majorEastAsia" w:cstheme="majorBidi"/>
       </w:rPr>
       <w:tblPr/>
       <w:tcPr>
         <w:tcBorders>
           <w:top w:val="nil"/>
-          <w:bottom w:val="single" w:sz="8" w:space="0" w:color="4F81BD" w:themeColor="accent1"/>
+          <w:bottom w:val="single" w:color="4F81BD" w:themeColor="accent1" w:sz="8" w:space="0"/>
         </w:tcBorders>
       </w:tcPr>
     </w:tblStylePr>
@@ -13299,8 +13747,8 @@
       <w:tblPr/>
       <w:tcPr>
         <w:tcBorders>
-          <w:top w:val="single" w:sz="8" w:space="0" w:color="4F81BD" w:themeColor="accent1"/>
-          <w:bottom w:val="single" w:sz="8" w:space="0" w:color="4F81BD" w:themeColor="accent1"/>
+          <w:top w:val="single" w:color="4F81BD" w:themeColor="accent1" w:sz="8" w:space="0"/>
+          <w:bottom w:val="single" w:color="4F81BD" w:themeColor="accent1" w:sz="8" w:space="0"/>
         </w:tcBorders>
       </w:tcPr>
     </w:tblStylePr>
@@ -13318,8 +13766,8 @@
       <w:tblPr/>
       <w:tcPr>
         <w:tcBorders>
-          <w:top w:val="single" w:sz="8" w:space="0" w:color="4F81BD" w:themeColor="accent1"/>
-          <w:bottom w:val="single" w:sz="8" w:space="0" w:color="4F81BD" w:themeColor="accent1"/>
+          <w:top w:val="single" w:color="4F81BD" w:themeColor="accent1" w:sz="8" w:space="0"/>
+          <w:bottom w:val="single" w:color="4F81BD" w:themeColor="accent1" w:sz="8" w:space="0"/>
         </w:tcBorders>
       </w:tcPr>
     </w:tblStylePr>
@@ -13351,19 +13799,19 @@
       <w:tblStyleRowBandSize w:val="1"/>
       <w:tblStyleColBandSize w:val="1"/>
       <w:tblBorders>
-        <w:top w:val="single" w:sz="8" w:space="0" w:color="C0504D" w:themeColor="accent2"/>
-        <w:bottom w:val="single" w:sz="8" w:space="0" w:color="C0504D" w:themeColor="accent2"/>
+        <w:top w:val="single" w:color="C0504D" w:themeColor="accent2" w:sz="8" w:space="0"/>
+        <w:bottom w:val="single" w:color="C0504D" w:themeColor="accent2" w:sz="8" w:space="0"/>
       </w:tblBorders>
     </w:tblPr>
     <w:tblStylePr w:type="firstRow">
       <w:rPr>
-        <w:rFonts w:asciiTheme="majorHAnsi" w:eastAsiaTheme="majorEastAsia" w:hAnsiTheme="majorHAnsi" w:cstheme="majorBidi"/>
+        <w:rFonts w:asciiTheme="majorHAnsi" w:hAnsiTheme="majorHAnsi" w:eastAsiaTheme="majorEastAsia" w:cstheme="majorBidi"/>
       </w:rPr>
       <w:tblPr/>
       <w:tcPr>
         <w:tcBorders>
           <w:top w:val="nil"/>
-          <w:bottom w:val="single" w:sz="8" w:space="0" w:color="C0504D" w:themeColor="accent2"/>
+          <w:bottom w:val="single" w:color="C0504D" w:themeColor="accent2" w:sz="8" w:space="0"/>
         </w:tcBorders>
       </w:tcPr>
     </w:tblStylePr>
@@ -13376,8 +13824,8 @@
       <w:tblPr/>
       <w:tcPr>
         <w:tcBorders>
-          <w:top w:val="single" w:sz="8" w:space="0" w:color="C0504D" w:themeColor="accent2"/>
-          <w:bottom w:val="single" w:sz="8" w:space="0" w:color="C0504D" w:themeColor="accent2"/>
+          <w:top w:val="single" w:color="C0504D" w:themeColor="accent2" w:sz="8" w:space="0"/>
+          <w:bottom w:val="single" w:color="C0504D" w:themeColor="accent2" w:sz="8" w:space="0"/>
         </w:tcBorders>
       </w:tcPr>
     </w:tblStylePr>
@@ -13395,8 +13843,8 @@
       <w:tblPr/>
       <w:tcPr>
         <w:tcBorders>
-          <w:top w:val="single" w:sz="8" w:space="0" w:color="C0504D" w:themeColor="accent2"/>
-          <w:bottom w:val="single" w:sz="8" w:space="0" w:color="C0504D" w:themeColor="accent2"/>
+          <w:top w:val="single" w:color="C0504D" w:themeColor="accent2" w:sz="8" w:space="0"/>
+          <w:bottom w:val="single" w:color="C0504D" w:themeColor="accent2" w:sz="8" w:space="0"/>
         </w:tcBorders>
       </w:tcPr>
     </w:tblStylePr>
@@ -13428,19 +13876,19 @@
       <w:tblStyleRowBandSize w:val="1"/>
       <w:tblStyleColBandSize w:val="1"/>
       <w:tblBorders>
-        <w:top w:val="single" w:sz="8" w:space="0" w:color="9BBB59" w:themeColor="accent3"/>
-        <w:bottom w:val="single" w:sz="8" w:space="0" w:color="9BBB59" w:themeColor="accent3"/>
+        <w:top w:val="single" w:color="9BBB59" w:themeColor="accent3" w:sz="8" w:space="0"/>
+        <w:bottom w:val="single" w:color="9BBB59" w:themeColor="accent3" w:sz="8" w:space="0"/>
       </w:tblBorders>
     </w:tblPr>
     <w:tblStylePr w:type="firstRow">
       <w:rPr>
-        <w:rFonts w:asciiTheme="majorHAnsi" w:eastAsiaTheme="majorEastAsia" w:hAnsiTheme="majorHAnsi" w:cstheme="majorBidi"/>
+        <w:rFonts w:asciiTheme="majorHAnsi" w:hAnsiTheme="majorHAnsi" w:eastAsiaTheme="majorEastAsia" w:cstheme="majorBidi"/>
       </w:rPr>
       <w:tblPr/>
       <w:tcPr>
         <w:tcBorders>
           <w:top w:val="nil"/>
-          <w:bottom w:val="single" w:sz="8" w:space="0" w:color="9BBB59" w:themeColor="accent3"/>
+          <w:bottom w:val="single" w:color="9BBB59" w:themeColor="accent3" w:sz="8" w:space="0"/>
         </w:tcBorders>
       </w:tcPr>
     </w:tblStylePr>
@@ -13453,8 +13901,8 @@
       <w:tblPr/>
       <w:tcPr>
         <w:tcBorders>
-          <w:top w:val="single" w:sz="8" w:space="0" w:color="9BBB59" w:themeColor="accent3"/>
-          <w:bottom w:val="single" w:sz="8" w:space="0" w:color="9BBB59" w:themeColor="accent3"/>
+          <w:top w:val="single" w:color="9BBB59" w:themeColor="accent3" w:sz="8" w:space="0"/>
+          <w:bottom w:val="single" w:color="9BBB59" w:themeColor="accent3" w:sz="8" w:space="0"/>
         </w:tcBorders>
       </w:tcPr>
     </w:tblStylePr>
@@ -13472,8 +13920,8 @@
       <w:tblPr/>
       <w:tcPr>
         <w:tcBorders>
-          <w:top w:val="single" w:sz="8" w:space="0" w:color="9BBB59" w:themeColor="accent3"/>
-          <w:bottom w:val="single" w:sz="8" w:space="0" w:color="9BBB59" w:themeColor="accent3"/>
+          <w:top w:val="single" w:color="9BBB59" w:themeColor="accent3" w:sz="8" w:space="0"/>
+          <w:bottom w:val="single" w:color="9BBB59" w:themeColor="accent3" w:sz="8" w:space="0"/>
         </w:tcBorders>
       </w:tcPr>
     </w:tblStylePr>
@@ -13505,19 +13953,19 @@
       <w:tblStyleRowBandSize w:val="1"/>
       <w:tblStyleColBandSize w:val="1"/>
       <w:tblBorders>
-        <w:top w:val="single" w:sz="8" w:space="0" w:color="8064A2" w:themeColor="accent4"/>
-        <w:bottom w:val="single" w:sz="8" w:space="0" w:color="8064A2" w:themeColor="accent4"/>
+        <w:top w:val="single" w:color="8064A2" w:themeColor="accent4" w:sz="8" w:space="0"/>
+        <w:bottom w:val="single" w:color="8064A2" w:themeColor="accent4" w:sz="8" w:space="0"/>
       </w:tblBorders>
     </w:tblPr>
     <w:tblStylePr w:type="firstRow">
       <w:rPr>
-        <w:rFonts w:asciiTheme="majorHAnsi" w:eastAsiaTheme="majorEastAsia" w:hAnsiTheme="majorHAnsi" w:cstheme="majorBidi"/>
+        <w:rFonts w:asciiTheme="majorHAnsi" w:hAnsiTheme="majorHAnsi" w:eastAsiaTheme="majorEastAsia" w:cstheme="majorBidi"/>
       </w:rPr>
       <w:tblPr/>
       <w:tcPr>
         <w:tcBorders>
           <w:top w:val="nil"/>
-          <w:bottom w:val="single" w:sz="8" w:space="0" w:color="8064A2" w:themeColor="accent4"/>
+          <w:bottom w:val="single" w:color="8064A2" w:themeColor="accent4" w:sz="8" w:space="0"/>
         </w:tcBorders>
       </w:tcPr>
     </w:tblStylePr>
@@ -13530,8 +13978,8 @@
       <w:tblPr/>
       <w:tcPr>
         <w:tcBorders>
-          <w:top w:val="single" w:sz="8" w:space="0" w:color="8064A2" w:themeColor="accent4"/>
-          <w:bottom w:val="single" w:sz="8" w:space="0" w:color="8064A2" w:themeColor="accent4"/>
+          <w:top w:val="single" w:color="8064A2" w:themeColor="accent4" w:sz="8" w:space="0"/>
+          <w:bottom w:val="single" w:color="8064A2" w:themeColor="accent4" w:sz="8" w:space="0"/>
         </w:tcBorders>
       </w:tcPr>
     </w:tblStylePr>
@@ -13549,8 +13997,8 @@
       <w:tblPr/>
       <w:tcPr>
         <w:tcBorders>
-          <w:top w:val="single" w:sz="8" w:space="0" w:color="8064A2" w:themeColor="accent4"/>
-          <w:bottom w:val="single" w:sz="8" w:space="0" w:color="8064A2" w:themeColor="accent4"/>
+          <w:top w:val="single" w:color="8064A2" w:themeColor="accent4" w:sz="8" w:space="0"/>
+          <w:bottom w:val="single" w:color="8064A2" w:themeColor="accent4" w:sz="8" w:space="0"/>
         </w:tcBorders>
       </w:tcPr>
     </w:tblStylePr>
@@ -13582,19 +14030,19 @@
       <w:tblStyleRowBandSize w:val="1"/>
       <w:tblStyleColBandSize w:val="1"/>
       <w:tblBorders>
-        <w:top w:val="single" w:sz="8" w:space="0" w:color="4BACC6" w:themeColor="accent5"/>
-        <w:bottom w:val="single" w:sz="8" w:space="0" w:color="4BACC6" w:themeColor="accent5"/>
+        <w:top w:val="single" w:color="4BACC6" w:themeColor="accent5" w:sz="8" w:space="0"/>
+        <w:bottom w:val="single" w:color="4BACC6" w:themeColor="accent5" w:sz="8" w:space="0"/>
       </w:tblBorders>
     </w:tblPr>
     <w:tblStylePr w:type="firstRow">
       <w:rPr>
-        <w:rFonts w:asciiTheme="majorHAnsi" w:eastAsiaTheme="majorEastAsia" w:hAnsiTheme="majorHAnsi" w:cstheme="majorBidi"/>
+        <w:rFonts w:asciiTheme="majorHAnsi" w:hAnsiTheme="majorHAnsi" w:eastAsiaTheme="majorEastAsia" w:cstheme="majorBidi"/>
       </w:rPr>
       <w:tblPr/>
       <w:tcPr>
         <w:tcBorders>
           <w:top w:val="nil"/>
-          <w:bottom w:val="single" w:sz="8" w:space="0" w:color="4BACC6" w:themeColor="accent5"/>
+          <w:bottom w:val="single" w:color="4BACC6" w:themeColor="accent5" w:sz="8" w:space="0"/>
         </w:tcBorders>
       </w:tcPr>
     </w:tblStylePr>
@@ -13607,8 +14055,8 @@
       <w:tblPr/>
       <w:tcPr>
         <w:tcBorders>
-          <w:top w:val="single" w:sz="8" w:space="0" w:color="4BACC6" w:themeColor="accent5"/>
-          <w:bottom w:val="single" w:sz="8" w:space="0" w:color="4BACC6" w:themeColor="accent5"/>
+          <w:top w:val="single" w:color="4BACC6" w:themeColor="accent5" w:sz="8" w:space="0"/>
+          <w:bottom w:val="single" w:color="4BACC6" w:themeColor="accent5" w:sz="8" w:space="0"/>
         </w:tcBorders>
       </w:tcPr>
     </w:tblStylePr>
@@ -13626,8 +14074,8 @@
       <w:tblPr/>
       <w:tcPr>
         <w:tcBorders>
-          <w:top w:val="single" w:sz="8" w:space="0" w:color="4BACC6" w:themeColor="accent5"/>
-          <w:bottom w:val="single" w:sz="8" w:space="0" w:color="4BACC6" w:themeColor="accent5"/>
+          <w:top w:val="single" w:color="4BACC6" w:themeColor="accent5" w:sz="8" w:space="0"/>
+          <w:bottom w:val="single" w:color="4BACC6" w:themeColor="accent5" w:sz="8" w:space="0"/>
         </w:tcBorders>
       </w:tcPr>
     </w:tblStylePr>
@@ -13659,19 +14107,19 @@
       <w:tblStyleRowBandSize w:val="1"/>
       <w:tblStyleColBandSize w:val="1"/>
       <w:tblBorders>
-        <w:top w:val="single" w:sz="8" w:space="0" w:color="F79646" w:themeColor="accent6"/>
-        <w:bottom w:val="single" w:sz="8" w:space="0" w:color="F79646" w:themeColor="accent6"/>
+        <w:top w:val="single" w:color="F79646" w:themeColor="accent6" w:sz="8" w:space="0"/>
+        <w:bottom w:val="single" w:color="F79646" w:themeColor="accent6" w:sz="8" w:space="0"/>
       </w:tblBorders>
     </w:tblPr>
     <w:tblStylePr w:type="firstRow">
       <w:rPr>
-        <w:rFonts w:asciiTheme="majorHAnsi" w:eastAsiaTheme="majorEastAsia" w:hAnsiTheme="majorHAnsi" w:cstheme="majorBidi"/>
+        <w:rFonts w:asciiTheme="majorHAnsi" w:hAnsiTheme="majorHAnsi" w:eastAsiaTheme="majorEastAsia" w:cstheme="majorBidi"/>
       </w:rPr>
       <w:tblPr/>
       <w:tcPr>
         <w:tcBorders>
           <w:top w:val="nil"/>
-          <w:bottom w:val="single" w:sz="8" w:space="0" w:color="F79646" w:themeColor="accent6"/>
+          <w:bottom w:val="single" w:color="F79646" w:themeColor="accent6" w:sz="8" w:space="0"/>
         </w:tcBorders>
       </w:tcPr>
     </w:tblStylePr>
@@ -13684,8 +14132,8 @@
       <w:tblPr/>
       <w:tcPr>
         <w:tcBorders>
-          <w:top w:val="single" w:sz="8" w:space="0" w:color="F79646" w:themeColor="accent6"/>
-          <w:bottom w:val="single" w:sz="8" w:space="0" w:color="F79646" w:themeColor="accent6"/>
+          <w:top w:val="single" w:color="F79646" w:themeColor="accent6" w:sz="8" w:space="0"/>
+          <w:bottom w:val="single" w:color="F79646" w:themeColor="accent6" w:sz="8" w:space="0"/>
         </w:tcBorders>
       </w:tcPr>
     </w:tblStylePr>
@@ -13703,8 +14151,8 @@
       <w:tblPr/>
       <w:tcPr>
         <w:tcBorders>
-          <w:top w:val="single" w:sz="8" w:space="0" w:color="F79646" w:themeColor="accent6"/>
-          <w:bottom w:val="single" w:sz="8" w:space="0" w:color="F79646" w:themeColor="accent6"/>
+          <w:top w:val="single" w:color="F79646" w:themeColor="accent6" w:sz="8" w:space="0"/>
+          <w:bottom w:val="single" w:color="F79646" w:themeColor="accent6" w:sz="8" w:space="0"/>
         </w:tcBorders>
       </w:tcPr>
     </w:tblStylePr>
@@ -13730,17 +14178,17 @@
       <w:spacing w:after="0" w:line="240" w:lineRule="auto"/>
     </w:pPr>
     <w:rPr>
-      <w:rFonts w:asciiTheme="majorHAnsi" w:eastAsiaTheme="majorEastAsia" w:hAnsiTheme="majorHAnsi" w:cstheme="majorBidi"/>
+      <w:rFonts w:asciiTheme="majorHAnsi" w:hAnsiTheme="majorHAnsi" w:eastAsiaTheme="majorEastAsia" w:cstheme="majorBidi"/>
       <w:color w:val="000000" w:themeColor="text1"/>
     </w:rPr>
     <w:tblPr>
       <w:tblStyleRowBandSize w:val="1"/>
       <w:tblStyleColBandSize w:val="1"/>
       <w:tblBorders>
-        <w:top w:val="single" w:sz="8" w:space="0" w:color="000000" w:themeColor="text1"/>
-        <w:left w:val="single" w:sz="8" w:space="0" w:color="000000" w:themeColor="text1"/>
-        <w:bottom w:val="single" w:sz="8" w:space="0" w:color="000000" w:themeColor="text1"/>
-        <w:right w:val="single" w:sz="8" w:space="0" w:color="000000" w:themeColor="text1"/>
+        <w:top w:val="single" w:color="000000" w:themeColor="text1" w:sz="8" w:space="0"/>
+        <w:left w:val="single" w:color="000000" w:themeColor="text1" w:sz="8" w:space="0"/>
+        <w:bottom w:val="single" w:color="000000" w:themeColor="text1" w:sz="8" w:space="0"/>
+        <w:right w:val="single" w:color="000000" w:themeColor="text1" w:sz="8" w:space="0"/>
       </w:tblBorders>
     </w:tblPr>
     <w:tblStylePr w:type="firstRow">
@@ -13753,7 +14201,7 @@
         <w:tcBorders>
           <w:top w:val="nil"/>
           <w:left w:val="nil"/>
-          <w:bottom w:val="single" w:sz="24" w:space="0" w:color="000000" w:themeColor="text1"/>
+          <w:bottom w:val="single" w:color="000000" w:themeColor="text1" w:sz="24" w:space="0"/>
           <w:right w:val="nil"/>
           <w:insideH w:val="nil"/>
           <w:insideV w:val="nil"/>
@@ -13765,7 +14213,7 @@
       <w:tblPr/>
       <w:tcPr>
         <w:tcBorders>
-          <w:top w:val="single" w:sz="8" w:space="0" w:color="000000" w:themeColor="text1"/>
+          <w:top w:val="single" w:color="000000" w:themeColor="text1" w:sz="8" w:space="0"/>
           <w:left w:val="nil"/>
           <w:bottom w:val="nil"/>
           <w:right w:val="nil"/>
@@ -13782,7 +14230,7 @@
           <w:top w:val="nil"/>
           <w:left w:val="nil"/>
           <w:bottom w:val="nil"/>
-          <w:right w:val="single" w:sz="8" w:space="0" w:color="000000" w:themeColor="text1"/>
+          <w:right w:val="single" w:color="000000" w:themeColor="text1" w:sz="8" w:space="0"/>
           <w:insideH w:val="nil"/>
           <w:insideV w:val="nil"/>
         </w:tcBorders>
@@ -13794,7 +14242,7 @@
       <w:tcPr>
         <w:tcBorders>
           <w:top w:val="nil"/>
-          <w:left w:val="single" w:sz="8" w:space="0" w:color="000000" w:themeColor="text1"/>
+          <w:left w:val="single" w:color="000000" w:themeColor="text1" w:sz="8" w:space="0"/>
           <w:bottom w:val="nil"/>
           <w:right w:val="nil"/>
           <w:insideH w:val="nil"/>
@@ -13851,17 +14299,17 @@
       <w:spacing w:after="0" w:line="240" w:lineRule="auto"/>
     </w:pPr>
     <w:rPr>
-      <w:rFonts w:asciiTheme="majorHAnsi" w:eastAsiaTheme="majorEastAsia" w:hAnsiTheme="majorHAnsi" w:cstheme="majorBidi"/>
+      <w:rFonts w:asciiTheme="majorHAnsi" w:hAnsiTheme="majorHAnsi" w:eastAsiaTheme="majorEastAsia" w:cstheme="majorBidi"/>
       <w:color w:val="000000" w:themeColor="text1"/>
     </w:rPr>
     <w:tblPr>
       <w:tblStyleRowBandSize w:val="1"/>
       <w:tblStyleColBandSize w:val="1"/>
       <w:tblBorders>
-        <w:top w:val="single" w:sz="8" w:space="0" w:color="4F81BD" w:themeColor="accent1"/>
-        <w:left w:val="single" w:sz="8" w:space="0" w:color="4F81BD" w:themeColor="accent1"/>
-        <w:bottom w:val="single" w:sz="8" w:space="0" w:color="4F81BD" w:themeColor="accent1"/>
-        <w:right w:val="single" w:sz="8" w:space="0" w:color="4F81BD" w:themeColor="accent1"/>
+        <w:top w:val="single" w:color="4F81BD" w:themeColor="accent1" w:sz="8" w:space="0"/>
+        <w:left w:val="single" w:color="4F81BD" w:themeColor="accent1" w:sz="8" w:space="0"/>
+        <w:bottom w:val="single" w:color="4F81BD" w:themeColor="accent1" w:sz="8" w:space="0"/>
+        <w:right w:val="single" w:color="4F81BD" w:themeColor="accent1" w:sz="8" w:space="0"/>
       </w:tblBorders>
     </w:tblPr>
     <w:tblStylePr w:type="firstRow">
@@ -13874,7 +14322,7 @@
         <w:tcBorders>
           <w:top w:val="nil"/>
           <w:left w:val="nil"/>
-          <w:bottom w:val="single" w:sz="24" w:space="0" w:color="4F81BD" w:themeColor="accent1"/>
+          <w:bottom w:val="single" w:color="4F81BD" w:themeColor="accent1" w:sz="24" w:space="0"/>
           <w:right w:val="nil"/>
           <w:insideH w:val="nil"/>
           <w:insideV w:val="nil"/>
@@ -13886,7 +14334,7 @@
       <w:tblPr/>
       <w:tcPr>
         <w:tcBorders>
-          <w:top w:val="single" w:sz="8" w:space="0" w:color="4F81BD" w:themeColor="accent1"/>
+          <w:top w:val="single" w:color="4F81BD" w:themeColor="accent1" w:sz="8" w:space="0"/>
           <w:left w:val="nil"/>
           <w:bottom w:val="nil"/>
           <w:right w:val="nil"/>
@@ -13903,7 +14351,7 @@
           <w:top w:val="nil"/>
           <w:left w:val="nil"/>
           <w:bottom w:val="nil"/>
-          <w:right w:val="single" w:sz="8" w:space="0" w:color="4F81BD" w:themeColor="accent1"/>
+          <w:right w:val="single" w:color="4F81BD" w:themeColor="accent1" w:sz="8" w:space="0"/>
           <w:insideH w:val="nil"/>
           <w:insideV w:val="nil"/>
         </w:tcBorders>
@@ -13915,7 +14363,7 @@
       <w:tcPr>
         <w:tcBorders>
           <w:top w:val="nil"/>
-          <w:left w:val="single" w:sz="8" w:space="0" w:color="4F81BD" w:themeColor="accent1"/>
+          <w:left w:val="single" w:color="4F81BD" w:themeColor="accent1" w:sz="8" w:space="0"/>
           <w:bottom w:val="nil"/>
           <w:right w:val="nil"/>
           <w:insideH w:val="nil"/>
@@ -13972,17 +14420,17 @@
       <w:spacing w:after="0" w:line="240" w:lineRule="auto"/>
     </w:pPr>
     <w:rPr>
-      <w:rFonts w:asciiTheme="majorHAnsi" w:eastAsiaTheme="majorEastAsia" w:hAnsiTheme="majorHAnsi" w:cstheme="majorBidi"/>
+      <w:rFonts w:asciiTheme="majorHAnsi" w:hAnsiTheme="majorHAnsi" w:eastAsiaTheme="majorEastAsia" w:cstheme="majorBidi"/>
       <w:color w:val="000000" w:themeColor="text1"/>
     </w:rPr>
     <w:tblPr>
       <w:tblStyleRowBandSize w:val="1"/>
       <w:tblStyleColBandSize w:val="1"/>
       <w:tblBorders>
-        <w:top w:val="single" w:sz="8" w:space="0" w:color="C0504D" w:themeColor="accent2"/>
-        <w:left w:val="single" w:sz="8" w:space="0" w:color="C0504D" w:themeColor="accent2"/>
-        <w:bottom w:val="single" w:sz="8" w:space="0" w:color="C0504D" w:themeColor="accent2"/>
-        <w:right w:val="single" w:sz="8" w:space="0" w:color="C0504D" w:themeColor="accent2"/>
+        <w:top w:val="single" w:color="C0504D" w:themeColor="accent2" w:sz="8" w:space="0"/>
+        <w:left w:val="single" w:color="C0504D" w:themeColor="accent2" w:sz="8" w:space="0"/>
+        <w:bottom w:val="single" w:color="C0504D" w:themeColor="accent2" w:sz="8" w:space="0"/>
+        <w:right w:val="single" w:color="C0504D" w:themeColor="accent2" w:sz="8" w:space="0"/>
       </w:tblBorders>
     </w:tblPr>
     <w:tblStylePr w:type="firstRow">
@@ -13995,7 +14443,7 @@
         <w:tcBorders>
           <w:top w:val="nil"/>
           <w:left w:val="nil"/>
-          <w:bottom w:val="single" w:sz="24" w:space="0" w:color="C0504D" w:themeColor="accent2"/>
+          <w:bottom w:val="single" w:color="C0504D" w:themeColor="accent2" w:sz="24" w:space="0"/>
           <w:right w:val="nil"/>
           <w:insideH w:val="nil"/>
           <w:insideV w:val="nil"/>
@@ -14007,7 +14455,7 @@
       <w:tblPr/>
       <w:tcPr>
         <w:tcBorders>
-          <w:top w:val="single" w:sz="8" w:space="0" w:color="C0504D" w:themeColor="accent2"/>
+          <w:top w:val="single" w:color="C0504D" w:themeColor="accent2" w:sz="8" w:space="0"/>
           <w:left w:val="nil"/>
           <w:bottom w:val="nil"/>
           <w:right w:val="nil"/>
@@ -14024,7 +14472,7 @@
           <w:top w:val="nil"/>
           <w:left w:val="nil"/>
           <w:bottom w:val="nil"/>
-          <w:right w:val="single" w:sz="8" w:space="0" w:color="C0504D" w:themeColor="accent2"/>
+          <w:right w:val="single" w:color="C0504D" w:themeColor="accent2" w:sz="8" w:space="0"/>
           <w:insideH w:val="nil"/>
           <w:insideV w:val="nil"/>
         </w:tcBorders>
@@ -14036,7 +14484,7 @@
       <w:tcPr>
         <w:tcBorders>
           <w:top w:val="nil"/>
-          <w:left w:val="single" w:sz="8" w:space="0" w:color="C0504D" w:themeColor="accent2"/>
+          <w:left w:val="single" w:color="C0504D" w:themeColor="accent2" w:sz="8" w:space="0"/>
           <w:bottom w:val="nil"/>
           <w:right w:val="nil"/>
           <w:insideH w:val="nil"/>
@@ -14093,17 +14541,17 @@
       <w:spacing w:after="0" w:line="240" w:lineRule="auto"/>
     </w:pPr>
     <w:rPr>
-      <w:rFonts w:asciiTheme="majorHAnsi" w:eastAsiaTheme="majorEastAsia" w:hAnsiTheme="majorHAnsi" w:cstheme="majorBidi"/>
+      <w:rFonts w:asciiTheme="majorHAnsi" w:hAnsiTheme="majorHAnsi" w:eastAsiaTheme="majorEastAsia" w:cstheme="majorBidi"/>
       <w:color w:val="000000" w:themeColor="text1"/>
     </w:rPr>
     <w:tblPr>
       <w:tblStyleRowBandSize w:val="1"/>
       <w:tblStyleColBandSize w:val="1"/>
       <w:tblBorders>
-        <w:top w:val="single" w:sz="8" w:space="0" w:color="9BBB59" w:themeColor="accent3"/>
-        <w:left w:val="single" w:sz="8" w:space="0" w:color="9BBB59" w:themeColor="accent3"/>
-        <w:bottom w:val="single" w:sz="8" w:space="0" w:color="9BBB59" w:themeColor="accent3"/>
-        <w:right w:val="single" w:sz="8" w:space="0" w:color="9BBB59" w:themeColor="accent3"/>
+        <w:top w:val="single" w:color="9BBB59" w:themeColor="accent3" w:sz="8" w:space="0"/>
+        <w:left w:val="single" w:color="9BBB59" w:themeColor="accent3" w:sz="8" w:space="0"/>
+        <w:bottom w:val="single" w:color="9BBB59" w:themeColor="accent3" w:sz="8" w:space="0"/>
+        <w:right w:val="single" w:color="9BBB59" w:themeColor="accent3" w:sz="8" w:space="0"/>
       </w:tblBorders>
     </w:tblPr>
     <w:tblStylePr w:type="firstRow">
@@ -14116,7 +14564,7 @@
         <w:tcBorders>
           <w:top w:val="nil"/>
           <w:left w:val="nil"/>
-          <w:bottom w:val="single" w:sz="24" w:space="0" w:color="9BBB59" w:themeColor="accent3"/>
+          <w:bottom w:val="single" w:color="9BBB59" w:themeColor="accent3" w:sz="24" w:space="0"/>
           <w:right w:val="nil"/>
           <w:insideH w:val="nil"/>
           <w:insideV w:val="nil"/>
@@ -14128,7 +14576,7 @@
       <w:tblPr/>
       <w:tcPr>
         <w:tcBorders>
-          <w:top w:val="single" w:sz="8" w:space="0" w:color="9BBB59" w:themeColor="accent3"/>
+          <w:top w:val="single" w:color="9BBB59" w:themeColor="accent3" w:sz="8" w:space="0"/>
           <w:left w:val="nil"/>
           <w:bottom w:val="nil"/>
           <w:right w:val="nil"/>
@@ -14145,7 +14593,7 @@
           <w:top w:val="nil"/>
           <w:left w:val="nil"/>
           <w:bottom w:val="nil"/>
-          <w:right w:val="single" w:sz="8" w:space="0" w:color="9BBB59" w:themeColor="accent3"/>
+          <w:right w:val="single" w:color="9BBB59" w:themeColor="accent3" w:sz="8" w:space="0"/>
           <w:insideH w:val="nil"/>
           <w:insideV w:val="nil"/>
         </w:tcBorders>
@@ -14157,7 +14605,7 @@
       <w:tcPr>
         <w:tcBorders>
           <w:top w:val="nil"/>
-          <w:left w:val="single" w:sz="8" w:space="0" w:color="9BBB59" w:themeColor="accent3"/>
+          <w:left w:val="single" w:color="9BBB59" w:themeColor="accent3" w:sz="8" w:space="0"/>
           <w:bottom w:val="nil"/>
           <w:right w:val="nil"/>
           <w:insideH w:val="nil"/>
@@ -14214,17 +14662,17 @@
       <w:spacing w:after="0" w:line="240" w:lineRule="auto"/>
     </w:pPr>
     <w:rPr>
-      <w:rFonts w:asciiTheme="majorHAnsi" w:eastAsiaTheme="majorEastAsia" w:hAnsiTheme="majorHAnsi" w:cstheme="majorBidi"/>
+      <w:rFonts w:asciiTheme="majorHAnsi" w:hAnsiTheme="majorHAnsi" w:eastAsiaTheme="majorEastAsia" w:cstheme="majorBidi"/>
       <w:color w:val="000000" w:themeColor="text1"/>
     </w:rPr>
     <w:tblPr>
       <w:tblStyleRowBandSize w:val="1"/>
       <w:tblStyleColBandSize w:val="1"/>
       <w:tblBorders>
-        <w:top w:val="single" w:sz="8" w:space="0" w:color="8064A2" w:themeColor="accent4"/>
-        <w:left w:val="single" w:sz="8" w:space="0" w:color="8064A2" w:themeColor="accent4"/>
-        <w:bottom w:val="single" w:sz="8" w:space="0" w:color="8064A2" w:themeColor="accent4"/>
-        <w:right w:val="single" w:sz="8" w:space="0" w:color="8064A2" w:themeColor="accent4"/>
+        <w:top w:val="single" w:color="8064A2" w:themeColor="accent4" w:sz="8" w:space="0"/>
+        <w:left w:val="single" w:color="8064A2" w:themeColor="accent4" w:sz="8" w:space="0"/>
+        <w:bottom w:val="single" w:color="8064A2" w:themeColor="accent4" w:sz="8" w:space="0"/>
+        <w:right w:val="single" w:color="8064A2" w:themeColor="accent4" w:sz="8" w:space="0"/>
       </w:tblBorders>
     </w:tblPr>
     <w:tblStylePr w:type="firstRow">
@@ -14237,7 +14685,7 @@
         <w:tcBorders>
           <w:top w:val="nil"/>
           <w:left w:val="nil"/>
-          <w:bottom w:val="single" w:sz="24" w:space="0" w:color="8064A2" w:themeColor="accent4"/>
+          <w:bottom w:val="single" w:color="8064A2" w:themeColor="accent4" w:sz="24" w:space="0"/>
           <w:right w:val="nil"/>
           <w:insideH w:val="nil"/>
           <w:insideV w:val="nil"/>
@@ -14249,7 +14697,7 @@
       <w:tblPr/>
       <w:tcPr>
         <w:tcBorders>
-          <w:top w:val="single" w:sz="8" w:space="0" w:color="8064A2" w:themeColor="accent4"/>
+          <w:top w:val="single" w:color="8064A2" w:themeColor="accent4" w:sz="8" w:space="0"/>
           <w:left w:val="nil"/>
           <w:bottom w:val="nil"/>
           <w:right w:val="nil"/>
@@ -14266,7 +14714,7 @@
           <w:top w:val="nil"/>
           <w:left w:val="nil"/>
           <w:bottom w:val="nil"/>
-          <w:right w:val="single" w:sz="8" w:space="0" w:color="8064A2" w:themeColor="accent4"/>
+          <w:right w:val="single" w:color="8064A2" w:themeColor="accent4" w:sz="8" w:space="0"/>
           <w:insideH w:val="nil"/>
           <w:insideV w:val="nil"/>
         </w:tcBorders>
@@ -14278,7 +14726,7 @@
       <w:tcPr>
         <w:tcBorders>
           <w:top w:val="nil"/>
-          <w:left w:val="single" w:sz="8" w:space="0" w:color="8064A2" w:themeColor="accent4"/>
+          <w:left w:val="single" w:color="8064A2" w:themeColor="accent4" w:sz="8" w:space="0"/>
           <w:bottom w:val="nil"/>
           <w:right w:val="nil"/>
           <w:insideH w:val="nil"/>
@@ -14335,17 +14783,17 @@
       <w:spacing w:after="0" w:line="240" w:lineRule="auto"/>
     </w:pPr>
     <w:rPr>
-      <w:rFonts w:asciiTheme="majorHAnsi" w:eastAsiaTheme="majorEastAsia" w:hAnsiTheme="majorHAnsi" w:cstheme="majorBidi"/>
+      <w:rFonts w:asciiTheme="majorHAnsi" w:hAnsiTheme="majorHAnsi" w:eastAsiaTheme="majorEastAsia" w:cstheme="majorBidi"/>
       <w:color w:val="000000" w:themeColor="text1"/>
     </w:rPr>
     <w:tblPr>
       <w:tblStyleRowBandSize w:val="1"/>
       <w:tblStyleColBandSize w:val="1"/>
       <w:tblBorders>
-        <w:top w:val="single" w:sz="8" w:space="0" w:color="4BACC6" w:themeColor="accent5"/>
-        <w:left w:val="single" w:sz="8" w:space="0" w:color="4BACC6" w:themeColor="accent5"/>
-        <w:bottom w:val="single" w:sz="8" w:space="0" w:color="4BACC6" w:themeColor="accent5"/>
-        <w:right w:val="single" w:sz="8" w:space="0" w:color="4BACC6" w:themeColor="accent5"/>
+        <w:top w:val="single" w:color="4BACC6" w:themeColor="accent5" w:sz="8" w:space="0"/>
+        <w:left w:val="single" w:color="4BACC6" w:themeColor="accent5" w:sz="8" w:space="0"/>
+        <w:bottom w:val="single" w:color="4BACC6" w:themeColor="accent5" w:sz="8" w:space="0"/>
+        <w:right w:val="single" w:color="4BACC6" w:themeColor="accent5" w:sz="8" w:space="0"/>
       </w:tblBorders>
     </w:tblPr>
     <w:tblStylePr w:type="firstRow">
@@ -14358,7 +14806,7 @@
         <w:tcBorders>
           <w:top w:val="nil"/>
           <w:left w:val="nil"/>
-          <w:bottom w:val="single" w:sz="24" w:space="0" w:color="4BACC6" w:themeColor="accent5"/>
+          <w:bottom w:val="single" w:color="4BACC6" w:themeColor="accent5" w:sz="24" w:space="0"/>
           <w:right w:val="nil"/>
           <w:insideH w:val="nil"/>
           <w:insideV w:val="nil"/>
@@ -14370,7 +14818,7 @@
       <w:tblPr/>
       <w:tcPr>
         <w:tcBorders>
-          <w:top w:val="single" w:sz="8" w:space="0" w:color="4BACC6" w:themeColor="accent5"/>
+          <w:top w:val="single" w:color="4BACC6" w:themeColor="accent5" w:sz="8" w:space="0"/>
           <w:left w:val="nil"/>
           <w:bottom w:val="nil"/>
           <w:right w:val="nil"/>
@@ -14387,7 +14835,7 @@
           <w:top w:val="nil"/>
           <w:left w:val="nil"/>
           <w:bottom w:val="nil"/>
-          <w:right w:val="single" w:sz="8" w:space="0" w:color="4BACC6" w:themeColor="accent5"/>
+          <w:right w:val="single" w:color="4BACC6" w:themeColor="accent5" w:sz="8" w:space="0"/>
           <w:insideH w:val="nil"/>
           <w:insideV w:val="nil"/>
         </w:tcBorders>
@@ -14399,7 +14847,7 @@
       <w:tcPr>
         <w:tcBorders>
           <w:top w:val="nil"/>
-          <w:left w:val="single" w:sz="8" w:space="0" w:color="4BACC6" w:themeColor="accent5"/>
+          <w:left w:val="single" w:color="4BACC6" w:themeColor="accent5" w:sz="8" w:space="0"/>
           <w:bottom w:val="nil"/>
           <w:right w:val="nil"/>
           <w:insideH w:val="nil"/>
@@ -14456,17 +14904,17 @@
       <w:spacing w:after="0" w:line="240" w:lineRule="auto"/>
     </w:pPr>
     <w:rPr>
-      <w:rFonts w:asciiTheme="majorHAnsi" w:eastAsiaTheme="majorEastAsia" w:hAnsiTheme="majorHAnsi" w:cstheme="majorBidi"/>
+      <w:rFonts w:asciiTheme="majorHAnsi" w:hAnsiTheme="majorHAnsi" w:eastAsiaTheme="majorEastAsia" w:cstheme="majorBidi"/>
       <w:color w:val="000000" w:themeColor="text1"/>
     </w:rPr>
     <w:tblPr>
       <w:tblStyleRowBandSize w:val="1"/>
       <w:tblStyleColBandSize w:val="1"/>
       <w:tblBorders>
-        <w:top w:val="single" w:sz="8" w:space="0" w:color="F79646" w:themeColor="accent6"/>
-        <w:left w:val="single" w:sz="8" w:space="0" w:color="F79646" w:themeColor="accent6"/>
-        <w:bottom w:val="single" w:sz="8" w:space="0" w:color="F79646" w:themeColor="accent6"/>
-        <w:right w:val="single" w:sz="8" w:space="0" w:color="F79646" w:themeColor="accent6"/>
+        <w:top w:val="single" w:color="F79646" w:themeColor="accent6" w:sz="8" w:space="0"/>
+        <w:left w:val="single" w:color="F79646" w:themeColor="accent6" w:sz="8" w:space="0"/>
+        <w:bottom w:val="single" w:color="F79646" w:themeColor="accent6" w:sz="8" w:space="0"/>
+        <w:right w:val="single" w:color="F79646" w:themeColor="accent6" w:sz="8" w:space="0"/>
       </w:tblBorders>
     </w:tblPr>
     <w:tblStylePr w:type="firstRow">
@@ -14479,7 +14927,7 @@
         <w:tcBorders>
           <w:top w:val="nil"/>
           <w:left w:val="nil"/>
-          <w:bottom w:val="single" w:sz="24" w:space="0" w:color="F79646" w:themeColor="accent6"/>
+          <w:bottom w:val="single" w:color="F79646" w:themeColor="accent6" w:sz="24" w:space="0"/>
           <w:right w:val="nil"/>
           <w:insideH w:val="nil"/>
           <w:insideV w:val="nil"/>
@@ -14491,7 +14939,7 @@
       <w:tblPr/>
       <w:tcPr>
         <w:tcBorders>
-          <w:top w:val="single" w:sz="8" w:space="0" w:color="F79646" w:themeColor="accent6"/>
+          <w:top w:val="single" w:color="F79646" w:themeColor="accent6" w:sz="8" w:space="0"/>
           <w:left w:val="nil"/>
           <w:bottom w:val="nil"/>
           <w:right w:val="nil"/>
@@ -14508,7 +14956,7 @@
           <w:top w:val="nil"/>
           <w:left w:val="nil"/>
           <w:bottom w:val="nil"/>
-          <w:right w:val="single" w:sz="8" w:space="0" w:color="F79646" w:themeColor="accent6"/>
+          <w:right w:val="single" w:color="F79646" w:themeColor="accent6" w:sz="8" w:space="0"/>
           <w:insideH w:val="nil"/>
           <w:insideV w:val="nil"/>
         </w:tcBorders>
@@ -14520,7 +14968,7 @@
       <w:tcPr>
         <w:tcBorders>
           <w:top w:val="nil"/>
-          <w:left w:val="single" w:sz="8" w:space="0" w:color="F79646" w:themeColor="accent6"/>
+          <w:left w:val="single" w:color="F79646" w:themeColor="accent6" w:sz="8" w:space="0"/>
           <w:bottom w:val="nil"/>
           <w:right w:val="nil"/>
           <w:insideH w:val="nil"/>
@@ -14580,12 +15028,12 @@
       <w:tblStyleRowBandSize w:val="1"/>
       <w:tblStyleColBandSize w:val="1"/>
       <w:tblBorders>
-        <w:top w:val="single" w:sz="8" w:space="0" w:color="404040" w:themeColor="text1" w:themeTint="BF"/>
-        <w:left w:val="single" w:sz="8" w:space="0" w:color="404040" w:themeColor="text1" w:themeTint="BF"/>
-        <w:bottom w:val="single" w:sz="8" w:space="0" w:color="404040" w:themeColor="text1" w:themeTint="BF"/>
-        <w:right w:val="single" w:sz="8" w:space="0" w:color="404040" w:themeColor="text1" w:themeTint="BF"/>
-        <w:insideH w:val="single" w:sz="8" w:space="0" w:color="404040" w:themeColor="text1" w:themeTint="BF"/>
-        <w:insideV w:val="single" w:sz="8" w:space="0" w:color="404040" w:themeColor="text1" w:themeTint="BF"/>
+        <w:top w:val="single" w:color="404040" w:themeColor="text1" w:themeTint="BF" w:sz="8" w:space="0"/>
+        <w:left w:val="single" w:color="404040" w:themeColor="text1" w:themeTint="BF" w:sz="8" w:space="0"/>
+        <w:bottom w:val="single" w:color="404040" w:themeColor="text1" w:themeTint="BF" w:sz="8" w:space="0"/>
+        <w:right w:val="single" w:color="404040" w:themeColor="text1" w:themeTint="BF" w:sz="8" w:space="0"/>
+        <w:insideH w:val="single" w:color="404040" w:themeColor="text1" w:themeTint="BF" w:sz="8" w:space="0"/>
+        <w:insideV w:val="single" w:color="404040" w:themeColor="text1" w:themeTint="BF" w:sz="8" w:space="0"/>
       </w:tblBorders>
     </w:tblPr>
     <w:tcPr>
@@ -14605,7 +15053,7 @@
       <w:tblPr/>
       <w:tcPr>
         <w:tcBorders>
-          <w:top w:val="single" w:sz="18" w:space="0" w:color="404040" w:themeColor="text1" w:themeTint="BF"/>
+          <w:top w:val="single" w:color="404040" w:themeColor="text1" w:themeTint="BF" w:sz="18" w:space="0"/>
         </w:tcBorders>
       </w:tcPr>
     </w:tblStylePr>
@@ -14646,12 +15094,12 @@
       <w:tblStyleRowBandSize w:val="1"/>
       <w:tblStyleColBandSize w:val="1"/>
       <w:tblBorders>
-        <w:top w:val="single" w:sz="8" w:space="0" w:color="7BA0CD" w:themeColor="accent1" w:themeTint="BF"/>
-        <w:left w:val="single" w:sz="8" w:space="0" w:color="7BA0CD" w:themeColor="accent1" w:themeTint="BF"/>
-        <w:bottom w:val="single" w:sz="8" w:space="0" w:color="7BA0CD" w:themeColor="accent1" w:themeTint="BF"/>
-        <w:right w:val="single" w:sz="8" w:space="0" w:color="7BA0CD" w:themeColor="accent1" w:themeTint="BF"/>
-        <w:insideH w:val="single" w:sz="8" w:space="0" w:color="7BA0CD" w:themeColor="accent1" w:themeTint="BF"/>
-        <w:insideV w:val="single" w:sz="8" w:space="0" w:color="7BA0CD" w:themeColor="accent1" w:themeTint="BF"/>
+        <w:top w:val="single" w:color="7BA0CD" w:themeColor="accent1" w:themeTint="BF" w:sz="8" w:space="0"/>
+        <w:left w:val="single" w:color="7BA0CD" w:themeColor="accent1" w:themeTint="BF" w:sz="8" w:space="0"/>
+        <w:bottom w:val="single" w:color="7BA0CD" w:themeColor="accent1" w:themeTint="BF" w:sz="8" w:space="0"/>
+        <w:right w:val="single" w:color="7BA0CD" w:themeColor="accent1" w:themeTint="BF" w:sz="8" w:space="0"/>
+        <w:insideH w:val="single" w:color="7BA0CD" w:themeColor="accent1" w:themeTint="BF" w:sz="8" w:space="0"/>
+        <w:insideV w:val="single" w:color="7BA0CD" w:themeColor="accent1" w:themeTint="BF" w:sz="8" w:space="0"/>
       </w:tblBorders>
     </w:tblPr>
     <w:tcPr>
@@ -14671,7 +15119,7 @@
       <w:tblPr/>
       <w:tcPr>
         <w:tcBorders>
-          <w:top w:val="single" w:sz="18" w:space="0" w:color="7BA0CD" w:themeColor="accent1" w:themeTint="BF"/>
+          <w:top w:val="single" w:color="7BA0CD" w:themeColor="accent1" w:themeTint="BF" w:sz="18" w:space="0"/>
         </w:tcBorders>
       </w:tcPr>
     </w:tblStylePr>
@@ -14712,12 +15160,12 @@
       <w:tblStyleRowBandSize w:val="1"/>
       <w:tblStyleColBandSize w:val="1"/>
       <w:tblBorders>
-        <w:top w:val="single" w:sz="8" w:space="0" w:color="CF7B79" w:themeColor="accent2" w:themeTint="BF"/>
-        <w:left w:val="single" w:sz="8" w:space="0" w:color="CF7B79" w:themeColor="accent2" w:themeTint="BF"/>
-        <w:bottom w:val="single" w:sz="8" w:space="0" w:color="CF7B79" w:themeColor="accent2" w:themeTint="BF"/>
-        <w:right w:val="single" w:sz="8" w:space="0" w:color="CF7B79" w:themeColor="accent2" w:themeTint="BF"/>
-        <w:insideH w:val="single" w:sz="8" w:space="0" w:color="CF7B79" w:themeColor="accent2" w:themeTint="BF"/>
-        <w:insideV w:val="single" w:sz="8" w:space="0" w:color="CF7B79" w:themeColor="accent2" w:themeTint="BF"/>
+        <w:top w:val="single" w:color="CF7B79" w:themeColor="accent2" w:themeTint="BF" w:sz="8" w:space="0"/>
+        <w:left w:val="single" w:color="CF7B79" w:themeColor="accent2" w:themeTint="BF" w:sz="8" w:space="0"/>
+        <w:bottom w:val="single" w:color="CF7B79" w:themeColor="accent2" w:themeTint="BF" w:sz="8" w:space="0"/>
+        <w:right w:val="single" w:color="CF7B79" w:themeColor="accent2" w:themeTint="BF" w:sz="8" w:space="0"/>
+        <w:insideH w:val="single" w:color="CF7B79" w:themeColor="accent2" w:themeTint="BF" w:sz="8" w:space="0"/>
+        <w:insideV w:val="single" w:color="CF7B79" w:themeColor="accent2" w:themeTint="BF" w:sz="8" w:space="0"/>
       </w:tblBorders>
     </w:tblPr>
     <w:tcPr>
@@ -14737,7 +15185,7 @@
       <w:tblPr/>
       <w:tcPr>
         <w:tcBorders>
-          <w:top w:val="single" w:sz="18" w:space="0" w:color="CF7B79" w:themeColor="accent2" w:themeTint="BF"/>
+          <w:top w:val="single" w:color="CF7B79" w:themeColor="accent2" w:themeTint="BF" w:sz="18" w:space="0"/>
         </w:tcBorders>
       </w:tcPr>
     </w:tblStylePr>
@@ -14778,12 +15226,12 @@
       <w:tblStyleRowBandSize w:val="1"/>
       <w:tblStyleColBandSize w:val="1"/>
       <w:tblBorders>
-        <w:top w:val="single" w:sz="8" w:space="0" w:color="B3CC82" w:themeColor="accent3" w:themeTint="BF"/>
-        <w:left w:val="single" w:sz="8" w:space="0" w:color="B3CC82" w:themeColor="accent3" w:themeTint="BF"/>
-        <w:bottom w:val="single" w:sz="8" w:space="0" w:color="B3CC82" w:themeColor="accent3" w:themeTint="BF"/>
-        <w:right w:val="single" w:sz="8" w:space="0" w:color="B3CC82" w:themeColor="accent3" w:themeTint="BF"/>
-        <w:insideH w:val="single" w:sz="8" w:space="0" w:color="B3CC82" w:themeColor="accent3" w:themeTint="BF"/>
-        <w:insideV w:val="single" w:sz="8" w:space="0" w:color="B3CC82" w:themeColor="accent3" w:themeTint="BF"/>
+        <w:top w:val="single" w:color="B3CC82" w:themeColor="accent3" w:themeTint="BF" w:sz="8" w:space="0"/>
+        <w:left w:val="single" w:color="B3CC82" w:themeColor="accent3" w:themeTint="BF" w:sz="8" w:space="0"/>
+        <w:bottom w:val="single" w:color="B3CC82" w:themeColor="accent3" w:themeTint="BF" w:sz="8" w:space="0"/>
+        <w:right w:val="single" w:color="B3CC82" w:themeColor="accent3" w:themeTint="BF" w:sz="8" w:space="0"/>
+        <w:insideH w:val="single" w:color="B3CC82" w:themeColor="accent3" w:themeTint="BF" w:sz="8" w:space="0"/>
+        <w:insideV w:val="single" w:color="B3CC82" w:themeColor="accent3" w:themeTint="BF" w:sz="8" w:space="0"/>
       </w:tblBorders>
     </w:tblPr>
     <w:tcPr>
@@ -14803,7 +15251,7 @@
       <w:tblPr/>
       <w:tcPr>
         <w:tcBorders>
-          <w:top w:val="single" w:sz="18" w:space="0" w:color="B3CC82" w:themeColor="accent3" w:themeTint="BF"/>
+          <w:top w:val="single" w:color="B3CC82" w:themeColor="accent3" w:themeTint="BF" w:sz="18" w:space="0"/>
         </w:tcBorders>
       </w:tcPr>
     </w:tblStylePr>
@@ -14844,12 +15292,12 @@
       <w:tblStyleRowBandSize w:val="1"/>
       <w:tblStyleColBandSize w:val="1"/>
       <w:tblBorders>
-        <w:top w:val="single" w:sz="8" w:space="0" w:color="9F8AB9" w:themeColor="accent4" w:themeTint="BF"/>
-        <w:left w:val="single" w:sz="8" w:space="0" w:color="9F8AB9" w:themeColor="accent4" w:themeTint="BF"/>
-        <w:bottom w:val="single" w:sz="8" w:space="0" w:color="9F8AB9" w:themeColor="accent4" w:themeTint="BF"/>
-        <w:right w:val="single" w:sz="8" w:space="0" w:color="9F8AB9" w:themeColor="accent4" w:themeTint="BF"/>
-        <w:insideH w:val="single" w:sz="8" w:space="0" w:color="9F8AB9" w:themeColor="accent4" w:themeTint="BF"/>
-        <w:insideV w:val="single" w:sz="8" w:space="0" w:color="9F8AB9" w:themeColor="accent4" w:themeTint="BF"/>
+        <w:top w:val="single" w:color="9F8AB9" w:themeColor="accent4" w:themeTint="BF" w:sz="8" w:space="0"/>
+        <w:left w:val="single" w:color="9F8AB9" w:themeColor="accent4" w:themeTint="BF" w:sz="8" w:space="0"/>
+        <w:bottom w:val="single" w:color="9F8AB9" w:themeColor="accent4" w:themeTint="BF" w:sz="8" w:space="0"/>
+        <w:right w:val="single" w:color="9F8AB9" w:themeColor="accent4" w:themeTint="BF" w:sz="8" w:space="0"/>
+        <w:insideH w:val="single" w:color="9F8AB9" w:themeColor="accent4" w:themeTint="BF" w:sz="8" w:space="0"/>
+        <w:insideV w:val="single" w:color="9F8AB9" w:themeColor="accent4" w:themeTint="BF" w:sz="8" w:space="0"/>
       </w:tblBorders>
     </w:tblPr>
     <w:tcPr>
@@ -14869,7 +15317,7 @@
       <w:tblPr/>
       <w:tcPr>
         <w:tcBorders>
-          <w:top w:val="single" w:sz="18" w:space="0" w:color="9F8AB9" w:themeColor="accent4" w:themeTint="BF"/>
+          <w:top w:val="single" w:color="9F8AB9" w:themeColor="accent4" w:themeTint="BF" w:sz="18" w:space="0"/>
         </w:tcBorders>
       </w:tcPr>
     </w:tblStylePr>
@@ -14910,12 +15358,12 @@
       <w:tblStyleRowBandSize w:val="1"/>
       <w:tblStyleColBandSize w:val="1"/>
       <w:tblBorders>
-        <w:top w:val="single" w:sz="8" w:space="0" w:color="78C0D4" w:themeColor="accent5" w:themeTint="BF"/>
-        <w:left w:val="single" w:sz="8" w:space="0" w:color="78C0D4" w:themeColor="accent5" w:themeTint="BF"/>
-        <w:bottom w:val="single" w:sz="8" w:space="0" w:color="78C0D4" w:themeColor="accent5" w:themeTint="BF"/>
-        <w:right w:val="single" w:sz="8" w:space="0" w:color="78C0D4" w:themeColor="accent5" w:themeTint="BF"/>
-        <w:insideH w:val="single" w:sz="8" w:space="0" w:color="78C0D4" w:themeColor="accent5" w:themeTint="BF"/>
-        <w:insideV w:val="single" w:sz="8" w:space="0" w:color="78C0D4" w:themeColor="accent5" w:themeTint="BF"/>
+        <w:top w:val="single" w:color="78C0D4" w:themeColor="accent5" w:themeTint="BF" w:sz="8" w:space="0"/>
+        <w:left w:val="single" w:color="78C0D4" w:themeColor="accent5" w:themeTint="BF" w:sz="8" w:space="0"/>
+        <w:bottom w:val="single" w:color="78C0D4" w:themeColor="accent5" w:themeTint="BF" w:sz="8" w:space="0"/>
+        <w:right w:val="single" w:color="78C0D4" w:themeColor="accent5" w:themeTint="BF" w:sz="8" w:space="0"/>
+        <w:insideH w:val="single" w:color="78C0D4" w:themeColor="accent5" w:themeTint="BF" w:sz="8" w:space="0"/>
+        <w:insideV w:val="single" w:color="78C0D4" w:themeColor="accent5" w:themeTint="BF" w:sz="8" w:space="0"/>
       </w:tblBorders>
     </w:tblPr>
     <w:tcPr>
@@ -14935,7 +15383,7 @@
       <w:tblPr/>
       <w:tcPr>
         <w:tcBorders>
-          <w:top w:val="single" w:sz="18" w:space="0" w:color="78C0D4" w:themeColor="accent5" w:themeTint="BF"/>
+          <w:top w:val="single" w:color="78C0D4" w:themeColor="accent5" w:themeTint="BF" w:sz="18" w:space="0"/>
         </w:tcBorders>
       </w:tcPr>
     </w:tblStylePr>
@@ -14976,12 +15424,12 @@
       <w:tblStyleRowBandSize w:val="1"/>
       <w:tblStyleColBandSize w:val="1"/>
       <w:tblBorders>
-        <w:top w:val="single" w:sz="8" w:space="0" w:color="F9B074" w:themeColor="accent6" w:themeTint="BF"/>
-        <w:left w:val="single" w:sz="8" w:space="0" w:color="F9B074" w:themeColor="accent6" w:themeTint="BF"/>
-        <w:bottom w:val="single" w:sz="8" w:space="0" w:color="F9B074" w:themeColor="accent6" w:themeTint="BF"/>
-        <w:right w:val="single" w:sz="8" w:space="0" w:color="F9B074" w:themeColor="accent6" w:themeTint="BF"/>
-        <w:insideH w:val="single" w:sz="8" w:space="0" w:color="F9B074" w:themeColor="accent6" w:themeTint="BF"/>
-        <w:insideV w:val="single" w:sz="8" w:space="0" w:color="F9B074" w:themeColor="accent6" w:themeTint="BF"/>
+        <w:top w:val="single" w:color="F9B074" w:themeColor="accent6" w:themeTint="BF" w:sz="8" w:space="0"/>
+        <w:left w:val="single" w:color="F9B074" w:themeColor="accent6" w:themeTint="BF" w:sz="8" w:space="0"/>
+        <w:bottom w:val="single" w:color="F9B074" w:themeColor="accent6" w:themeTint="BF" w:sz="8" w:space="0"/>
+        <w:right w:val="single" w:color="F9B074" w:themeColor="accent6" w:themeTint="BF" w:sz="8" w:space="0"/>
+        <w:insideH w:val="single" w:color="F9B074" w:themeColor="accent6" w:themeTint="BF" w:sz="8" w:space="0"/>
+        <w:insideV w:val="single" w:color="F9B074" w:themeColor="accent6" w:themeTint="BF" w:sz="8" w:space="0"/>
       </w:tblBorders>
     </w:tblPr>
     <w:tcPr>
@@ -15001,7 +15449,7 @@
       <w:tblPr/>
       <w:tcPr>
         <w:tcBorders>
-          <w:top w:val="single" w:sz="18" w:space="0" w:color="F9B074" w:themeColor="accent6" w:themeTint="BF"/>
+          <w:top w:val="single" w:color="F9B074" w:themeColor="accent6" w:themeTint="BF" w:sz="18" w:space="0"/>
         </w:tcBorders>
       </w:tcPr>
     </w:tblStylePr>
@@ -15039,19 +15487,19 @@
       <w:spacing w:after="0" w:line="240" w:lineRule="auto"/>
     </w:pPr>
     <w:rPr>
-      <w:rFonts w:asciiTheme="majorHAnsi" w:eastAsiaTheme="majorEastAsia" w:hAnsiTheme="majorHAnsi" w:cstheme="majorBidi"/>
+      <w:rFonts w:asciiTheme="majorHAnsi" w:hAnsiTheme="majorHAnsi" w:eastAsiaTheme="majorEastAsia" w:cstheme="majorBidi"/>
       <w:color w:val="000000" w:themeColor="text1"/>
     </w:rPr>
     <w:tblPr>
       <w:tblStyleRowBandSize w:val="1"/>
       <w:tblStyleColBandSize w:val="1"/>
       <w:tblBorders>
-        <w:top w:val="single" w:sz="8" w:space="0" w:color="000000" w:themeColor="text1"/>
-        <w:left w:val="single" w:sz="8" w:space="0" w:color="000000" w:themeColor="text1"/>
-        <w:bottom w:val="single" w:sz="8" w:space="0" w:color="000000" w:themeColor="text1"/>
-        <w:right w:val="single" w:sz="8" w:space="0" w:color="000000" w:themeColor="text1"/>
-        <w:insideH w:val="single" w:sz="8" w:space="0" w:color="000000" w:themeColor="text1"/>
-        <w:insideV w:val="single" w:sz="8" w:space="0" w:color="000000" w:themeColor="text1"/>
+        <w:top w:val="single" w:color="000000" w:themeColor="text1" w:sz="8" w:space="0"/>
+        <w:left w:val="single" w:color="000000" w:themeColor="text1" w:sz="8" w:space="0"/>
+        <w:bottom w:val="single" w:color="000000" w:themeColor="text1" w:sz="8" w:space="0"/>
+        <w:right w:val="single" w:color="000000" w:themeColor="text1" w:sz="8" w:space="0"/>
+        <w:insideH w:val="single" w:color="000000" w:themeColor="text1" w:sz="8" w:space="0"/>
+        <w:insideV w:val="single" w:color="000000" w:themeColor="text1" w:sz="8" w:space="0"/>
       </w:tblBorders>
     </w:tblPr>
     <w:tcPr>
@@ -15077,7 +15525,7 @@
       <w:tblPr/>
       <w:tcPr>
         <w:tcBorders>
-          <w:top w:val="single" w:sz="12" w:space="0" w:color="000000" w:themeColor="text1"/>
+          <w:top w:val="single" w:color="000000" w:themeColor="text1" w:sz="12" w:space="0"/>
           <w:left w:val="nil"/>
           <w:bottom w:val="nil"/>
           <w:right w:val="nil"/>
@@ -15135,8 +15583,8 @@
       <w:tblPr/>
       <w:tcPr>
         <w:tcBorders>
-          <w:insideH w:val="single" w:sz="6" w:space="0" w:color="000000" w:themeColor="text1"/>
-          <w:insideV w:val="single" w:sz="6" w:space="0" w:color="000000" w:themeColor="text1"/>
+          <w:insideH w:val="single" w:color="000000" w:themeColor="text1" w:sz="6" w:space="0"/>
+          <w:insideV w:val="single" w:color="000000" w:themeColor="text1" w:sz="6" w:space="0"/>
         </w:tcBorders>
         <w:shd w:val="clear" w:color="auto" w:fill="808080" w:themeFill="text1" w:themeFillTint="7F"/>
       </w:tcPr>
@@ -15157,19 +15605,19 @@
       <w:spacing w:after="0" w:line="240" w:lineRule="auto"/>
     </w:pPr>
     <w:rPr>
-      <w:rFonts w:asciiTheme="majorHAnsi" w:eastAsiaTheme="majorEastAsia" w:hAnsiTheme="majorHAnsi" w:cstheme="majorBidi"/>
+      <w:rFonts w:asciiTheme="majorHAnsi" w:hAnsiTheme="majorHAnsi" w:eastAsiaTheme="majorEastAsia" w:cstheme="majorBidi"/>
       <w:color w:val="000000" w:themeColor="text1"/>
     </w:rPr>
     <w:tblPr>
       <w:tblStyleRowBandSize w:val="1"/>
       <w:tblStyleColBandSize w:val="1"/>
       <w:tblBorders>
-        <w:top w:val="single" w:sz="8" w:space="0" w:color="4F81BD" w:themeColor="accent1"/>
-        <w:left w:val="single" w:sz="8" w:space="0" w:color="4F81BD" w:themeColor="accent1"/>
-        <w:bottom w:val="single" w:sz="8" w:space="0" w:color="4F81BD" w:themeColor="accent1"/>
-        <w:right w:val="single" w:sz="8" w:space="0" w:color="4F81BD" w:themeColor="accent1"/>
-        <w:insideH w:val="single" w:sz="8" w:space="0" w:color="4F81BD" w:themeColor="accent1"/>
-        <w:insideV w:val="single" w:sz="8" w:space="0" w:color="4F81BD" w:themeColor="accent1"/>
+        <w:top w:val="single" w:color="4F81BD" w:themeColor="accent1" w:sz="8" w:space="0"/>
+        <w:left w:val="single" w:color="4F81BD" w:themeColor="accent1" w:sz="8" w:space="0"/>
+        <w:bottom w:val="single" w:color="4F81BD" w:themeColor="accent1" w:sz="8" w:space="0"/>
+        <w:right w:val="single" w:color="4F81BD" w:themeColor="accent1" w:sz="8" w:space="0"/>
+        <w:insideH w:val="single" w:color="4F81BD" w:themeColor="accent1" w:sz="8" w:space="0"/>
+        <w:insideV w:val="single" w:color="4F81BD" w:themeColor="accent1" w:sz="8" w:space="0"/>
       </w:tblBorders>
     </w:tblPr>
     <w:tcPr>
@@ -15195,7 +15643,7 @@
       <w:tblPr/>
       <w:tcPr>
         <w:tcBorders>
-          <w:top w:val="single" w:sz="12" w:space="0" w:color="000000" w:themeColor="text1"/>
+          <w:top w:val="single" w:color="000000" w:themeColor="text1" w:sz="12" w:space="0"/>
           <w:left w:val="nil"/>
           <w:bottom w:val="nil"/>
           <w:right w:val="nil"/>
@@ -15253,8 +15701,8 @@
       <w:tblPr/>
       <w:tcPr>
         <w:tcBorders>
-          <w:insideH w:val="single" w:sz="6" w:space="0" w:color="4F81BD" w:themeColor="accent1"/>
-          <w:insideV w:val="single" w:sz="6" w:space="0" w:color="4F81BD" w:themeColor="accent1"/>
+          <w:insideH w:val="single" w:color="4F81BD" w:themeColor="accent1" w:sz="6" w:space="0"/>
+          <w:insideV w:val="single" w:color="4F81BD" w:themeColor="accent1" w:sz="6" w:space="0"/>
         </w:tcBorders>
         <w:shd w:val="clear" w:color="auto" w:fill="A7BFDE" w:themeFill="accent1" w:themeFillTint="7F"/>
       </w:tcPr>
@@ -15275,19 +15723,19 @@
       <w:spacing w:after="0" w:line="240" w:lineRule="auto"/>
     </w:pPr>
     <w:rPr>
-      <w:rFonts w:asciiTheme="majorHAnsi" w:eastAsiaTheme="majorEastAsia" w:hAnsiTheme="majorHAnsi" w:cstheme="majorBidi"/>
+      <w:rFonts w:asciiTheme="majorHAnsi" w:hAnsiTheme="majorHAnsi" w:eastAsiaTheme="majorEastAsia" w:cstheme="majorBidi"/>
       <w:color w:val="000000" w:themeColor="text1"/>
     </w:rPr>
     <w:tblPr>
       <w:tblStyleRowBandSize w:val="1"/>
       <w:tblStyleColBandSize w:val="1"/>
       <w:tblBorders>
-        <w:top w:val="single" w:sz="8" w:space="0" w:color="C0504D" w:themeColor="accent2"/>
-        <w:left w:val="single" w:sz="8" w:space="0" w:color="C0504D" w:themeColor="accent2"/>
-        <w:bottom w:val="single" w:sz="8" w:space="0" w:color="C0504D" w:themeColor="accent2"/>
-        <w:right w:val="single" w:sz="8" w:space="0" w:color="C0504D" w:themeColor="accent2"/>
-        <w:insideH w:val="single" w:sz="8" w:space="0" w:color="C0504D" w:themeColor="accent2"/>
-        <w:insideV w:val="single" w:sz="8" w:space="0" w:color="C0504D" w:themeColor="accent2"/>
+        <w:top w:val="single" w:color="C0504D" w:themeColor="accent2" w:sz="8" w:space="0"/>
+        <w:left w:val="single" w:color="C0504D" w:themeColor="accent2" w:sz="8" w:space="0"/>
+        <w:bottom w:val="single" w:color="C0504D" w:themeColor="accent2" w:sz="8" w:space="0"/>
+        <w:right w:val="single" w:color="C0504D" w:themeColor="accent2" w:sz="8" w:space="0"/>
+        <w:insideH w:val="single" w:color="C0504D" w:themeColor="accent2" w:sz="8" w:space="0"/>
+        <w:insideV w:val="single" w:color="C0504D" w:themeColor="accent2" w:sz="8" w:space="0"/>
       </w:tblBorders>
     </w:tblPr>
     <w:tcPr>
@@ -15313,7 +15761,7 @@
       <w:tblPr/>
       <w:tcPr>
         <w:tcBorders>
-          <w:top w:val="single" w:sz="12" w:space="0" w:color="000000" w:themeColor="text1"/>
+          <w:top w:val="single" w:color="000000" w:themeColor="text1" w:sz="12" w:space="0"/>
           <w:left w:val="nil"/>
           <w:bottom w:val="nil"/>
           <w:right w:val="nil"/>
@@ -15371,8 +15819,8 @@
       <w:tblPr/>
       <w:tcPr>
         <w:tcBorders>
-          <w:insideH w:val="single" w:sz="6" w:space="0" w:color="C0504D" w:themeColor="accent2"/>
-          <w:insideV w:val="single" w:sz="6" w:space="0" w:color="C0504D" w:themeColor="accent2"/>
+          <w:insideH w:val="single" w:color="C0504D" w:themeColor="accent2" w:sz="6" w:space="0"/>
+          <w:insideV w:val="single" w:color="C0504D" w:themeColor="accent2" w:sz="6" w:space="0"/>
         </w:tcBorders>
         <w:shd w:val="clear" w:color="auto" w:fill="DFA7A6" w:themeFill="accent2" w:themeFillTint="7F"/>
       </w:tcPr>
@@ -15393,19 +15841,19 @@
       <w:spacing w:after="0" w:line="240" w:lineRule="auto"/>
     </w:pPr>
     <w:rPr>
-      <w:rFonts w:asciiTheme="majorHAnsi" w:eastAsiaTheme="majorEastAsia" w:hAnsiTheme="majorHAnsi" w:cstheme="majorBidi"/>
+      <w:rFonts w:asciiTheme="majorHAnsi" w:hAnsiTheme="majorHAnsi" w:eastAsiaTheme="majorEastAsia" w:cstheme="majorBidi"/>
       <w:color w:val="000000" w:themeColor="text1"/>
     </w:rPr>
     <w:tblPr>
       <w:tblStyleRowBandSize w:val="1"/>
       <w:tblStyleColBandSize w:val="1"/>
       <w:tblBorders>
-        <w:top w:val="single" w:sz="8" w:space="0" w:color="9BBB59" w:themeColor="accent3"/>
-        <w:left w:val="single" w:sz="8" w:space="0" w:color="9BBB59" w:themeColor="accent3"/>
-        <w:bottom w:val="single" w:sz="8" w:space="0" w:color="9BBB59" w:themeColor="accent3"/>
-        <w:right w:val="single" w:sz="8" w:space="0" w:color="9BBB59" w:themeColor="accent3"/>
-        <w:insideH w:val="single" w:sz="8" w:space="0" w:color="9BBB59" w:themeColor="accent3"/>
-        <w:insideV w:val="single" w:sz="8" w:space="0" w:color="9BBB59" w:themeColor="accent3"/>
+        <w:top w:val="single" w:color="9BBB59" w:themeColor="accent3" w:sz="8" w:space="0"/>
+        <w:left w:val="single" w:color="9BBB59" w:themeColor="accent3" w:sz="8" w:space="0"/>
+        <w:bottom w:val="single" w:color="9BBB59" w:themeColor="accent3" w:sz="8" w:space="0"/>
+        <w:right w:val="single" w:color="9BBB59" w:themeColor="accent3" w:sz="8" w:space="0"/>
+        <w:insideH w:val="single" w:color="9BBB59" w:themeColor="accent3" w:sz="8" w:space="0"/>
+        <w:insideV w:val="single" w:color="9BBB59" w:themeColor="accent3" w:sz="8" w:space="0"/>
       </w:tblBorders>
     </w:tblPr>
     <w:tcPr>
@@ -15431,7 +15879,7 @@
       <w:tblPr/>
       <w:tcPr>
         <w:tcBorders>
-          <w:top w:val="single" w:sz="12" w:space="0" w:color="000000" w:themeColor="text1"/>
+          <w:top w:val="single" w:color="000000" w:themeColor="text1" w:sz="12" w:space="0"/>
           <w:left w:val="nil"/>
           <w:bottom w:val="nil"/>
           <w:right w:val="nil"/>
@@ -15489,8 +15937,8 @@
       <w:tblPr/>
       <w:tcPr>
         <w:tcBorders>
-          <w:insideH w:val="single" w:sz="6" w:space="0" w:color="9BBB59" w:themeColor="accent3"/>
-          <w:insideV w:val="single" w:sz="6" w:space="0" w:color="9BBB59" w:themeColor="accent3"/>
+          <w:insideH w:val="single" w:color="9BBB59" w:themeColor="accent3" w:sz="6" w:space="0"/>
+          <w:insideV w:val="single" w:color="9BBB59" w:themeColor="accent3" w:sz="6" w:space="0"/>
         </w:tcBorders>
         <w:shd w:val="clear" w:color="auto" w:fill="CDDDAC" w:themeFill="accent3" w:themeFillTint="7F"/>
       </w:tcPr>
@@ -15511,19 +15959,19 @@
       <w:spacing w:after="0" w:line="240" w:lineRule="auto"/>
     </w:pPr>
     <w:rPr>
-      <w:rFonts w:asciiTheme="majorHAnsi" w:eastAsiaTheme="majorEastAsia" w:hAnsiTheme="majorHAnsi" w:cstheme="majorBidi"/>
+      <w:rFonts w:asciiTheme="majorHAnsi" w:hAnsiTheme="majorHAnsi" w:eastAsiaTheme="majorEastAsia" w:cstheme="majorBidi"/>
       <w:color w:val="000000" w:themeColor="text1"/>
     </w:rPr>
     <w:tblPr>
       <w:tblStyleRowBandSize w:val="1"/>
       <w:tblStyleColBandSize w:val="1"/>
       <w:tblBorders>
-        <w:top w:val="single" w:sz="8" w:space="0" w:color="8064A2" w:themeColor="accent4"/>
-        <w:left w:val="single" w:sz="8" w:space="0" w:color="8064A2" w:themeColor="accent4"/>
-        <w:bottom w:val="single" w:sz="8" w:space="0" w:color="8064A2" w:themeColor="accent4"/>
-        <w:right w:val="single" w:sz="8" w:space="0" w:color="8064A2" w:themeColor="accent4"/>
-        <w:insideH w:val="single" w:sz="8" w:space="0" w:color="8064A2" w:themeColor="accent4"/>
-        <w:insideV w:val="single" w:sz="8" w:space="0" w:color="8064A2" w:themeColor="accent4"/>
+        <w:top w:val="single" w:color="8064A2" w:themeColor="accent4" w:sz="8" w:space="0"/>
+        <w:left w:val="single" w:color="8064A2" w:themeColor="accent4" w:sz="8" w:space="0"/>
+        <w:bottom w:val="single" w:color="8064A2" w:themeColor="accent4" w:sz="8" w:space="0"/>
+        <w:right w:val="single" w:color="8064A2" w:themeColor="accent4" w:sz="8" w:space="0"/>
+        <w:insideH w:val="single" w:color="8064A2" w:themeColor="accent4" w:sz="8" w:space="0"/>
+        <w:insideV w:val="single" w:color="8064A2" w:themeColor="accent4" w:sz="8" w:space="0"/>
       </w:tblBorders>
     </w:tblPr>
     <w:tcPr>
@@ -15549,7 +15997,7 @@
       <w:tblPr/>
       <w:tcPr>
         <w:tcBorders>
-          <w:top w:val="single" w:sz="12" w:space="0" w:color="000000" w:themeColor="text1"/>
+          <w:top w:val="single" w:color="000000" w:themeColor="text1" w:sz="12" w:space="0"/>
           <w:left w:val="nil"/>
           <w:bottom w:val="nil"/>
           <w:right w:val="nil"/>
@@ -15607,8 +16055,8 @@
       <w:tblPr/>
       <w:tcPr>
         <w:tcBorders>
-          <w:insideH w:val="single" w:sz="6" w:space="0" w:color="8064A2" w:themeColor="accent4"/>
-          <w:insideV w:val="single" w:sz="6" w:space="0" w:color="8064A2" w:themeColor="accent4"/>
+          <w:insideH w:val="single" w:color="8064A2" w:themeColor="accent4" w:sz="6" w:space="0"/>
+          <w:insideV w:val="single" w:color="8064A2" w:themeColor="accent4" w:sz="6" w:space="0"/>
         </w:tcBorders>
         <w:shd w:val="clear" w:color="auto" w:fill="BFB1D0" w:themeFill="accent4" w:themeFillTint="7F"/>
       </w:tcPr>
@@ -15629,19 +16077,19 @@
       <w:spacing w:after="0" w:line="240" w:lineRule="auto"/>
     </w:pPr>
     <w:rPr>
-      <w:rFonts w:asciiTheme="majorHAnsi" w:eastAsiaTheme="majorEastAsia" w:hAnsiTheme="majorHAnsi" w:cstheme="majorBidi"/>
+      <w:rFonts w:asciiTheme="majorHAnsi" w:hAnsiTheme="majorHAnsi" w:eastAsiaTheme="majorEastAsia" w:cstheme="majorBidi"/>
       <w:color w:val="000000" w:themeColor="text1"/>
     </w:rPr>
     <w:tblPr>
       <w:tblStyleRowBandSize w:val="1"/>
       <w:tblStyleColBandSize w:val="1"/>
       <w:tblBorders>
-        <w:top w:val="single" w:sz="8" w:space="0" w:color="4BACC6" w:themeColor="accent5"/>
-        <w:left w:val="single" w:sz="8" w:space="0" w:color="4BACC6" w:themeColor="accent5"/>
-        <w:bottom w:val="single" w:sz="8" w:space="0" w:color="4BACC6" w:themeColor="accent5"/>
-        <w:right w:val="single" w:sz="8" w:space="0" w:color="4BACC6" w:themeColor="accent5"/>
-        <w:insideH w:val="single" w:sz="8" w:space="0" w:color="4BACC6" w:themeColor="accent5"/>
-        <w:insideV w:val="single" w:sz="8" w:space="0" w:color="4BACC6" w:themeColor="accent5"/>
+        <w:top w:val="single" w:color="4BACC6" w:themeColor="accent5" w:sz="8" w:space="0"/>
+        <w:left w:val="single" w:color="4BACC6" w:themeColor="accent5" w:sz="8" w:space="0"/>
+        <w:bottom w:val="single" w:color="4BACC6" w:themeColor="accent5" w:sz="8" w:space="0"/>
+        <w:right w:val="single" w:color="4BACC6" w:themeColor="accent5" w:sz="8" w:space="0"/>
+        <w:insideH w:val="single" w:color="4BACC6" w:themeColor="accent5" w:sz="8" w:space="0"/>
+        <w:insideV w:val="single" w:color="4BACC6" w:themeColor="accent5" w:sz="8" w:space="0"/>
       </w:tblBorders>
     </w:tblPr>
     <w:tcPr>
@@ -15667,7 +16115,7 @@
       <w:tblPr/>
       <w:tcPr>
         <w:tcBorders>
-          <w:top w:val="single" w:sz="12" w:space="0" w:color="000000" w:themeColor="text1"/>
+          <w:top w:val="single" w:color="000000" w:themeColor="text1" w:sz="12" w:space="0"/>
           <w:left w:val="nil"/>
           <w:bottom w:val="nil"/>
           <w:right w:val="nil"/>
@@ -15725,8 +16173,8 @@
       <w:tblPr/>
       <w:tcPr>
         <w:tcBorders>
-          <w:insideH w:val="single" w:sz="6" w:space="0" w:color="4BACC6" w:themeColor="accent5"/>
-          <w:insideV w:val="single" w:sz="6" w:space="0" w:color="4BACC6" w:themeColor="accent5"/>
+          <w:insideH w:val="single" w:color="4BACC6" w:themeColor="accent5" w:sz="6" w:space="0"/>
+          <w:insideV w:val="single" w:color="4BACC6" w:themeColor="accent5" w:sz="6" w:space="0"/>
         </w:tcBorders>
         <w:shd w:val="clear" w:color="auto" w:fill="A5D5E2" w:themeFill="accent5" w:themeFillTint="7F"/>
       </w:tcPr>
@@ -15747,19 +16195,19 @@
       <w:spacing w:after="0" w:line="240" w:lineRule="auto"/>
     </w:pPr>
     <w:rPr>
-      <w:rFonts w:asciiTheme="majorHAnsi" w:eastAsiaTheme="majorEastAsia" w:hAnsiTheme="majorHAnsi" w:cstheme="majorBidi"/>
+      <w:rFonts w:asciiTheme="majorHAnsi" w:hAnsiTheme="majorHAnsi" w:eastAsiaTheme="majorEastAsia" w:cstheme="majorBidi"/>
       <w:color w:val="000000" w:themeColor="text1"/>
     </w:rPr>
     <w:tblPr>
       <w:tblStyleRowBandSize w:val="1"/>
       <w:tblStyleColBandSize w:val="1"/>
       <w:tblBorders>
-        <w:top w:val="single" w:sz="8" w:space="0" w:color="F79646" w:themeColor="accent6"/>
-        <w:left w:val="single" w:sz="8" w:space="0" w:color="F79646" w:themeColor="accent6"/>
-        <w:bottom w:val="single" w:sz="8" w:space="0" w:color="F79646" w:themeColor="accent6"/>
-        <w:right w:val="single" w:sz="8" w:space="0" w:color="F79646" w:themeColor="accent6"/>
-        <w:insideH w:val="single" w:sz="8" w:space="0" w:color="F79646" w:themeColor="accent6"/>
-        <w:insideV w:val="single" w:sz="8" w:space="0" w:color="F79646" w:themeColor="accent6"/>
+        <w:top w:val="single" w:color="F79646" w:themeColor="accent6" w:sz="8" w:space="0"/>
+        <w:left w:val="single" w:color="F79646" w:themeColor="accent6" w:sz="8" w:space="0"/>
+        <w:bottom w:val="single" w:color="F79646" w:themeColor="accent6" w:sz="8" w:space="0"/>
+        <w:right w:val="single" w:color="F79646" w:themeColor="accent6" w:sz="8" w:space="0"/>
+        <w:insideH w:val="single" w:color="F79646" w:themeColor="accent6" w:sz="8" w:space="0"/>
+        <w:insideV w:val="single" w:color="F79646" w:themeColor="accent6" w:sz="8" w:space="0"/>
       </w:tblBorders>
     </w:tblPr>
     <w:tcPr>
@@ -15785,7 +16233,7 @@
       <w:tblPr/>
       <w:tcPr>
         <w:tcBorders>
-          <w:top w:val="single" w:sz="12" w:space="0" w:color="000000" w:themeColor="text1"/>
+          <w:top w:val="single" w:color="000000" w:themeColor="text1" w:sz="12" w:space="0"/>
           <w:left w:val="nil"/>
           <w:bottom w:val="nil"/>
           <w:right w:val="nil"/>
@@ -15843,8 +16291,8 @@
       <w:tblPr/>
       <w:tcPr>
         <w:tcBorders>
-          <w:insideH w:val="single" w:sz="6" w:space="0" w:color="F79646" w:themeColor="accent6"/>
-          <w:insideV w:val="single" w:sz="6" w:space="0" w:color="F79646" w:themeColor="accent6"/>
+          <w:insideH w:val="single" w:color="F79646" w:themeColor="accent6" w:sz="6" w:space="0"/>
+          <w:insideV w:val="single" w:color="F79646" w:themeColor="accent6" w:sz="6" w:space="0"/>
         </w:tcBorders>
         <w:shd w:val="clear" w:color="auto" w:fill="FBCAA2" w:themeFill="accent6" w:themeFillTint="7F"/>
       </w:tcPr>
@@ -15868,12 +16316,12 @@
       <w:tblStyleRowBandSize w:val="1"/>
       <w:tblStyleColBandSize w:val="1"/>
       <w:tblBorders>
-        <w:top w:val="single" w:sz="8" w:space="0" w:color="FFFFFF" w:themeColor="background1"/>
-        <w:left w:val="single" w:sz="8" w:space="0" w:color="FFFFFF" w:themeColor="background1"/>
-        <w:bottom w:val="single" w:sz="8" w:space="0" w:color="FFFFFF" w:themeColor="background1"/>
-        <w:right w:val="single" w:sz="8" w:space="0" w:color="FFFFFF" w:themeColor="background1"/>
-        <w:insideH w:val="single" w:sz="6" w:space="0" w:color="FFFFFF" w:themeColor="background1"/>
-        <w:insideV w:val="single" w:sz="6" w:space="0" w:color="FFFFFF" w:themeColor="background1"/>
+        <w:top w:val="single" w:color="FFFFFF" w:themeColor="background1" w:sz="8" w:space="0"/>
+        <w:left w:val="single" w:color="FFFFFF" w:themeColor="background1" w:sz="8" w:space="0"/>
+        <w:bottom w:val="single" w:color="FFFFFF" w:themeColor="background1" w:sz="8" w:space="0"/>
+        <w:right w:val="single" w:color="FFFFFF" w:themeColor="background1" w:sz="8" w:space="0"/>
+        <w:insideH w:val="single" w:color="FFFFFF" w:themeColor="background1" w:sz="6" w:space="0"/>
+        <w:insideV w:val="single" w:color="FFFFFF" w:themeColor="background1" w:sz="6" w:space="0"/>
       </w:tblBorders>
     </w:tblPr>
     <w:tcPr>
@@ -15890,12 +16338,12 @@
       <w:tblPr/>
       <w:tcPr>
         <w:tcBorders>
-          <w:top w:val="single" w:sz="8" w:space="0" w:color="FFFFFF" w:themeColor="background1"/>
-          <w:left w:val="single" w:sz="8" w:space="0" w:color="FFFFFF" w:themeColor="background1"/>
-          <w:bottom w:val="single" w:sz="24" w:space="0" w:color="FFFFFF" w:themeColor="background1"/>
-          <w:right w:val="single" w:sz="8" w:space="0" w:color="FFFFFF" w:themeColor="background1"/>
-          <w:insideH w:val="nil"/>
-          <w:insideV w:val="single" w:sz="8" w:space="0" w:color="FFFFFF" w:themeColor="background1"/>
+          <w:top w:val="single" w:color="FFFFFF" w:themeColor="background1" w:sz="8" w:space="0"/>
+          <w:left w:val="single" w:color="FFFFFF" w:themeColor="background1" w:sz="8" w:space="0"/>
+          <w:bottom w:val="single" w:color="FFFFFF" w:themeColor="background1" w:sz="24" w:space="0"/>
+          <w:right w:val="single" w:color="FFFFFF" w:themeColor="background1" w:sz="8" w:space="0"/>
+          <w:insideH w:val="nil"/>
+          <w:insideV w:val="single" w:color="FFFFFF" w:themeColor="background1" w:sz="8" w:space="0"/>
         </w:tcBorders>
         <w:shd w:val="clear" w:color="auto" w:fill="000000" w:themeFill="text1"/>
       </w:tcPr>
@@ -15911,12 +16359,12 @@
       <w:tblPr/>
       <w:tcPr>
         <w:tcBorders>
-          <w:top w:val="single" w:sz="24" w:space="0" w:color="FFFFFF" w:themeColor="background1"/>
-          <w:left w:val="single" w:sz="8" w:space="0" w:color="FFFFFF" w:themeColor="background1"/>
-          <w:bottom w:val="single" w:sz="8" w:space="0" w:color="FFFFFF" w:themeColor="background1"/>
-          <w:right w:val="single" w:sz="8" w:space="0" w:color="FFFFFF" w:themeColor="background1"/>
-          <w:insideH w:val="nil"/>
-          <w:insideV w:val="single" w:sz="8" w:space="0" w:color="FFFFFF" w:themeColor="background1"/>
+          <w:top w:val="single" w:color="FFFFFF" w:themeColor="background1" w:sz="24" w:space="0"/>
+          <w:left w:val="single" w:color="FFFFFF" w:themeColor="background1" w:sz="8" w:space="0"/>
+          <w:bottom w:val="single" w:color="FFFFFF" w:themeColor="background1" w:sz="8" w:space="0"/>
+          <w:right w:val="single" w:color="FFFFFF" w:themeColor="background1" w:sz="8" w:space="0"/>
+          <w:insideH w:val="nil"/>
+          <w:insideV w:val="single" w:color="FFFFFF" w:themeColor="background1" w:sz="8" w:space="0"/>
         </w:tcBorders>
         <w:shd w:val="clear" w:color="auto" w:fill="000000" w:themeFill="text1"/>
       </w:tcPr>
@@ -15932,8 +16380,8 @@
       <w:tblPr/>
       <w:tcPr>
         <w:tcBorders>
-          <w:left w:val="single" w:sz="8" w:space="0" w:color="FFFFFF" w:themeColor="background1"/>
-          <w:right w:val="single" w:sz="24" w:space="0" w:color="FFFFFF" w:themeColor="background1"/>
+          <w:left w:val="single" w:color="FFFFFF" w:themeColor="background1" w:sz="8" w:space="0"/>
+          <w:right w:val="single" w:color="FFFFFF" w:themeColor="background1" w:sz="24" w:space="0"/>
           <w:insideH w:val="nil"/>
           <w:insideV w:val="nil"/>
         </w:tcBorders>
@@ -15952,7 +16400,7 @@
       <w:tcPr>
         <w:tcBorders>
           <w:top w:val="nil"/>
-          <w:left w:val="single" w:sz="24" w:space="0" w:color="FFFFFF" w:themeColor="background1"/>
+          <w:left w:val="single" w:color="FFFFFF" w:themeColor="background1" w:sz="24" w:space="0"/>
           <w:bottom w:val="nil"/>
           <w:right w:val="nil"/>
           <w:insideH w:val="nil"/>
@@ -15965,10 +16413,10 @@
       <w:tblPr/>
       <w:tcPr>
         <w:tcBorders>
-          <w:top w:val="single" w:sz="8" w:space="0" w:color="FFFFFF" w:themeColor="background1"/>
-          <w:left w:val="single" w:sz="8" w:space="0" w:color="FFFFFF" w:themeColor="background1"/>
-          <w:bottom w:val="single" w:sz="8" w:space="0" w:color="FFFFFF" w:themeColor="background1"/>
-          <w:right w:val="single" w:sz="8" w:space="0" w:color="FFFFFF" w:themeColor="background1"/>
+          <w:top w:val="single" w:color="FFFFFF" w:themeColor="background1" w:sz="8" w:space="0"/>
+          <w:left w:val="single" w:color="FFFFFF" w:themeColor="background1" w:sz="8" w:space="0"/>
+          <w:bottom w:val="single" w:color="FFFFFF" w:themeColor="background1" w:sz="8" w:space="0"/>
+          <w:right w:val="single" w:color="FFFFFF" w:themeColor="background1" w:sz="8" w:space="0"/>
           <w:insideH w:val="nil"/>
           <w:insideV w:val="nil"/>
         </w:tcBorders>
@@ -15979,12 +16427,12 @@
       <w:tblPr/>
       <w:tcPr>
         <w:tcBorders>
-          <w:top w:val="single" w:sz="8" w:space="0" w:color="FFFFFF" w:themeColor="background1"/>
-          <w:left w:val="single" w:sz="8" w:space="0" w:color="FFFFFF" w:themeColor="background1"/>
-          <w:bottom w:val="single" w:sz="8" w:space="0" w:color="FFFFFF" w:themeColor="background1"/>
-          <w:right w:val="single" w:sz="8" w:space="0" w:color="FFFFFF" w:themeColor="background1"/>
-          <w:insideH w:val="single" w:sz="8" w:space="0" w:color="FFFFFF" w:themeColor="background1"/>
-          <w:insideV w:val="single" w:sz="8" w:space="0" w:color="FFFFFF" w:themeColor="background1"/>
+          <w:top w:val="single" w:color="FFFFFF" w:themeColor="background1" w:sz="8" w:space="0"/>
+          <w:left w:val="single" w:color="FFFFFF" w:themeColor="background1" w:sz="8" w:space="0"/>
+          <w:bottom w:val="single" w:color="FFFFFF" w:themeColor="background1" w:sz="8" w:space="0"/>
+          <w:right w:val="single" w:color="FFFFFF" w:themeColor="background1" w:sz="8" w:space="0"/>
+          <w:insideH w:val="single" w:color="FFFFFF" w:themeColor="background1" w:sz="8" w:space="0"/>
+          <w:insideV w:val="single" w:color="FFFFFF" w:themeColor="background1" w:sz="8" w:space="0"/>
         </w:tcBorders>
         <w:shd w:val="clear" w:color="auto" w:fill="808080" w:themeFill="text1" w:themeFillTint="7F"/>
       </w:tcPr>
@@ -16002,12 +16450,12 @@
       <w:tblStyleRowBandSize w:val="1"/>
       <w:tblStyleColBandSize w:val="1"/>
       <w:tblBorders>
-        <w:top w:val="single" w:sz="8" w:space="0" w:color="FFFFFF" w:themeColor="background1"/>
-        <w:left w:val="single" w:sz="8" w:space="0" w:color="FFFFFF" w:themeColor="background1"/>
-        <w:bottom w:val="single" w:sz="8" w:space="0" w:color="FFFFFF" w:themeColor="background1"/>
-        <w:right w:val="single" w:sz="8" w:space="0" w:color="FFFFFF" w:themeColor="background1"/>
-        <w:insideH w:val="single" w:sz="6" w:space="0" w:color="FFFFFF" w:themeColor="background1"/>
-        <w:insideV w:val="single" w:sz="6" w:space="0" w:color="FFFFFF" w:themeColor="background1"/>
+        <w:top w:val="single" w:color="FFFFFF" w:themeColor="background1" w:sz="8" w:space="0"/>
+        <w:left w:val="single" w:color="FFFFFF" w:themeColor="background1" w:sz="8" w:space="0"/>
+        <w:bottom w:val="single" w:color="FFFFFF" w:themeColor="background1" w:sz="8" w:space="0"/>
+        <w:right w:val="single" w:color="FFFFFF" w:themeColor="background1" w:sz="8" w:space="0"/>
+        <w:insideH w:val="single" w:color="FFFFFF" w:themeColor="background1" w:sz="6" w:space="0"/>
+        <w:insideV w:val="single" w:color="FFFFFF" w:themeColor="background1" w:sz="6" w:space="0"/>
       </w:tblBorders>
     </w:tblPr>
     <w:tcPr>
@@ -16024,12 +16472,12 @@
       <w:tblPr/>
       <w:tcPr>
         <w:tcBorders>
-          <w:top w:val="single" w:sz="8" w:space="0" w:color="FFFFFF" w:themeColor="background1"/>
-          <w:left w:val="single" w:sz="8" w:space="0" w:color="FFFFFF" w:themeColor="background1"/>
-          <w:bottom w:val="single" w:sz="24" w:space="0" w:color="FFFFFF" w:themeColor="background1"/>
-          <w:right w:val="single" w:sz="8" w:space="0" w:color="FFFFFF" w:themeColor="background1"/>
-          <w:insideH w:val="nil"/>
-          <w:insideV w:val="single" w:sz="8" w:space="0" w:color="FFFFFF" w:themeColor="background1"/>
+          <w:top w:val="single" w:color="FFFFFF" w:themeColor="background1" w:sz="8" w:space="0"/>
+          <w:left w:val="single" w:color="FFFFFF" w:themeColor="background1" w:sz="8" w:space="0"/>
+          <w:bottom w:val="single" w:color="FFFFFF" w:themeColor="background1" w:sz="24" w:space="0"/>
+          <w:right w:val="single" w:color="FFFFFF" w:themeColor="background1" w:sz="8" w:space="0"/>
+          <w:insideH w:val="nil"/>
+          <w:insideV w:val="single" w:color="FFFFFF" w:themeColor="background1" w:sz="8" w:space="0"/>
         </w:tcBorders>
         <w:shd w:val="clear" w:color="auto" w:fill="4F81BD" w:themeFill="accent1"/>
       </w:tcPr>
@@ -16045,12 +16493,12 @@
       <w:tblPr/>
       <w:tcPr>
         <w:tcBorders>
-          <w:top w:val="single" w:sz="24" w:space="0" w:color="FFFFFF" w:themeColor="background1"/>
-          <w:left w:val="single" w:sz="8" w:space="0" w:color="FFFFFF" w:themeColor="background1"/>
-          <w:bottom w:val="single" w:sz="8" w:space="0" w:color="FFFFFF" w:themeColor="background1"/>
-          <w:right w:val="single" w:sz="8" w:space="0" w:color="FFFFFF" w:themeColor="background1"/>
-          <w:insideH w:val="nil"/>
-          <w:insideV w:val="single" w:sz="8" w:space="0" w:color="FFFFFF" w:themeColor="background1"/>
+          <w:top w:val="single" w:color="FFFFFF" w:themeColor="background1" w:sz="24" w:space="0"/>
+          <w:left w:val="single" w:color="FFFFFF" w:themeColor="background1" w:sz="8" w:space="0"/>
+          <w:bottom w:val="single" w:color="FFFFFF" w:themeColor="background1" w:sz="8" w:space="0"/>
+          <w:right w:val="single" w:color="FFFFFF" w:themeColor="background1" w:sz="8" w:space="0"/>
+          <w:insideH w:val="nil"/>
+          <w:insideV w:val="single" w:color="FFFFFF" w:themeColor="background1" w:sz="8" w:space="0"/>
         </w:tcBorders>
         <w:shd w:val="clear" w:color="auto" w:fill="4F81BD" w:themeFill="accent1"/>
       </w:tcPr>
@@ -16066,8 +16514,8 @@
       <w:tblPr/>
       <w:tcPr>
         <w:tcBorders>
-          <w:left w:val="single" w:sz="8" w:space="0" w:color="FFFFFF" w:themeColor="background1"/>
-          <w:right w:val="single" w:sz="24" w:space="0" w:color="FFFFFF" w:themeColor="background1"/>
+          <w:left w:val="single" w:color="FFFFFF" w:themeColor="background1" w:sz="8" w:space="0"/>
+          <w:right w:val="single" w:color="FFFFFF" w:themeColor="background1" w:sz="24" w:space="0"/>
           <w:insideH w:val="nil"/>
           <w:insideV w:val="nil"/>
         </w:tcBorders>
@@ -16086,7 +16534,7 @@
       <w:tcPr>
         <w:tcBorders>
           <w:top w:val="nil"/>
-          <w:left w:val="single" w:sz="24" w:space="0" w:color="FFFFFF" w:themeColor="background1"/>
+          <w:left w:val="single" w:color="FFFFFF" w:themeColor="background1" w:sz="24" w:space="0"/>
           <w:bottom w:val="nil"/>
           <w:right w:val="nil"/>
           <w:insideH w:val="nil"/>
@@ -16099,10 +16547,10 @@
       <w:tblPr/>
       <w:tcPr>
         <w:tcBorders>
-          <w:top w:val="single" w:sz="8" w:space="0" w:color="FFFFFF" w:themeColor="background1"/>
-          <w:left w:val="single" w:sz="8" w:space="0" w:color="FFFFFF" w:themeColor="background1"/>
-          <w:bottom w:val="single" w:sz="8" w:space="0" w:color="FFFFFF" w:themeColor="background1"/>
-          <w:right w:val="single" w:sz="8" w:space="0" w:color="FFFFFF" w:themeColor="background1"/>
+          <w:top w:val="single" w:color="FFFFFF" w:themeColor="background1" w:sz="8" w:space="0"/>
+          <w:left w:val="single" w:color="FFFFFF" w:themeColor="background1" w:sz="8" w:space="0"/>
+          <w:bottom w:val="single" w:color="FFFFFF" w:themeColor="background1" w:sz="8" w:space="0"/>
+          <w:right w:val="single" w:color="FFFFFF" w:themeColor="background1" w:sz="8" w:space="0"/>
           <w:insideH w:val="nil"/>
           <w:insideV w:val="nil"/>
         </w:tcBorders>
@@ -16113,12 +16561,12 @@
       <w:tblPr/>
       <w:tcPr>
         <w:tcBorders>
-          <w:top w:val="single" w:sz="8" w:space="0" w:color="FFFFFF" w:themeColor="background1"/>
-          <w:left w:val="single" w:sz="8" w:space="0" w:color="FFFFFF" w:themeColor="background1"/>
-          <w:bottom w:val="single" w:sz="8" w:space="0" w:color="FFFFFF" w:themeColor="background1"/>
-          <w:right w:val="single" w:sz="8" w:space="0" w:color="FFFFFF" w:themeColor="background1"/>
-          <w:insideH w:val="single" w:sz="8" w:space="0" w:color="FFFFFF" w:themeColor="background1"/>
-          <w:insideV w:val="single" w:sz="8" w:space="0" w:color="FFFFFF" w:themeColor="background1"/>
+          <w:top w:val="single" w:color="FFFFFF" w:themeColor="background1" w:sz="8" w:space="0"/>
+          <w:left w:val="single" w:color="FFFFFF" w:themeColor="background1" w:sz="8" w:space="0"/>
+          <w:bottom w:val="single" w:color="FFFFFF" w:themeColor="background1" w:sz="8" w:space="0"/>
+          <w:right w:val="single" w:color="FFFFFF" w:themeColor="background1" w:sz="8" w:space="0"/>
+          <w:insideH w:val="single" w:color="FFFFFF" w:themeColor="background1" w:sz="8" w:space="0"/>
+          <w:insideV w:val="single" w:color="FFFFFF" w:themeColor="background1" w:sz="8" w:space="0"/>
         </w:tcBorders>
         <w:shd w:val="clear" w:color="auto" w:fill="A7BFDE" w:themeFill="accent1" w:themeFillTint="7F"/>
       </w:tcPr>
@@ -16136,12 +16584,12 @@
       <w:tblStyleRowBandSize w:val="1"/>
       <w:tblStyleColBandSize w:val="1"/>
       <w:tblBorders>
-        <w:top w:val="single" w:sz="8" w:space="0" w:color="FFFFFF" w:themeColor="background1"/>
-        <w:left w:val="single" w:sz="8" w:space="0" w:color="FFFFFF" w:themeColor="background1"/>
-        <w:bottom w:val="single" w:sz="8" w:space="0" w:color="FFFFFF" w:themeColor="background1"/>
-        <w:right w:val="single" w:sz="8" w:space="0" w:color="FFFFFF" w:themeColor="background1"/>
-        <w:insideH w:val="single" w:sz="6" w:space="0" w:color="FFFFFF" w:themeColor="background1"/>
-        <w:insideV w:val="single" w:sz="6" w:space="0" w:color="FFFFFF" w:themeColor="background1"/>
+        <w:top w:val="single" w:color="FFFFFF" w:themeColor="background1" w:sz="8" w:space="0"/>
+        <w:left w:val="single" w:color="FFFFFF" w:themeColor="background1" w:sz="8" w:space="0"/>
+        <w:bottom w:val="single" w:color="FFFFFF" w:themeColor="background1" w:sz="8" w:space="0"/>
+        <w:right w:val="single" w:color="FFFFFF" w:themeColor="background1" w:sz="8" w:space="0"/>
+        <w:insideH w:val="single" w:color="FFFFFF" w:themeColor="background1" w:sz="6" w:space="0"/>
+        <w:insideV w:val="single" w:color="FFFFFF" w:themeColor="background1" w:sz="6" w:space="0"/>
       </w:tblBorders>
     </w:tblPr>
     <w:tcPr>
@@ -16158,12 +16606,12 @@
       <w:tblPr/>
       <w:tcPr>
         <w:tcBorders>
-          <w:top w:val="single" w:sz="8" w:space="0" w:color="FFFFFF" w:themeColor="background1"/>
-          <w:left w:val="single" w:sz="8" w:space="0" w:color="FFFFFF" w:themeColor="background1"/>
-          <w:bottom w:val="single" w:sz="24" w:space="0" w:color="FFFFFF" w:themeColor="background1"/>
-          <w:right w:val="single" w:sz="8" w:space="0" w:color="FFFFFF" w:themeColor="background1"/>
-          <w:insideH w:val="nil"/>
-          <w:insideV w:val="single" w:sz="8" w:space="0" w:color="FFFFFF" w:themeColor="background1"/>
+          <w:top w:val="single" w:color="FFFFFF" w:themeColor="background1" w:sz="8" w:space="0"/>
+          <w:left w:val="single" w:color="FFFFFF" w:themeColor="background1" w:sz="8" w:space="0"/>
+          <w:bottom w:val="single" w:color="FFFFFF" w:themeColor="background1" w:sz="24" w:space="0"/>
+          <w:right w:val="single" w:color="FFFFFF" w:themeColor="background1" w:sz="8" w:space="0"/>
+          <w:insideH w:val="nil"/>
+          <w:insideV w:val="single" w:color="FFFFFF" w:themeColor="background1" w:sz="8" w:space="0"/>
         </w:tcBorders>
         <w:shd w:val="clear" w:color="auto" w:fill="C0504D" w:themeFill="accent2"/>
       </w:tcPr>
@@ -16179,12 +16627,12 @@
       <w:tblPr/>
       <w:tcPr>
         <w:tcBorders>
-          <w:top w:val="single" w:sz="24" w:space="0" w:color="FFFFFF" w:themeColor="background1"/>
-          <w:left w:val="single" w:sz="8" w:space="0" w:color="FFFFFF" w:themeColor="background1"/>
-          <w:bottom w:val="single" w:sz="8" w:space="0" w:color="FFFFFF" w:themeColor="background1"/>
-          <w:right w:val="single" w:sz="8" w:space="0" w:color="FFFFFF" w:themeColor="background1"/>
-          <w:insideH w:val="nil"/>
-          <w:insideV w:val="single" w:sz="8" w:space="0" w:color="FFFFFF" w:themeColor="background1"/>
+          <w:top w:val="single" w:color="FFFFFF" w:themeColor="background1" w:sz="24" w:space="0"/>
+          <w:left w:val="single" w:color="FFFFFF" w:themeColor="background1" w:sz="8" w:space="0"/>
+          <w:bottom w:val="single" w:color="FFFFFF" w:themeColor="background1" w:sz="8" w:space="0"/>
+          <w:right w:val="single" w:color="FFFFFF" w:themeColor="background1" w:sz="8" w:space="0"/>
+          <w:insideH w:val="nil"/>
+          <w:insideV w:val="single" w:color="FFFFFF" w:themeColor="background1" w:sz="8" w:space="0"/>
         </w:tcBorders>
         <w:shd w:val="clear" w:color="auto" w:fill="C0504D" w:themeFill="accent2"/>
       </w:tcPr>
@@ -16200,8 +16648,8 @@
       <w:tblPr/>
       <w:tcPr>
         <w:tcBorders>
-          <w:left w:val="single" w:sz="8" w:space="0" w:color="FFFFFF" w:themeColor="background1"/>
-          <w:right w:val="single" w:sz="24" w:space="0" w:color="FFFFFF" w:themeColor="background1"/>
+          <w:left w:val="single" w:color="FFFFFF" w:themeColor="background1" w:sz="8" w:space="0"/>
+          <w:right w:val="single" w:color="FFFFFF" w:themeColor="background1" w:sz="24" w:space="0"/>
           <w:insideH w:val="nil"/>
           <w:insideV w:val="nil"/>
         </w:tcBorders>
@@ -16220,7 +16668,7 @@
       <w:tcPr>
         <w:tcBorders>
           <w:top w:val="nil"/>
-          <w:left w:val="single" w:sz="24" w:space="0" w:color="FFFFFF" w:themeColor="background1"/>
+          <w:left w:val="single" w:color="FFFFFF" w:themeColor="background1" w:sz="24" w:space="0"/>
           <w:bottom w:val="nil"/>
           <w:right w:val="nil"/>
           <w:insideH w:val="nil"/>
@@ -16233,10 +16681,10 @@
       <w:tblPr/>
       <w:tcPr>
         <w:tcBorders>
-          <w:top w:val="single" w:sz="8" w:space="0" w:color="FFFFFF" w:themeColor="background1"/>
-          <w:left w:val="single" w:sz="8" w:space="0" w:color="FFFFFF" w:themeColor="background1"/>
-          <w:bottom w:val="single" w:sz="8" w:space="0" w:color="FFFFFF" w:themeColor="background1"/>
-          <w:right w:val="single" w:sz="8" w:space="0" w:color="FFFFFF" w:themeColor="background1"/>
+          <w:top w:val="single" w:color="FFFFFF" w:themeColor="background1" w:sz="8" w:space="0"/>
+          <w:left w:val="single" w:color="FFFFFF" w:themeColor="background1" w:sz="8" w:space="0"/>
+          <w:bottom w:val="single" w:color="FFFFFF" w:themeColor="background1" w:sz="8" w:space="0"/>
+          <w:right w:val="single" w:color="FFFFFF" w:themeColor="background1" w:sz="8" w:space="0"/>
           <w:insideH w:val="nil"/>
           <w:insideV w:val="nil"/>
         </w:tcBorders>
@@ -16247,12 +16695,12 @@
       <w:tblPr/>
       <w:tcPr>
         <w:tcBorders>
-          <w:top w:val="single" w:sz="8" w:space="0" w:color="FFFFFF" w:themeColor="background1"/>
-          <w:left w:val="single" w:sz="8" w:space="0" w:color="FFFFFF" w:themeColor="background1"/>
-          <w:bottom w:val="single" w:sz="8" w:space="0" w:color="FFFFFF" w:themeColor="background1"/>
-          <w:right w:val="single" w:sz="8" w:space="0" w:color="FFFFFF" w:themeColor="background1"/>
-          <w:insideH w:val="single" w:sz="8" w:space="0" w:color="FFFFFF" w:themeColor="background1"/>
-          <w:insideV w:val="single" w:sz="8" w:space="0" w:color="FFFFFF" w:themeColor="background1"/>
+          <w:top w:val="single" w:color="FFFFFF" w:themeColor="background1" w:sz="8" w:space="0"/>
+          <w:left w:val="single" w:color="FFFFFF" w:themeColor="background1" w:sz="8" w:space="0"/>
+          <w:bottom w:val="single" w:color="FFFFFF" w:themeColor="background1" w:sz="8" w:space="0"/>
+          <w:right w:val="single" w:color="FFFFFF" w:themeColor="background1" w:sz="8" w:space="0"/>
+          <w:insideH w:val="single" w:color="FFFFFF" w:themeColor="background1" w:sz="8" w:space="0"/>
+          <w:insideV w:val="single" w:color="FFFFFF" w:themeColor="background1" w:sz="8" w:space="0"/>
         </w:tcBorders>
         <w:shd w:val="clear" w:color="auto" w:fill="DFA7A6" w:themeFill="accent2" w:themeFillTint="7F"/>
       </w:tcPr>
@@ -16270,12 +16718,12 @@
       <w:tblStyleRowBandSize w:val="1"/>
       <w:tblStyleColBandSize w:val="1"/>
       <w:tblBorders>
-        <w:top w:val="single" w:sz="8" w:space="0" w:color="FFFFFF" w:themeColor="background1"/>
-        <w:left w:val="single" w:sz="8" w:space="0" w:color="FFFFFF" w:themeColor="background1"/>
-        <w:bottom w:val="single" w:sz="8" w:space="0" w:color="FFFFFF" w:themeColor="background1"/>
-        <w:right w:val="single" w:sz="8" w:space="0" w:color="FFFFFF" w:themeColor="background1"/>
-        <w:insideH w:val="single" w:sz="6" w:space="0" w:color="FFFFFF" w:themeColor="background1"/>
-        <w:insideV w:val="single" w:sz="6" w:space="0" w:color="FFFFFF" w:themeColor="background1"/>
+        <w:top w:val="single" w:color="FFFFFF" w:themeColor="background1" w:sz="8" w:space="0"/>
+        <w:left w:val="single" w:color="FFFFFF" w:themeColor="background1" w:sz="8" w:space="0"/>
+        <w:bottom w:val="single" w:color="FFFFFF" w:themeColor="background1" w:sz="8" w:space="0"/>
+        <w:right w:val="single" w:color="FFFFFF" w:themeColor="background1" w:sz="8" w:space="0"/>
+        <w:insideH w:val="single" w:color="FFFFFF" w:themeColor="background1" w:sz="6" w:space="0"/>
+        <w:insideV w:val="single" w:color="FFFFFF" w:themeColor="background1" w:sz="6" w:space="0"/>
       </w:tblBorders>
     </w:tblPr>
     <w:tcPr>
@@ -16292,12 +16740,12 @@
       <w:tblPr/>
       <w:tcPr>
         <w:tcBorders>
-          <w:top w:val="single" w:sz="8" w:space="0" w:color="FFFFFF" w:themeColor="background1"/>
-          <w:left w:val="single" w:sz="8" w:space="0" w:color="FFFFFF" w:themeColor="background1"/>
-          <w:bottom w:val="single" w:sz="24" w:space="0" w:color="FFFFFF" w:themeColor="background1"/>
-          <w:right w:val="single" w:sz="8" w:space="0" w:color="FFFFFF" w:themeColor="background1"/>
-          <w:insideH w:val="nil"/>
-          <w:insideV w:val="single" w:sz="8" w:space="0" w:color="FFFFFF" w:themeColor="background1"/>
+          <w:top w:val="single" w:color="FFFFFF" w:themeColor="background1" w:sz="8" w:space="0"/>
+          <w:left w:val="single" w:color="FFFFFF" w:themeColor="background1" w:sz="8" w:space="0"/>
+          <w:bottom w:val="single" w:color="FFFFFF" w:themeColor="background1" w:sz="24" w:space="0"/>
+          <w:right w:val="single" w:color="FFFFFF" w:themeColor="background1" w:sz="8" w:space="0"/>
+          <w:insideH w:val="nil"/>
+          <w:insideV w:val="single" w:color="FFFFFF" w:themeColor="background1" w:sz="8" w:space="0"/>
         </w:tcBorders>
         <w:shd w:val="clear" w:color="auto" w:fill="9BBB59" w:themeFill="accent3"/>
       </w:tcPr>
@@ -16313,12 +16761,12 @@
       <w:tblPr/>
       <w:tcPr>
         <w:tcBorders>
-          <w:top w:val="single" w:sz="24" w:space="0" w:color="FFFFFF" w:themeColor="background1"/>
-          <w:left w:val="single" w:sz="8" w:space="0" w:color="FFFFFF" w:themeColor="background1"/>
-          <w:bottom w:val="single" w:sz="8" w:space="0" w:color="FFFFFF" w:themeColor="background1"/>
-          <w:right w:val="single" w:sz="8" w:space="0" w:color="FFFFFF" w:themeColor="background1"/>
-          <w:insideH w:val="nil"/>
-          <w:insideV w:val="single" w:sz="8" w:space="0" w:color="FFFFFF" w:themeColor="background1"/>
+          <w:top w:val="single" w:color="FFFFFF" w:themeColor="background1" w:sz="24" w:space="0"/>
+          <w:left w:val="single" w:color="FFFFFF" w:themeColor="background1" w:sz="8" w:space="0"/>
+          <w:bottom w:val="single" w:color="FFFFFF" w:themeColor="background1" w:sz="8" w:space="0"/>
+          <w:right w:val="single" w:color="FFFFFF" w:themeColor="background1" w:sz="8" w:space="0"/>
+          <w:insideH w:val="nil"/>
+          <w:insideV w:val="single" w:color="FFFFFF" w:themeColor="background1" w:sz="8" w:space="0"/>
         </w:tcBorders>
         <w:shd w:val="clear" w:color="auto" w:fill="9BBB59" w:themeFill="accent3"/>
       </w:tcPr>
@@ -16334,8 +16782,8 @@
       <w:tblPr/>
       <w:tcPr>
         <w:tcBorders>
-          <w:left w:val="single" w:sz="8" w:space="0" w:color="FFFFFF" w:themeColor="background1"/>
-          <w:right w:val="single" w:sz="24" w:space="0" w:color="FFFFFF" w:themeColor="background1"/>
+          <w:left w:val="single" w:color="FFFFFF" w:themeColor="background1" w:sz="8" w:space="0"/>
+          <w:right w:val="single" w:color="FFFFFF" w:themeColor="background1" w:sz="24" w:space="0"/>
           <w:insideH w:val="nil"/>
           <w:insideV w:val="nil"/>
         </w:tcBorders>
@@ -16354,7 +16802,7 @@
       <w:tcPr>
         <w:tcBorders>
           <w:top w:val="nil"/>
-          <w:left w:val="single" w:sz="24" w:space="0" w:color="FFFFFF" w:themeColor="background1"/>
+          <w:left w:val="single" w:color="FFFFFF" w:themeColor="background1" w:sz="24" w:space="0"/>
           <w:bottom w:val="nil"/>
           <w:right w:val="nil"/>
           <w:insideH w:val="nil"/>
@@ -16367,10 +16815,10 @@
       <w:tblPr/>
       <w:tcPr>
         <w:tcBorders>
-          <w:top w:val="single" w:sz="8" w:space="0" w:color="FFFFFF" w:themeColor="background1"/>
-          <w:left w:val="single" w:sz="8" w:space="0" w:color="FFFFFF" w:themeColor="background1"/>
-          <w:bottom w:val="single" w:sz="8" w:space="0" w:color="FFFFFF" w:themeColor="background1"/>
-          <w:right w:val="single" w:sz="8" w:space="0" w:color="FFFFFF" w:themeColor="background1"/>
+          <w:top w:val="single" w:color="FFFFFF" w:themeColor="background1" w:sz="8" w:space="0"/>
+          <w:left w:val="single" w:color="FFFFFF" w:themeColor="background1" w:sz="8" w:space="0"/>
+          <w:bottom w:val="single" w:color="FFFFFF" w:themeColor="background1" w:sz="8" w:space="0"/>
+          <w:right w:val="single" w:color="FFFFFF" w:themeColor="background1" w:sz="8" w:space="0"/>
           <w:insideH w:val="nil"/>
           <w:insideV w:val="nil"/>
         </w:tcBorders>
@@ -16381,12 +16829,12 @@
       <w:tblPr/>
       <w:tcPr>
         <w:tcBorders>
-          <w:top w:val="single" w:sz="8" w:space="0" w:color="FFFFFF" w:themeColor="background1"/>
-          <w:left w:val="single" w:sz="8" w:space="0" w:color="FFFFFF" w:themeColor="background1"/>
-          <w:bottom w:val="single" w:sz="8" w:space="0" w:color="FFFFFF" w:themeColor="background1"/>
-          <w:right w:val="single" w:sz="8" w:space="0" w:color="FFFFFF" w:themeColor="background1"/>
-          <w:insideH w:val="single" w:sz="8" w:space="0" w:color="FFFFFF" w:themeColor="background1"/>
-          <w:insideV w:val="single" w:sz="8" w:space="0" w:color="FFFFFF" w:themeColor="background1"/>
+          <w:top w:val="single" w:color="FFFFFF" w:themeColor="background1" w:sz="8" w:space="0"/>
+          <w:left w:val="single" w:color="FFFFFF" w:themeColor="background1" w:sz="8" w:space="0"/>
+          <w:bottom w:val="single" w:color="FFFFFF" w:themeColor="background1" w:sz="8" w:space="0"/>
+          <w:right w:val="single" w:color="FFFFFF" w:themeColor="background1" w:sz="8" w:space="0"/>
+          <w:insideH w:val="single" w:color="FFFFFF" w:themeColor="background1" w:sz="8" w:space="0"/>
+          <w:insideV w:val="single" w:color="FFFFFF" w:themeColor="background1" w:sz="8" w:space="0"/>
         </w:tcBorders>
         <w:shd w:val="clear" w:color="auto" w:fill="CDDDAC" w:themeFill="accent3" w:themeFillTint="7F"/>
       </w:tcPr>
@@ -16404,12 +16852,12 @@
       <w:tblStyleRowBandSize w:val="1"/>
       <w:tblStyleColBandSize w:val="1"/>
       <w:tblBorders>
-        <w:top w:val="single" w:sz="8" w:space="0" w:color="FFFFFF" w:themeColor="background1"/>
-        <w:left w:val="single" w:sz="8" w:space="0" w:color="FFFFFF" w:themeColor="background1"/>
-        <w:bottom w:val="single" w:sz="8" w:space="0" w:color="FFFFFF" w:themeColor="background1"/>
-        <w:right w:val="single" w:sz="8" w:space="0" w:color="FFFFFF" w:themeColor="background1"/>
-        <w:insideH w:val="single" w:sz="6" w:space="0" w:color="FFFFFF" w:themeColor="background1"/>
-        <w:insideV w:val="single" w:sz="6" w:space="0" w:color="FFFFFF" w:themeColor="background1"/>
+        <w:top w:val="single" w:color="FFFFFF" w:themeColor="background1" w:sz="8" w:space="0"/>
+        <w:left w:val="single" w:color="FFFFFF" w:themeColor="background1" w:sz="8" w:space="0"/>
+        <w:bottom w:val="single" w:color="FFFFFF" w:themeColor="background1" w:sz="8" w:space="0"/>
+        <w:right w:val="single" w:color="FFFFFF" w:themeColor="background1" w:sz="8" w:space="0"/>
+        <w:insideH w:val="single" w:color="FFFFFF" w:themeColor="background1" w:sz="6" w:space="0"/>
+        <w:insideV w:val="single" w:color="FFFFFF" w:themeColor="background1" w:sz="6" w:space="0"/>
       </w:tblBorders>
     </w:tblPr>
     <w:tcPr>
@@ -16426,12 +16874,12 @@
       <w:tblPr/>
       <w:tcPr>
         <w:tcBorders>
-          <w:top w:val="single" w:sz="8" w:space="0" w:color="FFFFFF" w:themeColor="background1"/>
-          <w:left w:val="single" w:sz="8" w:space="0" w:color="FFFFFF" w:themeColor="background1"/>
-          <w:bottom w:val="single" w:sz="24" w:space="0" w:color="FFFFFF" w:themeColor="background1"/>
-          <w:right w:val="single" w:sz="8" w:space="0" w:color="FFFFFF" w:themeColor="background1"/>
-          <w:insideH w:val="nil"/>
-          <w:insideV w:val="single" w:sz="8" w:space="0" w:color="FFFFFF" w:themeColor="background1"/>
+          <w:top w:val="single" w:color="FFFFFF" w:themeColor="background1" w:sz="8" w:space="0"/>
+          <w:left w:val="single" w:color="FFFFFF" w:themeColor="background1" w:sz="8" w:space="0"/>
+          <w:bottom w:val="single" w:color="FFFFFF" w:themeColor="background1" w:sz="24" w:space="0"/>
+          <w:right w:val="single" w:color="FFFFFF" w:themeColor="background1" w:sz="8" w:space="0"/>
+          <w:insideH w:val="nil"/>
+          <w:insideV w:val="single" w:color="FFFFFF" w:themeColor="background1" w:sz="8" w:space="0"/>
         </w:tcBorders>
         <w:shd w:val="clear" w:color="auto" w:fill="8064A2" w:themeFill="accent4"/>
       </w:tcPr>
@@ -16447,12 +16895,12 @@
       <w:tblPr/>
       <w:tcPr>
         <w:tcBorders>
-          <w:top w:val="single" w:sz="24" w:space="0" w:color="FFFFFF" w:themeColor="background1"/>
-          <w:left w:val="single" w:sz="8" w:space="0" w:color="FFFFFF" w:themeColor="background1"/>
-          <w:bottom w:val="single" w:sz="8" w:space="0" w:color="FFFFFF" w:themeColor="background1"/>
-          <w:right w:val="single" w:sz="8" w:space="0" w:color="FFFFFF" w:themeColor="background1"/>
-          <w:insideH w:val="nil"/>
-          <w:insideV w:val="single" w:sz="8" w:space="0" w:color="FFFFFF" w:themeColor="background1"/>
+          <w:top w:val="single" w:color="FFFFFF" w:themeColor="background1" w:sz="24" w:space="0"/>
+          <w:left w:val="single" w:color="FFFFFF" w:themeColor="background1" w:sz="8" w:space="0"/>
+          <w:bottom w:val="single" w:color="FFFFFF" w:themeColor="background1" w:sz="8" w:space="0"/>
+          <w:right w:val="single" w:color="FFFFFF" w:themeColor="background1" w:sz="8" w:space="0"/>
+          <w:insideH w:val="nil"/>
+          <w:insideV w:val="single" w:color="FFFFFF" w:themeColor="background1" w:sz="8" w:space="0"/>
         </w:tcBorders>
         <w:shd w:val="clear" w:color="auto" w:fill="8064A2" w:themeFill="accent4"/>
       </w:tcPr>
@@ -16468,8 +16916,8 @@
       <w:tblPr/>
       <w:tcPr>
         <w:tcBorders>
-          <w:left w:val="single" w:sz="8" w:space="0" w:color="FFFFFF" w:themeColor="background1"/>
-          <w:right w:val="single" w:sz="24" w:space="0" w:color="FFFFFF" w:themeColor="background1"/>
+          <w:left w:val="single" w:color="FFFFFF" w:themeColor="background1" w:sz="8" w:space="0"/>
+          <w:right w:val="single" w:color="FFFFFF" w:themeColor="background1" w:sz="24" w:space="0"/>
           <w:insideH w:val="nil"/>
           <w:insideV w:val="nil"/>
         </w:tcBorders>
@@ -16488,7 +16936,7 @@
       <w:tcPr>
         <w:tcBorders>
           <w:top w:val="nil"/>
-          <w:left w:val="single" w:sz="24" w:space="0" w:color="FFFFFF" w:themeColor="background1"/>
+          <w:left w:val="single" w:color="FFFFFF" w:themeColor="background1" w:sz="24" w:space="0"/>
           <w:bottom w:val="nil"/>
           <w:right w:val="nil"/>
           <w:insideH w:val="nil"/>
@@ -16501,10 +16949,10 @@
       <w:tblPr/>
       <w:tcPr>
         <w:tcBorders>
-          <w:top w:val="single" w:sz="8" w:space="0" w:color="FFFFFF" w:themeColor="background1"/>
-          <w:left w:val="single" w:sz="8" w:space="0" w:color="FFFFFF" w:themeColor="background1"/>
-          <w:bottom w:val="single" w:sz="8" w:space="0" w:color="FFFFFF" w:themeColor="background1"/>
-          <w:right w:val="single" w:sz="8" w:space="0" w:color="FFFFFF" w:themeColor="background1"/>
+          <w:top w:val="single" w:color="FFFFFF" w:themeColor="background1" w:sz="8" w:space="0"/>
+          <w:left w:val="single" w:color="FFFFFF" w:themeColor="background1" w:sz="8" w:space="0"/>
+          <w:bottom w:val="single" w:color="FFFFFF" w:themeColor="background1" w:sz="8" w:space="0"/>
+          <w:right w:val="single" w:color="FFFFFF" w:themeColor="background1" w:sz="8" w:space="0"/>
           <w:insideH w:val="nil"/>
           <w:insideV w:val="nil"/>
         </w:tcBorders>
@@ -16515,12 +16963,12 @@
       <w:tblPr/>
       <w:tcPr>
         <w:tcBorders>
-          <w:top w:val="single" w:sz="8" w:space="0" w:color="FFFFFF" w:themeColor="background1"/>
-          <w:left w:val="single" w:sz="8" w:space="0" w:color="FFFFFF" w:themeColor="background1"/>
-          <w:bottom w:val="single" w:sz="8" w:space="0" w:color="FFFFFF" w:themeColor="background1"/>
-          <w:right w:val="single" w:sz="8" w:space="0" w:color="FFFFFF" w:themeColor="background1"/>
-          <w:insideH w:val="single" w:sz="8" w:space="0" w:color="FFFFFF" w:themeColor="background1"/>
-          <w:insideV w:val="single" w:sz="8" w:space="0" w:color="FFFFFF" w:themeColor="background1"/>
+          <w:top w:val="single" w:color="FFFFFF" w:themeColor="background1" w:sz="8" w:space="0"/>
+          <w:left w:val="single" w:color="FFFFFF" w:themeColor="background1" w:sz="8" w:space="0"/>
+          <w:bottom w:val="single" w:color="FFFFFF" w:themeColor="background1" w:sz="8" w:space="0"/>
+          <w:right w:val="single" w:color="FFFFFF" w:themeColor="background1" w:sz="8" w:space="0"/>
+          <w:insideH w:val="single" w:color="FFFFFF" w:themeColor="background1" w:sz="8" w:space="0"/>
+          <w:insideV w:val="single" w:color="FFFFFF" w:themeColor="background1" w:sz="8" w:space="0"/>
         </w:tcBorders>
         <w:shd w:val="clear" w:color="auto" w:fill="BFB1D0" w:themeFill="accent4" w:themeFillTint="7F"/>
       </w:tcPr>
@@ -16538,12 +16986,12 @@
       <w:tblStyleRowBandSize w:val="1"/>
       <w:tblStyleColBandSize w:val="1"/>
       <w:tblBorders>
-        <w:top w:val="single" w:sz="8" w:space="0" w:color="FFFFFF" w:themeColor="background1"/>
-        <w:left w:val="single" w:sz="8" w:space="0" w:color="FFFFFF" w:themeColor="background1"/>
-        <w:bottom w:val="single" w:sz="8" w:space="0" w:color="FFFFFF" w:themeColor="background1"/>
-        <w:right w:val="single" w:sz="8" w:space="0" w:color="FFFFFF" w:themeColor="background1"/>
-        <w:insideH w:val="single" w:sz="6" w:space="0" w:color="FFFFFF" w:themeColor="background1"/>
-        <w:insideV w:val="single" w:sz="6" w:space="0" w:color="FFFFFF" w:themeColor="background1"/>
+        <w:top w:val="single" w:color="FFFFFF" w:themeColor="background1" w:sz="8" w:space="0"/>
+        <w:left w:val="single" w:color="FFFFFF" w:themeColor="background1" w:sz="8" w:space="0"/>
+        <w:bottom w:val="single" w:color="FFFFFF" w:themeColor="background1" w:sz="8" w:space="0"/>
+        <w:right w:val="single" w:color="FFFFFF" w:themeColor="background1" w:sz="8" w:space="0"/>
+        <w:insideH w:val="single" w:color="FFFFFF" w:themeColor="background1" w:sz="6" w:space="0"/>
+        <w:insideV w:val="single" w:color="FFFFFF" w:themeColor="background1" w:sz="6" w:space="0"/>
       </w:tblBorders>
     </w:tblPr>
     <w:tcPr>
@@ -16560,12 +17008,12 @@
       <w:tblPr/>
       <w:tcPr>
         <w:tcBorders>
-          <w:top w:val="single" w:sz="8" w:space="0" w:color="FFFFFF" w:themeColor="background1"/>
-          <w:left w:val="single" w:sz="8" w:space="0" w:color="FFFFFF" w:themeColor="background1"/>
-          <w:bottom w:val="single" w:sz="24" w:space="0" w:color="FFFFFF" w:themeColor="background1"/>
-          <w:right w:val="single" w:sz="8" w:space="0" w:color="FFFFFF" w:themeColor="background1"/>
-          <w:insideH w:val="nil"/>
-          <w:insideV w:val="single" w:sz="8" w:space="0" w:color="FFFFFF" w:themeColor="background1"/>
+          <w:top w:val="single" w:color="FFFFFF" w:themeColor="background1" w:sz="8" w:space="0"/>
+          <w:left w:val="single" w:color="FFFFFF" w:themeColor="background1" w:sz="8" w:space="0"/>
+          <w:bottom w:val="single" w:color="FFFFFF" w:themeColor="background1" w:sz="24" w:space="0"/>
+          <w:right w:val="single" w:color="FFFFFF" w:themeColor="background1" w:sz="8" w:space="0"/>
+          <w:insideH w:val="nil"/>
+          <w:insideV w:val="single" w:color="FFFFFF" w:themeColor="background1" w:sz="8" w:space="0"/>
         </w:tcBorders>
         <w:shd w:val="clear" w:color="auto" w:fill="4BACC6" w:themeFill="accent5"/>
       </w:tcPr>
@@ -16581,12 +17029,12 @@
       <w:tblPr/>
       <w:tcPr>
         <w:tcBorders>
-          <w:top w:val="single" w:sz="24" w:space="0" w:color="FFFFFF" w:themeColor="background1"/>
-          <w:left w:val="single" w:sz="8" w:space="0" w:color="FFFFFF" w:themeColor="background1"/>
-          <w:bottom w:val="single" w:sz="8" w:space="0" w:color="FFFFFF" w:themeColor="background1"/>
-          <w:right w:val="single" w:sz="8" w:space="0" w:color="FFFFFF" w:themeColor="background1"/>
-          <w:insideH w:val="nil"/>
-          <w:insideV w:val="single" w:sz="8" w:space="0" w:color="FFFFFF" w:themeColor="background1"/>
+          <w:top w:val="single" w:color="FFFFFF" w:themeColor="background1" w:sz="24" w:space="0"/>
+          <w:left w:val="single" w:color="FFFFFF" w:themeColor="background1" w:sz="8" w:space="0"/>
+          <w:bottom w:val="single" w:color="FFFFFF" w:themeColor="background1" w:sz="8" w:space="0"/>
+          <w:right w:val="single" w:color="FFFFFF" w:themeColor="background1" w:sz="8" w:space="0"/>
+          <w:insideH w:val="nil"/>
+          <w:insideV w:val="single" w:color="FFFFFF" w:themeColor="background1" w:sz="8" w:space="0"/>
         </w:tcBorders>
         <w:shd w:val="clear" w:color="auto" w:fill="4BACC6" w:themeFill="accent5"/>
       </w:tcPr>
@@ -16602,8 +17050,8 @@
       <w:tblPr/>
       <w:tcPr>
         <w:tcBorders>
-          <w:left w:val="single" w:sz="8" w:space="0" w:color="FFFFFF" w:themeColor="background1"/>
-          <w:right w:val="single" w:sz="24" w:space="0" w:color="FFFFFF" w:themeColor="background1"/>
+          <w:left w:val="single" w:color="FFFFFF" w:themeColor="background1" w:sz="8" w:space="0"/>
+          <w:right w:val="single" w:color="FFFFFF" w:themeColor="background1" w:sz="24" w:space="0"/>
           <w:insideH w:val="nil"/>
           <w:insideV w:val="nil"/>
         </w:tcBorders>
@@ -16622,7 +17070,7 @@
       <w:tcPr>
         <w:tcBorders>
           <w:top w:val="nil"/>
-          <w:left w:val="single" w:sz="24" w:space="0" w:color="FFFFFF" w:themeColor="background1"/>
+          <w:left w:val="single" w:color="FFFFFF" w:themeColor="background1" w:sz="24" w:space="0"/>
           <w:bottom w:val="nil"/>
           <w:right w:val="nil"/>
           <w:insideH w:val="nil"/>
@@ -16635,10 +17083,10 @@
       <w:tblPr/>
       <w:tcPr>
         <w:tcBorders>
-          <w:top w:val="single" w:sz="8" w:space="0" w:color="FFFFFF" w:themeColor="background1"/>
-          <w:left w:val="single" w:sz="8" w:space="0" w:color="FFFFFF" w:themeColor="background1"/>
-          <w:bottom w:val="single" w:sz="8" w:space="0" w:color="FFFFFF" w:themeColor="background1"/>
-          <w:right w:val="single" w:sz="8" w:space="0" w:color="FFFFFF" w:themeColor="background1"/>
+          <w:top w:val="single" w:color="FFFFFF" w:themeColor="background1" w:sz="8" w:space="0"/>
+          <w:left w:val="single" w:color="FFFFFF" w:themeColor="background1" w:sz="8" w:space="0"/>
+          <w:bottom w:val="single" w:color="FFFFFF" w:themeColor="background1" w:sz="8" w:space="0"/>
+          <w:right w:val="single" w:color="FFFFFF" w:themeColor="background1" w:sz="8" w:space="0"/>
           <w:insideH w:val="nil"/>
           <w:insideV w:val="nil"/>
         </w:tcBorders>
@@ -16649,12 +17097,12 @@
       <w:tblPr/>
       <w:tcPr>
         <w:tcBorders>
-          <w:top w:val="single" w:sz="8" w:space="0" w:color="FFFFFF" w:themeColor="background1"/>
-          <w:left w:val="single" w:sz="8" w:space="0" w:color="FFFFFF" w:themeColor="background1"/>
-          <w:bottom w:val="single" w:sz="8" w:space="0" w:color="FFFFFF" w:themeColor="background1"/>
-          <w:right w:val="single" w:sz="8" w:space="0" w:color="FFFFFF" w:themeColor="background1"/>
-          <w:insideH w:val="single" w:sz="8" w:space="0" w:color="FFFFFF" w:themeColor="background1"/>
-          <w:insideV w:val="single" w:sz="8" w:space="0" w:color="FFFFFF" w:themeColor="background1"/>
+          <w:top w:val="single" w:color="FFFFFF" w:themeColor="background1" w:sz="8" w:space="0"/>
+          <w:left w:val="single" w:color="FFFFFF" w:themeColor="background1" w:sz="8" w:space="0"/>
+          <w:bottom w:val="single" w:color="FFFFFF" w:themeColor="background1" w:sz="8" w:space="0"/>
+          <w:right w:val="single" w:color="FFFFFF" w:themeColor="background1" w:sz="8" w:space="0"/>
+          <w:insideH w:val="single" w:color="FFFFFF" w:themeColor="background1" w:sz="8" w:space="0"/>
+          <w:insideV w:val="single" w:color="FFFFFF" w:themeColor="background1" w:sz="8" w:space="0"/>
         </w:tcBorders>
         <w:shd w:val="clear" w:color="auto" w:fill="A5D5E2" w:themeFill="accent5" w:themeFillTint="7F"/>
       </w:tcPr>
@@ -16672,12 +17120,12 @@
       <w:tblStyleRowBandSize w:val="1"/>
       <w:tblStyleColBandSize w:val="1"/>
       <w:tblBorders>
-        <w:top w:val="single" w:sz="8" w:space="0" w:color="FFFFFF" w:themeColor="background1"/>
-        <w:left w:val="single" w:sz="8" w:space="0" w:color="FFFFFF" w:themeColor="background1"/>
-        <w:bottom w:val="single" w:sz="8" w:space="0" w:color="FFFFFF" w:themeColor="background1"/>
-        <w:right w:val="single" w:sz="8" w:space="0" w:color="FFFFFF" w:themeColor="background1"/>
-        <w:insideH w:val="single" w:sz="6" w:space="0" w:color="FFFFFF" w:themeColor="background1"/>
-        <w:insideV w:val="single" w:sz="6" w:space="0" w:color="FFFFFF" w:themeColor="background1"/>
+        <w:top w:val="single" w:color="FFFFFF" w:themeColor="background1" w:sz="8" w:space="0"/>
+        <w:left w:val="single" w:color="FFFFFF" w:themeColor="background1" w:sz="8" w:space="0"/>
+        <w:bottom w:val="single" w:color="FFFFFF" w:themeColor="background1" w:sz="8" w:space="0"/>
+        <w:right w:val="single" w:color="FFFFFF" w:themeColor="background1" w:sz="8" w:space="0"/>
+        <w:insideH w:val="single" w:color="FFFFFF" w:themeColor="background1" w:sz="6" w:space="0"/>
+        <w:insideV w:val="single" w:color="FFFFFF" w:themeColor="background1" w:sz="6" w:space="0"/>
       </w:tblBorders>
     </w:tblPr>
     <w:tcPr>
@@ -16694,12 +17142,12 @@
       <w:tblPr/>
       <w:tcPr>
         <w:tcBorders>
-          <w:top w:val="single" w:sz="8" w:space="0" w:color="FFFFFF" w:themeColor="background1"/>
-          <w:left w:val="single" w:sz="8" w:space="0" w:color="FFFFFF" w:themeColor="background1"/>
-          <w:bottom w:val="single" w:sz="24" w:space="0" w:color="FFFFFF" w:themeColor="background1"/>
-          <w:right w:val="single" w:sz="8" w:space="0" w:color="FFFFFF" w:themeColor="background1"/>
-          <w:insideH w:val="nil"/>
-          <w:insideV w:val="single" w:sz="8" w:space="0" w:color="FFFFFF" w:themeColor="background1"/>
+          <w:top w:val="single" w:color="FFFFFF" w:themeColor="background1" w:sz="8" w:space="0"/>
+          <w:left w:val="single" w:color="FFFFFF" w:themeColor="background1" w:sz="8" w:space="0"/>
+          <w:bottom w:val="single" w:color="FFFFFF" w:themeColor="background1" w:sz="24" w:space="0"/>
+          <w:right w:val="single" w:color="FFFFFF" w:themeColor="background1" w:sz="8" w:space="0"/>
+          <w:insideH w:val="nil"/>
+          <w:insideV w:val="single" w:color="FFFFFF" w:themeColor="background1" w:sz="8" w:space="0"/>
         </w:tcBorders>
         <w:shd w:val="clear" w:color="auto" w:fill="F79646" w:themeFill="accent6"/>
       </w:tcPr>
@@ -16715,12 +17163,12 @@
       <w:tblPr/>
       <w:tcPr>
         <w:tcBorders>
-          <w:top w:val="single" w:sz="24" w:space="0" w:color="FFFFFF" w:themeColor="background1"/>
-          <w:left w:val="single" w:sz="8" w:space="0" w:color="FFFFFF" w:themeColor="background1"/>
-          <w:bottom w:val="single" w:sz="8" w:space="0" w:color="FFFFFF" w:themeColor="background1"/>
-          <w:right w:val="single" w:sz="8" w:space="0" w:color="FFFFFF" w:themeColor="background1"/>
-          <w:insideH w:val="nil"/>
-          <w:insideV w:val="single" w:sz="8" w:space="0" w:color="FFFFFF" w:themeColor="background1"/>
+          <w:top w:val="single" w:color="FFFFFF" w:themeColor="background1" w:sz="24" w:space="0"/>
+          <w:left w:val="single" w:color="FFFFFF" w:themeColor="background1" w:sz="8" w:space="0"/>
+          <w:bottom w:val="single" w:color="FFFFFF" w:themeColor="background1" w:sz="8" w:space="0"/>
+          <w:right w:val="single" w:color="FFFFFF" w:themeColor="background1" w:sz="8" w:space="0"/>
+          <w:insideH w:val="nil"/>
+          <w:insideV w:val="single" w:color="FFFFFF" w:themeColor="background1" w:sz="8" w:space="0"/>
         </w:tcBorders>
         <w:shd w:val="clear" w:color="auto" w:fill="F79646" w:themeFill="accent6"/>
       </w:tcPr>
@@ -16736,8 +17184,8 @@
       <w:tblPr/>
       <w:tcPr>
         <w:tcBorders>
-          <w:left w:val="single" w:sz="8" w:space="0" w:color="FFFFFF" w:themeColor="background1"/>
-          <w:right w:val="single" w:sz="24" w:space="0" w:color="FFFFFF" w:themeColor="background1"/>
+          <w:left w:val="single" w:color="FFFFFF" w:themeColor="background1" w:sz="8" w:space="0"/>
+          <w:right w:val="single" w:color="FFFFFF" w:themeColor="background1" w:sz="24" w:space="0"/>
           <w:insideH w:val="nil"/>
           <w:insideV w:val="nil"/>
         </w:tcBorders>
@@ -16756,7 +17204,7 @@
       <w:tcPr>
         <w:tcBorders>
           <w:top w:val="nil"/>
-          <w:left w:val="single" w:sz="24" w:space="0" w:color="FFFFFF" w:themeColor="background1"/>
+          <w:left w:val="single" w:color="FFFFFF" w:themeColor="background1" w:sz="24" w:space="0"/>
           <w:bottom w:val="nil"/>
           <w:right w:val="nil"/>
           <w:insideH w:val="nil"/>
@@ -16769,10 +17217,10 @@
       <w:tblPr/>
       <w:tcPr>
         <w:tcBorders>
-          <w:top w:val="single" w:sz="8" w:space="0" w:color="FFFFFF" w:themeColor="background1"/>
-          <w:left w:val="single" w:sz="8" w:space="0" w:color="FFFFFF" w:themeColor="background1"/>
-          <w:bottom w:val="single" w:sz="8" w:space="0" w:color="FFFFFF" w:themeColor="background1"/>
-          <w:right w:val="single" w:sz="8" w:space="0" w:color="FFFFFF" w:themeColor="background1"/>
+          <w:top w:val="single" w:color="FFFFFF" w:themeColor="background1" w:sz="8" w:space="0"/>
+          <w:left w:val="single" w:color="FFFFFF" w:themeColor="background1" w:sz="8" w:space="0"/>
+          <w:bottom w:val="single" w:color="FFFFFF" w:themeColor="background1" w:sz="8" w:space="0"/>
+          <w:right w:val="single" w:color="FFFFFF" w:themeColor="background1" w:sz="8" w:space="0"/>
           <w:insideH w:val="nil"/>
           <w:insideV w:val="nil"/>
         </w:tcBorders>
@@ -16783,12 +17231,12 @@
       <w:tblPr/>
       <w:tcPr>
         <w:tcBorders>
-          <w:top w:val="single" w:sz="8" w:space="0" w:color="FFFFFF" w:themeColor="background1"/>
-          <w:left w:val="single" w:sz="8" w:space="0" w:color="FFFFFF" w:themeColor="background1"/>
-          <w:bottom w:val="single" w:sz="8" w:space="0" w:color="FFFFFF" w:themeColor="background1"/>
-          <w:right w:val="single" w:sz="8" w:space="0" w:color="FFFFFF" w:themeColor="background1"/>
-          <w:insideH w:val="single" w:sz="8" w:space="0" w:color="FFFFFF" w:themeColor="background1"/>
-          <w:insideV w:val="single" w:sz="8" w:space="0" w:color="FFFFFF" w:themeColor="background1"/>
+          <w:top w:val="single" w:color="FFFFFF" w:themeColor="background1" w:sz="8" w:space="0"/>
+          <w:left w:val="single" w:color="FFFFFF" w:themeColor="background1" w:sz="8" w:space="0"/>
+          <w:bottom w:val="single" w:color="FFFFFF" w:themeColor="background1" w:sz="8" w:space="0"/>
+          <w:right w:val="single" w:color="FFFFFF" w:themeColor="background1" w:sz="8" w:space="0"/>
+          <w:insideH w:val="single" w:color="FFFFFF" w:themeColor="background1" w:sz="8" w:space="0"/>
+          <w:insideV w:val="single" w:color="FFFFFF" w:themeColor="background1" w:sz="8" w:space="0"/>
         </w:tcBorders>
         <w:shd w:val="clear" w:color="auto" w:fill="FBCAA2" w:themeFill="accent6" w:themeFillTint="7F"/>
       </w:tcPr>
@@ -16822,7 +17270,7 @@
         <w:tcBorders>
           <w:top w:val="nil"/>
           <w:left w:val="nil"/>
-          <w:bottom w:val="single" w:sz="18" w:space="0" w:color="FFFFFF" w:themeColor="background1"/>
+          <w:bottom w:val="single" w:color="FFFFFF" w:themeColor="background1" w:sz="18" w:space="0"/>
           <w:right w:val="nil"/>
           <w:insideH w:val="nil"/>
           <w:insideV w:val="nil"/>
@@ -16834,7 +17282,7 @@
       <w:tblPr/>
       <w:tcPr>
         <w:tcBorders>
-          <w:top w:val="single" w:sz="18" w:space="0" w:color="FFFFFF" w:themeColor="background1"/>
+          <w:top w:val="single" w:color="FFFFFF" w:themeColor="background1" w:sz="18" w:space="0"/>
           <w:left w:val="nil"/>
           <w:bottom w:val="nil"/>
           <w:right w:val="nil"/>
@@ -16851,7 +17299,7 @@
           <w:top w:val="nil"/>
           <w:left w:val="nil"/>
           <w:bottom w:val="nil"/>
-          <w:right w:val="single" w:sz="18" w:space="0" w:color="FFFFFF" w:themeColor="background1"/>
+          <w:right w:val="single" w:color="FFFFFF" w:themeColor="background1" w:sz="18" w:space="0"/>
           <w:insideH w:val="nil"/>
           <w:insideV w:val="nil"/>
         </w:tcBorders>
@@ -16863,7 +17311,7 @@
       <w:tcPr>
         <w:tcBorders>
           <w:top w:val="nil"/>
-          <w:left w:val="single" w:sz="18" w:space="0" w:color="FFFFFF" w:themeColor="background1"/>
+          <w:left w:val="single" w:color="FFFFFF" w:themeColor="background1" w:sz="18" w:space="0"/>
           <w:bottom w:val="nil"/>
           <w:right w:val="nil"/>
           <w:insideH w:val="nil"/>
@@ -16929,7 +17377,7 @@
         <w:tcBorders>
           <w:top w:val="nil"/>
           <w:left w:val="nil"/>
-          <w:bottom w:val="single" w:sz="18" w:space="0" w:color="FFFFFF" w:themeColor="background1"/>
+          <w:bottom w:val="single" w:color="FFFFFF" w:themeColor="background1" w:sz="18" w:space="0"/>
           <w:right w:val="nil"/>
           <w:insideH w:val="nil"/>
           <w:insideV w:val="nil"/>
@@ -16941,7 +17389,7 @@
       <w:tblPr/>
       <w:tcPr>
         <w:tcBorders>
-          <w:top w:val="single" w:sz="18" w:space="0" w:color="FFFFFF" w:themeColor="background1"/>
+          <w:top w:val="single" w:color="FFFFFF" w:themeColor="background1" w:sz="18" w:space="0"/>
           <w:left w:val="nil"/>
           <w:bottom w:val="nil"/>
           <w:right w:val="nil"/>
@@ -16958,7 +17406,7 @@
           <w:top w:val="nil"/>
           <w:left w:val="nil"/>
           <w:bottom w:val="nil"/>
-          <w:right w:val="single" w:sz="18" w:space="0" w:color="FFFFFF" w:themeColor="background1"/>
+          <w:right w:val="single" w:color="FFFFFF" w:themeColor="background1" w:sz="18" w:space="0"/>
           <w:insideH w:val="nil"/>
           <w:insideV w:val="nil"/>
         </w:tcBorders>
@@ -16970,7 +17418,7 @@
       <w:tcPr>
         <w:tcBorders>
           <w:top w:val="nil"/>
-          <w:left w:val="single" w:sz="18" w:space="0" w:color="FFFFFF" w:themeColor="background1"/>
+          <w:left w:val="single" w:color="FFFFFF" w:themeColor="background1" w:sz="18" w:space="0"/>
           <w:bottom w:val="nil"/>
           <w:right w:val="nil"/>
           <w:insideH w:val="nil"/>
@@ -17036,7 +17484,7 @@
         <w:tcBorders>
           <w:top w:val="nil"/>
           <w:left w:val="nil"/>
-          <w:bottom w:val="single" w:sz="18" w:space="0" w:color="FFFFFF" w:themeColor="background1"/>
+          <w:bottom w:val="single" w:color="FFFFFF" w:themeColor="background1" w:sz="18" w:space="0"/>
           <w:right w:val="nil"/>
           <w:insideH w:val="nil"/>
           <w:insideV w:val="nil"/>
@@ -17048,7 +17496,7 @@
       <w:tblPr/>
       <w:tcPr>
         <w:tcBorders>
-          <w:top w:val="single" w:sz="18" w:space="0" w:color="FFFFFF" w:themeColor="background1"/>
+          <w:top w:val="single" w:color="FFFFFF" w:themeColor="background1" w:sz="18" w:space="0"/>
           <w:left w:val="nil"/>
           <w:bottom w:val="nil"/>
           <w:right w:val="nil"/>
@@ -17065,7 +17513,7 @@
           <w:top w:val="nil"/>
           <w:left w:val="nil"/>
           <w:bottom w:val="nil"/>
-          <w:right w:val="single" w:sz="18" w:space="0" w:color="FFFFFF" w:themeColor="background1"/>
+          <w:right w:val="single" w:color="FFFFFF" w:themeColor="background1" w:sz="18" w:space="0"/>
           <w:insideH w:val="nil"/>
           <w:insideV w:val="nil"/>
         </w:tcBorders>
@@ -17077,7 +17525,7 @@
       <w:tcPr>
         <w:tcBorders>
           <w:top w:val="nil"/>
-          <w:left w:val="single" w:sz="18" w:space="0" w:color="FFFFFF" w:themeColor="background1"/>
+          <w:left w:val="single" w:color="FFFFFF" w:themeColor="background1" w:sz="18" w:space="0"/>
           <w:bottom w:val="nil"/>
           <w:right w:val="nil"/>
           <w:insideH w:val="nil"/>
@@ -17143,7 +17591,7 @@
         <w:tcBorders>
           <w:top w:val="nil"/>
           <w:left w:val="nil"/>
-          <w:bottom w:val="single" w:sz="18" w:space="0" w:color="FFFFFF" w:themeColor="background1"/>
+          <w:bottom w:val="single" w:color="FFFFFF" w:themeColor="background1" w:sz="18" w:space="0"/>
           <w:right w:val="nil"/>
           <w:insideH w:val="nil"/>
           <w:insideV w:val="nil"/>
@@ -17155,7 +17603,7 @@
       <w:tblPr/>
       <w:tcPr>
         <w:tcBorders>
-          <w:top w:val="single" w:sz="18" w:space="0" w:color="FFFFFF" w:themeColor="background1"/>
+          <w:top w:val="single" w:color="FFFFFF" w:themeColor="background1" w:sz="18" w:space="0"/>
           <w:left w:val="nil"/>
           <w:bottom w:val="nil"/>
           <w:right w:val="nil"/>
@@ -17172,7 +17620,7 @@
           <w:top w:val="nil"/>
           <w:left w:val="nil"/>
           <w:bottom w:val="nil"/>
-          <w:right w:val="single" w:sz="18" w:space="0" w:color="FFFFFF" w:themeColor="background1"/>
+          <w:right w:val="single" w:color="FFFFFF" w:themeColor="background1" w:sz="18" w:space="0"/>
           <w:insideH w:val="nil"/>
           <w:insideV w:val="nil"/>
         </w:tcBorders>
@@ -17184,7 +17632,7 @@
       <w:tcPr>
         <w:tcBorders>
           <w:top w:val="nil"/>
-          <w:left w:val="single" w:sz="18" w:space="0" w:color="FFFFFF" w:themeColor="background1"/>
+          <w:left w:val="single" w:color="FFFFFF" w:themeColor="background1" w:sz="18" w:space="0"/>
           <w:bottom w:val="nil"/>
           <w:right w:val="nil"/>
           <w:insideH w:val="nil"/>
@@ -17250,7 +17698,7 @@
         <w:tcBorders>
           <w:top w:val="nil"/>
           <w:left w:val="nil"/>
-          <w:bottom w:val="single" w:sz="18" w:space="0" w:color="FFFFFF" w:themeColor="background1"/>
+          <w:bottom w:val="single" w:color="FFFFFF" w:themeColor="background1" w:sz="18" w:space="0"/>
           <w:right w:val="nil"/>
           <w:insideH w:val="nil"/>
           <w:insideV w:val="nil"/>
@@ -17262,7 +17710,7 @@
       <w:tblPr/>
       <w:tcPr>
         <w:tcBorders>
-          <w:top w:val="single" w:sz="18" w:space="0" w:color="FFFFFF" w:themeColor="background1"/>
+          <w:top w:val="single" w:color="FFFFFF" w:themeColor="background1" w:sz="18" w:space="0"/>
           <w:left w:val="nil"/>
           <w:bottom w:val="nil"/>
           <w:right w:val="nil"/>
@@ -17279,7 +17727,7 @@
           <w:top w:val="nil"/>
           <w:left w:val="nil"/>
           <w:bottom w:val="nil"/>
-          <w:right w:val="single" w:sz="18" w:space="0" w:color="FFFFFF" w:themeColor="background1"/>
+          <w:right w:val="single" w:color="FFFFFF" w:themeColor="background1" w:sz="18" w:space="0"/>
           <w:insideH w:val="nil"/>
           <w:insideV w:val="nil"/>
         </w:tcBorders>
@@ -17291,7 +17739,7 @@
       <w:tcPr>
         <w:tcBorders>
           <w:top w:val="nil"/>
-          <w:left w:val="single" w:sz="18" w:space="0" w:color="FFFFFF" w:themeColor="background1"/>
+          <w:left w:val="single" w:color="FFFFFF" w:themeColor="background1" w:sz="18" w:space="0"/>
           <w:bottom w:val="nil"/>
           <w:right w:val="nil"/>
           <w:insideH w:val="nil"/>
@@ -17357,7 +17805,7 @@
         <w:tcBorders>
           <w:top w:val="nil"/>
           <w:left w:val="nil"/>
-          <w:bottom w:val="single" w:sz="18" w:space="0" w:color="FFFFFF" w:themeColor="background1"/>
+          <w:bottom w:val="single" w:color="FFFFFF" w:themeColor="background1" w:sz="18" w:space="0"/>
           <w:right w:val="nil"/>
           <w:insideH w:val="nil"/>
           <w:insideV w:val="nil"/>
@@ -17369,7 +17817,7 @@
       <w:tblPr/>
       <w:tcPr>
         <w:tcBorders>
-          <w:top w:val="single" w:sz="18" w:space="0" w:color="FFFFFF" w:themeColor="background1"/>
+          <w:top w:val="single" w:color="FFFFFF" w:themeColor="background1" w:sz="18" w:space="0"/>
           <w:left w:val="nil"/>
           <w:bottom w:val="nil"/>
           <w:right w:val="nil"/>
@@ -17386,7 +17834,7 @@
           <w:top w:val="nil"/>
           <w:left w:val="nil"/>
           <w:bottom w:val="nil"/>
-          <w:right w:val="single" w:sz="18" w:space="0" w:color="FFFFFF" w:themeColor="background1"/>
+          <w:right w:val="single" w:color="FFFFFF" w:themeColor="background1" w:sz="18" w:space="0"/>
           <w:insideH w:val="nil"/>
           <w:insideV w:val="nil"/>
         </w:tcBorders>
@@ -17398,7 +17846,7 @@
       <w:tcPr>
         <w:tcBorders>
           <w:top w:val="nil"/>
-          <w:left w:val="single" w:sz="18" w:space="0" w:color="FFFFFF" w:themeColor="background1"/>
+          <w:left w:val="single" w:color="FFFFFF" w:themeColor="background1" w:sz="18" w:space="0"/>
           <w:bottom w:val="nil"/>
           <w:right w:val="nil"/>
           <w:insideH w:val="nil"/>
@@ -17464,7 +17912,7 @@
         <w:tcBorders>
           <w:top w:val="nil"/>
           <w:left w:val="nil"/>
-          <w:bottom w:val="single" w:sz="18" w:space="0" w:color="FFFFFF" w:themeColor="background1"/>
+          <w:bottom w:val="single" w:color="FFFFFF" w:themeColor="background1" w:sz="18" w:space="0"/>
           <w:right w:val="nil"/>
           <w:insideH w:val="nil"/>
           <w:insideV w:val="nil"/>
@@ -17476,7 +17924,7 @@
       <w:tblPr/>
       <w:tcPr>
         <w:tcBorders>
-          <w:top w:val="single" w:sz="18" w:space="0" w:color="FFFFFF" w:themeColor="background1"/>
+          <w:top w:val="single" w:color="FFFFFF" w:themeColor="background1" w:sz="18" w:space="0"/>
           <w:left w:val="nil"/>
           <w:bottom w:val="nil"/>
           <w:right w:val="nil"/>
@@ -17493,7 +17941,7 @@
           <w:top w:val="nil"/>
           <w:left w:val="nil"/>
           <w:bottom w:val="nil"/>
-          <w:right w:val="single" w:sz="18" w:space="0" w:color="FFFFFF" w:themeColor="background1"/>
+          <w:right w:val="single" w:color="FFFFFF" w:themeColor="background1" w:sz="18" w:space="0"/>
           <w:insideH w:val="nil"/>
           <w:insideV w:val="nil"/>
         </w:tcBorders>
@@ -17505,7 +17953,7 @@
       <w:tcPr>
         <w:tcBorders>
           <w:top w:val="nil"/>
-          <w:left w:val="single" w:sz="18" w:space="0" w:color="FFFFFF" w:themeColor="background1"/>
+          <w:left w:val="single" w:color="FFFFFF" w:themeColor="background1" w:sz="18" w:space="0"/>
           <w:bottom w:val="nil"/>
           <w:right w:val="nil"/>
           <w:insideH w:val="nil"/>
@@ -17558,12 +18006,12 @@
       <w:tblStyleRowBandSize w:val="1"/>
       <w:tblStyleColBandSize w:val="1"/>
       <w:tblBorders>
-        <w:top w:val="single" w:sz="24" w:space="0" w:color="C0504D" w:themeColor="accent2"/>
-        <w:left w:val="single" w:sz="4" w:space="0" w:color="000000" w:themeColor="text1"/>
-        <w:bottom w:val="single" w:sz="4" w:space="0" w:color="000000" w:themeColor="text1"/>
-        <w:right w:val="single" w:sz="4" w:space="0" w:color="000000" w:themeColor="text1"/>
-        <w:insideH w:val="single" w:sz="4" w:space="0" w:color="FFFFFF" w:themeColor="background1"/>
-        <w:insideV w:val="single" w:sz="4" w:space="0" w:color="FFFFFF" w:themeColor="background1"/>
+        <w:top w:val="single" w:color="C0504D" w:themeColor="accent2" w:sz="24" w:space="0"/>
+        <w:left w:val="single" w:color="000000" w:themeColor="text1" w:sz="4" w:space="0"/>
+        <w:bottom w:val="single" w:color="000000" w:themeColor="text1" w:sz="4" w:space="0"/>
+        <w:right w:val="single" w:color="000000" w:themeColor="text1" w:sz="4" w:space="0"/>
+        <w:insideH w:val="single" w:color="FFFFFF" w:themeColor="background1" w:sz="4" w:space="0"/>
+        <w:insideV w:val="single" w:color="FFFFFF" w:themeColor="background1" w:sz="4" w:space="0"/>
       </w:tblBorders>
     </w:tblPr>
     <w:tcPr>
@@ -17579,7 +18027,7 @@
         <w:tcBorders>
           <w:top w:val="nil"/>
           <w:left w:val="nil"/>
-          <w:bottom w:val="single" w:sz="24" w:space="0" w:color="C0504D" w:themeColor="accent2"/>
+          <w:bottom w:val="single" w:color="C0504D" w:themeColor="accent2" w:sz="24" w:space="0"/>
           <w:right w:val="nil"/>
           <w:insideH w:val="nil"/>
           <w:insideV w:val="nil"/>
@@ -17596,7 +18044,7 @@
       <w:tblPr/>
       <w:tcPr>
         <w:tcBorders>
-          <w:top w:val="single" w:sz="6" w:space="0" w:color="FFFFFF" w:themeColor="background1"/>
+          <w:top w:val="single" w:color="FFFFFF" w:themeColor="background1" w:sz="6" w:space="0"/>
         </w:tcBorders>
         <w:shd w:val="clear" w:color="auto" w:fill="000000" w:themeFill="text1" w:themeFillShade="99"/>
       </w:tcPr>
@@ -17612,7 +18060,7 @@
           <w:left w:val="nil"/>
           <w:bottom w:val="nil"/>
           <w:right w:val="nil"/>
-          <w:insideH w:val="single" w:sz="4" w:space="0" w:color="000000" w:themeColor="text1" w:themeShade="99"/>
+          <w:insideH w:val="single" w:color="000000" w:themeColor="text1" w:themeShade="99" w:sz="4" w:space="0"/>
           <w:insideV w:val="nil"/>
         </w:tcBorders>
         <w:shd w:val="clear" w:color="auto" w:fill="000000" w:themeFill="text1" w:themeFillShade="99"/>
@@ -17673,12 +18121,12 @@
       <w:tblStyleRowBandSize w:val="1"/>
       <w:tblStyleColBandSize w:val="1"/>
       <w:tblBorders>
-        <w:top w:val="single" w:sz="24" w:space="0" w:color="C0504D" w:themeColor="accent2"/>
-        <w:left w:val="single" w:sz="4" w:space="0" w:color="4F81BD" w:themeColor="accent1"/>
-        <w:bottom w:val="single" w:sz="4" w:space="0" w:color="4F81BD" w:themeColor="accent1"/>
-        <w:right w:val="single" w:sz="4" w:space="0" w:color="4F81BD" w:themeColor="accent1"/>
-        <w:insideH w:val="single" w:sz="4" w:space="0" w:color="FFFFFF" w:themeColor="background1"/>
-        <w:insideV w:val="single" w:sz="4" w:space="0" w:color="FFFFFF" w:themeColor="background1"/>
+        <w:top w:val="single" w:color="C0504D" w:themeColor="accent2" w:sz="24" w:space="0"/>
+        <w:left w:val="single" w:color="4F81BD" w:themeColor="accent1" w:sz="4" w:space="0"/>
+        <w:bottom w:val="single" w:color="4F81BD" w:themeColor="accent1" w:sz="4" w:space="0"/>
+        <w:right w:val="single" w:color="4F81BD" w:themeColor="accent1" w:sz="4" w:space="0"/>
+        <w:insideH w:val="single" w:color="FFFFFF" w:themeColor="background1" w:sz="4" w:space="0"/>
+        <w:insideV w:val="single" w:color="FFFFFF" w:themeColor="background1" w:sz="4" w:space="0"/>
       </w:tblBorders>
     </w:tblPr>
     <w:tcPr>
@@ -17694,7 +18142,7 @@
         <w:tcBorders>
           <w:top w:val="nil"/>
           <w:left w:val="nil"/>
-          <w:bottom w:val="single" w:sz="24" w:space="0" w:color="C0504D" w:themeColor="accent2"/>
+          <w:bottom w:val="single" w:color="C0504D" w:themeColor="accent2" w:sz="24" w:space="0"/>
           <w:right w:val="nil"/>
           <w:insideH w:val="nil"/>
           <w:insideV w:val="nil"/>
@@ -17711,7 +18159,7 @@
       <w:tblPr/>
       <w:tcPr>
         <w:tcBorders>
-          <w:top w:val="single" w:sz="6" w:space="0" w:color="FFFFFF" w:themeColor="background1"/>
+          <w:top w:val="single" w:color="FFFFFF" w:themeColor="background1" w:sz="6" w:space="0"/>
         </w:tcBorders>
         <w:shd w:val="clear" w:color="auto" w:fill="2C4C74" w:themeFill="accent1" w:themeFillShade="99"/>
       </w:tcPr>
@@ -17727,7 +18175,7 @@
           <w:left w:val="nil"/>
           <w:bottom w:val="nil"/>
           <w:right w:val="nil"/>
-          <w:insideH w:val="single" w:sz="4" w:space="0" w:color="2C4C74" w:themeColor="accent1" w:themeShade="99"/>
+          <w:insideH w:val="single" w:color="2C4C74" w:themeColor="accent1" w:themeShade="99" w:sz="4" w:space="0"/>
           <w:insideV w:val="nil"/>
         </w:tcBorders>
         <w:shd w:val="clear" w:color="auto" w:fill="2C4C74" w:themeFill="accent1" w:themeFillShade="99"/>
@@ -17788,12 +18236,12 @@
       <w:tblStyleRowBandSize w:val="1"/>
       <w:tblStyleColBandSize w:val="1"/>
       <w:tblBorders>
-        <w:top w:val="single" w:sz="24" w:space="0" w:color="C0504D" w:themeColor="accent2"/>
-        <w:left w:val="single" w:sz="4" w:space="0" w:color="C0504D" w:themeColor="accent2"/>
-        <w:bottom w:val="single" w:sz="4" w:space="0" w:color="C0504D" w:themeColor="accent2"/>
-        <w:right w:val="single" w:sz="4" w:space="0" w:color="C0504D" w:themeColor="accent2"/>
-        <w:insideH w:val="single" w:sz="4" w:space="0" w:color="FFFFFF" w:themeColor="background1"/>
-        <w:insideV w:val="single" w:sz="4" w:space="0" w:color="FFFFFF" w:themeColor="background1"/>
+        <w:top w:val="single" w:color="C0504D" w:themeColor="accent2" w:sz="24" w:space="0"/>
+        <w:left w:val="single" w:color="C0504D" w:themeColor="accent2" w:sz="4" w:space="0"/>
+        <w:bottom w:val="single" w:color="C0504D" w:themeColor="accent2" w:sz="4" w:space="0"/>
+        <w:right w:val="single" w:color="C0504D" w:themeColor="accent2" w:sz="4" w:space="0"/>
+        <w:insideH w:val="single" w:color="FFFFFF" w:themeColor="background1" w:sz="4" w:space="0"/>
+        <w:insideV w:val="single" w:color="FFFFFF" w:themeColor="background1" w:sz="4" w:space="0"/>
       </w:tblBorders>
     </w:tblPr>
     <w:tcPr>
@@ -17809,7 +18257,7 @@
         <w:tcBorders>
           <w:top w:val="nil"/>
           <w:left w:val="nil"/>
-          <w:bottom w:val="single" w:sz="24" w:space="0" w:color="C0504D" w:themeColor="accent2"/>
+          <w:bottom w:val="single" w:color="C0504D" w:themeColor="accent2" w:sz="24" w:space="0"/>
           <w:right w:val="nil"/>
           <w:insideH w:val="nil"/>
           <w:insideV w:val="nil"/>
@@ -17826,7 +18274,7 @@
       <w:tblPr/>
       <w:tcPr>
         <w:tcBorders>
-          <w:top w:val="single" w:sz="6" w:space="0" w:color="FFFFFF" w:themeColor="background1"/>
+          <w:top w:val="single" w:color="FFFFFF" w:themeColor="background1" w:sz="6" w:space="0"/>
         </w:tcBorders>
         <w:shd w:val="clear" w:color="auto" w:fill="772C2A" w:themeFill="accent2" w:themeFillShade="99"/>
       </w:tcPr>
@@ -17842,7 +18290,7 @@
           <w:left w:val="nil"/>
           <w:bottom w:val="nil"/>
           <w:right w:val="nil"/>
-          <w:insideH w:val="single" w:sz="4" w:space="0" w:color="772C2A" w:themeColor="accent2" w:themeShade="99"/>
+          <w:insideH w:val="single" w:color="772C2A" w:themeColor="accent2" w:themeShade="99" w:sz="4" w:space="0"/>
           <w:insideV w:val="nil"/>
         </w:tcBorders>
         <w:shd w:val="clear" w:color="auto" w:fill="772C2A" w:themeFill="accent2" w:themeFillShade="99"/>
@@ -17903,12 +18351,12 @@
       <w:tblStyleRowBandSize w:val="1"/>
       <w:tblStyleColBandSize w:val="1"/>
       <w:tblBorders>
-        <w:top w:val="single" w:sz="24" w:space="0" w:color="8064A2" w:themeColor="accent4"/>
-        <w:left w:val="single" w:sz="4" w:space="0" w:color="9BBB59" w:themeColor="accent3"/>
-        <w:bottom w:val="single" w:sz="4" w:space="0" w:color="9BBB59" w:themeColor="accent3"/>
-        <w:right w:val="single" w:sz="4" w:space="0" w:color="9BBB59" w:themeColor="accent3"/>
-        <w:insideH w:val="single" w:sz="4" w:space="0" w:color="FFFFFF" w:themeColor="background1"/>
-        <w:insideV w:val="single" w:sz="4" w:space="0" w:color="FFFFFF" w:themeColor="background1"/>
+        <w:top w:val="single" w:color="8064A2" w:themeColor="accent4" w:sz="24" w:space="0"/>
+        <w:left w:val="single" w:color="9BBB59" w:themeColor="accent3" w:sz="4" w:space="0"/>
+        <w:bottom w:val="single" w:color="9BBB59" w:themeColor="accent3" w:sz="4" w:space="0"/>
+        <w:right w:val="single" w:color="9BBB59" w:themeColor="accent3" w:sz="4" w:space="0"/>
+        <w:insideH w:val="single" w:color="FFFFFF" w:themeColor="background1" w:sz="4" w:space="0"/>
+        <w:insideV w:val="single" w:color="FFFFFF" w:themeColor="background1" w:sz="4" w:space="0"/>
       </w:tblBorders>
     </w:tblPr>
     <w:tcPr>
@@ -17924,7 +18372,7 @@
         <w:tcBorders>
           <w:top w:val="nil"/>
           <w:left w:val="nil"/>
-          <w:bottom w:val="single" w:sz="24" w:space="0" w:color="8064A2" w:themeColor="accent4"/>
+          <w:bottom w:val="single" w:color="8064A2" w:themeColor="accent4" w:sz="24" w:space="0"/>
           <w:right w:val="nil"/>
           <w:insideH w:val="nil"/>
           <w:insideV w:val="nil"/>
@@ -17941,7 +18389,7 @@
       <w:tblPr/>
       <w:tcPr>
         <w:tcBorders>
-          <w:top w:val="single" w:sz="6" w:space="0" w:color="FFFFFF" w:themeColor="background1"/>
+          <w:top w:val="single" w:color="FFFFFF" w:themeColor="background1" w:sz="6" w:space="0"/>
         </w:tcBorders>
         <w:shd w:val="clear" w:color="auto" w:fill="5E7530" w:themeFill="accent3" w:themeFillShade="99"/>
       </w:tcPr>
@@ -17957,7 +18405,7 @@
           <w:left w:val="nil"/>
           <w:bottom w:val="nil"/>
           <w:right w:val="nil"/>
-          <w:insideH w:val="single" w:sz="4" w:space="0" w:color="5E7530" w:themeColor="accent3" w:themeShade="99"/>
+          <w:insideH w:val="single" w:color="5E7530" w:themeColor="accent3" w:themeShade="99" w:sz="4" w:space="0"/>
           <w:insideV w:val="nil"/>
         </w:tcBorders>
         <w:shd w:val="clear" w:color="auto" w:fill="5E7530" w:themeFill="accent3" w:themeFillShade="99"/>
@@ -18008,12 +18456,12 @@
       <w:tblStyleRowBandSize w:val="1"/>
       <w:tblStyleColBandSize w:val="1"/>
       <w:tblBorders>
-        <w:top w:val="single" w:sz="24" w:space="0" w:color="9BBB59" w:themeColor="accent3"/>
-        <w:left w:val="single" w:sz="4" w:space="0" w:color="8064A2" w:themeColor="accent4"/>
-        <w:bottom w:val="single" w:sz="4" w:space="0" w:color="8064A2" w:themeColor="accent4"/>
-        <w:right w:val="single" w:sz="4" w:space="0" w:color="8064A2" w:themeColor="accent4"/>
-        <w:insideH w:val="single" w:sz="4" w:space="0" w:color="FFFFFF" w:themeColor="background1"/>
-        <w:insideV w:val="single" w:sz="4" w:space="0" w:color="FFFFFF" w:themeColor="background1"/>
+        <w:top w:val="single" w:color="9BBB59" w:themeColor="accent3" w:sz="24" w:space="0"/>
+        <w:left w:val="single" w:color="8064A2" w:themeColor="accent4" w:sz="4" w:space="0"/>
+        <w:bottom w:val="single" w:color="8064A2" w:themeColor="accent4" w:sz="4" w:space="0"/>
+        <w:right w:val="single" w:color="8064A2" w:themeColor="accent4" w:sz="4" w:space="0"/>
+        <w:insideH w:val="single" w:color="FFFFFF" w:themeColor="background1" w:sz="4" w:space="0"/>
+        <w:insideV w:val="single" w:color="FFFFFF" w:themeColor="background1" w:sz="4" w:space="0"/>
       </w:tblBorders>
     </w:tblPr>
     <w:tcPr>
@@ -18029,7 +18477,7 @@
         <w:tcBorders>
           <w:top w:val="nil"/>
           <w:left w:val="nil"/>
-          <w:bottom w:val="single" w:sz="24" w:space="0" w:color="9BBB59" w:themeColor="accent3"/>
+          <w:bottom w:val="single" w:color="9BBB59" w:themeColor="accent3" w:sz="24" w:space="0"/>
           <w:right w:val="nil"/>
           <w:insideH w:val="nil"/>
           <w:insideV w:val="nil"/>
@@ -18046,7 +18494,7 @@
       <w:tblPr/>
       <w:tcPr>
         <w:tcBorders>
-          <w:top w:val="single" w:sz="6" w:space="0" w:color="FFFFFF" w:themeColor="background1"/>
+          <w:top w:val="single" w:color="FFFFFF" w:themeColor="background1" w:sz="6" w:space="0"/>
         </w:tcBorders>
         <w:shd w:val="clear" w:color="auto" w:fill="4C3B62" w:themeFill="accent4" w:themeFillShade="99"/>
       </w:tcPr>
@@ -18062,7 +18510,7 @@
           <w:left w:val="nil"/>
           <w:bottom w:val="nil"/>
           <w:right w:val="nil"/>
-          <w:insideH w:val="single" w:sz="4" w:space="0" w:color="4C3B62" w:themeColor="accent4" w:themeShade="99"/>
+          <w:insideH w:val="single" w:color="4C3B62" w:themeColor="accent4" w:themeShade="99" w:sz="4" w:space="0"/>
           <w:insideV w:val="nil"/>
         </w:tcBorders>
         <w:shd w:val="clear" w:color="auto" w:fill="4C3B62" w:themeFill="accent4" w:themeFillShade="99"/>
@@ -18123,12 +18571,12 @@
       <w:tblStyleRowBandSize w:val="1"/>
       <w:tblStyleColBandSize w:val="1"/>
       <w:tblBorders>
-        <w:top w:val="single" w:sz="24" w:space="0" w:color="F79646" w:themeColor="accent6"/>
-        <w:left w:val="single" w:sz="4" w:space="0" w:color="4BACC6" w:themeColor="accent5"/>
-        <w:bottom w:val="single" w:sz="4" w:space="0" w:color="4BACC6" w:themeColor="accent5"/>
-        <w:right w:val="single" w:sz="4" w:space="0" w:color="4BACC6" w:themeColor="accent5"/>
-        <w:insideH w:val="single" w:sz="4" w:space="0" w:color="FFFFFF" w:themeColor="background1"/>
-        <w:insideV w:val="single" w:sz="4" w:space="0" w:color="FFFFFF" w:themeColor="background1"/>
+        <w:top w:val="single" w:color="F79646" w:themeColor="accent6" w:sz="24" w:space="0"/>
+        <w:left w:val="single" w:color="4BACC6" w:themeColor="accent5" w:sz="4" w:space="0"/>
+        <w:bottom w:val="single" w:color="4BACC6" w:themeColor="accent5" w:sz="4" w:space="0"/>
+        <w:right w:val="single" w:color="4BACC6" w:themeColor="accent5" w:sz="4" w:space="0"/>
+        <w:insideH w:val="single" w:color="FFFFFF" w:themeColor="background1" w:sz="4" w:space="0"/>
+        <w:insideV w:val="single" w:color="FFFFFF" w:themeColor="background1" w:sz="4" w:space="0"/>
       </w:tblBorders>
     </w:tblPr>
     <w:tcPr>
@@ -18144,7 +18592,7 @@
         <w:tcBorders>
           <w:top w:val="nil"/>
           <w:left w:val="nil"/>
-          <w:bottom w:val="single" w:sz="24" w:space="0" w:color="F79646" w:themeColor="accent6"/>
+          <w:bottom w:val="single" w:color="F79646" w:themeColor="accent6" w:sz="24" w:space="0"/>
           <w:right w:val="nil"/>
           <w:insideH w:val="nil"/>
           <w:insideV w:val="nil"/>
@@ -18161,7 +18609,7 @@
       <w:tblPr/>
       <w:tcPr>
         <w:tcBorders>
-          <w:top w:val="single" w:sz="6" w:space="0" w:color="FFFFFF" w:themeColor="background1"/>
+          <w:top w:val="single" w:color="FFFFFF" w:themeColor="background1" w:sz="6" w:space="0"/>
         </w:tcBorders>
         <w:shd w:val="clear" w:color="auto" w:fill="276A7C" w:themeFill="accent5" w:themeFillShade="99"/>
       </w:tcPr>
@@ -18177,7 +18625,7 @@
           <w:left w:val="nil"/>
           <w:bottom w:val="nil"/>
           <w:right w:val="nil"/>
-          <w:insideH w:val="single" w:sz="4" w:space="0" w:color="276A7C" w:themeColor="accent5" w:themeShade="99"/>
+          <w:insideH w:val="single" w:color="276A7C" w:themeColor="accent5" w:themeShade="99" w:sz="4" w:space="0"/>
           <w:insideV w:val="nil"/>
         </w:tcBorders>
         <w:shd w:val="clear" w:color="auto" w:fill="276A7C" w:themeFill="accent5" w:themeFillShade="99"/>
@@ -18238,12 +18686,12 @@
       <w:tblStyleRowBandSize w:val="1"/>
       <w:tblStyleColBandSize w:val="1"/>
       <w:tblBorders>
-        <w:top w:val="single" w:sz="24" w:space="0" w:color="4BACC6" w:themeColor="accent5"/>
-        <w:left w:val="single" w:sz="4" w:space="0" w:color="F79646" w:themeColor="accent6"/>
-        <w:bottom w:val="single" w:sz="4" w:space="0" w:color="F79646" w:themeColor="accent6"/>
-        <w:right w:val="single" w:sz="4" w:space="0" w:color="F79646" w:themeColor="accent6"/>
-        <w:insideH w:val="single" w:sz="4" w:space="0" w:color="FFFFFF" w:themeColor="background1"/>
-        <w:insideV w:val="single" w:sz="4" w:space="0" w:color="FFFFFF" w:themeColor="background1"/>
+        <w:top w:val="single" w:color="4BACC6" w:themeColor="accent5" w:sz="24" w:space="0"/>
+        <w:left w:val="single" w:color="F79646" w:themeColor="accent6" w:sz="4" w:space="0"/>
+        <w:bottom w:val="single" w:color="F79646" w:themeColor="accent6" w:sz="4" w:space="0"/>
+        <w:right w:val="single" w:color="F79646" w:themeColor="accent6" w:sz="4" w:space="0"/>
+        <w:insideH w:val="single" w:color="FFFFFF" w:themeColor="background1" w:sz="4" w:space="0"/>
+        <w:insideV w:val="single" w:color="FFFFFF" w:themeColor="background1" w:sz="4" w:space="0"/>
       </w:tblBorders>
     </w:tblPr>
     <w:tcPr>
@@ -18259,7 +18707,7 @@
         <w:tcBorders>
           <w:top w:val="nil"/>
           <w:left w:val="nil"/>
-          <w:bottom w:val="single" w:sz="24" w:space="0" w:color="4BACC6" w:themeColor="accent5"/>
+          <w:bottom w:val="single" w:color="4BACC6" w:themeColor="accent5" w:sz="24" w:space="0"/>
           <w:right w:val="nil"/>
           <w:insideH w:val="nil"/>
           <w:insideV w:val="nil"/>
@@ -18276,7 +18724,7 @@
       <w:tblPr/>
       <w:tcPr>
         <w:tcBorders>
-          <w:top w:val="single" w:sz="6" w:space="0" w:color="FFFFFF" w:themeColor="background1"/>
+          <w:top w:val="single" w:color="FFFFFF" w:themeColor="background1" w:sz="6" w:space="0"/>
         </w:tcBorders>
         <w:shd w:val="clear" w:color="auto" w:fill="B65608" w:themeFill="accent6" w:themeFillShade="99"/>
       </w:tcPr>
@@ -18292,7 +18740,7 @@
           <w:left w:val="nil"/>
           <w:bottom w:val="nil"/>
           <w:right w:val="nil"/>
-          <w:insideH w:val="single" w:sz="4" w:space="0" w:color="B65608" w:themeColor="accent6" w:themeShade="99"/>
+          <w:insideH w:val="single" w:color="B65608" w:themeColor="accent6" w:themeShade="99" w:sz="4" w:space="0"/>
           <w:insideV w:val="nil"/>
         </w:tcBorders>
         <w:shd w:val="clear" w:color="auto" w:fill="B65608" w:themeFill="accent6" w:themeFillShade="99"/>
@@ -18365,7 +18813,7 @@
       <w:tblPr/>
       <w:tcPr>
         <w:tcBorders>
-          <w:bottom w:val="single" w:sz="12" w:space="0" w:color="FFFFFF" w:themeColor="background1"/>
+          <w:bottom w:val="single" w:color="FFFFFF" w:themeColor="background1" w:sz="12" w:space="0"/>
         </w:tcBorders>
         <w:shd w:val="clear" w:color="auto" w:fill="9E3A38" w:themeFill="accent2" w:themeFillShade="CC"/>
       </w:tcPr>
@@ -18379,7 +18827,7 @@
       <w:tblPr/>
       <w:tcPr>
         <w:tcBorders>
-          <w:top w:val="single" w:sz="12" w:space="0" w:color="000000" w:themeColor="text1"/>
+          <w:top w:val="single" w:color="000000" w:themeColor="text1" w:sz="12" w:space="0"/>
         </w:tcBorders>
         <w:shd w:val="clear" w:color="auto" w:fill="FFFFFF" w:themeFill="background1"/>
       </w:tcPr>
@@ -18444,7 +18892,7 @@
       <w:tblPr/>
       <w:tcPr>
         <w:tcBorders>
-          <w:bottom w:val="single" w:sz="12" w:space="0" w:color="FFFFFF" w:themeColor="background1"/>
+          <w:bottom w:val="single" w:color="FFFFFF" w:themeColor="background1" w:sz="12" w:space="0"/>
         </w:tcBorders>
         <w:shd w:val="clear" w:color="auto" w:fill="9E3A38" w:themeFill="accent2" w:themeFillShade="CC"/>
       </w:tcPr>
@@ -18458,7 +18906,7 @@
       <w:tblPr/>
       <w:tcPr>
         <w:tcBorders>
-          <w:top w:val="single" w:sz="12" w:space="0" w:color="000000" w:themeColor="text1"/>
+          <w:top w:val="single" w:color="000000" w:themeColor="text1" w:sz="12" w:space="0"/>
         </w:tcBorders>
         <w:shd w:val="clear" w:color="auto" w:fill="FFFFFF" w:themeFill="background1"/>
       </w:tcPr>
@@ -18523,7 +18971,7 @@
       <w:tblPr/>
       <w:tcPr>
         <w:tcBorders>
-          <w:bottom w:val="single" w:sz="12" w:space="0" w:color="FFFFFF" w:themeColor="background1"/>
+          <w:bottom w:val="single" w:color="FFFFFF" w:themeColor="background1" w:sz="12" w:space="0"/>
         </w:tcBorders>
         <w:shd w:val="clear" w:color="auto" w:fill="9E3A38" w:themeFill="accent2" w:themeFillShade="CC"/>
       </w:tcPr>
@@ -18537,7 +18985,7 @@
       <w:tblPr/>
       <w:tcPr>
         <w:tcBorders>
-          <w:top w:val="single" w:sz="12" w:space="0" w:color="000000" w:themeColor="text1"/>
+          <w:top w:val="single" w:color="000000" w:themeColor="text1" w:sz="12" w:space="0"/>
         </w:tcBorders>
         <w:shd w:val="clear" w:color="auto" w:fill="FFFFFF" w:themeFill="background1"/>
       </w:tcPr>
@@ -18602,7 +19050,7 @@
       <w:tblPr/>
       <w:tcPr>
         <w:tcBorders>
-          <w:bottom w:val="single" w:sz="12" w:space="0" w:color="FFFFFF" w:themeColor="background1"/>
+          <w:bottom w:val="single" w:color="FFFFFF" w:themeColor="background1" w:sz="12" w:space="0"/>
         </w:tcBorders>
         <w:shd w:val="clear" w:color="auto" w:fill="664E82" w:themeFill="accent4" w:themeFillShade="CC"/>
       </w:tcPr>
@@ -18616,7 +19064,7 @@
       <w:tblPr/>
       <w:tcPr>
         <w:tcBorders>
-          <w:top w:val="single" w:sz="12" w:space="0" w:color="000000" w:themeColor="text1"/>
+          <w:top w:val="single" w:color="000000" w:themeColor="text1" w:sz="12" w:space="0"/>
         </w:tcBorders>
         <w:shd w:val="clear" w:color="auto" w:fill="FFFFFF" w:themeFill="background1"/>
       </w:tcPr>
@@ -18681,7 +19129,7 @@
       <w:tblPr/>
       <w:tcPr>
         <w:tcBorders>
-          <w:bottom w:val="single" w:sz="12" w:space="0" w:color="FFFFFF" w:themeColor="background1"/>
+          <w:bottom w:val="single" w:color="FFFFFF" w:themeColor="background1" w:sz="12" w:space="0"/>
         </w:tcBorders>
         <w:shd w:val="clear" w:color="auto" w:fill="7E9C40" w:themeFill="accent3" w:themeFillShade="CC"/>
       </w:tcPr>
@@ -18695,7 +19143,7 @@
       <w:tblPr/>
       <w:tcPr>
         <w:tcBorders>
-          <w:top w:val="single" w:sz="12" w:space="0" w:color="000000" w:themeColor="text1"/>
+          <w:top w:val="single" w:color="000000" w:themeColor="text1" w:sz="12" w:space="0"/>
         </w:tcBorders>
         <w:shd w:val="clear" w:color="auto" w:fill="FFFFFF" w:themeFill="background1"/>
       </w:tcPr>
@@ -18760,7 +19208,7 @@
       <w:tblPr/>
       <w:tcPr>
         <w:tcBorders>
-          <w:bottom w:val="single" w:sz="12" w:space="0" w:color="FFFFFF" w:themeColor="background1"/>
+          <w:bottom w:val="single" w:color="FFFFFF" w:themeColor="background1" w:sz="12" w:space="0"/>
         </w:tcBorders>
         <w:shd w:val="clear" w:color="auto" w:fill="F2730A" w:themeFill="accent6" w:themeFillShade="CC"/>
       </w:tcPr>
@@ -18774,7 +19222,7 @@
       <w:tblPr/>
       <w:tcPr>
         <w:tcBorders>
-          <w:top w:val="single" w:sz="12" w:space="0" w:color="000000" w:themeColor="text1"/>
+          <w:top w:val="single" w:color="000000" w:themeColor="text1" w:sz="12" w:space="0"/>
         </w:tcBorders>
         <w:shd w:val="clear" w:color="auto" w:fill="FFFFFF" w:themeFill="background1"/>
       </w:tcPr>
@@ -18839,7 +19287,7 @@
       <w:tblPr/>
       <w:tcPr>
         <w:tcBorders>
-          <w:bottom w:val="single" w:sz="12" w:space="0" w:color="FFFFFF" w:themeColor="background1"/>
+          <w:bottom w:val="single" w:color="FFFFFF" w:themeColor="background1" w:sz="12" w:space="0"/>
         </w:tcBorders>
         <w:shd w:val="clear" w:color="auto" w:fill="348DA5" w:themeFill="accent5" w:themeFillShade="CC"/>
       </w:tcPr>
@@ -18853,7 +19301,7 @@
       <w:tblPr/>
       <w:tcPr>
         <w:tcBorders>
-          <w:top w:val="single" w:sz="12" w:space="0" w:color="000000" w:themeColor="text1"/>
+          <w:top w:val="single" w:color="000000" w:themeColor="text1" w:sz="12" w:space="0"/>
         </w:tcBorders>
         <w:shd w:val="clear" w:color="auto" w:fill="FFFFFF" w:themeFill="background1"/>
       </w:tcPr>
@@ -18906,7 +19354,7 @@
       <w:tblStyleRowBandSize w:val="1"/>
       <w:tblStyleColBandSize w:val="1"/>
       <w:tblBorders>
-        <w:insideH w:val="single" w:sz="4" w:space="0" w:color="FFFFFF" w:themeColor="background1"/>
+        <w:insideH w:val="single" w:color="FFFFFF" w:themeColor="background1" w:sz="4" w:space="0"/>
       </w:tblBorders>
     </w:tblPr>
     <w:tcPr>
@@ -18979,7 +19427,7 @@
       <w:tblStyleRowBandSize w:val="1"/>
       <w:tblStyleColBandSize w:val="1"/>
       <w:tblBorders>
-        <w:insideH w:val="single" w:sz="4" w:space="0" w:color="FFFFFF" w:themeColor="background1"/>
+        <w:insideH w:val="single" w:color="FFFFFF" w:themeColor="background1" w:sz="4" w:space="0"/>
       </w:tblBorders>
     </w:tblPr>
     <w:tcPr>
@@ -19052,7 +19500,7 @@
       <w:tblStyleRowBandSize w:val="1"/>
       <w:tblStyleColBandSize w:val="1"/>
       <w:tblBorders>
-        <w:insideH w:val="single" w:sz="4" w:space="0" w:color="FFFFFF" w:themeColor="background1"/>
+        <w:insideH w:val="single" w:color="FFFFFF" w:themeColor="background1" w:sz="4" w:space="0"/>
       </w:tblBorders>
     </w:tblPr>
     <w:tcPr>
@@ -19125,7 +19573,7 @@
       <w:tblStyleRowBandSize w:val="1"/>
       <w:tblStyleColBandSize w:val="1"/>
       <w:tblBorders>
-        <w:insideH w:val="single" w:sz="4" w:space="0" w:color="FFFFFF" w:themeColor="background1"/>
+        <w:insideH w:val="single" w:color="FFFFFF" w:themeColor="background1" w:sz="4" w:space="0"/>
       </w:tblBorders>
     </w:tblPr>
     <w:tcPr>
@@ -19198,7 +19646,7 @@
       <w:tblStyleRowBandSize w:val="1"/>
       <w:tblStyleColBandSize w:val="1"/>
       <w:tblBorders>
-        <w:insideH w:val="single" w:sz="4" w:space="0" w:color="FFFFFF" w:themeColor="background1"/>
+        <w:insideH w:val="single" w:color="FFFFFF" w:themeColor="background1" w:sz="4" w:space="0"/>
       </w:tblBorders>
     </w:tblPr>
     <w:tcPr>
@@ -19271,7 +19719,7 @@
       <w:tblStyleRowBandSize w:val="1"/>
       <w:tblStyleColBandSize w:val="1"/>
       <w:tblBorders>
-        <w:insideH w:val="single" w:sz="4" w:space="0" w:color="FFFFFF" w:themeColor="background1"/>
+        <w:insideH w:val="single" w:color="FFFFFF" w:themeColor="background1" w:sz="4" w:space="0"/>
       </w:tblBorders>
     </w:tblPr>
     <w:tcPr>
@@ -19344,7 +19792,7 @@
       <w:tblStyleRowBandSize w:val="1"/>
       <w:tblStyleColBandSize w:val="1"/>
       <w:tblBorders>
-        <w:insideH w:val="single" w:sz="4" w:space="0" w:color="FFFFFF" w:themeColor="background1"/>
+        <w:insideH w:val="single" w:color="FFFFFF" w:themeColor="background1" w:sz="4" w:space="0"/>
       </w:tblBorders>
     </w:tblPr>
     <w:tcPr>
@@ -19419,7 +19867,7 @@
       <w:szCs w:val="20"/>
     </w:rPr>
   </w:style>
-  <w:style w:type="character" w:customStyle="1" w:styleId="PreformattatoHTMLCarattere">
+  <w:style w:type="character" w:styleId="PreformattatoHTMLCarattere" w:customStyle="1">
     <w:name w:val="Preformattato HTML Carattere"/>
     <w:basedOn w:val="Carpredefinitoparagrafo"/>
     <w:link w:val="PreformattatoHTML"/>
